--- a/4-质量管理/运行记录类文件/SFKJ-ITSS-0415-2026年度满意度调查计划.docx
+++ b/4-质量管理/运行记录类文件/SFKJ-ITSS-0415-2026年度满意度调查计划.docx
@@ -1,10 +1,11 @@
 
 <file path=word/document.xml><?xml version="1.0" encoding="utf-8"?>
-<w:document xmlns:wpc="http://schemas.microsoft.com/office/word/2010/wordprocessingCanvas" xmlns:cx="http://schemas.microsoft.com/office/drawing/2014/chartex" xmlns:cx1="http://schemas.microsoft.com/office/drawing/2015/9/8/chartex" xmlns:cx2="http://schemas.microsoft.com/office/drawing/2015/10/21/chartex" xmlns:cx3="http://schemas.microsoft.com/office/drawing/2016/5/9/chartex" xmlns:cx4="http://schemas.microsoft.com/office/drawing/2016/5/10/chartex" xmlns:cx5="http://schemas.microsoft.com/office/drawing/2016/5/11/chartex" xmlns:cx6="http://schemas.microsoft.com/office/drawing/2016/5/12/chartex" xmlns:cx7="http://schemas.microsoft.com/office/drawing/2016/5/13/chartex" xmlns:cx8="http://schemas.microsoft.com/office/drawing/2016/5/14/chartex" xmlns:mc="http://schemas.openxmlformats.org/markup-compatibility/2006" xmlns:o="urn:schemas-microsoft-com:office:office" xmlns:r="http://schemas.openxmlformats.org/officeDocument/2006/relationships" xmlns:m="http://schemas.openxmlformats.org/officeDocument/2006/math" xmlns:v="urn:schemas-microsoft-com:vml" xmlns:wp14="http://schemas.microsoft.com/office/word/2010/wordprocessingDrawing" xmlns:wp="http://schemas.openxmlformats.org/drawingml/2006/wordprocessingDrawing" xmlns:w="http://schemas.openxmlformats.org/wordprocessingml/2006/main" xmlns:w14="http://schemas.microsoft.com/office/word/2010/wordml" xmlns:w10="urn:schemas-microsoft-com:office:word" xmlns:w15="http://schemas.microsoft.com/office/word/2012/wordml" xmlns:wpg="http://schemas.microsoft.com/office/word/2010/wordprocessingGroup" xmlns:wpi="http://schemas.microsoft.com/office/word/2010/wordprocessingInk" xmlns:wne="http://schemas.microsoft.com/office/word/2006/wordml" xmlns:wps="http://schemas.microsoft.com/office/word/2010/wordprocessingShape" xmlns:wpsCustomData="http://www.wps.cn/officeDocument/2013/wpsCustomData" mc:Ignorable="w14 w15 wp14">
+<w:document xmlns:wpc="http://schemas.microsoft.com/office/word/2010/wordprocessingCanvas" xmlns:mc="http://schemas.openxmlformats.org/markup-compatibility/2006" xmlns:o="urn:schemas-microsoft-com:office:office" xmlns:r="http://schemas.openxmlformats.org/officeDocument/2006/relationships" xmlns:m="http://schemas.openxmlformats.org/officeDocument/2006/math" xmlns:v="urn:schemas-microsoft-com:vml" xmlns:wp14="http://schemas.microsoft.com/office/word/2010/wordprocessingDrawing" xmlns:wp="http://schemas.openxmlformats.org/drawingml/2006/wordprocessingDrawing" xmlns:w10="urn:schemas-microsoft-com:office:word" xmlns:w="http://schemas.openxmlformats.org/wordprocessingml/2006/main" xmlns:w14="http://schemas.microsoft.com/office/word/2010/wordml" xmlns:w15="http://schemas.microsoft.com/office/word/2012/wordml" xmlns:wne="http://schemas.microsoft.com/office/word/2006/wordml" xmlns:wpg="http://schemas.microsoft.com/office/word/2010/wordprocessingGroup" xmlns:wpi="http://schemas.microsoft.com/office/word/2010/wordprocessingInk" xmlns:wps="http://schemas.microsoft.com/office/word/2010/wordprocessingShape" mc:Ignorable="w14 w15 wp14">
+  <!-- Generated by Aspose.Words for .NET 13.3.0.1 -->
   <w:body>
     <w:p>
       <w:pPr>
-        <w:pStyle w:val="26"/>
+        <w:pStyle w:val="a"/>
         <w:keepNext w:val="0"/>
         <w:keepLines w:val="0"/>
         <w:pageBreakBefore w:val="0"/>
@@ -37,7 +38,7 @@
     </w:p>
     <w:p>
       <w:pPr>
-        <w:pStyle w:val="27"/>
+        <w:pStyle w:val="a0"/>
         <w:keepNext w:val="0"/>
         <w:keepLines w:val="0"/>
         <w:pageBreakBefore w:val="0"/>
@@ -68,18 +69,17 @@
     </w:p>
     <w:tbl>
       <w:tblPr>
-        <w:tblStyle w:val="23"/>
+        <w:tblStyle w:val="TableGrid"/>
         <w:tblW w:w="8522" w:type="dxa"/>
         <w:jc w:val="center"/>
         <w:tblBorders>
-          <w:top w:val="none" w:color="auto" w:sz="0" w:space="0"/>
-          <w:left w:val="none" w:color="auto" w:sz="0" w:space="0"/>
-          <w:bottom w:val="none" w:color="auto" w:sz="0" w:space="0"/>
-          <w:right w:val="none" w:color="auto" w:sz="0" w:space="0"/>
-          <w:insideH w:val="none" w:color="auto" w:sz="0" w:space="0"/>
-          <w:insideV w:val="none" w:color="auto" w:sz="0" w:space="0"/>
+          <w:top w:val="nil"/>
+          <w:left w:val="nil"/>
+          <w:bottom w:val="nil"/>
+          <w:right w:val="nil"/>
+          <w:insideH w:val="nil"/>
+          <w:insideV w:val="nil"/>
         </w:tblBorders>
-        <w:tblLayout w:type="autofit"/>
         <w:tblCellMar>
           <w:top w:w="0" w:type="dxa"/>
           <w:left w:w="108" w:type="dxa"/>
@@ -95,13 +95,15 @@
       </w:tblGrid>
       <w:tr>
         <w:tblPrEx>
+          <w:tblW w:w="8522" w:type="dxa"/>
+          <w:jc w:val="center"/>
           <w:tblBorders>
-            <w:top w:val="none" w:color="auto" w:sz="0" w:space="0"/>
-            <w:left w:val="none" w:color="auto" w:sz="0" w:space="0"/>
-            <w:bottom w:val="none" w:color="auto" w:sz="0" w:space="0"/>
-            <w:right w:val="none" w:color="auto" w:sz="0" w:space="0"/>
-            <w:insideH w:val="none" w:color="auto" w:sz="0" w:space="0"/>
-            <w:insideV w:val="none" w:color="auto" w:sz="0" w:space="0"/>
+            <w:top w:val="nil"/>
+            <w:left w:val="nil"/>
+            <w:bottom w:val="nil"/>
+            <w:right w:val="nil"/>
+            <w:insideH w:val="nil"/>
+            <w:insideV w:val="nil"/>
           </w:tblBorders>
           <w:tblCellMar>
             <w:top w:w="0" w:type="dxa"/>
@@ -111,7 +113,7 @@
           </w:tblCellMar>
         </w:tblPrEx>
         <w:trPr>
-          <w:trHeight w:val="0" w:hRule="atLeast"/>
+          <w:trHeight w:val="0"/>
           <w:tblHeader/>
           <w:jc w:val="center"/>
         </w:trPr>
@@ -119,8 +121,8 @@
           <w:tcPr>
             <w:tcW w:w="1824" w:type="dxa"/>
             <w:tcBorders>
-              <w:top w:val="single" w:color="auto" w:sz="4" w:space="0"/>
-              <w:left w:val="single" w:color="auto" w:sz="4" w:space="0"/>
+              <w:top w:val="single" w:sz="4" w:space="0" w:color="auto"/>
+              <w:left w:val="single" w:sz="4" w:space="0" w:color="auto"/>
               <w:bottom w:val="nil"/>
               <w:right w:val="nil"/>
             </w:tcBorders>
@@ -166,8 +168,8 @@
           <w:tcPr>
             <w:tcW w:w="3090" w:type="dxa"/>
             <w:tcBorders>
-              <w:top w:val="single" w:color="auto" w:sz="4" w:space="0"/>
-              <w:left w:val="single" w:color="auto" w:sz="4" w:space="0"/>
+              <w:top w:val="single" w:sz="4" w:space="0" w:color="auto"/>
+              <w:left w:val="single" w:sz="4" w:space="0" w:color="auto"/>
               <w:bottom w:val="nil"/>
               <w:right w:val="nil"/>
             </w:tcBorders>
@@ -212,8 +214,8 @@
           <w:tcPr>
             <w:tcW w:w="1824" w:type="dxa"/>
             <w:tcBorders>
-              <w:top w:val="single" w:color="auto" w:sz="4" w:space="0"/>
-              <w:left w:val="single" w:color="auto" w:sz="4" w:space="0"/>
+              <w:top w:val="single" w:sz="4" w:space="0" w:color="auto"/>
+              <w:left w:val="single" w:sz="4" w:space="0" w:color="auto"/>
               <w:bottom w:val="nil"/>
               <w:right w:val="nil"/>
             </w:tcBorders>
@@ -259,10 +261,10 @@
           <w:tcPr>
             <w:tcW w:w="1784" w:type="dxa"/>
             <w:tcBorders>
-              <w:top w:val="single" w:color="auto" w:sz="4" w:space="0"/>
-              <w:left w:val="single" w:color="auto" w:sz="4" w:space="0"/>
-              <w:bottom w:val="nil"/>
-              <w:right w:val="single" w:color="auto" w:sz="4" w:space="0"/>
+              <w:top w:val="single" w:sz="4" w:space="0" w:color="auto"/>
+              <w:left w:val="single" w:sz="4" w:space="0" w:color="auto"/>
+              <w:bottom w:val="nil"/>
+              <w:right w:val="single" w:sz="4" w:space="0" w:color="auto"/>
             </w:tcBorders>
             <w:tcMar>
               <w:top w:w="-1" w:type="dxa"/>
@@ -304,14 +306,8 @@
       </w:tr>
       <w:tr>
         <w:tblPrEx>
-          <w:tblBorders>
-            <w:top w:val="none" w:color="auto" w:sz="0" w:space="0"/>
-            <w:left w:val="none" w:color="auto" w:sz="0" w:space="0"/>
-            <w:bottom w:val="none" w:color="auto" w:sz="0" w:space="0"/>
-            <w:right w:val="none" w:color="auto" w:sz="0" w:space="0"/>
-            <w:insideH w:val="none" w:color="auto" w:sz="0" w:space="0"/>
-            <w:insideV w:val="none" w:color="auto" w:sz="0" w:space="0"/>
-          </w:tblBorders>
+          <w:tblW w:w="8522" w:type="dxa"/>
+          <w:jc w:val="center"/>
           <w:tblCellMar>
             <w:top w:w="0" w:type="dxa"/>
             <w:left w:w="108" w:type="dxa"/>
@@ -320,7 +316,7 @@
           </w:tblCellMar>
         </w:tblPrEx>
         <w:trPr>
-          <w:trHeight w:val="0" w:hRule="atLeast"/>
+          <w:trHeight w:val="0"/>
           <w:tblHeader/>
           <w:jc w:val="center"/>
         </w:trPr>
@@ -328,8 +324,8 @@
           <w:tcPr>
             <w:tcW w:w="1824" w:type="dxa"/>
             <w:tcBorders>
-              <w:top w:val="single" w:color="auto" w:sz="4" w:space="0"/>
-              <w:left w:val="single" w:color="auto" w:sz="4" w:space="0"/>
+              <w:top w:val="single" w:sz="4" w:space="0" w:color="auto"/>
+              <w:left w:val="single" w:sz="4" w:space="0" w:color="auto"/>
               <w:bottom w:val="nil"/>
               <w:right w:val="nil"/>
             </w:tcBorders>
@@ -375,8 +371,8 @@
           <w:tcPr>
             <w:tcW w:w="3090" w:type="dxa"/>
             <w:tcBorders>
-              <w:top w:val="single" w:color="auto" w:sz="4" w:space="0"/>
-              <w:left w:val="single" w:color="auto" w:sz="4" w:space="0"/>
+              <w:top w:val="single" w:sz="4" w:space="0" w:color="auto"/>
+              <w:left w:val="single" w:sz="4" w:space="0" w:color="auto"/>
               <w:bottom w:val="nil"/>
               <w:right w:val="nil"/>
             </w:tcBorders>
@@ -421,8 +417,8 @@
           <w:tcPr>
             <w:tcW w:w="1824" w:type="dxa"/>
             <w:tcBorders>
-              <w:top w:val="single" w:color="auto" w:sz="4" w:space="0"/>
-              <w:left w:val="single" w:color="auto" w:sz="4" w:space="0"/>
+              <w:top w:val="single" w:sz="4" w:space="0" w:color="auto"/>
+              <w:left w:val="single" w:sz="4" w:space="0" w:color="auto"/>
               <w:bottom w:val="nil"/>
               <w:right w:val="nil"/>
             </w:tcBorders>
@@ -468,10 +464,10 @@
           <w:tcPr>
             <w:tcW w:w="1784" w:type="dxa"/>
             <w:tcBorders>
-              <w:top w:val="single" w:color="auto" w:sz="4" w:space="0"/>
-              <w:left w:val="single" w:color="auto" w:sz="4" w:space="0"/>
-              <w:bottom w:val="nil"/>
-              <w:right w:val="single" w:color="auto" w:sz="4" w:space="0"/>
+              <w:top w:val="single" w:sz="4" w:space="0" w:color="auto"/>
+              <w:left w:val="single" w:sz="4" w:space="0" w:color="auto"/>
+              <w:bottom w:val="nil"/>
+              <w:right w:val="single" w:sz="4" w:space="0" w:color="auto"/>
             </w:tcBorders>
             <w:tcMar>
               <w:top w:w="-1" w:type="dxa"/>
@@ -513,14 +509,8 @@
       </w:tr>
       <w:tr>
         <w:tblPrEx>
-          <w:tblBorders>
-            <w:top w:val="none" w:color="auto" w:sz="0" w:space="0"/>
-            <w:left w:val="none" w:color="auto" w:sz="0" w:space="0"/>
-            <w:bottom w:val="none" w:color="auto" w:sz="0" w:space="0"/>
-            <w:right w:val="none" w:color="auto" w:sz="0" w:space="0"/>
-            <w:insideH w:val="none" w:color="auto" w:sz="0" w:space="0"/>
-            <w:insideV w:val="none" w:color="auto" w:sz="0" w:space="0"/>
-          </w:tblBorders>
+          <w:tblW w:w="8522" w:type="dxa"/>
+          <w:jc w:val="center"/>
           <w:tblCellMar>
             <w:top w:w="0" w:type="dxa"/>
             <w:left w:w="108" w:type="dxa"/>
@@ -529,7 +519,7 @@
           </w:tblCellMar>
         </w:tblPrEx>
         <w:trPr>
-          <w:trHeight w:val="0" w:hRule="atLeast"/>
+          <w:trHeight w:val="0"/>
           <w:tblHeader/>
           <w:jc w:val="center"/>
         </w:trPr>
@@ -537,8 +527,8 @@
           <w:tcPr>
             <w:tcW w:w="1824" w:type="dxa"/>
             <w:tcBorders>
-              <w:top w:val="single" w:color="auto" w:sz="4" w:space="0"/>
-              <w:left w:val="single" w:color="auto" w:sz="4" w:space="0"/>
+              <w:top w:val="single" w:sz="4" w:space="0" w:color="auto"/>
+              <w:left w:val="single" w:sz="4" w:space="0" w:color="auto"/>
               <w:bottom w:val="nil"/>
               <w:right w:val="nil"/>
             </w:tcBorders>
@@ -584,8 +574,8 @@
           <w:tcPr>
             <w:tcW w:w="3090" w:type="dxa"/>
             <w:tcBorders>
-              <w:top w:val="single" w:color="auto" w:sz="4" w:space="0"/>
-              <w:left w:val="single" w:color="auto" w:sz="4" w:space="0"/>
+              <w:top w:val="single" w:sz="4" w:space="0" w:color="auto"/>
+              <w:left w:val="single" w:sz="4" w:space="0" w:color="auto"/>
               <w:bottom w:val="nil"/>
               <w:right w:val="nil"/>
             </w:tcBorders>
@@ -630,8 +620,8 @@
           <w:tcPr>
             <w:tcW w:w="1824" w:type="dxa"/>
             <w:tcBorders>
-              <w:top w:val="single" w:color="auto" w:sz="4" w:space="0"/>
-              <w:left w:val="single" w:color="auto" w:sz="4" w:space="0"/>
+              <w:top w:val="single" w:sz="4" w:space="0" w:color="auto"/>
+              <w:left w:val="single" w:sz="4" w:space="0" w:color="auto"/>
               <w:bottom w:val="nil"/>
               <w:right w:val="nil"/>
             </w:tcBorders>
@@ -677,10 +667,10 @@
           <w:tcPr>
             <w:tcW w:w="1784" w:type="dxa"/>
             <w:tcBorders>
-              <w:top w:val="single" w:color="auto" w:sz="4" w:space="0"/>
-              <w:left w:val="single" w:color="auto" w:sz="4" w:space="0"/>
-              <w:bottom w:val="nil"/>
-              <w:right w:val="single" w:color="auto" w:sz="4" w:space="0"/>
+              <w:top w:val="single" w:sz="4" w:space="0" w:color="auto"/>
+              <w:left w:val="single" w:sz="4" w:space="0" w:color="auto"/>
+              <w:bottom w:val="nil"/>
+              <w:right w:val="single" w:sz="4" w:space="0" w:color="auto"/>
             </w:tcBorders>
             <w:tcMar>
               <w:top w:w="-1" w:type="dxa"/>
@@ -722,14 +712,8 @@
       </w:tr>
       <w:tr>
         <w:tblPrEx>
-          <w:tblBorders>
-            <w:top w:val="none" w:color="auto" w:sz="0" w:space="0"/>
-            <w:left w:val="none" w:color="auto" w:sz="0" w:space="0"/>
-            <w:bottom w:val="none" w:color="auto" w:sz="0" w:space="0"/>
-            <w:right w:val="none" w:color="auto" w:sz="0" w:space="0"/>
-            <w:insideH w:val="none" w:color="auto" w:sz="0" w:space="0"/>
-            <w:insideV w:val="none" w:color="auto" w:sz="0" w:space="0"/>
-          </w:tblBorders>
+          <w:tblW w:w="8522" w:type="dxa"/>
+          <w:jc w:val="center"/>
           <w:tblCellMar>
             <w:top w:w="0" w:type="dxa"/>
             <w:left w:w="108" w:type="dxa"/>
@@ -738,7 +722,7 @@
           </w:tblCellMar>
         </w:tblPrEx>
         <w:trPr>
-          <w:trHeight w:val="0" w:hRule="atLeast"/>
+          <w:trHeight w:val="0"/>
           <w:tblHeader/>
           <w:jc w:val="center"/>
         </w:trPr>
@@ -746,8 +730,8 @@
           <w:tcPr>
             <w:tcW w:w="1824" w:type="dxa"/>
             <w:tcBorders>
-              <w:top w:val="single" w:color="auto" w:sz="4" w:space="0"/>
-              <w:left w:val="single" w:color="auto" w:sz="4" w:space="0"/>
+              <w:top w:val="single" w:sz="4" w:space="0" w:color="auto"/>
+              <w:left w:val="single" w:sz="4" w:space="0" w:color="auto"/>
               <w:bottom w:val="nil"/>
               <w:right w:val="nil"/>
             </w:tcBorders>
@@ -793,8 +777,8 @@
           <w:tcPr>
             <w:tcW w:w="3090" w:type="dxa"/>
             <w:tcBorders>
-              <w:top w:val="single" w:color="auto" w:sz="4" w:space="0"/>
-              <w:left w:val="single" w:color="auto" w:sz="4" w:space="0"/>
+              <w:top w:val="single" w:sz="4" w:space="0" w:color="auto"/>
+              <w:left w:val="single" w:sz="4" w:space="0" w:color="auto"/>
               <w:bottom w:val="nil"/>
               <w:right w:val="nil"/>
             </w:tcBorders>
@@ -839,8 +823,8 @@
           <w:tcPr>
             <w:tcW w:w="1824" w:type="dxa"/>
             <w:tcBorders>
-              <w:top w:val="single" w:color="auto" w:sz="4" w:space="0"/>
-              <w:left w:val="single" w:color="auto" w:sz="4" w:space="0"/>
+              <w:top w:val="single" w:sz="4" w:space="0" w:color="auto"/>
+              <w:left w:val="single" w:sz="4" w:space="0" w:color="auto"/>
               <w:bottom w:val="nil"/>
               <w:right w:val="nil"/>
             </w:tcBorders>
@@ -886,10 +870,10 @@
           <w:tcPr>
             <w:tcW w:w="1784" w:type="dxa"/>
             <w:tcBorders>
-              <w:top w:val="single" w:color="auto" w:sz="4" w:space="0"/>
-              <w:left w:val="single" w:color="auto" w:sz="4" w:space="0"/>
-              <w:bottom w:val="nil"/>
-              <w:right w:val="single" w:color="auto" w:sz="4" w:space="0"/>
+              <w:top w:val="single" w:sz="4" w:space="0" w:color="auto"/>
+              <w:left w:val="single" w:sz="4" w:space="0" w:color="auto"/>
+              <w:bottom w:val="nil"/>
+              <w:right w:val="single" w:sz="4" w:space="0" w:color="auto"/>
             </w:tcBorders>
             <w:tcMar>
               <w:top w:w="-1" w:type="dxa"/>
@@ -931,14 +915,8 @@
       </w:tr>
       <w:tr>
         <w:tblPrEx>
-          <w:tblBorders>
-            <w:top w:val="none" w:color="auto" w:sz="0" w:space="0"/>
-            <w:left w:val="none" w:color="auto" w:sz="0" w:space="0"/>
-            <w:bottom w:val="none" w:color="auto" w:sz="0" w:space="0"/>
-            <w:right w:val="none" w:color="auto" w:sz="0" w:space="0"/>
-            <w:insideH w:val="none" w:color="auto" w:sz="0" w:space="0"/>
-            <w:insideV w:val="none" w:color="auto" w:sz="0" w:space="0"/>
-          </w:tblBorders>
+          <w:tblW w:w="8522" w:type="dxa"/>
+          <w:jc w:val="center"/>
           <w:tblCellMar>
             <w:top w:w="0" w:type="dxa"/>
             <w:left w:w="108" w:type="dxa"/>
@@ -947,7 +925,7 @@
           </w:tblCellMar>
         </w:tblPrEx>
         <w:trPr>
-          <w:trHeight w:val="0" w:hRule="atLeast"/>
+          <w:trHeight w:val="0"/>
           <w:tblHeader/>
           <w:jc w:val="center"/>
         </w:trPr>
@@ -955,9 +933,9 @@
           <w:tcPr>
             <w:tcW w:w="1824" w:type="dxa"/>
             <w:tcBorders>
-              <w:top w:val="single" w:color="auto" w:sz="4" w:space="0"/>
-              <w:left w:val="single" w:color="auto" w:sz="4" w:space="0"/>
-              <w:bottom w:val="single" w:color="auto" w:sz="4" w:space="0"/>
+              <w:top w:val="single" w:sz="4" w:space="0" w:color="auto"/>
+              <w:left w:val="single" w:sz="4" w:space="0" w:color="auto"/>
+              <w:bottom w:val="single" w:sz="4" w:space="0" w:color="auto"/>
               <w:right w:val="nil"/>
             </w:tcBorders>
             <w:shd w:val="clear" w:color="auto" w:fill="AEAAAA" w:themeFill="background2" w:themeFillShade="BF"/>
@@ -1002,9 +980,9 @@
           <w:tcPr>
             <w:tcW w:w="3090" w:type="dxa"/>
             <w:tcBorders>
-              <w:top w:val="single" w:color="auto" w:sz="4" w:space="0"/>
-              <w:left w:val="single" w:color="auto" w:sz="4" w:space="0"/>
-              <w:bottom w:val="single" w:color="auto" w:sz="4" w:space="0"/>
+              <w:top w:val="single" w:sz="4" w:space="0" w:color="auto"/>
+              <w:left w:val="single" w:sz="4" w:space="0" w:color="auto"/>
+              <w:bottom w:val="single" w:sz="4" w:space="0" w:color="auto"/>
               <w:right w:val="nil"/>
             </w:tcBorders>
             <w:tcMar>
@@ -1048,9 +1026,9 @@
           <w:tcPr>
             <w:tcW w:w="1824" w:type="dxa"/>
             <w:tcBorders>
-              <w:top w:val="single" w:color="auto" w:sz="4" w:space="0"/>
-              <w:left w:val="single" w:color="auto" w:sz="4" w:space="0"/>
-              <w:bottom w:val="single" w:color="auto" w:sz="4" w:space="0"/>
+              <w:top w:val="single" w:sz="4" w:space="0" w:color="auto"/>
+              <w:left w:val="single" w:sz="4" w:space="0" w:color="auto"/>
+              <w:bottom w:val="single" w:sz="4" w:space="0" w:color="auto"/>
               <w:right w:val="nil"/>
             </w:tcBorders>
             <w:shd w:val="clear" w:color="auto" w:fill="AEAAAA" w:themeFill="background2" w:themeFillShade="BF"/>
@@ -1095,10 +1073,10 @@
           <w:tcPr>
             <w:tcW w:w="1784" w:type="dxa"/>
             <w:tcBorders>
-              <w:top w:val="single" w:color="auto" w:sz="4" w:space="0"/>
-              <w:left w:val="single" w:color="auto" w:sz="4" w:space="0"/>
-              <w:bottom w:val="single" w:color="auto" w:sz="4" w:space="0"/>
-              <w:right w:val="single" w:color="auto" w:sz="4" w:space="0"/>
+              <w:top w:val="single" w:sz="4" w:space="0" w:color="auto"/>
+              <w:left w:val="single" w:sz="4" w:space="0" w:color="auto"/>
+              <w:bottom w:val="single" w:sz="4" w:space="0" w:color="auto"/>
+              <w:right w:val="single" w:sz="4" w:space="0" w:color="auto"/>
             </w:tcBorders>
             <w:tcMar>
               <w:top w:w="-1" w:type="dxa"/>
@@ -1170,7 +1148,7 @@
     </w:p>
     <w:p>
       <w:pPr>
-        <w:pStyle w:val="31"/>
+        <w:pStyle w:val="a1"/>
         <w:keepNext w:val="0"/>
         <w:keepLines w:val="0"/>
         <w:pageBreakBefore w:val="0"/>
@@ -1205,18 +1183,17 @@
     </w:p>
     <w:tbl>
       <w:tblPr>
-        <w:tblStyle w:val="23"/>
+        <w:tblStyle w:val="TableGrid"/>
         <w:tblW w:w="8519" w:type="dxa"/>
         <w:jc w:val="center"/>
         <w:tblBorders>
-          <w:top w:val="none" w:color="auto" w:sz="0" w:space="0"/>
-          <w:left w:val="none" w:color="auto" w:sz="0" w:space="0"/>
-          <w:bottom w:val="none" w:color="auto" w:sz="0" w:space="0"/>
-          <w:right w:val="none" w:color="auto" w:sz="0" w:space="0"/>
-          <w:insideH w:val="none" w:color="auto" w:sz="0" w:space="0"/>
-          <w:insideV w:val="none" w:color="auto" w:sz="0" w:space="0"/>
+          <w:top w:val="nil"/>
+          <w:left w:val="nil"/>
+          <w:bottom w:val="nil"/>
+          <w:right w:val="nil"/>
+          <w:insideH w:val="nil"/>
+          <w:insideV w:val="nil"/>
         </w:tblBorders>
-        <w:tblLayout w:type="autofit"/>
         <w:tblCellMar>
           <w:top w:w="0" w:type="dxa"/>
           <w:left w:w="108" w:type="dxa"/>
@@ -1233,13 +1210,15 @@
       </w:tblGrid>
       <w:tr>
         <w:tblPrEx>
+          <w:tblW w:w="8519" w:type="dxa"/>
+          <w:jc w:val="center"/>
           <w:tblBorders>
-            <w:top w:val="none" w:color="auto" w:sz="0" w:space="0"/>
-            <w:left w:val="none" w:color="auto" w:sz="0" w:space="0"/>
-            <w:bottom w:val="none" w:color="auto" w:sz="0" w:space="0"/>
-            <w:right w:val="none" w:color="auto" w:sz="0" w:space="0"/>
-            <w:insideH w:val="none" w:color="auto" w:sz="0" w:space="0"/>
-            <w:insideV w:val="none" w:color="auto" w:sz="0" w:space="0"/>
+            <w:top w:val="nil"/>
+            <w:left w:val="nil"/>
+            <w:bottom w:val="nil"/>
+            <w:right w:val="nil"/>
+            <w:insideH w:val="nil"/>
+            <w:insideV w:val="nil"/>
           </w:tblBorders>
           <w:tblCellMar>
             <w:top w:w="0" w:type="dxa"/>
@@ -1249,7 +1228,7 @@
           </w:tblCellMar>
         </w:tblPrEx>
         <w:trPr>
-          <w:trHeight w:val="0" w:hRule="atLeast"/>
+          <w:trHeight w:val="0"/>
           <w:tblHeader/>
           <w:jc w:val="center"/>
         </w:trPr>
@@ -1257,8 +1236,8 @@
           <w:tcPr>
             <w:tcW w:w="0" w:type="auto"/>
             <w:tcBorders>
-              <w:top w:val="single" w:color="auto" w:sz="12" w:space="0"/>
-              <w:left w:val="single" w:color="auto" w:sz="12" w:space="0"/>
+              <w:top w:val="single" w:sz="12" w:space="0" w:color="auto"/>
+              <w:left w:val="single" w:sz="12" w:space="0" w:color="auto"/>
               <w:bottom w:val="nil"/>
               <w:right w:val="nil"/>
             </w:tcBorders>
@@ -1286,12 +1265,12 @@
               <w:adjustRightInd w:val="0"/>
               <w:snapToGrid w:val="0"/>
               <w:spacing w:line="240" w:lineRule="auto"/>
-              <w:ind w:left="0" w:leftChars="0" w:right="0" w:rightChars="0" w:firstLine="0" w:firstLineChars="0"/>
+              <w:ind w:left="0" w:right="0" w:firstLine="0" w:leftChars="0" w:rightChars="0" w:firstLineChars="0"/>
               <w:jc w:val="center"/>
               <w:textAlignment w:val="baseline"/>
               <w:rPr>
-                <w:rStyle w:val="25"/>
-                <w:rFonts w:hint="default" w:ascii="微软雅黑" w:hAnsi="微软雅黑" w:eastAsia="微软雅黑" w:cs="微软雅黑"/>
+                <w:rStyle w:val="Strong"/>
+                <w:rFonts w:ascii="微软雅黑" w:eastAsia="微软雅黑" w:hAnsi="微软雅黑" w:cs="微软雅黑" w:hint="default"/>
                 <w:b/>
                 <w:bCs/>
                 <w:i w:val="0"/>
@@ -1309,8 +1288,8 @@
             </w:pPr>
             <w:r>
               <w:rPr>
-                <w:rStyle w:val="25"/>
-                <w:rFonts w:hint="eastAsia" w:ascii="微软雅黑" w:hAnsi="微软雅黑" w:eastAsia="微软雅黑" w:cs="微软雅黑"/>
+                <w:rStyle w:val="Strong"/>
+                <w:rFonts w:ascii="微软雅黑" w:eastAsia="微软雅黑" w:hAnsi="微软雅黑" w:cs="微软雅黑" w:hint="eastAsia"/>
                 <w:b/>
                 <w:bCs/>
                 <w:i w:val="0"/>
@@ -1333,8 +1312,8 @@
           <w:tcPr>
             <w:tcW w:w="0" w:type="auto"/>
             <w:tcBorders>
-              <w:top w:val="single" w:color="auto" w:sz="12" w:space="0"/>
-              <w:left w:val="single" w:color="auto" w:sz="4" w:space="0"/>
+              <w:top w:val="single" w:sz="12" w:space="0" w:color="auto"/>
+              <w:left w:val="single" w:sz="4" w:space="0" w:color="auto"/>
               <w:bottom w:val="nil"/>
               <w:right w:val="nil"/>
             </w:tcBorders>
@@ -1362,12 +1341,12 @@
               <w:adjustRightInd w:val="0"/>
               <w:snapToGrid w:val="0"/>
               <w:spacing w:line="240" w:lineRule="auto"/>
-              <w:ind w:left="0" w:leftChars="0" w:right="0" w:rightChars="0" w:firstLine="0" w:firstLineChars="0"/>
+              <w:ind w:left="0" w:right="0" w:firstLine="0" w:leftChars="0" w:rightChars="0" w:firstLineChars="0"/>
               <w:jc w:val="center"/>
               <w:textAlignment w:val="baseline"/>
               <w:rPr>
-                <w:rStyle w:val="25"/>
-                <w:rFonts w:hint="default" w:ascii="微软雅黑" w:hAnsi="微软雅黑" w:eastAsia="微软雅黑" w:cs="微软雅黑"/>
+                <w:rStyle w:val="Strong"/>
+                <w:rFonts w:ascii="微软雅黑" w:eastAsia="微软雅黑" w:hAnsi="微软雅黑" w:cs="微软雅黑" w:hint="default"/>
                 <w:b/>
                 <w:bCs/>
                 <w:i w:val="0"/>
@@ -1385,8 +1364,8 @@
             </w:pPr>
             <w:r>
               <w:rPr>
-                <w:rStyle w:val="25"/>
-                <w:rFonts w:hint="eastAsia" w:ascii="微软雅黑" w:hAnsi="微软雅黑" w:eastAsia="微软雅黑" w:cs="微软雅黑"/>
+                <w:rStyle w:val="Strong"/>
+                <w:rFonts w:ascii="微软雅黑" w:eastAsia="微软雅黑" w:hAnsi="微软雅黑" w:cs="微软雅黑" w:hint="eastAsia"/>
                 <w:b/>
                 <w:bCs/>
                 <w:i w:val="0"/>
@@ -1409,8 +1388,8 @@
           <w:tcPr>
             <w:tcW w:w="0" w:type="auto"/>
             <w:tcBorders>
-              <w:top w:val="single" w:color="auto" w:sz="12" w:space="0"/>
-              <w:left w:val="single" w:color="auto" w:sz="4" w:space="0"/>
+              <w:top w:val="single" w:sz="12" w:space="0" w:color="auto"/>
+              <w:left w:val="single" w:sz="4" w:space="0" w:color="auto"/>
               <w:bottom w:val="nil"/>
               <w:right w:val="nil"/>
             </w:tcBorders>
@@ -1438,12 +1417,12 @@
               <w:adjustRightInd w:val="0"/>
               <w:snapToGrid w:val="0"/>
               <w:spacing w:line="240" w:lineRule="auto"/>
-              <w:ind w:left="0" w:leftChars="0" w:right="0" w:rightChars="0" w:firstLine="0" w:firstLineChars="0"/>
+              <w:ind w:left="0" w:right="0" w:firstLine="0" w:leftChars="0" w:rightChars="0" w:firstLineChars="0"/>
               <w:jc w:val="center"/>
               <w:textAlignment w:val="baseline"/>
               <w:rPr>
-                <w:rStyle w:val="25"/>
-                <w:rFonts w:hint="default" w:ascii="微软雅黑" w:hAnsi="微软雅黑" w:eastAsia="微软雅黑" w:cs="微软雅黑"/>
+                <w:rStyle w:val="Strong"/>
+                <w:rFonts w:ascii="微软雅黑" w:eastAsia="微软雅黑" w:hAnsi="微软雅黑" w:cs="微软雅黑" w:hint="default"/>
                 <w:b/>
                 <w:bCs/>
                 <w:i w:val="0"/>
@@ -1461,8 +1440,8 @@
             </w:pPr>
             <w:r>
               <w:rPr>
-                <w:rStyle w:val="25"/>
-                <w:rFonts w:hint="eastAsia" w:ascii="微软雅黑" w:hAnsi="微软雅黑" w:eastAsia="微软雅黑" w:cs="微软雅黑"/>
+                <w:rStyle w:val="Strong"/>
+                <w:rFonts w:ascii="微软雅黑" w:eastAsia="微软雅黑" w:hAnsi="微软雅黑" w:cs="微软雅黑" w:hint="eastAsia"/>
                 <w:b/>
                 <w:bCs/>
                 <w:i w:val="0"/>
@@ -1485,8 +1464,8 @@
           <w:tcPr>
             <w:tcW w:w="0" w:type="auto"/>
             <w:tcBorders>
-              <w:top w:val="single" w:color="auto" w:sz="12" w:space="0"/>
-              <w:left w:val="single" w:color="auto" w:sz="4" w:space="0"/>
+              <w:top w:val="single" w:sz="12" w:space="0" w:color="auto"/>
+              <w:left w:val="single" w:sz="4" w:space="0" w:color="auto"/>
               <w:bottom w:val="nil"/>
               <w:right w:val="nil"/>
             </w:tcBorders>
@@ -1514,12 +1493,12 @@
               <w:adjustRightInd w:val="0"/>
               <w:snapToGrid w:val="0"/>
               <w:spacing w:line="240" w:lineRule="auto"/>
-              <w:ind w:left="0" w:leftChars="0" w:right="0" w:rightChars="0" w:firstLine="0" w:firstLineChars="0"/>
+              <w:ind w:left="0" w:right="0" w:firstLine="0" w:leftChars="0" w:rightChars="0" w:firstLineChars="0"/>
               <w:jc w:val="center"/>
               <w:textAlignment w:val="baseline"/>
               <w:rPr>
-                <w:rStyle w:val="25"/>
-                <w:rFonts w:hint="default" w:ascii="微软雅黑" w:hAnsi="微软雅黑" w:eastAsia="微软雅黑" w:cs="微软雅黑"/>
+                <w:rStyle w:val="Strong"/>
+                <w:rFonts w:ascii="微软雅黑" w:eastAsia="微软雅黑" w:hAnsi="微软雅黑" w:cs="微软雅黑" w:hint="default"/>
                 <w:b/>
                 <w:bCs/>
                 <w:i w:val="0"/>
@@ -1537,8 +1516,8 @@
             </w:pPr>
             <w:r>
               <w:rPr>
-                <w:rStyle w:val="25"/>
-                <w:rFonts w:hint="eastAsia" w:ascii="微软雅黑" w:hAnsi="微软雅黑" w:eastAsia="微软雅黑" w:cs="微软雅黑"/>
+                <w:rStyle w:val="Strong"/>
+                <w:rFonts w:ascii="微软雅黑" w:eastAsia="微软雅黑" w:hAnsi="微软雅黑" w:cs="微软雅黑" w:hint="eastAsia"/>
                 <w:b/>
                 <w:bCs/>
                 <w:i w:val="0"/>
@@ -1561,10 +1540,10 @@
           <w:tcPr>
             <w:tcW w:w="1205" w:type="dxa"/>
             <w:tcBorders>
-              <w:top w:val="single" w:color="auto" w:sz="12" w:space="0"/>
-              <w:left w:val="single" w:color="auto" w:sz="4" w:space="0"/>
-              <w:bottom w:val="nil"/>
-              <w:right w:val="single" w:color="auto" w:sz="12" w:space="0"/>
+              <w:top w:val="single" w:sz="12" w:space="0" w:color="auto"/>
+              <w:left w:val="single" w:sz="4" w:space="0" w:color="auto"/>
+              <w:bottom w:val="nil"/>
+              <w:right w:val="single" w:sz="12" w:space="0" w:color="auto"/>
             </w:tcBorders>
             <w:tcMar>
               <w:top w:w="-1" w:type="dxa"/>
@@ -1590,12 +1569,12 @@
               <w:adjustRightInd w:val="0"/>
               <w:snapToGrid w:val="0"/>
               <w:spacing w:line="240" w:lineRule="auto"/>
-              <w:ind w:left="0" w:leftChars="0" w:right="0" w:rightChars="0" w:firstLine="0" w:firstLineChars="0"/>
+              <w:ind w:left="0" w:right="0" w:firstLine="0" w:leftChars="0" w:rightChars="0" w:firstLineChars="0"/>
               <w:jc w:val="center"/>
               <w:textAlignment w:val="baseline"/>
               <w:rPr>
-                <w:rStyle w:val="25"/>
-                <w:rFonts w:hint="default" w:ascii="微软雅黑" w:hAnsi="微软雅黑" w:eastAsia="微软雅黑" w:cs="微软雅黑"/>
+                <w:rStyle w:val="Strong"/>
+                <w:rFonts w:ascii="微软雅黑" w:eastAsia="微软雅黑" w:hAnsi="微软雅黑" w:cs="微软雅黑" w:hint="default"/>
                 <w:b/>
                 <w:bCs/>
                 <w:i w:val="0"/>
@@ -1613,8 +1592,8 @@
             </w:pPr>
             <w:r>
               <w:rPr>
-                <w:rStyle w:val="25"/>
-                <w:rFonts w:hint="eastAsia" w:ascii="微软雅黑" w:hAnsi="微软雅黑" w:eastAsia="微软雅黑" w:cs="微软雅黑"/>
+                <w:rStyle w:val="Strong"/>
+                <w:rFonts w:ascii="微软雅黑" w:eastAsia="微软雅黑" w:hAnsi="微软雅黑" w:cs="微软雅黑" w:hint="eastAsia"/>
                 <w:b/>
                 <w:bCs/>
                 <w:i w:val="0"/>
@@ -1636,14 +1615,8 @@
       </w:tr>
       <w:tr>
         <w:tblPrEx>
-          <w:tblBorders>
-            <w:top w:val="none" w:color="auto" w:sz="0" w:space="0"/>
-            <w:left w:val="none" w:color="auto" w:sz="0" w:space="0"/>
-            <w:bottom w:val="none" w:color="auto" w:sz="0" w:space="0"/>
-            <w:right w:val="none" w:color="auto" w:sz="0" w:space="0"/>
-            <w:insideH w:val="none" w:color="auto" w:sz="0" w:space="0"/>
-            <w:insideV w:val="none" w:color="auto" w:sz="0" w:space="0"/>
-          </w:tblBorders>
+          <w:tblW w:w="8519" w:type="dxa"/>
+          <w:jc w:val="center"/>
           <w:tblCellMar>
             <w:top w:w="0" w:type="dxa"/>
             <w:left w:w="108" w:type="dxa"/>
@@ -1652,15 +1625,15 @@
           </w:tblCellMar>
         </w:tblPrEx>
         <w:trPr>
-          <w:trHeight w:val="0" w:hRule="atLeast"/>
+          <w:trHeight w:val="0"/>
           <w:jc w:val="center"/>
         </w:trPr>
         <w:tc>
           <w:tcPr>
             <w:tcW w:w="0" w:type="auto"/>
             <w:tcBorders>
-              <w:top w:val="single" w:color="auto" w:sz="4" w:space="0"/>
-              <w:left w:val="single" w:color="auto" w:sz="12" w:space="0"/>
+              <w:top w:val="single" w:sz="4" w:space="0" w:color="auto"/>
+              <w:left w:val="single" w:sz="12" w:space="0" w:color="auto"/>
               <w:bottom w:val="nil"/>
               <w:right w:val="nil"/>
             </w:tcBorders>
@@ -1688,12 +1661,12 @@
               <w:adjustRightInd w:val="0"/>
               <w:snapToGrid w:val="0"/>
               <w:spacing w:line="240" w:lineRule="auto"/>
-              <w:ind w:left="0" w:leftChars="0" w:right="0" w:rightChars="0" w:firstLine="0" w:firstLineChars="0"/>
+              <w:ind w:left="0" w:right="0" w:firstLine="0" w:leftChars="0" w:rightChars="0" w:firstLineChars="0"/>
               <w:jc w:val="center"/>
               <w:textAlignment w:val="baseline"/>
               <w:rPr>
-                <w:rStyle w:val="25"/>
-                <w:rFonts w:hint="default" w:ascii="微软雅黑" w:hAnsi="微软雅黑" w:eastAsia="微软雅黑" w:cs="微软雅黑"/>
+                <w:rStyle w:val="Strong"/>
+                <w:rFonts w:ascii="微软雅黑" w:eastAsia="微软雅黑" w:hAnsi="微软雅黑" w:cs="微软雅黑" w:hint="default"/>
                 <w:b w:val="0"/>
                 <w:bCs/>
                 <w:i w:val="0"/>
@@ -1711,8 +1684,8 @@
             </w:pPr>
             <w:r>
               <w:rPr>
-                <w:rStyle w:val="25"/>
-                <w:rFonts w:hint="eastAsia" w:ascii="微软雅黑" w:hAnsi="微软雅黑" w:eastAsia="微软雅黑" w:cs="微软雅黑"/>
+                <w:rStyle w:val="Strong"/>
+                <w:rFonts w:ascii="微软雅黑" w:eastAsia="微软雅黑" w:hAnsi="微软雅黑" w:cs="微软雅黑" w:hint="eastAsia"/>
                 <w:b w:val="0"/>
                 <w:bCs/>
                 <w:i w:val="0"/>
@@ -1730,8 +1703,8 @@
             </w:r>
             <w:r>
               <w:rPr>
-                <w:rStyle w:val="25"/>
-                <w:rFonts w:hint="eastAsia" w:ascii="微软雅黑" w:hAnsi="微软雅黑" w:eastAsia="微软雅黑" w:cs="微软雅黑"/>
+                <w:rStyle w:val="Strong"/>
+                <w:rFonts w:ascii="微软雅黑" w:eastAsia="微软雅黑" w:hAnsi="微软雅黑" w:cs="微软雅黑" w:hint="eastAsia"/>
                 <w:b w:val="0"/>
                 <w:bCs/>
                 <w:i w:val="0"/>
@@ -1754,8 +1727,8 @@
           <w:tcPr>
             <w:tcW w:w="0" w:type="auto"/>
             <w:tcBorders>
-              <w:top w:val="single" w:color="auto" w:sz="4" w:space="0"/>
-              <w:left w:val="single" w:color="auto" w:sz="4" w:space="0"/>
+              <w:top w:val="single" w:sz="4" w:space="0" w:color="auto"/>
+              <w:left w:val="single" w:sz="4" w:space="0" w:color="auto"/>
               <w:bottom w:val="nil"/>
               <w:right w:val="nil"/>
             </w:tcBorders>
@@ -1783,12 +1756,12 @@
               <w:adjustRightInd w:val="0"/>
               <w:snapToGrid w:val="0"/>
               <w:spacing w:line="240" w:lineRule="auto"/>
-              <w:ind w:left="0" w:leftChars="0" w:right="0" w:rightChars="0" w:firstLine="0" w:firstLineChars="0"/>
+              <w:ind w:left="0" w:right="0" w:firstLine="0" w:leftChars="0" w:rightChars="0" w:firstLineChars="0"/>
               <w:jc w:val="center"/>
               <w:textAlignment w:val="baseline"/>
               <w:rPr>
-                <w:rStyle w:val="25"/>
-                <w:rFonts w:hint="default" w:ascii="微软雅黑" w:hAnsi="微软雅黑" w:eastAsia="微软雅黑" w:cs="微软雅黑"/>
+                <w:rStyle w:val="Strong"/>
+                <w:rFonts w:ascii="微软雅黑" w:eastAsia="微软雅黑" w:hAnsi="微软雅黑" w:cs="微软雅黑" w:hint="default"/>
                 <w:b w:val="0"/>
                 <w:bCs/>
                 <w:i w:val="0"/>
@@ -1806,8 +1779,8 @@
             </w:pPr>
             <w:r>
               <w:rPr>
-                <w:rStyle w:val="25"/>
-                <w:rFonts w:hint="eastAsia" w:ascii="微软雅黑" w:hAnsi="微软雅黑" w:eastAsia="微软雅黑" w:cs="微软雅黑"/>
+                <w:rStyle w:val="Strong"/>
+                <w:rFonts w:ascii="微软雅黑" w:eastAsia="微软雅黑" w:hAnsi="微软雅黑" w:cs="微软雅黑" w:hint="eastAsia"/>
                 <w:b w:val="0"/>
                 <w:bCs/>
                 <w:i w:val="0"/>
@@ -1830,8 +1803,8 @@
           <w:tcPr>
             <w:tcW w:w="0" w:type="auto"/>
             <w:tcBorders>
-              <w:top w:val="single" w:color="auto" w:sz="4" w:space="0"/>
-              <w:left w:val="single" w:color="auto" w:sz="4" w:space="0"/>
+              <w:top w:val="single" w:sz="4" w:space="0" w:color="auto"/>
+              <w:left w:val="single" w:sz="4" w:space="0" w:color="auto"/>
               <w:bottom w:val="nil"/>
               <w:right w:val="nil"/>
             </w:tcBorders>
@@ -1859,12 +1832,12 @@
               <w:adjustRightInd w:val="0"/>
               <w:snapToGrid w:val="0"/>
               <w:spacing w:line="240" w:lineRule="auto"/>
-              <w:ind w:left="0" w:leftChars="0" w:right="0" w:rightChars="0" w:firstLine="0" w:firstLineChars="0"/>
+              <w:ind w:left="0" w:right="0" w:firstLine="0" w:leftChars="0" w:rightChars="0" w:firstLineChars="0"/>
               <w:jc w:val="center"/>
               <w:textAlignment w:val="baseline"/>
               <w:rPr>
-                <w:rStyle w:val="25"/>
-                <w:rFonts w:hint="default" w:ascii="微软雅黑" w:hAnsi="微软雅黑" w:eastAsia="微软雅黑" w:cs="微软雅黑"/>
+                <w:rStyle w:val="Strong"/>
+                <w:rFonts w:ascii="微软雅黑" w:eastAsia="微软雅黑" w:hAnsi="微软雅黑" w:cs="微软雅黑" w:hint="default"/>
                 <w:b w:val="0"/>
                 <w:bCs/>
                 <w:i w:val="0"/>
@@ -1882,8 +1855,8 @@
             </w:pPr>
             <w:r>
               <w:rPr>
-                <w:rStyle w:val="25"/>
-                <w:rFonts w:hint="eastAsia" w:ascii="微软雅黑" w:hAnsi="微软雅黑" w:eastAsia="微软雅黑" w:cs="微软雅黑"/>
+                <w:rStyle w:val="Strong"/>
+                <w:rFonts w:ascii="微软雅黑" w:eastAsia="微软雅黑" w:hAnsi="微软雅黑" w:cs="微软雅黑" w:hint="eastAsia"/>
                 <w:b w:val="0"/>
                 <w:bCs/>
                 <w:i w:val="0"/>
@@ -1906,8 +1879,8 @@
           <w:tcPr>
             <w:tcW w:w="0" w:type="auto"/>
             <w:tcBorders>
-              <w:top w:val="single" w:color="auto" w:sz="4" w:space="0"/>
-              <w:left w:val="single" w:color="auto" w:sz="4" w:space="0"/>
+              <w:top w:val="single" w:sz="4" w:space="0" w:color="auto"/>
+              <w:left w:val="single" w:sz="4" w:space="0" w:color="auto"/>
               <w:bottom w:val="nil"/>
               <w:right w:val="nil"/>
             </w:tcBorders>
@@ -1935,12 +1908,12 @@
               <w:adjustRightInd w:val="0"/>
               <w:snapToGrid w:val="0"/>
               <w:spacing w:line="240" w:lineRule="auto"/>
-              <w:ind w:left="0" w:leftChars="0" w:right="0" w:rightChars="0" w:firstLine="0" w:firstLineChars="0"/>
+              <w:ind w:left="0" w:right="0" w:firstLine="0" w:leftChars="0" w:rightChars="0" w:firstLineChars="0"/>
               <w:jc w:val="center"/>
               <w:textAlignment w:val="baseline"/>
               <w:rPr>
-                <w:rStyle w:val="25"/>
-                <w:rFonts w:hint="default" w:ascii="微软雅黑" w:hAnsi="微软雅黑" w:eastAsia="微软雅黑" w:cs="微软雅黑"/>
+                <w:rStyle w:val="Strong"/>
+                <w:rFonts w:ascii="微软雅黑" w:eastAsia="微软雅黑" w:hAnsi="微软雅黑" w:cs="微软雅黑" w:hint="default"/>
                 <w:b w:val="0"/>
                 <w:bCs/>
                 <w:i w:val="0"/>
@@ -1958,8 +1931,8 @@
             </w:pPr>
             <w:r>
               <w:rPr>
-                <w:rStyle w:val="25"/>
-                <w:rFonts w:hint="eastAsia" w:ascii="微软雅黑" w:hAnsi="微软雅黑" w:eastAsia="微软雅黑" w:cs="微软雅黑"/>
+                <w:rStyle w:val="Strong"/>
+                <w:rFonts w:ascii="微软雅黑" w:eastAsia="微软雅黑" w:hAnsi="微软雅黑" w:cs="微软雅黑" w:hint="eastAsia"/>
                 <w:b w:val="0"/>
                 <w:bCs/>
                 <w:i w:val="0"/>
@@ -1982,10 +1955,10 @@
           <w:tcPr>
             <w:tcW w:w="1205" w:type="dxa"/>
             <w:tcBorders>
-              <w:top w:val="single" w:color="auto" w:sz="4" w:space="0"/>
-              <w:left w:val="single" w:color="auto" w:sz="4" w:space="0"/>
-              <w:bottom w:val="nil"/>
-              <w:right w:val="single" w:color="auto" w:sz="12" w:space="0"/>
+              <w:top w:val="single" w:sz="4" w:space="0" w:color="auto"/>
+              <w:left w:val="single" w:sz="4" w:space="0" w:color="auto"/>
+              <w:bottom w:val="nil"/>
+              <w:right w:val="single" w:sz="12" w:space="0" w:color="auto"/>
             </w:tcBorders>
             <w:tcMar>
               <w:top w:w="-1" w:type="dxa"/>
@@ -2011,12 +1984,12 @@
               <w:adjustRightInd w:val="0"/>
               <w:snapToGrid w:val="0"/>
               <w:spacing w:line="240" w:lineRule="auto"/>
-              <w:ind w:left="0" w:leftChars="0" w:right="0" w:rightChars="0" w:firstLine="0" w:firstLineChars="0"/>
+              <w:ind w:left="0" w:right="0" w:firstLine="0" w:leftChars="0" w:rightChars="0" w:firstLineChars="0"/>
               <w:jc w:val="center"/>
               <w:textAlignment w:val="baseline"/>
               <w:rPr>
-                <w:rStyle w:val="25"/>
-                <w:rFonts w:hint="default" w:ascii="微软雅黑" w:hAnsi="微软雅黑" w:eastAsia="微软雅黑" w:cs="微软雅黑"/>
+                <w:rStyle w:val="Strong"/>
+                <w:rFonts w:ascii="微软雅黑" w:eastAsia="微软雅黑" w:hAnsi="微软雅黑" w:cs="微软雅黑" w:hint="default"/>
                 <w:b w:val="0"/>
                 <w:bCs/>
                 <w:i w:val="0"/>
@@ -2037,14 +2010,8 @@
       </w:tr>
       <w:tr>
         <w:tblPrEx>
-          <w:tblBorders>
-            <w:top w:val="none" w:color="auto" w:sz="0" w:space="0"/>
-            <w:left w:val="none" w:color="auto" w:sz="0" w:space="0"/>
-            <w:bottom w:val="none" w:color="auto" w:sz="0" w:space="0"/>
-            <w:right w:val="none" w:color="auto" w:sz="0" w:space="0"/>
-            <w:insideH w:val="none" w:color="auto" w:sz="0" w:space="0"/>
-            <w:insideV w:val="none" w:color="auto" w:sz="0" w:space="0"/>
-          </w:tblBorders>
+          <w:tblW w:w="8519" w:type="dxa"/>
+          <w:jc w:val="center"/>
           <w:tblCellMar>
             <w:top w:w="0" w:type="dxa"/>
             <w:left w:w="108" w:type="dxa"/>
@@ -2053,15 +2020,15 @@
           </w:tblCellMar>
         </w:tblPrEx>
         <w:trPr>
-          <w:trHeight w:val="0" w:hRule="atLeast"/>
+          <w:trHeight w:val="0"/>
           <w:jc w:val="center"/>
         </w:trPr>
         <w:tc>
           <w:tcPr>
             <w:tcW w:w="0" w:type="auto"/>
             <w:tcBorders>
-              <w:top w:val="single" w:color="auto" w:sz="4" w:space="0"/>
-              <w:left w:val="single" w:color="auto" w:sz="12" w:space="0"/>
+              <w:top w:val="single" w:sz="4" w:space="0" w:color="auto"/>
+              <w:left w:val="single" w:sz="12" w:space="0" w:color="auto"/>
               <w:bottom w:val="nil"/>
               <w:right w:val="nil"/>
             </w:tcBorders>
@@ -2089,12 +2056,12 @@
               <w:adjustRightInd w:val="0"/>
               <w:snapToGrid w:val="0"/>
               <w:spacing w:line="240" w:lineRule="auto"/>
-              <w:ind w:left="0" w:leftChars="0" w:right="0" w:rightChars="0" w:firstLine="0" w:firstLineChars="0"/>
+              <w:ind w:left="0" w:right="0" w:firstLine="0" w:leftChars="0" w:rightChars="0" w:firstLineChars="0"/>
               <w:jc w:val="center"/>
               <w:textAlignment w:val="baseline"/>
               <w:rPr>
-                <w:rStyle w:val="25"/>
-                <w:rFonts w:hint="default" w:ascii="微软雅黑" w:hAnsi="微软雅黑" w:eastAsia="微软雅黑" w:cs="微软雅黑"/>
+                <w:rStyle w:val="Strong"/>
+                <w:rFonts w:ascii="微软雅黑" w:eastAsia="微软雅黑" w:hAnsi="微软雅黑" w:cs="微软雅黑" w:hint="default"/>
                 <w:b w:val="0"/>
                 <w:bCs/>
                 <w:i w:val="0"/>
@@ -2116,8 +2083,8 @@
           <w:tcPr>
             <w:tcW w:w="0" w:type="auto"/>
             <w:tcBorders>
-              <w:top w:val="single" w:color="auto" w:sz="4" w:space="0"/>
-              <w:left w:val="single" w:color="auto" w:sz="4" w:space="0"/>
+              <w:top w:val="single" w:sz="4" w:space="0" w:color="auto"/>
+              <w:left w:val="single" w:sz="4" w:space="0" w:color="auto"/>
               <w:bottom w:val="nil"/>
               <w:right w:val="nil"/>
             </w:tcBorders>
@@ -2145,12 +2112,12 @@
               <w:adjustRightInd w:val="0"/>
               <w:snapToGrid w:val="0"/>
               <w:spacing w:line="240" w:lineRule="auto"/>
-              <w:ind w:left="0" w:leftChars="0" w:right="0" w:rightChars="0" w:firstLine="0" w:firstLineChars="0"/>
+              <w:ind w:left="0" w:right="0" w:firstLine="0" w:leftChars="0" w:rightChars="0" w:firstLineChars="0"/>
               <w:jc w:val="center"/>
               <w:textAlignment w:val="baseline"/>
               <w:rPr>
-                <w:rStyle w:val="25"/>
-                <w:rFonts w:hint="default" w:ascii="微软雅黑" w:hAnsi="微软雅黑" w:eastAsia="微软雅黑" w:cs="微软雅黑"/>
+                <w:rStyle w:val="Strong"/>
+                <w:rFonts w:ascii="微软雅黑" w:eastAsia="微软雅黑" w:hAnsi="微软雅黑" w:cs="微软雅黑" w:hint="default"/>
                 <w:b w:val="0"/>
                 <w:bCs/>
                 <w:i w:val="0"/>
@@ -2172,8 +2139,8 @@
           <w:tcPr>
             <w:tcW w:w="0" w:type="auto"/>
             <w:tcBorders>
-              <w:top w:val="single" w:color="auto" w:sz="4" w:space="0"/>
-              <w:left w:val="single" w:color="auto" w:sz="4" w:space="0"/>
+              <w:top w:val="single" w:sz="4" w:space="0" w:color="auto"/>
+              <w:left w:val="single" w:sz="4" w:space="0" w:color="auto"/>
               <w:bottom w:val="nil"/>
               <w:right w:val="nil"/>
             </w:tcBorders>
@@ -2201,12 +2168,12 @@
               <w:adjustRightInd w:val="0"/>
               <w:snapToGrid w:val="0"/>
               <w:spacing w:line="240" w:lineRule="auto"/>
-              <w:ind w:left="0" w:leftChars="0" w:right="0" w:rightChars="0" w:firstLine="0" w:firstLineChars="0"/>
+              <w:ind w:left="0" w:right="0" w:firstLine="0" w:leftChars="0" w:rightChars="0" w:firstLineChars="0"/>
               <w:jc w:val="center"/>
               <w:textAlignment w:val="baseline"/>
               <w:rPr>
-                <w:rStyle w:val="25"/>
-                <w:rFonts w:hint="default" w:ascii="微软雅黑" w:hAnsi="微软雅黑" w:eastAsia="微软雅黑" w:cs="微软雅黑"/>
+                <w:rStyle w:val="Strong"/>
+                <w:rFonts w:ascii="微软雅黑" w:eastAsia="微软雅黑" w:hAnsi="微软雅黑" w:cs="微软雅黑" w:hint="default"/>
                 <w:b w:val="0"/>
                 <w:bCs/>
                 <w:i w:val="0"/>
@@ -2228,8 +2195,8 @@
           <w:tcPr>
             <w:tcW w:w="0" w:type="auto"/>
             <w:tcBorders>
-              <w:top w:val="single" w:color="auto" w:sz="4" w:space="0"/>
-              <w:left w:val="single" w:color="auto" w:sz="4" w:space="0"/>
+              <w:top w:val="single" w:sz="4" w:space="0" w:color="auto"/>
+              <w:left w:val="single" w:sz="4" w:space="0" w:color="auto"/>
               <w:bottom w:val="nil"/>
               <w:right w:val="nil"/>
             </w:tcBorders>
@@ -2257,12 +2224,12 @@
               <w:adjustRightInd w:val="0"/>
               <w:snapToGrid w:val="0"/>
               <w:spacing w:line="240" w:lineRule="auto"/>
-              <w:ind w:left="0" w:leftChars="0" w:right="0" w:rightChars="0" w:firstLine="0" w:firstLineChars="0"/>
+              <w:ind w:left="0" w:right="0" w:firstLine="0" w:leftChars="0" w:rightChars="0" w:firstLineChars="0"/>
               <w:jc w:val="center"/>
               <w:textAlignment w:val="baseline"/>
               <w:rPr>
-                <w:rStyle w:val="25"/>
-                <w:rFonts w:hint="default" w:ascii="微软雅黑" w:hAnsi="微软雅黑" w:eastAsia="微软雅黑" w:cs="微软雅黑"/>
+                <w:rStyle w:val="Strong"/>
+                <w:rFonts w:ascii="微软雅黑" w:eastAsia="微软雅黑" w:hAnsi="微软雅黑" w:cs="微软雅黑" w:hint="default"/>
                 <w:b w:val="0"/>
                 <w:bCs/>
                 <w:i w:val="0"/>
@@ -2284,10 +2251,10 @@
           <w:tcPr>
             <w:tcW w:w="1205" w:type="dxa"/>
             <w:tcBorders>
-              <w:top w:val="single" w:color="auto" w:sz="4" w:space="0"/>
-              <w:left w:val="single" w:color="auto" w:sz="4" w:space="0"/>
-              <w:bottom w:val="nil"/>
-              <w:right w:val="single" w:color="auto" w:sz="12" w:space="0"/>
+              <w:top w:val="single" w:sz="4" w:space="0" w:color="auto"/>
+              <w:left w:val="single" w:sz="4" w:space="0" w:color="auto"/>
+              <w:bottom w:val="nil"/>
+              <w:right w:val="single" w:sz="12" w:space="0" w:color="auto"/>
             </w:tcBorders>
             <w:tcMar>
               <w:top w:w="-1" w:type="dxa"/>
@@ -2313,12 +2280,12 @@
               <w:adjustRightInd w:val="0"/>
               <w:snapToGrid w:val="0"/>
               <w:spacing w:line="240" w:lineRule="auto"/>
-              <w:ind w:left="0" w:leftChars="0" w:right="0" w:rightChars="0" w:firstLine="0" w:firstLineChars="0"/>
+              <w:ind w:left="0" w:right="0" w:firstLine="0" w:leftChars="0" w:rightChars="0" w:firstLineChars="0"/>
               <w:jc w:val="center"/>
               <w:textAlignment w:val="baseline"/>
               <w:rPr>
-                <w:rStyle w:val="25"/>
-                <w:rFonts w:hint="default" w:ascii="微软雅黑" w:hAnsi="微软雅黑" w:eastAsia="微软雅黑" w:cs="微软雅黑"/>
+                <w:rStyle w:val="Strong"/>
+                <w:rFonts w:ascii="微软雅黑" w:eastAsia="微软雅黑" w:hAnsi="微软雅黑" w:cs="微软雅黑" w:hint="default"/>
                 <w:b w:val="0"/>
                 <w:bCs/>
                 <w:i w:val="0"/>
@@ -2339,14 +2306,8 @@
       </w:tr>
       <w:tr>
         <w:tblPrEx>
-          <w:tblBorders>
-            <w:top w:val="none" w:color="auto" w:sz="0" w:space="0"/>
-            <w:left w:val="none" w:color="auto" w:sz="0" w:space="0"/>
-            <w:bottom w:val="none" w:color="auto" w:sz="0" w:space="0"/>
-            <w:right w:val="none" w:color="auto" w:sz="0" w:space="0"/>
-            <w:insideH w:val="none" w:color="auto" w:sz="0" w:space="0"/>
-            <w:insideV w:val="none" w:color="auto" w:sz="0" w:space="0"/>
-          </w:tblBorders>
+          <w:tblW w:w="8519" w:type="dxa"/>
+          <w:jc w:val="center"/>
           <w:tblCellMar>
             <w:top w:w="0" w:type="dxa"/>
             <w:left w:w="108" w:type="dxa"/>
@@ -2355,15 +2316,15 @@
           </w:tblCellMar>
         </w:tblPrEx>
         <w:trPr>
-          <w:trHeight w:val="0" w:hRule="atLeast"/>
+          <w:trHeight w:val="0"/>
           <w:jc w:val="center"/>
         </w:trPr>
         <w:tc>
           <w:tcPr>
             <w:tcW w:w="0" w:type="auto"/>
             <w:tcBorders>
-              <w:top w:val="single" w:color="auto" w:sz="4" w:space="0"/>
-              <w:left w:val="single" w:color="auto" w:sz="12" w:space="0"/>
+              <w:top w:val="single" w:sz="4" w:space="0" w:color="auto"/>
+              <w:left w:val="single" w:sz="12" w:space="0" w:color="auto"/>
               <w:bottom w:val="nil"/>
               <w:right w:val="nil"/>
             </w:tcBorders>
@@ -2391,12 +2352,12 @@
               <w:adjustRightInd w:val="0"/>
               <w:snapToGrid w:val="0"/>
               <w:spacing w:line="240" w:lineRule="auto"/>
-              <w:ind w:left="0" w:leftChars="0" w:right="0" w:rightChars="0" w:firstLine="0" w:firstLineChars="0"/>
+              <w:ind w:left="0" w:right="0" w:firstLine="0" w:leftChars="0" w:rightChars="0" w:firstLineChars="0"/>
               <w:jc w:val="center"/>
               <w:textAlignment w:val="baseline"/>
               <w:rPr>
-                <w:rStyle w:val="25"/>
-                <w:rFonts w:hint="default" w:ascii="微软雅黑" w:hAnsi="微软雅黑" w:eastAsia="微软雅黑" w:cs="微软雅黑"/>
+                <w:rStyle w:val="Strong"/>
+                <w:rFonts w:ascii="微软雅黑" w:eastAsia="微软雅黑" w:hAnsi="微软雅黑" w:cs="微软雅黑" w:hint="default"/>
                 <w:b w:val="0"/>
                 <w:bCs/>
                 <w:i w:val="0"/>
@@ -2418,8 +2379,8 @@
           <w:tcPr>
             <w:tcW w:w="0" w:type="auto"/>
             <w:tcBorders>
-              <w:top w:val="single" w:color="auto" w:sz="4" w:space="0"/>
-              <w:left w:val="single" w:color="auto" w:sz="4" w:space="0"/>
+              <w:top w:val="single" w:sz="4" w:space="0" w:color="auto"/>
+              <w:left w:val="single" w:sz="4" w:space="0" w:color="auto"/>
               <w:bottom w:val="nil"/>
               <w:right w:val="nil"/>
             </w:tcBorders>
@@ -2447,12 +2408,12 @@
               <w:adjustRightInd w:val="0"/>
               <w:snapToGrid w:val="0"/>
               <w:spacing w:line="240" w:lineRule="auto"/>
-              <w:ind w:left="0" w:leftChars="0" w:right="0" w:rightChars="0" w:firstLine="0" w:firstLineChars="0"/>
+              <w:ind w:left="0" w:right="0" w:firstLine="0" w:leftChars="0" w:rightChars="0" w:firstLineChars="0"/>
               <w:jc w:val="center"/>
               <w:textAlignment w:val="baseline"/>
               <w:rPr>
-                <w:rStyle w:val="25"/>
-                <w:rFonts w:hint="default" w:ascii="微软雅黑" w:hAnsi="微软雅黑" w:eastAsia="微软雅黑" w:cs="微软雅黑"/>
+                <w:rStyle w:val="Strong"/>
+                <w:rFonts w:ascii="微软雅黑" w:eastAsia="微软雅黑" w:hAnsi="微软雅黑" w:cs="微软雅黑" w:hint="default"/>
                 <w:b w:val="0"/>
                 <w:bCs/>
                 <w:i w:val="0"/>
@@ -2474,8 +2435,8 @@
           <w:tcPr>
             <w:tcW w:w="0" w:type="auto"/>
             <w:tcBorders>
-              <w:top w:val="single" w:color="auto" w:sz="4" w:space="0"/>
-              <w:left w:val="single" w:color="auto" w:sz="4" w:space="0"/>
+              <w:top w:val="single" w:sz="4" w:space="0" w:color="auto"/>
+              <w:left w:val="single" w:sz="4" w:space="0" w:color="auto"/>
               <w:bottom w:val="nil"/>
               <w:right w:val="nil"/>
             </w:tcBorders>
@@ -2503,12 +2464,12 @@
               <w:adjustRightInd w:val="0"/>
               <w:snapToGrid w:val="0"/>
               <w:spacing w:line="240" w:lineRule="auto"/>
-              <w:ind w:left="0" w:leftChars="0" w:right="0" w:rightChars="0" w:firstLine="0" w:firstLineChars="0"/>
+              <w:ind w:left="0" w:right="0" w:firstLine="0" w:leftChars="0" w:rightChars="0" w:firstLineChars="0"/>
               <w:jc w:val="center"/>
               <w:textAlignment w:val="baseline"/>
               <w:rPr>
-                <w:rStyle w:val="25"/>
-                <w:rFonts w:hint="default" w:ascii="微软雅黑" w:hAnsi="微软雅黑" w:eastAsia="微软雅黑" w:cs="微软雅黑"/>
+                <w:rStyle w:val="Strong"/>
+                <w:rFonts w:ascii="微软雅黑" w:eastAsia="微软雅黑" w:hAnsi="微软雅黑" w:cs="微软雅黑" w:hint="default"/>
                 <w:b w:val="0"/>
                 <w:bCs/>
                 <w:i w:val="0"/>
@@ -2530,8 +2491,8 @@
           <w:tcPr>
             <w:tcW w:w="0" w:type="auto"/>
             <w:tcBorders>
-              <w:top w:val="single" w:color="auto" w:sz="4" w:space="0"/>
-              <w:left w:val="single" w:color="auto" w:sz="4" w:space="0"/>
+              <w:top w:val="single" w:sz="4" w:space="0" w:color="auto"/>
+              <w:left w:val="single" w:sz="4" w:space="0" w:color="auto"/>
               <w:bottom w:val="nil"/>
               <w:right w:val="nil"/>
             </w:tcBorders>
@@ -2559,12 +2520,12 @@
               <w:adjustRightInd w:val="0"/>
               <w:snapToGrid w:val="0"/>
               <w:spacing w:line="240" w:lineRule="auto"/>
-              <w:ind w:left="0" w:leftChars="0" w:right="0" w:rightChars="0" w:firstLine="0" w:firstLineChars="0"/>
+              <w:ind w:left="0" w:right="0" w:firstLine="0" w:leftChars="0" w:rightChars="0" w:firstLineChars="0"/>
               <w:jc w:val="center"/>
               <w:textAlignment w:val="baseline"/>
               <w:rPr>
-                <w:rStyle w:val="25"/>
-                <w:rFonts w:hint="default" w:ascii="微软雅黑" w:hAnsi="微软雅黑" w:eastAsia="微软雅黑" w:cs="微软雅黑"/>
+                <w:rStyle w:val="Strong"/>
+                <w:rFonts w:ascii="微软雅黑" w:eastAsia="微软雅黑" w:hAnsi="微软雅黑" w:cs="微软雅黑" w:hint="default"/>
                 <w:b w:val="0"/>
                 <w:bCs/>
                 <w:i w:val="0"/>
@@ -2586,10 +2547,10 @@
           <w:tcPr>
             <w:tcW w:w="1205" w:type="dxa"/>
             <w:tcBorders>
-              <w:top w:val="single" w:color="auto" w:sz="4" w:space="0"/>
-              <w:left w:val="single" w:color="auto" w:sz="4" w:space="0"/>
-              <w:bottom w:val="nil"/>
-              <w:right w:val="single" w:color="auto" w:sz="12" w:space="0"/>
+              <w:top w:val="single" w:sz="4" w:space="0" w:color="auto"/>
+              <w:left w:val="single" w:sz="4" w:space="0" w:color="auto"/>
+              <w:bottom w:val="nil"/>
+              <w:right w:val="single" w:sz="12" w:space="0" w:color="auto"/>
             </w:tcBorders>
             <w:tcMar>
               <w:top w:w="-1" w:type="dxa"/>
@@ -2615,12 +2576,12 @@
               <w:adjustRightInd w:val="0"/>
               <w:snapToGrid w:val="0"/>
               <w:spacing w:line="240" w:lineRule="auto"/>
-              <w:ind w:left="0" w:leftChars="0" w:right="0" w:rightChars="0" w:firstLine="0" w:firstLineChars="0"/>
+              <w:ind w:left="0" w:right="0" w:firstLine="0" w:leftChars="0" w:rightChars="0" w:firstLineChars="0"/>
               <w:jc w:val="center"/>
               <w:textAlignment w:val="baseline"/>
               <w:rPr>
-                <w:rStyle w:val="25"/>
-                <w:rFonts w:hint="default" w:ascii="微软雅黑" w:hAnsi="微软雅黑" w:eastAsia="微软雅黑" w:cs="微软雅黑"/>
+                <w:rStyle w:val="Strong"/>
+                <w:rFonts w:ascii="微软雅黑" w:eastAsia="微软雅黑" w:hAnsi="微软雅黑" w:cs="微软雅黑" w:hint="default"/>
                 <w:b w:val="0"/>
                 <w:bCs/>
                 <w:i w:val="0"/>
@@ -2641,14 +2602,8 @@
       </w:tr>
       <w:tr>
         <w:tblPrEx>
-          <w:tblBorders>
-            <w:top w:val="none" w:color="auto" w:sz="0" w:space="0"/>
-            <w:left w:val="none" w:color="auto" w:sz="0" w:space="0"/>
-            <w:bottom w:val="none" w:color="auto" w:sz="0" w:space="0"/>
-            <w:right w:val="none" w:color="auto" w:sz="0" w:space="0"/>
-            <w:insideH w:val="none" w:color="auto" w:sz="0" w:space="0"/>
-            <w:insideV w:val="none" w:color="auto" w:sz="0" w:space="0"/>
-          </w:tblBorders>
+          <w:tblW w:w="8519" w:type="dxa"/>
+          <w:jc w:val="center"/>
           <w:tblCellMar>
             <w:top w:w="0" w:type="dxa"/>
             <w:left w:w="108" w:type="dxa"/>
@@ -2657,16 +2612,16 @@
           </w:tblCellMar>
         </w:tblPrEx>
         <w:trPr>
-          <w:trHeight w:val="0" w:hRule="atLeast"/>
+          <w:trHeight w:val="0"/>
           <w:jc w:val="center"/>
         </w:trPr>
         <w:tc>
           <w:tcPr>
             <w:tcW w:w="1621" w:type="dxa"/>
             <w:tcBorders>
-              <w:top w:val="single" w:color="auto" w:sz="4" w:space="0"/>
-              <w:left w:val="single" w:color="auto" w:sz="12" w:space="0"/>
-              <w:bottom w:val="single" w:color="auto" w:sz="12" w:space="0"/>
+              <w:top w:val="single" w:sz="4" w:space="0" w:color="auto"/>
+              <w:left w:val="single" w:sz="12" w:space="0" w:color="auto"/>
+              <w:bottom w:val="single" w:sz="12" w:space="0" w:color="auto"/>
               <w:right w:val="nil"/>
             </w:tcBorders>
             <w:tcMar>
@@ -2693,12 +2648,12 @@
               <w:adjustRightInd w:val="0"/>
               <w:snapToGrid w:val="0"/>
               <w:spacing w:line="240" w:lineRule="auto"/>
-              <w:ind w:left="0" w:leftChars="0" w:right="0" w:rightChars="0" w:firstLine="0" w:firstLineChars="0"/>
+              <w:ind w:left="0" w:right="0" w:firstLine="0" w:leftChars="0" w:rightChars="0" w:firstLineChars="0"/>
               <w:jc w:val="center"/>
               <w:textAlignment w:val="baseline"/>
               <w:rPr>
-                <w:rStyle w:val="25"/>
-                <w:rFonts w:hint="default" w:ascii="微软雅黑" w:hAnsi="微软雅黑" w:eastAsia="微软雅黑" w:cs="微软雅黑"/>
+                <w:rStyle w:val="Strong"/>
+                <w:rFonts w:ascii="微软雅黑" w:eastAsia="微软雅黑" w:hAnsi="微软雅黑" w:cs="微软雅黑" w:hint="default"/>
                 <w:b w:val="0"/>
                 <w:bCs/>
                 <w:i w:val="0"/>
@@ -2720,9 +2675,9 @@
           <w:tcPr>
             <w:tcW w:w="2036" w:type="dxa"/>
             <w:tcBorders>
-              <w:top w:val="single" w:color="auto" w:sz="4" w:space="0"/>
-              <w:left w:val="single" w:color="auto" w:sz="4" w:space="0"/>
-              <w:bottom w:val="single" w:color="auto" w:sz="12" w:space="0"/>
+              <w:top w:val="single" w:sz="4" w:space="0" w:color="auto"/>
+              <w:left w:val="single" w:sz="4" w:space="0" w:color="auto"/>
+              <w:bottom w:val="single" w:sz="12" w:space="0" w:color="auto"/>
               <w:right w:val="nil"/>
             </w:tcBorders>
             <w:tcMar>
@@ -2749,12 +2704,12 @@
               <w:adjustRightInd w:val="0"/>
               <w:snapToGrid w:val="0"/>
               <w:spacing w:line="240" w:lineRule="auto"/>
-              <w:ind w:left="0" w:leftChars="0" w:right="0" w:rightChars="0" w:firstLine="0" w:firstLineChars="0"/>
+              <w:ind w:left="0" w:right="0" w:firstLine="0" w:leftChars="0" w:rightChars="0" w:firstLineChars="0"/>
               <w:jc w:val="center"/>
               <w:textAlignment w:val="baseline"/>
               <w:rPr>
-                <w:rStyle w:val="25"/>
-                <w:rFonts w:hint="default" w:ascii="微软雅黑" w:hAnsi="微软雅黑" w:eastAsia="微软雅黑" w:cs="微软雅黑"/>
+                <w:rStyle w:val="Strong"/>
+                <w:rFonts w:ascii="微软雅黑" w:eastAsia="微软雅黑" w:hAnsi="微软雅黑" w:cs="微软雅黑" w:hint="default"/>
                 <w:b w:val="0"/>
                 <w:bCs/>
                 <w:i w:val="0"/>
@@ -2776,9 +2731,9 @@
           <w:tcPr>
             <w:tcW w:w="1621" w:type="dxa"/>
             <w:tcBorders>
-              <w:top w:val="single" w:color="auto" w:sz="4" w:space="0"/>
-              <w:left w:val="single" w:color="auto" w:sz="4" w:space="0"/>
-              <w:bottom w:val="single" w:color="auto" w:sz="12" w:space="0"/>
+              <w:top w:val="single" w:sz="4" w:space="0" w:color="auto"/>
+              <w:left w:val="single" w:sz="4" w:space="0" w:color="auto"/>
+              <w:bottom w:val="single" w:sz="12" w:space="0" w:color="auto"/>
               <w:right w:val="nil"/>
             </w:tcBorders>
             <w:tcMar>
@@ -2805,12 +2760,12 @@
               <w:adjustRightInd w:val="0"/>
               <w:snapToGrid w:val="0"/>
               <w:spacing w:line="240" w:lineRule="auto"/>
-              <w:ind w:left="0" w:leftChars="0" w:right="0" w:rightChars="0" w:firstLine="0" w:firstLineChars="0"/>
+              <w:ind w:left="0" w:right="0" w:firstLine="0" w:leftChars="0" w:rightChars="0" w:firstLineChars="0"/>
               <w:jc w:val="center"/>
               <w:textAlignment w:val="baseline"/>
               <w:rPr>
-                <w:rStyle w:val="25"/>
-                <w:rFonts w:hint="default" w:ascii="微软雅黑" w:hAnsi="微软雅黑" w:eastAsia="微软雅黑" w:cs="微软雅黑"/>
+                <w:rStyle w:val="Strong"/>
+                <w:rFonts w:ascii="微软雅黑" w:eastAsia="微软雅黑" w:hAnsi="微软雅黑" w:cs="微软雅黑" w:hint="default"/>
                 <w:b w:val="0"/>
                 <w:bCs/>
                 <w:i w:val="0"/>
@@ -2832,9 +2787,9 @@
           <w:tcPr>
             <w:tcW w:w="2036" w:type="dxa"/>
             <w:tcBorders>
-              <w:top w:val="single" w:color="auto" w:sz="4" w:space="0"/>
-              <w:left w:val="single" w:color="auto" w:sz="4" w:space="0"/>
-              <w:bottom w:val="single" w:color="auto" w:sz="12" w:space="0"/>
+              <w:top w:val="single" w:sz="4" w:space="0" w:color="auto"/>
+              <w:left w:val="single" w:sz="4" w:space="0" w:color="auto"/>
+              <w:bottom w:val="single" w:sz="12" w:space="0" w:color="auto"/>
               <w:right w:val="nil"/>
             </w:tcBorders>
             <w:tcMar>
@@ -2861,12 +2816,12 @@
               <w:adjustRightInd w:val="0"/>
               <w:snapToGrid w:val="0"/>
               <w:spacing w:line="240" w:lineRule="auto"/>
-              <w:ind w:left="0" w:leftChars="0" w:right="0" w:rightChars="0" w:firstLine="0" w:firstLineChars="0"/>
+              <w:ind w:left="0" w:right="0" w:firstLine="0" w:leftChars="0" w:rightChars="0" w:firstLineChars="0"/>
               <w:jc w:val="center"/>
               <w:textAlignment w:val="baseline"/>
               <w:rPr>
-                <w:rStyle w:val="25"/>
-                <w:rFonts w:hint="default" w:ascii="微软雅黑" w:hAnsi="微软雅黑" w:eastAsia="微软雅黑" w:cs="微软雅黑"/>
+                <w:rStyle w:val="Strong"/>
+                <w:rFonts w:ascii="微软雅黑" w:eastAsia="微软雅黑" w:hAnsi="微软雅黑" w:cs="微软雅黑" w:hint="default"/>
                 <w:b w:val="0"/>
                 <w:bCs/>
                 <w:i w:val="0"/>
@@ -2888,10 +2843,10 @@
           <w:tcPr>
             <w:tcW w:w="1205" w:type="dxa"/>
             <w:tcBorders>
-              <w:top w:val="single" w:color="auto" w:sz="4" w:space="0"/>
-              <w:left w:val="single" w:color="auto" w:sz="4" w:space="0"/>
-              <w:bottom w:val="single" w:color="auto" w:sz="12" w:space="0"/>
-              <w:right w:val="single" w:color="auto" w:sz="12" w:space="0"/>
+              <w:top w:val="single" w:sz="4" w:space="0" w:color="auto"/>
+              <w:left w:val="single" w:sz="4" w:space="0" w:color="auto"/>
+              <w:bottom w:val="single" w:sz="12" w:space="0" w:color="auto"/>
+              <w:right w:val="single" w:sz="12" w:space="0" w:color="auto"/>
             </w:tcBorders>
             <w:tcMar>
               <w:top w:w="-1" w:type="dxa"/>
@@ -2917,12 +2872,12 @@
               <w:adjustRightInd w:val="0"/>
               <w:snapToGrid w:val="0"/>
               <w:spacing w:line="240" w:lineRule="auto"/>
-              <w:ind w:left="0" w:leftChars="0" w:right="0" w:rightChars="0" w:firstLine="0" w:firstLineChars="0"/>
+              <w:ind w:left="0" w:right="0" w:firstLine="0" w:leftChars="0" w:rightChars="0" w:firstLineChars="0"/>
               <w:jc w:val="center"/>
               <w:textAlignment w:val="baseline"/>
               <w:rPr>
-                <w:rStyle w:val="25"/>
-                <w:rFonts w:hint="default" w:ascii="微软雅黑" w:hAnsi="微软雅黑" w:eastAsia="微软雅黑" w:cs="微软雅黑"/>
+                <w:rStyle w:val="Strong"/>
+                <w:rFonts w:ascii="微软雅黑" w:eastAsia="微软雅黑" w:hAnsi="微软雅黑" w:cs="微软雅黑" w:hint="default"/>
                 <w:b w:val="0"/>
                 <w:bCs/>
                 <w:i w:val="0"/>
@@ -2961,8 +2916,8 @@
       </w:pPr>
       <w:r>
         <w:rPr>
-          <w:rStyle w:val="25"/>
-          <w:rFonts w:hint="default" w:ascii="微软雅黑" w:hAnsi="微软雅黑" w:eastAsia="微软雅黑" w:cs="微软雅黑"/>
+          <w:rStyle w:val="Strong"/>
+          <w:rFonts w:ascii="微软雅黑" w:eastAsia="微软雅黑" w:hAnsi="微软雅黑" w:cs="微软雅黑" w:hint="default"/>
           <w:b w:val="0"/>
           <w:bCs/>
           <w:i w:val="0"/>
@@ -2982,7 +2937,7 @@
     <w:sdt>
       <w:sdtPr>
         <w:rPr>
-          <w:rFonts w:ascii="宋体" w:hAnsi="宋体" w:eastAsia="宋体" w:cs="Arial"/>
+          <w:rFonts w:ascii="宋体" w:eastAsia="宋体" w:hAnsi="宋体" w:cs="Arial"/>
           <w:snapToGrid w:val="0"/>
           <w:color w:val="000000"/>
           <w:kern w:val="0"/>
@@ -2998,7 +2953,7 @@
       </w:sdtPr>
       <w:sdtEndPr>
         <w:rPr>
-          <w:rFonts w:ascii="宋体" w:hAnsi="宋体" w:eastAsia="宋体" w:cs="Arial"/>
+          <w:rFonts w:ascii="宋体" w:eastAsia="宋体" w:hAnsi="宋体" w:cs="Arial"/>
           <w:snapToGrid w:val="0"/>
           <w:color w:val="000000"/>
           <w:kern w:val="0"/>
@@ -3024,13 +2979,13 @@
             <w:adjustRightInd w:val="0"/>
             <w:snapToGrid w:val="0"/>
             <w:spacing w:before="0" w:beforeLines="0" w:after="0" w:afterLines="0" w:line="240" w:lineRule="auto"/>
-            <w:ind w:left="0" w:leftChars="0" w:right="0" w:rightChars="0" w:firstLine="0" w:firstLineChars="0"/>
+            <w:ind w:left="0" w:right="0" w:firstLine="0" w:leftChars="0" w:rightChars="0" w:firstLineChars="0"/>
             <w:jc w:val="center"/>
             <w:textAlignment w:val="baseline"/>
           </w:pPr>
           <w:r>
             <w:rPr>
-              <w:rFonts w:ascii="宋体" w:hAnsi="宋体" w:eastAsia="宋体"/>
+              <w:rFonts w:ascii="宋体" w:eastAsia="宋体" w:hAnsi="宋体"/>
               <w:sz w:val="21"/>
             </w:rPr>
             <w:t>目录</w:t>
@@ -3038,7 +2993,7 @@
         </w:p>
         <w:p>
           <w:pPr>
-            <w:pStyle w:val="16"/>
+            <w:pStyle w:val="TOC1"/>
             <w:tabs>
               <w:tab w:val="right" w:leader="dot" w:pos="8306"/>
             </w:tabs>
@@ -3094,7 +3049,7 @@
         </w:p>
         <w:p>
           <w:pPr>
-            <w:pStyle w:val="16"/>
+            <w:pStyle w:val="TOC1"/>
             <w:tabs>
               <w:tab w:val="right" w:leader="dot" w:pos="8306"/>
             </w:tabs>
@@ -3141,7 +3096,7 @@
         </w:p>
         <w:p>
           <w:pPr>
-            <w:pStyle w:val="16"/>
+            <w:pStyle w:val="TOC1"/>
             <w:tabs>
               <w:tab w:val="right" w:leader="dot" w:pos="8306"/>
             </w:tabs>
@@ -3188,7 +3143,7 @@
         </w:p>
         <w:p>
           <w:pPr>
-            <w:pStyle w:val="16"/>
+            <w:pStyle w:val="TOC1"/>
             <w:tabs>
               <w:tab w:val="right" w:leader="dot" w:pos="8306"/>
             </w:tabs>
@@ -3235,7 +3190,7 @@
         </w:p>
         <w:p>
           <w:pPr>
-            <w:pStyle w:val="16"/>
+            <w:pStyle w:val="TOC1"/>
             <w:tabs>
               <w:tab w:val="right" w:leader="dot" w:pos="8306"/>
             </w:tabs>
@@ -3282,7 +3237,7 @@
         </w:p>
         <w:p>
           <w:pPr>
-            <w:pStyle w:val="16"/>
+            <w:pStyle w:val="TOC1"/>
             <w:tabs>
               <w:tab w:val="right" w:leader="dot" w:pos="8306"/>
             </w:tabs>
@@ -3329,7 +3284,7 @@
         </w:p>
         <w:p>
           <w:pPr>
-            <w:pStyle w:val="16"/>
+            <w:pStyle w:val="TOC1"/>
             <w:tabs>
               <w:tab w:val="right" w:leader="dot" w:pos="8306"/>
             </w:tabs>
@@ -3376,7 +3331,7 @@
         </w:p>
         <w:p>
           <w:pPr>
-            <w:pStyle w:val="16"/>
+            <w:pStyle w:val="TOC1"/>
             <w:tabs>
               <w:tab w:val="right" w:leader="dot" w:pos="8306"/>
             </w:tabs>
@@ -3438,7 +3393,7 @@
             <w:snapToGrid w:val="0"/>
             <w:textAlignment w:val="baseline"/>
             <w:rPr>
-              <w:rFonts w:ascii="宋体" w:hAnsi="宋体" w:eastAsia="宋体" w:cs="Arial"/>
+              <w:rFonts w:ascii="宋体" w:eastAsia="宋体" w:hAnsi="宋体" w:cs="Arial"/>
               <w:snapToGrid w:val="0"/>
               <w:color w:val="000000"/>
               <w:kern w:val="0"/>
@@ -3471,7 +3426,7 @@
         <w:jc w:val="center"/>
         <w:textAlignment w:val="baseline"/>
         <w:rPr>
-          <w:rFonts w:hint="eastAsia" w:ascii="宋体" w:hAnsi="宋体" w:cs="Arial"/>
+          <w:rFonts w:ascii="宋体" w:hAnsi="宋体" w:cs="Arial" w:hint="eastAsia"/>
           <w:snapToGrid w:val="0"/>
           <w:color w:val="000000"/>
           <w:kern w:val="0"/>
@@ -3482,7 +3437,7 @@
       </w:pPr>
       <w:r>
         <w:rPr>
-          <w:rFonts w:hint="eastAsia" w:ascii="宋体" w:hAnsi="宋体" w:cs="Arial"/>
+          <w:rFonts w:ascii="宋体" w:hAnsi="宋体" w:cs="Arial" w:hint="eastAsia"/>
           <w:snapToGrid w:val="0"/>
           <w:color w:val="000000"/>
           <w:kern w:val="0"/>
@@ -3495,14 +3450,14 @@
     </w:p>
     <w:p>
       <w:pPr>
-        <w:pStyle w:val="17"/>
+        <w:pStyle w:val="TableofFigures"/>
         <w:tabs>
           <w:tab w:val="right" w:leader="dot" w:pos="8306"/>
         </w:tabs>
       </w:pPr>
       <w:r>
         <w:rPr>
-          <w:rFonts w:hint="default" w:ascii="宋体" w:hAnsi="宋体" w:cs="Arial"/>
+          <w:rFonts w:ascii="宋体" w:hAnsi="宋体" w:cs="Arial" w:hint="default"/>
           <w:snapToGrid w:val="0"/>
           <w:color w:val="000000"/>
           <w:kern w:val="0"/>
@@ -3514,7 +3469,7 @@
       </w:r>
       <w:r>
         <w:rPr>
-          <w:rFonts w:hint="default" w:ascii="宋体" w:hAnsi="宋体" w:cs="Arial"/>
+          <w:rFonts w:ascii="宋体" w:hAnsi="宋体" w:cs="Arial" w:hint="default"/>
           <w:snapToGrid w:val="0"/>
           <w:color w:val="000000"/>
           <w:kern w:val="0"/>
@@ -3522,11 +3477,11 @@
           <w:szCs w:val="21"/>
           <w:lang w:val="en-US" w:eastAsia="zh-CN" w:bidi="ar-SA"/>
         </w:rPr>
-        <w:instrText xml:space="preserve">TOC \h \c "表"</w:instrText>
-      </w:r>
-      <w:r>
-        <w:rPr>
-          <w:rFonts w:hint="default" w:ascii="宋体" w:hAnsi="宋体" w:cs="Arial"/>
+        <w:instrText>TOC \h \c "表"</w:instrText>
+      </w:r>
+      <w:r>
+        <w:rPr>
+          <w:rFonts w:ascii="宋体" w:hAnsi="宋体" w:cs="Arial" w:hint="default"/>
           <w:snapToGrid w:val="0"/>
           <w:color w:val="000000"/>
           <w:kern w:val="0"/>
@@ -3538,7 +3493,7 @@
       </w:r>
       <w:r>
         <w:rPr>
-          <w:rFonts w:hint="default" w:ascii="宋体" w:hAnsi="宋体" w:cs="Arial"/>
+          <w:rFonts w:ascii="宋体" w:hAnsi="宋体" w:cs="Arial" w:hint="default"/>
           <w:snapToGrid w:val="0"/>
           <w:color w:val="000000"/>
           <w:kern w:val="0"/>
@@ -3549,7 +3504,7 @@
       </w:r>
       <w:r>
         <w:rPr>
-          <w:rFonts w:hint="default" w:ascii="宋体" w:hAnsi="宋体" w:cs="Arial"/>
+          <w:rFonts w:ascii="宋体" w:hAnsi="宋体" w:cs="Arial" w:hint="default"/>
           <w:snapToGrid w:val="0"/>
           <w:kern w:val="0"/>
           <w:szCs w:val="21"/>
@@ -3559,7 +3514,7 @@
       </w:r>
       <w:r>
         <w:rPr>
-          <w:rFonts w:hint="default" w:ascii="宋体" w:hAnsi="宋体" w:cs="Arial"/>
+          <w:rFonts w:ascii="宋体" w:hAnsi="宋体" w:cs="Arial" w:hint="default"/>
           <w:snapToGrid w:val="0"/>
           <w:kern w:val="0"/>
           <w:szCs w:val="21"/>
@@ -3618,7 +3573,7 @@
       </w:r>
       <w:r>
         <w:rPr>
-          <w:rFonts w:hint="default" w:ascii="宋体" w:hAnsi="宋体" w:cs="Arial"/>
+          <w:rFonts w:ascii="宋体" w:hAnsi="宋体" w:cs="Arial" w:hint="default"/>
           <w:snapToGrid w:val="0"/>
           <w:color w:val="000000"/>
           <w:kern w:val="0"/>
@@ -3630,14 +3585,14 @@
     </w:p>
     <w:p>
       <w:pPr>
-        <w:pStyle w:val="17"/>
+        <w:pStyle w:val="TableofFigures"/>
         <w:tabs>
           <w:tab w:val="right" w:leader="dot" w:pos="8306"/>
         </w:tabs>
       </w:pPr>
       <w:r>
         <w:rPr>
-          <w:rFonts w:hint="default" w:ascii="宋体" w:hAnsi="宋体" w:cs="Arial"/>
+          <w:rFonts w:ascii="宋体" w:hAnsi="宋体" w:cs="Arial" w:hint="default"/>
           <w:snapToGrid w:val="0"/>
           <w:color w:val="000000"/>
           <w:kern w:val="0"/>
@@ -3648,7 +3603,7 @@
       </w:r>
       <w:r>
         <w:rPr>
-          <w:rFonts w:hint="default" w:ascii="宋体" w:hAnsi="宋体" w:cs="Arial"/>
+          <w:rFonts w:ascii="宋体" w:hAnsi="宋体" w:cs="Arial" w:hint="default"/>
           <w:snapToGrid w:val="0"/>
           <w:kern w:val="0"/>
           <w:szCs w:val="21"/>
@@ -3658,7 +3613,7 @@
       </w:r>
       <w:r>
         <w:rPr>
-          <w:rFonts w:hint="default" w:ascii="宋体" w:hAnsi="宋体" w:cs="Arial"/>
+          <w:rFonts w:ascii="宋体" w:hAnsi="宋体" w:cs="Arial" w:hint="default"/>
           <w:snapToGrid w:val="0"/>
           <w:kern w:val="0"/>
           <w:szCs w:val="21"/>
@@ -3717,7 +3672,7 @@
       </w:r>
       <w:r>
         <w:rPr>
-          <w:rFonts w:hint="default" w:ascii="宋体" w:hAnsi="宋体" w:cs="Arial"/>
+          <w:rFonts w:ascii="宋体" w:hAnsi="宋体" w:cs="Arial" w:hint="default"/>
           <w:snapToGrid w:val="0"/>
           <w:color w:val="000000"/>
           <w:kern w:val="0"/>
@@ -3729,14 +3684,14 @@
     </w:p>
     <w:p>
       <w:pPr>
-        <w:pStyle w:val="17"/>
+        <w:pStyle w:val="TableofFigures"/>
         <w:tabs>
           <w:tab w:val="right" w:leader="dot" w:pos="8306"/>
         </w:tabs>
       </w:pPr>
       <w:r>
         <w:rPr>
-          <w:rFonts w:hint="default" w:ascii="宋体" w:hAnsi="宋体" w:cs="Arial"/>
+          <w:rFonts w:ascii="宋体" w:hAnsi="宋体" w:cs="Arial" w:hint="default"/>
           <w:snapToGrid w:val="0"/>
           <w:color w:val="000000"/>
           <w:kern w:val="0"/>
@@ -3747,7 +3702,7 @@
       </w:r>
       <w:r>
         <w:rPr>
-          <w:rFonts w:hint="default" w:ascii="宋体" w:hAnsi="宋体" w:cs="Arial"/>
+          <w:rFonts w:ascii="宋体" w:hAnsi="宋体" w:cs="Arial" w:hint="default"/>
           <w:snapToGrid w:val="0"/>
           <w:kern w:val="0"/>
           <w:szCs w:val="21"/>
@@ -3757,7 +3712,7 @@
       </w:r>
       <w:r>
         <w:rPr>
-          <w:rFonts w:hint="default" w:ascii="宋体" w:hAnsi="宋体" w:cs="Arial"/>
+          <w:rFonts w:ascii="宋体" w:hAnsi="宋体" w:cs="Arial" w:hint="default"/>
           <w:snapToGrid w:val="0"/>
           <w:kern w:val="0"/>
           <w:szCs w:val="21"/>
@@ -3826,7 +3781,7 @@
       </w:r>
       <w:r>
         <w:rPr>
-          <w:rFonts w:hint="default" w:ascii="宋体" w:hAnsi="宋体" w:cs="Arial"/>
+          <w:rFonts w:ascii="宋体" w:hAnsi="宋体" w:cs="Arial" w:hint="default"/>
           <w:snapToGrid w:val="0"/>
           <w:color w:val="000000"/>
           <w:kern w:val="0"/>
@@ -3854,7 +3809,7 @@
         <w:jc w:val="center"/>
         <w:textAlignment w:val="baseline"/>
         <w:rPr>
-          <w:rFonts w:hint="default" w:ascii="宋体" w:hAnsi="宋体" w:cs="Arial"/>
+          <w:rFonts w:ascii="宋体" w:hAnsi="宋体" w:cs="Arial" w:hint="default"/>
           <w:snapToGrid w:val="0"/>
           <w:color w:val="000000"/>
           <w:kern w:val="0"/>
@@ -3865,7 +3820,7 @@
       </w:pPr>
       <w:r>
         <w:rPr>
-          <w:rFonts w:hint="default" w:ascii="宋体" w:hAnsi="宋体" w:cs="Arial"/>
+          <w:rFonts w:ascii="宋体" w:hAnsi="宋体" w:cs="Arial" w:hint="default"/>
           <w:snapToGrid w:val="0"/>
           <w:color w:val="000000"/>
           <w:kern w:val="0"/>
@@ -3906,7 +3861,7 @@
     </w:p>
     <w:p>
       <w:pPr>
-        <w:pStyle w:val="30"/>
+        <w:pStyle w:val="1"/>
         <w:bidi w:val="0"/>
       </w:pPr>
       <w:bookmarkStart w:id="1" w:name="heading_2"/>
@@ -3919,7 +3874,7 @@
     </w:p>
     <w:p>
       <w:pPr>
-        <w:pStyle w:val="31"/>
+        <w:pStyle w:val="a1"/>
         <w:bidi w:val="0"/>
       </w:pPr>
       <w:r>
@@ -3928,7 +3883,7 @@
     </w:p>
     <w:p>
       <w:pPr>
-        <w:pStyle w:val="30"/>
+        <w:pStyle w:val="1"/>
         <w:bidi w:val="0"/>
       </w:pPr>
       <w:bookmarkStart w:id="3" w:name="heading_3"/>
@@ -3941,7 +3896,7 @@
     </w:p>
     <w:p>
       <w:pPr>
-        <w:pStyle w:val="31"/>
+        <w:pStyle w:val="a1"/>
         <w:keepNext w:val="0"/>
         <w:keepLines w:val="0"/>
         <w:pageBreakBefore w:val="0"/>
@@ -3991,7 +3946,7 @@
           <w:rFonts w:hint="eastAsia"/>
           <w:lang w:val="en-US" w:eastAsia="zh-CN"/>
         </w:rPr>
-        <w:instrText xml:space="preserve">"柴_标题1"\n</w:instrText>
+        <w:instrText>"柴_标题1"\n</w:instrText>
       </w:r>
       <w:r>
         <w:instrText xml:space="preserve"> \s</w:instrText>
@@ -4008,7 +3963,7 @@
           <w:rFonts w:hint="eastAsia"/>
           <w:lang w:val="en-US" w:eastAsia="zh-CN"/>
         </w:rPr>
-        <w:instrText xml:space="preserve">* Charformat</w:instrText>
+        <w:instrText>* Charformat</w:instrText>
       </w:r>
       <w:r>
         <w:rPr>
@@ -4094,18 +4049,17 @@
     </w:p>
     <w:tbl>
       <w:tblPr>
-        <w:tblStyle w:val="22"/>
+        <w:tblStyle w:val="TableNormal"/>
         <w:tblW w:w="8522" w:type="dxa"/>
         <w:jc w:val="center"/>
         <w:tblBorders>
-          <w:top w:val="none" w:color="auto" w:sz="0" w:space="0"/>
-          <w:left w:val="none" w:color="auto" w:sz="0" w:space="0"/>
-          <w:bottom w:val="none" w:color="auto" w:sz="0" w:space="0"/>
-          <w:right w:val="none" w:color="auto" w:sz="0" w:space="0"/>
-          <w:insideH w:val="none" w:color="auto" w:sz="0" w:space="0"/>
-          <w:insideV w:val="none" w:color="auto" w:sz="0" w:space="0"/>
+          <w:top w:val="nil"/>
+          <w:left w:val="nil"/>
+          <w:bottom w:val="nil"/>
+          <w:right w:val="nil"/>
+          <w:insideH w:val="nil"/>
+          <w:insideV w:val="nil"/>
         </w:tblBorders>
-        <w:tblLayout w:type="autofit"/>
         <w:tblCellMar>
           <w:top w:w="0" w:type="dxa"/>
           <w:left w:w="10" w:type="dxa"/>
@@ -4119,13 +4073,15 @@
       </w:tblGrid>
       <w:tr>
         <w:tblPrEx>
+          <w:tblW w:w="8522" w:type="dxa"/>
+          <w:jc w:val="center"/>
           <w:tblBorders>
-            <w:top w:val="none" w:color="auto" w:sz="0" w:space="0"/>
-            <w:left w:val="none" w:color="auto" w:sz="0" w:space="0"/>
-            <w:bottom w:val="none" w:color="auto" w:sz="0" w:space="0"/>
-            <w:right w:val="none" w:color="auto" w:sz="0" w:space="0"/>
-            <w:insideH w:val="none" w:color="auto" w:sz="0" w:space="0"/>
-            <w:insideV w:val="none" w:color="auto" w:sz="0" w:space="0"/>
+            <w:top w:val="nil"/>
+            <w:left w:val="nil"/>
+            <w:bottom w:val="nil"/>
+            <w:right w:val="nil"/>
+            <w:insideH w:val="nil"/>
+            <w:insideV w:val="nil"/>
           </w:tblBorders>
           <w:tblCellMar>
             <w:top w:w="0" w:type="dxa"/>
@@ -4135,7 +4091,7 @@
           </w:tblCellMar>
         </w:tblPrEx>
         <w:trPr>
-          <w:trHeight w:val="0" w:hRule="atLeast"/>
+          <w:trHeight w:val="0"/>
           <w:tblHeader/>
           <w:jc w:val="center"/>
         </w:trPr>
@@ -4143,8 +4099,8 @@
           <w:tcPr>
             <w:tcW w:w="1953" w:type="dxa"/>
             <w:tcBorders>
-              <w:top w:val="single" w:color="auto" w:sz="12" w:space="0"/>
-              <w:left w:val="single" w:color="auto" w:sz="12" w:space="0"/>
+              <w:top w:val="single" w:sz="12" w:space="0" w:color="auto"/>
+              <w:left w:val="single" w:sz="12" w:space="0" w:color="auto"/>
               <w:bottom w:val="nil"/>
               <w:right w:val="nil"/>
             </w:tcBorders>
@@ -4157,7 +4113,7 @@
           </w:tcPr>
           <w:p>
             <w:pPr>
-              <w:pStyle w:val="31"/>
+              <w:pStyle w:val="a1"/>
               <w:bidi w:val="0"/>
               <w:snapToGrid w:val="0"/>
             </w:pPr>
@@ -4170,10 +4126,10 @@
           <w:tcPr>
             <w:tcW w:w="6569" w:type="dxa"/>
             <w:tcBorders>
-              <w:top w:val="single" w:color="auto" w:sz="12" w:space="0"/>
-              <w:left w:val="single" w:color="auto" w:sz="4" w:space="0"/>
-              <w:bottom w:val="nil"/>
-              <w:right w:val="single" w:color="auto" w:sz="12" w:space="0"/>
+              <w:top w:val="single" w:sz="12" w:space="0" w:color="auto"/>
+              <w:left w:val="single" w:sz="4" w:space="0" w:color="auto"/>
+              <w:bottom w:val="nil"/>
+              <w:right w:val="single" w:sz="12" w:space="0" w:color="auto"/>
             </w:tcBorders>
             <w:tcMar>
               <w:top w:w="60" w:type="dxa"/>
@@ -4184,7 +4140,7 @@
           </w:tcPr>
           <w:p>
             <w:pPr>
-              <w:pStyle w:val="31"/>
+              <w:pStyle w:val="a1"/>
               <w:bidi w:val="0"/>
               <w:snapToGrid w:val="0"/>
             </w:pPr>
@@ -4196,14 +4152,8 @@
       </w:tr>
       <w:tr>
         <w:tblPrEx>
-          <w:tblBorders>
-            <w:top w:val="none" w:color="auto" w:sz="0" w:space="0"/>
-            <w:left w:val="none" w:color="auto" w:sz="0" w:space="0"/>
-            <w:bottom w:val="none" w:color="auto" w:sz="0" w:space="0"/>
-            <w:right w:val="none" w:color="auto" w:sz="0" w:space="0"/>
-            <w:insideH w:val="none" w:color="auto" w:sz="0" w:space="0"/>
-            <w:insideV w:val="none" w:color="auto" w:sz="0" w:space="0"/>
-          </w:tblBorders>
+          <w:tblW w:w="8522" w:type="dxa"/>
+          <w:jc w:val="center"/>
           <w:tblCellMar>
             <w:top w:w="0" w:type="dxa"/>
             <w:left w:w="10" w:type="dxa"/>
@@ -4212,7 +4162,7 @@
           </w:tblCellMar>
         </w:tblPrEx>
         <w:trPr>
-          <w:trHeight w:val="0" w:hRule="atLeast"/>
+          <w:trHeight w:val="0"/>
           <w:tblHeader/>
           <w:jc w:val="center"/>
         </w:trPr>
@@ -4220,8 +4170,8 @@
           <w:tcPr>
             <w:tcW w:w="1953" w:type="dxa"/>
             <w:tcBorders>
-              <w:top w:val="single" w:color="auto" w:sz="4" w:space="0"/>
-              <w:left w:val="single" w:color="auto" w:sz="12" w:space="0"/>
+              <w:top w:val="single" w:sz="4" w:space="0" w:color="auto"/>
+              <w:left w:val="single" w:sz="12" w:space="0" w:color="auto"/>
               <w:bottom w:val="nil"/>
               <w:right w:val="nil"/>
             </w:tcBorders>
@@ -4234,7 +4184,7 @@
           </w:tcPr>
           <w:p>
             <w:pPr>
-              <w:pStyle w:val="41"/>
+              <w:pStyle w:val="a3"/>
               <w:bidi w:val="0"/>
               <w:jc w:val="center"/>
             </w:pPr>
@@ -4247,10 +4197,10 @@
           <w:tcPr>
             <w:tcW w:w="6569" w:type="dxa"/>
             <w:tcBorders>
-              <w:top w:val="single" w:color="auto" w:sz="4" w:space="0"/>
-              <w:left w:val="single" w:color="auto" w:sz="4" w:space="0"/>
-              <w:bottom w:val="nil"/>
-              <w:right w:val="single" w:color="auto" w:sz="12" w:space="0"/>
+              <w:top w:val="single" w:sz="4" w:space="0" w:color="auto"/>
+              <w:left w:val="single" w:sz="4" w:space="0" w:color="auto"/>
+              <w:bottom w:val="nil"/>
+              <w:right w:val="single" w:sz="12" w:space="0" w:color="auto"/>
             </w:tcBorders>
             <w:tcMar>
               <w:top w:w="60" w:type="dxa"/>
@@ -4261,7 +4211,7 @@
           </w:tcPr>
           <w:p>
             <w:pPr>
-              <w:pStyle w:val="31"/>
+              <w:pStyle w:val="a1"/>
               <w:bidi w:val="0"/>
               <w:snapToGrid w:val="0"/>
             </w:pPr>
@@ -4303,14 +4253,8 @@
       </w:tr>
       <w:tr>
         <w:tblPrEx>
-          <w:tblBorders>
-            <w:top w:val="none" w:color="auto" w:sz="0" w:space="0"/>
-            <w:left w:val="none" w:color="auto" w:sz="0" w:space="0"/>
-            <w:bottom w:val="none" w:color="auto" w:sz="0" w:space="0"/>
-            <w:right w:val="none" w:color="auto" w:sz="0" w:space="0"/>
-            <w:insideH w:val="none" w:color="auto" w:sz="0" w:space="0"/>
-            <w:insideV w:val="none" w:color="auto" w:sz="0" w:space="0"/>
-          </w:tblBorders>
+          <w:tblW w:w="8522" w:type="dxa"/>
+          <w:jc w:val="center"/>
           <w:tblCellMar>
             <w:top w:w="0" w:type="dxa"/>
             <w:left w:w="10" w:type="dxa"/>
@@ -4319,7 +4263,7 @@
           </w:tblCellMar>
         </w:tblPrEx>
         <w:trPr>
-          <w:trHeight w:val="0" w:hRule="atLeast"/>
+          <w:trHeight w:val="0"/>
           <w:tblHeader/>
           <w:jc w:val="center"/>
         </w:trPr>
@@ -4327,8 +4271,8 @@
           <w:tcPr>
             <w:tcW w:w="1953" w:type="dxa"/>
             <w:tcBorders>
-              <w:top w:val="single" w:color="auto" w:sz="4" w:space="0"/>
-              <w:left w:val="single" w:color="auto" w:sz="12" w:space="0"/>
+              <w:top w:val="single" w:sz="4" w:space="0" w:color="auto"/>
+              <w:left w:val="single" w:sz="12" w:space="0" w:color="auto"/>
               <w:bottom w:val="nil"/>
               <w:right w:val="nil"/>
             </w:tcBorders>
@@ -4341,7 +4285,7 @@
           </w:tcPr>
           <w:p>
             <w:pPr>
-              <w:pStyle w:val="41"/>
+              <w:pStyle w:val="a3"/>
               <w:bidi w:val="0"/>
               <w:jc w:val="center"/>
             </w:pPr>
@@ -4354,10 +4298,10 @@
           <w:tcPr>
             <w:tcW w:w="6569" w:type="dxa"/>
             <w:tcBorders>
-              <w:top w:val="single" w:color="auto" w:sz="4" w:space="0"/>
-              <w:left w:val="single" w:color="auto" w:sz="4" w:space="0"/>
-              <w:bottom w:val="nil"/>
-              <w:right w:val="single" w:color="auto" w:sz="12" w:space="0"/>
+              <w:top w:val="single" w:sz="4" w:space="0" w:color="auto"/>
+              <w:left w:val="single" w:sz="4" w:space="0" w:color="auto"/>
+              <w:bottom w:val="nil"/>
+              <w:right w:val="single" w:sz="12" w:space="0" w:color="auto"/>
             </w:tcBorders>
             <w:tcMar>
               <w:top w:w="60" w:type="dxa"/>
@@ -4368,7 +4312,7 @@
           </w:tcPr>
           <w:p>
             <w:pPr>
-              <w:pStyle w:val="31"/>
+              <w:pStyle w:val="a1"/>
               <w:bidi w:val="0"/>
               <w:snapToGrid w:val="0"/>
             </w:pPr>
@@ -4380,14 +4324,8 @@
       </w:tr>
       <w:tr>
         <w:tblPrEx>
-          <w:tblBorders>
-            <w:top w:val="none" w:color="auto" w:sz="0" w:space="0"/>
-            <w:left w:val="none" w:color="auto" w:sz="0" w:space="0"/>
-            <w:bottom w:val="none" w:color="auto" w:sz="0" w:space="0"/>
-            <w:right w:val="none" w:color="auto" w:sz="0" w:space="0"/>
-            <w:insideH w:val="none" w:color="auto" w:sz="0" w:space="0"/>
-            <w:insideV w:val="none" w:color="auto" w:sz="0" w:space="0"/>
-          </w:tblBorders>
+          <w:tblW w:w="8522" w:type="dxa"/>
+          <w:jc w:val="center"/>
           <w:tblCellMar>
             <w:top w:w="0" w:type="dxa"/>
             <w:left w:w="10" w:type="dxa"/>
@@ -4396,7 +4334,7 @@
           </w:tblCellMar>
         </w:tblPrEx>
         <w:trPr>
-          <w:trHeight w:val="0" w:hRule="atLeast"/>
+          <w:trHeight w:val="0"/>
           <w:tblHeader/>
           <w:jc w:val="center"/>
         </w:trPr>
@@ -4404,8 +4342,8 @@
           <w:tcPr>
             <w:tcW w:w="1953" w:type="dxa"/>
             <w:tcBorders>
-              <w:top w:val="single" w:color="auto" w:sz="4" w:space="0"/>
-              <w:left w:val="single" w:color="auto" w:sz="12" w:space="0"/>
+              <w:top w:val="single" w:sz="4" w:space="0" w:color="auto"/>
+              <w:left w:val="single" w:sz="12" w:space="0" w:color="auto"/>
               <w:bottom w:val="nil"/>
               <w:right w:val="nil"/>
             </w:tcBorders>
@@ -4418,7 +4356,7 @@
           </w:tcPr>
           <w:p>
             <w:pPr>
-              <w:pStyle w:val="41"/>
+              <w:pStyle w:val="a3"/>
               <w:bidi w:val="0"/>
               <w:jc w:val="center"/>
             </w:pPr>
@@ -4431,10 +4369,10 @@
           <w:tcPr>
             <w:tcW w:w="6569" w:type="dxa"/>
             <w:tcBorders>
-              <w:top w:val="single" w:color="auto" w:sz="4" w:space="0"/>
-              <w:left w:val="single" w:color="auto" w:sz="4" w:space="0"/>
-              <w:bottom w:val="nil"/>
-              <w:right w:val="single" w:color="auto" w:sz="12" w:space="0"/>
+              <w:top w:val="single" w:sz="4" w:space="0" w:color="auto"/>
+              <w:left w:val="single" w:sz="4" w:space="0" w:color="auto"/>
+              <w:bottom w:val="nil"/>
+              <w:right w:val="single" w:sz="12" w:space="0" w:color="auto"/>
             </w:tcBorders>
             <w:tcMar>
               <w:top w:w="60" w:type="dxa"/>
@@ -4445,7 +4383,7 @@
           </w:tcPr>
           <w:p>
             <w:pPr>
-              <w:pStyle w:val="31"/>
+              <w:pStyle w:val="a1"/>
               <w:bidi w:val="0"/>
               <w:snapToGrid w:val="0"/>
             </w:pPr>
@@ -4457,14 +4395,8 @@
       </w:tr>
       <w:tr>
         <w:tblPrEx>
-          <w:tblBorders>
-            <w:top w:val="none" w:color="auto" w:sz="0" w:space="0"/>
-            <w:left w:val="none" w:color="auto" w:sz="0" w:space="0"/>
-            <w:bottom w:val="none" w:color="auto" w:sz="0" w:space="0"/>
-            <w:right w:val="none" w:color="auto" w:sz="0" w:space="0"/>
-            <w:insideH w:val="none" w:color="auto" w:sz="0" w:space="0"/>
-            <w:insideV w:val="none" w:color="auto" w:sz="0" w:space="0"/>
-          </w:tblBorders>
+          <w:tblW w:w="8522" w:type="dxa"/>
+          <w:jc w:val="center"/>
           <w:tblCellMar>
             <w:top w:w="0" w:type="dxa"/>
             <w:left w:w="10" w:type="dxa"/>
@@ -4473,7 +4405,7 @@
           </w:tblCellMar>
         </w:tblPrEx>
         <w:trPr>
-          <w:trHeight w:val="0" w:hRule="atLeast"/>
+          <w:trHeight w:val="0"/>
           <w:tblHeader/>
           <w:jc w:val="center"/>
         </w:trPr>
@@ -4481,9 +4413,9 @@
           <w:tcPr>
             <w:tcW w:w="1953" w:type="dxa"/>
             <w:tcBorders>
-              <w:top w:val="single" w:color="auto" w:sz="4" w:space="0"/>
-              <w:left w:val="single" w:color="auto" w:sz="12" w:space="0"/>
-              <w:bottom w:val="single" w:color="auto" w:sz="12" w:space="0"/>
+              <w:top w:val="single" w:sz="4" w:space="0" w:color="auto"/>
+              <w:left w:val="single" w:sz="12" w:space="0" w:color="auto"/>
+              <w:bottom w:val="single" w:sz="12" w:space="0" w:color="auto"/>
               <w:right w:val="nil"/>
             </w:tcBorders>
             <w:tcMar>
@@ -4495,7 +4427,7 @@
           </w:tcPr>
           <w:p>
             <w:pPr>
-              <w:pStyle w:val="41"/>
+              <w:pStyle w:val="a3"/>
               <w:bidi w:val="0"/>
               <w:jc w:val="center"/>
             </w:pPr>
@@ -4508,10 +4440,10 @@
           <w:tcPr>
             <w:tcW w:w="6569" w:type="dxa"/>
             <w:tcBorders>
-              <w:top w:val="single" w:color="auto" w:sz="4" w:space="0"/>
-              <w:left w:val="single" w:color="auto" w:sz="4" w:space="0"/>
-              <w:bottom w:val="single" w:color="auto" w:sz="12" w:space="0"/>
-              <w:right w:val="single" w:color="auto" w:sz="12" w:space="0"/>
+              <w:top w:val="single" w:sz="4" w:space="0" w:color="auto"/>
+              <w:left w:val="single" w:sz="4" w:space="0" w:color="auto"/>
+              <w:bottom w:val="single" w:sz="12" w:space="0" w:color="auto"/>
+              <w:right w:val="single" w:sz="12" w:space="0" w:color="auto"/>
             </w:tcBorders>
             <w:tcMar>
               <w:top w:w="60" w:type="dxa"/>
@@ -4522,7 +4454,7 @@
           </w:tcPr>
           <w:p>
             <w:pPr>
-              <w:pStyle w:val="31"/>
+              <w:pStyle w:val="a1"/>
               <w:bidi w:val="0"/>
               <w:snapToGrid w:val="0"/>
             </w:pPr>
@@ -4535,7 +4467,7 @@
     </w:tbl>
     <w:p>
       <w:pPr>
-        <w:pStyle w:val="30"/>
+        <w:pStyle w:val="1"/>
         <w:bidi w:val="0"/>
       </w:pPr>
       <w:bookmarkStart w:id="7" w:name="_Toc13833"/>
@@ -4548,7 +4480,7 @@
     </w:p>
     <w:p>
       <w:pPr>
-        <w:pStyle w:val="31"/>
+        <w:pStyle w:val="a1"/>
         <w:bidi w:val="0"/>
       </w:pPr>
       <w:r>
@@ -4557,7 +4489,7 @@
     </w:p>
     <w:p>
       <w:pPr>
-        <w:pStyle w:val="30"/>
+        <w:pStyle w:val="1"/>
         <w:bidi w:val="0"/>
       </w:pPr>
       <w:bookmarkStart w:id="9" w:name="heading_5"/>
@@ -4570,27 +4502,27 @@
     </w:p>
     <w:p>
       <w:pPr>
-        <w:pStyle w:val="31"/>
+        <w:pStyle w:val="a1"/>
         <w:bidi w:val="0"/>
       </w:pPr>
       <w:r>
         <w:t>2026年度处于运维期内的所有</w:t>
       </w:r>
-      <w:bookmarkStart w:id="21" w:name="_GoBack"/>
-      <w:bookmarkEnd w:id="21"/>
+      <w:bookmarkStart w:id="11" w:name="_GoBack"/>
+      <w:bookmarkEnd w:id="11"/>
       <w:r>
         <w:t>客户群体，包括：</w:t>
       </w:r>
     </w:p>
     <w:p>
       <w:pPr>
-        <w:pStyle w:val="41"/>
+        <w:pStyle w:val="a3"/>
         <w:numPr>
           <w:ilvl w:val="0"/>
           <w:numId w:val="2"/>
         </w:numPr>
         <w:bidi w:val="0"/>
-        <w:ind w:left="425" w:leftChars="0" w:hanging="425" w:firstLineChars="0"/>
+        <w:ind w:left="425" w:hanging="425" w:leftChars="0" w:firstLineChars="0"/>
       </w:pPr>
       <w:r>
         <w:rPr>
@@ -4605,13 +4537,13 @@
     </w:p>
     <w:p>
       <w:pPr>
-        <w:pStyle w:val="41"/>
+        <w:pStyle w:val="a3"/>
         <w:numPr>
           <w:ilvl w:val="0"/>
           <w:numId w:val="2"/>
         </w:numPr>
         <w:bidi w:val="0"/>
-        <w:ind w:left="425" w:leftChars="0" w:hanging="425" w:firstLineChars="0"/>
+        <w:ind w:left="425" w:hanging="425" w:leftChars="0" w:firstLineChars="0"/>
       </w:pPr>
       <w:r>
         <w:t>其他运维服务合同期内客户</w:t>
@@ -4619,13 +4551,13 @@
     </w:p>
     <w:p>
       <w:pPr>
-        <w:pStyle w:val="31"/>
+        <w:pStyle w:val="a1"/>
         <w:numPr>
           <w:ilvl w:val="0"/>
           <w:numId w:val="2"/>
         </w:numPr>
         <w:bidi w:val="0"/>
-        <w:ind w:left="425" w:leftChars="0" w:hanging="425" w:firstLineChars="0"/>
+        <w:ind w:left="425" w:hanging="425" w:leftChars="0" w:firstLineChars="0"/>
       </w:pPr>
       <w:r>
         <w:t>计划发放调查问卷不少于10份。</w:t>
@@ -4633,20 +4565,20 @@
     </w:p>
     <w:p>
       <w:pPr>
-        <w:pStyle w:val="30"/>
+        <w:pStyle w:val="1"/>
         <w:bidi w:val="0"/>
       </w:pPr>
-      <w:bookmarkStart w:id="11" w:name="_Toc29856"/>
-      <w:bookmarkStart w:id="12" w:name="heading_6"/>
+      <w:bookmarkStart w:id="12" w:name="_Toc29856"/>
+      <w:bookmarkStart w:id="13" w:name="heading_6"/>
       <w:r>
         <w:t>调查内容</w:t>
       </w:r>
-      <w:bookmarkEnd w:id="11"/>
       <w:bookmarkEnd w:id="12"/>
+      <w:bookmarkEnd w:id="13"/>
     </w:p>
     <w:p>
       <w:pPr>
-        <w:pStyle w:val="31"/>
+        <w:pStyle w:val="a1"/>
         <w:bidi w:val="0"/>
         <w:rPr>
           <w:rFonts w:hint="eastAsia"/>
@@ -4666,7 +4598,7 @@
     </w:p>
     <w:p>
       <w:pPr>
-        <w:pStyle w:val="31"/>
+        <w:pStyle w:val="a1"/>
         <w:keepNext w:val="0"/>
         <w:keepLines w:val="0"/>
         <w:pageBreakBefore w:val="0"/>
@@ -4716,7 +4648,7 @@
           <w:rFonts w:hint="eastAsia"/>
           <w:lang w:val="en-US" w:eastAsia="zh-CN"/>
         </w:rPr>
-        <w:instrText xml:space="preserve">"柴_标题1"\n</w:instrText>
+        <w:instrText>"柴_标题1"\n</w:instrText>
       </w:r>
       <w:r>
         <w:instrText xml:space="preserve"> \s</w:instrText>
@@ -4733,7 +4665,7 @@
           <w:rFonts w:hint="eastAsia"/>
           <w:lang w:val="en-US" w:eastAsia="zh-CN"/>
         </w:rPr>
-        <w:instrText xml:space="preserve">* Charformat</w:instrText>
+        <w:instrText>* Charformat</w:instrText>
       </w:r>
       <w:r>
         <w:rPr>
@@ -4798,7 +4730,7 @@
         </w:rPr>
         <w:fldChar w:fldCharType="end"/>
       </w:r>
-      <w:bookmarkStart w:id="13" w:name="_Toc1139"/>
+      <w:bookmarkStart w:id="14" w:name="_Toc1139"/>
       <w:r>
         <w:rPr>
           <w:rFonts w:hint="eastAsia"/>
@@ -4806,22 +4738,21 @@
         </w:rPr>
         <w:t xml:space="preserve"> 满意度调查项目表</w:t>
       </w:r>
-      <w:bookmarkEnd w:id="13"/>
+      <w:bookmarkEnd w:id="14"/>
     </w:p>
     <w:tbl>
       <w:tblPr>
-        <w:tblStyle w:val="22"/>
+        <w:tblStyle w:val="TableNormal"/>
         <w:tblW w:w="8522" w:type="dxa"/>
         <w:jc w:val="center"/>
         <w:tblBorders>
-          <w:top w:val="none" w:color="auto" w:sz="0" w:space="0"/>
-          <w:left w:val="none" w:color="auto" w:sz="0" w:space="0"/>
-          <w:bottom w:val="none" w:color="auto" w:sz="0" w:space="0"/>
-          <w:right w:val="none" w:color="auto" w:sz="0" w:space="0"/>
-          <w:insideH w:val="none" w:color="auto" w:sz="0" w:space="0"/>
-          <w:insideV w:val="none" w:color="auto" w:sz="0" w:space="0"/>
+          <w:top w:val="nil"/>
+          <w:left w:val="nil"/>
+          <w:bottom w:val="nil"/>
+          <w:right w:val="nil"/>
+          <w:insideH w:val="nil"/>
+          <w:insideV w:val="nil"/>
         </w:tblBorders>
-        <w:tblLayout w:type="autofit"/>
         <w:tblCellMar>
           <w:top w:w="0" w:type="dxa"/>
           <w:left w:w="10" w:type="dxa"/>
@@ -4837,13 +4768,15 @@
       </w:tblGrid>
       <w:tr>
         <w:tblPrEx>
+          <w:tblW w:w="8522" w:type="dxa"/>
+          <w:jc w:val="center"/>
           <w:tblBorders>
-            <w:top w:val="none" w:color="auto" w:sz="0" w:space="0"/>
-            <w:left w:val="none" w:color="auto" w:sz="0" w:space="0"/>
-            <w:bottom w:val="none" w:color="auto" w:sz="0" w:space="0"/>
-            <w:right w:val="none" w:color="auto" w:sz="0" w:space="0"/>
-            <w:insideH w:val="none" w:color="auto" w:sz="0" w:space="0"/>
-            <w:insideV w:val="none" w:color="auto" w:sz="0" w:space="0"/>
+            <w:top w:val="nil"/>
+            <w:left w:val="nil"/>
+            <w:bottom w:val="nil"/>
+            <w:right w:val="nil"/>
+            <w:insideH w:val="nil"/>
+            <w:insideV w:val="nil"/>
           </w:tblBorders>
           <w:tblCellMar>
             <w:top w:w="0" w:type="dxa"/>
@@ -4853,7 +4786,7 @@
           </w:tblCellMar>
         </w:tblPrEx>
         <w:trPr>
-          <w:trHeight w:val="0" w:hRule="atLeast"/>
+          <w:trHeight w:val="0"/>
           <w:tblHeader/>
           <w:jc w:val="center"/>
         </w:trPr>
@@ -4861,8 +4794,8 @@
           <w:tcPr>
             <w:tcW w:w="882" w:type="dxa"/>
             <w:tcBorders>
-              <w:top w:val="single" w:color="auto" w:sz="12" w:space="0"/>
-              <w:left w:val="single" w:color="auto" w:sz="12" w:space="0"/>
+              <w:top w:val="single" w:sz="12" w:space="0" w:color="auto"/>
+              <w:left w:val="single" w:sz="12" w:space="0" w:color="auto"/>
               <w:bottom w:val="nil"/>
               <w:right w:val="nil"/>
             </w:tcBorders>
@@ -4876,12 +4809,12 @@
           </w:tcPr>
           <w:p>
             <w:pPr>
-              <w:pStyle w:val="31"/>
+              <w:pStyle w:val="a1"/>
               <w:keepNext/>
               <w:bidi w:val="0"/>
               <w:snapToGrid w:val="0"/>
               <w:spacing w:line="240" w:lineRule="auto"/>
-              <w:ind w:left="0" w:leftChars="0" w:right="0" w:rightChars="0" w:firstLine="0" w:firstLineChars="0"/>
+              <w:ind w:left="0" w:right="0" w:firstLine="0" w:leftChars="0" w:rightChars="0" w:firstLineChars="0"/>
               <w:jc w:val="center"/>
               <w:rPr>
                 <w:b/>
@@ -4899,8 +4832,8 @@
           <w:tcPr>
             <w:tcW w:w="2645" w:type="dxa"/>
             <w:tcBorders>
-              <w:top w:val="single" w:color="auto" w:sz="12" w:space="0"/>
-              <w:left w:val="single" w:color="auto" w:sz="4" w:space="0"/>
+              <w:top w:val="single" w:sz="12" w:space="0" w:color="auto"/>
+              <w:left w:val="single" w:sz="4" w:space="0" w:color="auto"/>
               <w:bottom w:val="nil"/>
               <w:right w:val="nil"/>
             </w:tcBorders>
@@ -4914,12 +4847,12 @@
           </w:tcPr>
           <w:p>
             <w:pPr>
-              <w:pStyle w:val="31"/>
+              <w:pStyle w:val="a1"/>
               <w:keepNext/>
               <w:bidi w:val="0"/>
               <w:snapToGrid w:val="0"/>
               <w:spacing w:line="240" w:lineRule="auto"/>
-              <w:ind w:left="0" w:leftChars="0" w:right="0" w:rightChars="0" w:firstLine="0" w:firstLineChars="0"/>
+              <w:ind w:left="0" w:right="0" w:firstLine="0" w:leftChars="0" w:rightChars="0" w:firstLineChars="0"/>
               <w:jc w:val="center"/>
               <w:rPr>
                 <w:b/>
@@ -4937,8 +4870,8 @@
           <w:tcPr>
             <w:tcW w:w="4114" w:type="dxa"/>
             <w:tcBorders>
-              <w:top w:val="single" w:color="auto" w:sz="12" w:space="0"/>
-              <w:left w:val="single" w:color="auto" w:sz="4" w:space="0"/>
+              <w:top w:val="single" w:sz="12" w:space="0" w:color="auto"/>
+              <w:left w:val="single" w:sz="4" w:space="0" w:color="auto"/>
               <w:bottom w:val="nil"/>
               <w:right w:val="nil"/>
             </w:tcBorders>
@@ -4952,12 +4885,12 @@
           </w:tcPr>
           <w:p>
             <w:pPr>
-              <w:pStyle w:val="31"/>
+              <w:pStyle w:val="a1"/>
               <w:keepNext/>
               <w:bidi w:val="0"/>
               <w:snapToGrid w:val="0"/>
               <w:spacing w:line="240" w:lineRule="auto"/>
-              <w:ind w:left="0" w:leftChars="0" w:right="0" w:rightChars="0" w:firstLine="0" w:firstLineChars="0"/>
+              <w:ind w:left="0" w:right="0" w:firstLine="0" w:leftChars="0" w:rightChars="0" w:firstLineChars="0"/>
               <w:jc w:val="center"/>
               <w:rPr>
                 <w:b/>
@@ -4975,10 +4908,10 @@
           <w:tcPr>
             <w:tcW w:w="882" w:type="dxa"/>
             <w:tcBorders>
-              <w:top w:val="single" w:color="auto" w:sz="12" w:space="0"/>
-              <w:left w:val="single" w:color="auto" w:sz="4" w:space="0"/>
-              <w:bottom w:val="nil"/>
-              <w:right w:val="single" w:color="auto" w:sz="12" w:space="0"/>
+              <w:top w:val="single" w:sz="12" w:space="0" w:color="auto"/>
+              <w:left w:val="single" w:sz="4" w:space="0" w:color="auto"/>
+              <w:bottom w:val="nil"/>
+              <w:right w:val="single" w:sz="12" w:space="0" w:color="auto"/>
             </w:tcBorders>
             <w:tcMar>
               <w:top w:w="60" w:type="dxa"/>
@@ -4990,12 +4923,12 @@
           </w:tcPr>
           <w:p>
             <w:pPr>
-              <w:pStyle w:val="31"/>
+              <w:pStyle w:val="a1"/>
               <w:keepNext/>
               <w:bidi w:val="0"/>
               <w:snapToGrid w:val="0"/>
               <w:spacing w:line="240" w:lineRule="auto"/>
-              <w:ind w:left="0" w:leftChars="0" w:right="0" w:rightChars="0" w:firstLine="0" w:firstLineChars="0"/>
+              <w:ind w:left="0" w:right="0" w:firstLine="0" w:leftChars="0" w:rightChars="0" w:firstLineChars="0"/>
               <w:jc w:val="center"/>
               <w:rPr>
                 <w:b/>
@@ -5012,14 +4945,8 @@
       </w:tr>
       <w:tr>
         <w:tblPrEx>
-          <w:tblBorders>
-            <w:top w:val="none" w:color="auto" w:sz="0" w:space="0"/>
-            <w:left w:val="none" w:color="auto" w:sz="0" w:space="0"/>
-            <w:bottom w:val="none" w:color="auto" w:sz="0" w:space="0"/>
-            <w:right w:val="none" w:color="auto" w:sz="0" w:space="0"/>
-            <w:insideH w:val="none" w:color="auto" w:sz="0" w:space="0"/>
-            <w:insideV w:val="none" w:color="auto" w:sz="0" w:space="0"/>
-          </w:tblBorders>
+          <w:tblW w:w="8522" w:type="dxa"/>
+          <w:jc w:val="center"/>
           <w:tblCellMar>
             <w:top w:w="0" w:type="dxa"/>
             <w:left w:w="10" w:type="dxa"/>
@@ -5028,15 +4955,15 @@
           </w:tblCellMar>
         </w:tblPrEx>
         <w:trPr>
-          <w:trHeight w:val="0" w:hRule="atLeast"/>
+          <w:trHeight w:val="0"/>
           <w:jc w:val="center"/>
         </w:trPr>
         <w:tc>
           <w:tcPr>
             <w:tcW w:w="882" w:type="dxa"/>
             <w:tcBorders>
-              <w:top w:val="single" w:color="auto" w:sz="4" w:space="0"/>
-              <w:left w:val="single" w:color="auto" w:sz="12" w:space="0"/>
+              <w:top w:val="single" w:sz="4" w:space="0" w:color="auto"/>
+              <w:left w:val="single" w:sz="12" w:space="0" w:color="auto"/>
               <w:bottom w:val="nil"/>
               <w:right w:val="nil"/>
             </w:tcBorders>
@@ -5050,12 +4977,12 @@
           </w:tcPr>
           <w:p>
             <w:pPr>
-              <w:pStyle w:val="31"/>
+              <w:pStyle w:val="a1"/>
               <w:keepNext/>
               <w:bidi w:val="0"/>
               <w:snapToGrid w:val="0"/>
               <w:spacing w:line="240" w:lineRule="auto"/>
-              <w:ind w:left="0" w:leftChars="0" w:right="0" w:rightChars="0" w:firstLine="0" w:firstLineChars="0"/>
+              <w:ind w:left="0" w:right="0" w:firstLine="0" w:leftChars="0" w:rightChars="0" w:firstLineChars="0"/>
               <w:jc w:val="center"/>
             </w:pPr>
             <w:r>
@@ -5067,8 +4994,8 @@
           <w:tcPr>
             <w:tcW w:w="2645" w:type="dxa"/>
             <w:tcBorders>
-              <w:top w:val="single" w:color="auto" w:sz="4" w:space="0"/>
-              <w:left w:val="single" w:color="auto" w:sz="4" w:space="0"/>
+              <w:top w:val="single" w:sz="4" w:space="0" w:color="auto"/>
+              <w:left w:val="single" w:sz="4" w:space="0" w:color="auto"/>
               <w:bottom w:val="nil"/>
               <w:right w:val="nil"/>
             </w:tcBorders>
@@ -5082,12 +5009,12 @@
           </w:tcPr>
           <w:p>
             <w:pPr>
-              <w:pStyle w:val="31"/>
+              <w:pStyle w:val="a1"/>
               <w:keepNext/>
               <w:bidi w:val="0"/>
               <w:snapToGrid w:val="0"/>
               <w:spacing w:line="240" w:lineRule="auto"/>
-              <w:ind w:left="0" w:leftChars="0" w:right="0" w:rightChars="0" w:firstLine="0" w:firstLineChars="0"/>
+              <w:ind w:left="0" w:right="0" w:firstLine="0" w:leftChars="0" w:rightChars="0" w:firstLineChars="0"/>
               <w:jc w:val="center"/>
             </w:pPr>
             <w:r>
@@ -5099,8 +5026,8 @@
           <w:tcPr>
             <w:tcW w:w="4114" w:type="dxa"/>
             <w:tcBorders>
-              <w:top w:val="single" w:color="auto" w:sz="4" w:space="0"/>
-              <w:left w:val="single" w:color="auto" w:sz="4" w:space="0"/>
+              <w:top w:val="single" w:sz="4" w:space="0" w:color="auto"/>
+              <w:left w:val="single" w:sz="4" w:space="0" w:color="auto"/>
               <w:bottom w:val="nil"/>
               <w:right w:val="nil"/>
             </w:tcBorders>
@@ -5114,15 +5041,15 @@
           </w:tcPr>
           <w:p>
             <w:pPr>
-              <w:pStyle w:val="31"/>
+              <w:pStyle w:val="a1"/>
               <w:keepNext/>
               <w:bidi w:val="0"/>
               <w:snapToGrid w:val="0"/>
               <w:spacing w:line="240" w:lineRule="auto"/>
-              <w:ind w:left="0" w:leftChars="0" w:right="0" w:rightChars="0" w:firstLine="0" w:firstLineChars="0"/>
+              <w:ind w:left="0" w:right="0" w:firstLine="0" w:leftChars="0" w:rightChars="0" w:firstLineChars="0"/>
               <w:jc w:val="left"/>
               <w:rPr>
-                <w:rFonts w:hint="default" w:eastAsia="宋体"/>
+                <w:rFonts w:eastAsia="宋体" w:hint="default"/>
                 <w:lang w:val="en-US" w:eastAsia="zh-CN"/>
               </w:rPr>
             </w:pPr>
@@ -5135,10 +5062,10 @@
           <w:tcPr>
             <w:tcW w:w="882" w:type="dxa"/>
             <w:tcBorders>
-              <w:top w:val="single" w:color="auto" w:sz="4" w:space="0"/>
-              <w:left w:val="single" w:color="auto" w:sz="4" w:space="0"/>
-              <w:bottom w:val="nil"/>
-              <w:right w:val="single" w:color="auto" w:sz="12" w:space="0"/>
+              <w:top w:val="single" w:sz="4" w:space="0" w:color="auto"/>
+              <w:left w:val="single" w:sz="4" w:space="0" w:color="auto"/>
+              <w:bottom w:val="nil"/>
+              <w:right w:val="single" w:sz="12" w:space="0" w:color="auto"/>
             </w:tcBorders>
             <w:tcMar>
               <w:top w:w="60" w:type="dxa"/>
@@ -5150,12 +5077,12 @@
           </w:tcPr>
           <w:p>
             <w:pPr>
-              <w:pStyle w:val="31"/>
+              <w:pStyle w:val="a1"/>
               <w:keepNext/>
               <w:bidi w:val="0"/>
               <w:snapToGrid w:val="0"/>
               <w:spacing w:line="240" w:lineRule="auto"/>
-              <w:ind w:left="0" w:leftChars="0" w:right="0" w:rightChars="0" w:firstLine="0" w:firstLineChars="0"/>
+              <w:ind w:left="0" w:right="0" w:firstLine="0" w:leftChars="0" w:rightChars="0" w:firstLineChars="0"/>
               <w:jc w:val="left"/>
             </w:pPr>
             <w:r>
@@ -5166,14 +5093,8 @@
       </w:tr>
       <w:tr>
         <w:tblPrEx>
-          <w:tblBorders>
-            <w:top w:val="none" w:color="auto" w:sz="0" w:space="0"/>
-            <w:left w:val="none" w:color="auto" w:sz="0" w:space="0"/>
-            <w:bottom w:val="none" w:color="auto" w:sz="0" w:space="0"/>
-            <w:right w:val="none" w:color="auto" w:sz="0" w:space="0"/>
-            <w:insideH w:val="none" w:color="auto" w:sz="0" w:space="0"/>
-            <w:insideV w:val="none" w:color="auto" w:sz="0" w:space="0"/>
-          </w:tblBorders>
+          <w:tblW w:w="8522" w:type="dxa"/>
+          <w:jc w:val="center"/>
           <w:tblCellMar>
             <w:top w:w="0" w:type="dxa"/>
             <w:left w:w="10" w:type="dxa"/>
@@ -5182,15 +5103,15 @@
           </w:tblCellMar>
         </w:tblPrEx>
         <w:trPr>
-          <w:trHeight w:val="0" w:hRule="atLeast"/>
+          <w:trHeight w:val="0"/>
           <w:jc w:val="center"/>
         </w:trPr>
         <w:tc>
           <w:tcPr>
             <w:tcW w:w="882" w:type="dxa"/>
             <w:tcBorders>
-              <w:top w:val="single" w:color="auto" w:sz="4" w:space="0"/>
-              <w:left w:val="single" w:color="auto" w:sz="12" w:space="0"/>
+              <w:top w:val="single" w:sz="4" w:space="0" w:color="auto"/>
+              <w:left w:val="single" w:sz="12" w:space="0" w:color="auto"/>
               <w:bottom w:val="nil"/>
               <w:right w:val="nil"/>
             </w:tcBorders>
@@ -5204,12 +5125,12 @@
           </w:tcPr>
           <w:p>
             <w:pPr>
-              <w:pStyle w:val="31"/>
+              <w:pStyle w:val="a1"/>
               <w:keepNext/>
               <w:bidi w:val="0"/>
               <w:snapToGrid w:val="0"/>
               <w:spacing w:line="240" w:lineRule="auto"/>
-              <w:ind w:left="0" w:leftChars="0" w:right="0" w:rightChars="0" w:firstLine="0" w:firstLineChars="0"/>
+              <w:ind w:left="0" w:right="0" w:firstLine="0" w:leftChars="0" w:rightChars="0" w:firstLineChars="0"/>
               <w:jc w:val="center"/>
             </w:pPr>
             <w:r>
@@ -5221,8 +5142,8 @@
           <w:tcPr>
             <w:tcW w:w="2645" w:type="dxa"/>
             <w:tcBorders>
-              <w:top w:val="single" w:color="auto" w:sz="4" w:space="0"/>
-              <w:left w:val="single" w:color="auto" w:sz="4" w:space="0"/>
+              <w:top w:val="single" w:sz="4" w:space="0" w:color="auto"/>
+              <w:left w:val="single" w:sz="4" w:space="0" w:color="auto"/>
               <w:bottom w:val="nil"/>
               <w:right w:val="nil"/>
             </w:tcBorders>
@@ -5236,12 +5157,12 @@
           </w:tcPr>
           <w:p>
             <w:pPr>
-              <w:pStyle w:val="31"/>
+              <w:pStyle w:val="a1"/>
               <w:keepNext/>
               <w:bidi w:val="0"/>
               <w:snapToGrid w:val="0"/>
               <w:spacing w:line="240" w:lineRule="auto"/>
-              <w:ind w:left="0" w:leftChars="0" w:right="0" w:rightChars="0" w:firstLine="0" w:firstLineChars="0"/>
+              <w:ind w:left="0" w:right="0" w:firstLine="0" w:leftChars="0" w:rightChars="0" w:firstLineChars="0"/>
               <w:jc w:val="center"/>
             </w:pPr>
             <w:r>
@@ -5253,8 +5174,8 @@
           <w:tcPr>
             <w:tcW w:w="4114" w:type="dxa"/>
             <w:tcBorders>
-              <w:top w:val="single" w:color="auto" w:sz="4" w:space="0"/>
-              <w:left w:val="single" w:color="auto" w:sz="4" w:space="0"/>
+              <w:top w:val="single" w:sz="4" w:space="0" w:color="auto"/>
+              <w:left w:val="single" w:sz="4" w:space="0" w:color="auto"/>
               <w:bottom w:val="nil"/>
               <w:right w:val="nil"/>
             </w:tcBorders>
@@ -5268,12 +5189,12 @@
           </w:tcPr>
           <w:p>
             <w:pPr>
-              <w:pStyle w:val="31"/>
+              <w:pStyle w:val="a1"/>
               <w:keepNext/>
               <w:bidi w:val="0"/>
               <w:snapToGrid w:val="0"/>
               <w:spacing w:line="240" w:lineRule="auto"/>
-              <w:ind w:left="0" w:leftChars="0" w:right="0" w:rightChars="0" w:firstLine="0" w:firstLineChars="0"/>
+              <w:ind w:left="0" w:right="0" w:firstLine="0" w:leftChars="0" w:rightChars="0" w:firstLineChars="0"/>
               <w:jc w:val="left"/>
             </w:pPr>
             <w:r>
@@ -5285,10 +5206,10 @@
           <w:tcPr>
             <w:tcW w:w="882" w:type="dxa"/>
             <w:tcBorders>
-              <w:top w:val="single" w:color="auto" w:sz="4" w:space="0"/>
-              <w:left w:val="single" w:color="auto" w:sz="4" w:space="0"/>
-              <w:bottom w:val="nil"/>
-              <w:right w:val="single" w:color="auto" w:sz="12" w:space="0"/>
+              <w:top w:val="single" w:sz="4" w:space="0" w:color="auto"/>
+              <w:left w:val="single" w:sz="4" w:space="0" w:color="auto"/>
+              <w:bottom w:val="nil"/>
+              <w:right w:val="single" w:sz="12" w:space="0" w:color="auto"/>
             </w:tcBorders>
             <w:tcMar>
               <w:top w:w="60" w:type="dxa"/>
@@ -5300,12 +5221,12 @@
           </w:tcPr>
           <w:p>
             <w:pPr>
-              <w:pStyle w:val="31"/>
+              <w:pStyle w:val="a1"/>
               <w:keepNext/>
               <w:bidi w:val="0"/>
               <w:snapToGrid w:val="0"/>
               <w:spacing w:line="240" w:lineRule="auto"/>
-              <w:ind w:left="0" w:leftChars="0" w:right="0" w:rightChars="0" w:firstLine="0" w:firstLineChars="0"/>
+              <w:ind w:left="0" w:right="0" w:firstLine="0" w:leftChars="0" w:rightChars="0" w:firstLineChars="0"/>
               <w:jc w:val="left"/>
             </w:pPr>
             <w:r>
@@ -5316,14 +5237,8 @@
       </w:tr>
       <w:tr>
         <w:tblPrEx>
-          <w:tblBorders>
-            <w:top w:val="none" w:color="auto" w:sz="0" w:space="0"/>
-            <w:left w:val="none" w:color="auto" w:sz="0" w:space="0"/>
-            <w:bottom w:val="none" w:color="auto" w:sz="0" w:space="0"/>
-            <w:right w:val="none" w:color="auto" w:sz="0" w:space="0"/>
-            <w:insideH w:val="none" w:color="auto" w:sz="0" w:space="0"/>
-            <w:insideV w:val="none" w:color="auto" w:sz="0" w:space="0"/>
-          </w:tblBorders>
+          <w:tblW w:w="8522" w:type="dxa"/>
+          <w:jc w:val="center"/>
           <w:tblCellMar>
             <w:top w:w="0" w:type="dxa"/>
             <w:left w:w="10" w:type="dxa"/>
@@ -5332,15 +5247,15 @@
           </w:tblCellMar>
         </w:tblPrEx>
         <w:trPr>
-          <w:trHeight w:val="0" w:hRule="atLeast"/>
+          <w:trHeight w:val="0"/>
           <w:jc w:val="center"/>
         </w:trPr>
         <w:tc>
           <w:tcPr>
             <w:tcW w:w="882" w:type="dxa"/>
             <w:tcBorders>
-              <w:top w:val="single" w:color="auto" w:sz="4" w:space="0"/>
-              <w:left w:val="single" w:color="auto" w:sz="12" w:space="0"/>
+              <w:top w:val="single" w:sz="4" w:space="0" w:color="auto"/>
+              <w:left w:val="single" w:sz="12" w:space="0" w:color="auto"/>
               <w:bottom w:val="nil"/>
               <w:right w:val="nil"/>
             </w:tcBorders>
@@ -5354,12 +5269,12 @@
           </w:tcPr>
           <w:p>
             <w:pPr>
-              <w:pStyle w:val="31"/>
+              <w:pStyle w:val="a1"/>
               <w:keepNext/>
               <w:bidi w:val="0"/>
               <w:snapToGrid w:val="0"/>
               <w:spacing w:line="240" w:lineRule="auto"/>
-              <w:ind w:left="0" w:leftChars="0" w:right="0" w:rightChars="0" w:firstLine="0" w:firstLineChars="0"/>
+              <w:ind w:left="0" w:right="0" w:firstLine="0" w:leftChars="0" w:rightChars="0" w:firstLineChars="0"/>
               <w:jc w:val="center"/>
             </w:pPr>
             <w:r>
@@ -5371,8 +5286,8 @@
           <w:tcPr>
             <w:tcW w:w="2645" w:type="dxa"/>
             <w:tcBorders>
-              <w:top w:val="single" w:color="auto" w:sz="4" w:space="0"/>
-              <w:left w:val="single" w:color="auto" w:sz="4" w:space="0"/>
+              <w:top w:val="single" w:sz="4" w:space="0" w:color="auto"/>
+              <w:left w:val="single" w:sz="4" w:space="0" w:color="auto"/>
               <w:bottom w:val="nil"/>
               <w:right w:val="nil"/>
             </w:tcBorders>
@@ -5386,12 +5301,12 @@
           </w:tcPr>
           <w:p>
             <w:pPr>
-              <w:pStyle w:val="31"/>
+              <w:pStyle w:val="a1"/>
               <w:keepNext/>
               <w:bidi w:val="0"/>
               <w:snapToGrid w:val="0"/>
               <w:spacing w:line="240" w:lineRule="auto"/>
-              <w:ind w:left="0" w:leftChars="0" w:right="0" w:rightChars="0" w:firstLine="0" w:firstLineChars="0"/>
+              <w:ind w:left="0" w:right="0" w:firstLine="0" w:leftChars="0" w:rightChars="0" w:firstLineChars="0"/>
               <w:jc w:val="center"/>
             </w:pPr>
             <w:r>
@@ -5403,8 +5318,8 @@
           <w:tcPr>
             <w:tcW w:w="4114" w:type="dxa"/>
             <w:tcBorders>
-              <w:top w:val="single" w:color="auto" w:sz="4" w:space="0"/>
-              <w:left w:val="single" w:color="auto" w:sz="4" w:space="0"/>
+              <w:top w:val="single" w:sz="4" w:space="0" w:color="auto"/>
+              <w:left w:val="single" w:sz="4" w:space="0" w:color="auto"/>
               <w:bottom w:val="nil"/>
               <w:right w:val="nil"/>
             </w:tcBorders>
@@ -5418,12 +5333,12 @@
           </w:tcPr>
           <w:p>
             <w:pPr>
-              <w:pStyle w:val="31"/>
+              <w:pStyle w:val="a1"/>
               <w:keepNext/>
               <w:bidi w:val="0"/>
               <w:snapToGrid w:val="0"/>
               <w:spacing w:line="240" w:lineRule="auto"/>
-              <w:ind w:left="0" w:leftChars="0" w:right="0" w:rightChars="0" w:firstLine="0" w:firstLineChars="0"/>
+              <w:ind w:left="0" w:right="0" w:firstLine="0" w:leftChars="0" w:rightChars="0" w:firstLineChars="0"/>
               <w:jc w:val="left"/>
             </w:pPr>
             <w:r>
@@ -5435,10 +5350,10 @@
           <w:tcPr>
             <w:tcW w:w="882" w:type="dxa"/>
             <w:tcBorders>
-              <w:top w:val="single" w:color="auto" w:sz="4" w:space="0"/>
-              <w:left w:val="single" w:color="auto" w:sz="4" w:space="0"/>
-              <w:bottom w:val="nil"/>
-              <w:right w:val="single" w:color="auto" w:sz="12" w:space="0"/>
+              <w:top w:val="single" w:sz="4" w:space="0" w:color="auto"/>
+              <w:left w:val="single" w:sz="4" w:space="0" w:color="auto"/>
+              <w:bottom w:val="nil"/>
+              <w:right w:val="single" w:sz="12" w:space="0" w:color="auto"/>
             </w:tcBorders>
             <w:tcMar>
               <w:top w:w="60" w:type="dxa"/>
@@ -5450,12 +5365,12 @@
           </w:tcPr>
           <w:p>
             <w:pPr>
-              <w:pStyle w:val="31"/>
+              <w:pStyle w:val="a1"/>
               <w:keepNext/>
               <w:bidi w:val="0"/>
               <w:snapToGrid w:val="0"/>
               <w:spacing w:line="240" w:lineRule="auto"/>
-              <w:ind w:left="0" w:leftChars="0" w:right="0" w:rightChars="0" w:firstLine="0" w:firstLineChars="0"/>
+              <w:ind w:left="0" w:right="0" w:firstLine="0" w:leftChars="0" w:rightChars="0" w:firstLineChars="0"/>
               <w:jc w:val="left"/>
             </w:pPr>
             <w:r>
@@ -5466,14 +5381,8 @@
       </w:tr>
       <w:tr>
         <w:tblPrEx>
-          <w:tblBorders>
-            <w:top w:val="none" w:color="auto" w:sz="0" w:space="0"/>
-            <w:left w:val="none" w:color="auto" w:sz="0" w:space="0"/>
-            <w:bottom w:val="none" w:color="auto" w:sz="0" w:space="0"/>
-            <w:right w:val="none" w:color="auto" w:sz="0" w:space="0"/>
-            <w:insideH w:val="none" w:color="auto" w:sz="0" w:space="0"/>
-            <w:insideV w:val="none" w:color="auto" w:sz="0" w:space="0"/>
-          </w:tblBorders>
+          <w:tblW w:w="8522" w:type="dxa"/>
+          <w:jc w:val="center"/>
           <w:tblCellMar>
             <w:top w:w="0" w:type="dxa"/>
             <w:left w:w="10" w:type="dxa"/>
@@ -5482,15 +5391,15 @@
           </w:tblCellMar>
         </w:tblPrEx>
         <w:trPr>
-          <w:trHeight w:val="0" w:hRule="atLeast"/>
+          <w:trHeight w:val="0"/>
           <w:jc w:val="center"/>
         </w:trPr>
         <w:tc>
           <w:tcPr>
             <w:tcW w:w="882" w:type="dxa"/>
             <w:tcBorders>
-              <w:top w:val="single" w:color="auto" w:sz="4" w:space="0"/>
-              <w:left w:val="single" w:color="auto" w:sz="12" w:space="0"/>
+              <w:top w:val="single" w:sz="4" w:space="0" w:color="auto"/>
+              <w:left w:val="single" w:sz="12" w:space="0" w:color="auto"/>
               <w:bottom w:val="nil"/>
               <w:right w:val="nil"/>
             </w:tcBorders>
@@ -5504,12 +5413,12 @@
           </w:tcPr>
           <w:p>
             <w:pPr>
-              <w:pStyle w:val="31"/>
+              <w:pStyle w:val="a1"/>
               <w:keepNext/>
               <w:bidi w:val="0"/>
               <w:snapToGrid w:val="0"/>
               <w:spacing w:line="240" w:lineRule="auto"/>
-              <w:ind w:left="0" w:leftChars="0" w:right="0" w:rightChars="0" w:firstLine="0" w:firstLineChars="0"/>
+              <w:ind w:left="0" w:right="0" w:firstLine="0" w:leftChars="0" w:rightChars="0" w:firstLineChars="0"/>
               <w:jc w:val="center"/>
             </w:pPr>
             <w:r>
@@ -5521,8 +5430,8 @@
           <w:tcPr>
             <w:tcW w:w="2645" w:type="dxa"/>
             <w:tcBorders>
-              <w:top w:val="single" w:color="auto" w:sz="4" w:space="0"/>
-              <w:left w:val="single" w:color="auto" w:sz="4" w:space="0"/>
+              <w:top w:val="single" w:sz="4" w:space="0" w:color="auto"/>
+              <w:left w:val="single" w:sz="4" w:space="0" w:color="auto"/>
               <w:bottom w:val="nil"/>
               <w:right w:val="nil"/>
             </w:tcBorders>
@@ -5536,12 +5445,12 @@
           </w:tcPr>
           <w:p>
             <w:pPr>
-              <w:pStyle w:val="31"/>
+              <w:pStyle w:val="a1"/>
               <w:keepNext/>
               <w:bidi w:val="0"/>
               <w:snapToGrid w:val="0"/>
               <w:spacing w:line="240" w:lineRule="auto"/>
-              <w:ind w:left="0" w:leftChars="0" w:right="0" w:rightChars="0" w:firstLine="0" w:firstLineChars="0"/>
+              <w:ind w:left="0" w:right="0" w:firstLine="0" w:leftChars="0" w:rightChars="0" w:firstLineChars="0"/>
               <w:jc w:val="center"/>
             </w:pPr>
             <w:r>
@@ -5553,8 +5462,8 @@
           <w:tcPr>
             <w:tcW w:w="4114" w:type="dxa"/>
             <w:tcBorders>
-              <w:top w:val="single" w:color="auto" w:sz="4" w:space="0"/>
-              <w:left w:val="single" w:color="auto" w:sz="4" w:space="0"/>
+              <w:top w:val="single" w:sz="4" w:space="0" w:color="auto"/>
+              <w:left w:val="single" w:sz="4" w:space="0" w:color="auto"/>
               <w:bottom w:val="nil"/>
               <w:right w:val="nil"/>
             </w:tcBorders>
@@ -5568,12 +5477,12 @@
           </w:tcPr>
           <w:p>
             <w:pPr>
-              <w:pStyle w:val="31"/>
+              <w:pStyle w:val="a1"/>
               <w:keepNext/>
               <w:bidi w:val="0"/>
               <w:snapToGrid w:val="0"/>
               <w:spacing w:line="240" w:lineRule="auto"/>
-              <w:ind w:left="0" w:leftChars="0" w:right="0" w:rightChars="0" w:firstLine="0" w:firstLineChars="0"/>
+              <w:ind w:left="0" w:right="0" w:firstLine="0" w:leftChars="0" w:rightChars="0" w:firstLineChars="0"/>
               <w:jc w:val="left"/>
             </w:pPr>
             <w:r>
@@ -5585,10 +5494,10 @@
           <w:tcPr>
             <w:tcW w:w="882" w:type="dxa"/>
             <w:tcBorders>
-              <w:top w:val="single" w:color="auto" w:sz="4" w:space="0"/>
-              <w:left w:val="single" w:color="auto" w:sz="4" w:space="0"/>
-              <w:bottom w:val="nil"/>
-              <w:right w:val="single" w:color="auto" w:sz="12" w:space="0"/>
+              <w:top w:val="single" w:sz="4" w:space="0" w:color="auto"/>
+              <w:left w:val="single" w:sz="4" w:space="0" w:color="auto"/>
+              <w:bottom w:val="nil"/>
+              <w:right w:val="single" w:sz="12" w:space="0" w:color="auto"/>
             </w:tcBorders>
             <w:tcMar>
               <w:top w:w="60" w:type="dxa"/>
@@ -5600,12 +5509,12 @@
           </w:tcPr>
           <w:p>
             <w:pPr>
-              <w:pStyle w:val="31"/>
+              <w:pStyle w:val="a1"/>
               <w:keepNext/>
               <w:bidi w:val="0"/>
               <w:snapToGrid w:val="0"/>
               <w:spacing w:line="240" w:lineRule="auto"/>
-              <w:ind w:left="0" w:leftChars="0" w:right="0" w:rightChars="0" w:firstLine="0" w:firstLineChars="0"/>
+              <w:ind w:left="0" w:right="0" w:firstLine="0" w:leftChars="0" w:rightChars="0" w:firstLineChars="0"/>
               <w:jc w:val="left"/>
             </w:pPr>
             <w:r>
@@ -5616,14 +5525,8 @@
       </w:tr>
       <w:tr>
         <w:tblPrEx>
-          <w:tblBorders>
-            <w:top w:val="none" w:color="auto" w:sz="0" w:space="0"/>
-            <w:left w:val="none" w:color="auto" w:sz="0" w:space="0"/>
-            <w:bottom w:val="none" w:color="auto" w:sz="0" w:space="0"/>
-            <w:right w:val="none" w:color="auto" w:sz="0" w:space="0"/>
-            <w:insideH w:val="none" w:color="auto" w:sz="0" w:space="0"/>
-            <w:insideV w:val="none" w:color="auto" w:sz="0" w:space="0"/>
-          </w:tblBorders>
+          <w:tblW w:w="8522" w:type="dxa"/>
+          <w:jc w:val="center"/>
           <w:tblCellMar>
             <w:top w:w="0" w:type="dxa"/>
             <w:left w:w="10" w:type="dxa"/>
@@ -5632,15 +5535,15 @@
           </w:tblCellMar>
         </w:tblPrEx>
         <w:trPr>
-          <w:trHeight w:val="0" w:hRule="atLeast"/>
+          <w:trHeight w:val="0"/>
           <w:jc w:val="center"/>
         </w:trPr>
         <w:tc>
           <w:tcPr>
             <w:tcW w:w="882" w:type="dxa"/>
             <w:tcBorders>
-              <w:top w:val="single" w:color="auto" w:sz="4" w:space="0"/>
-              <w:left w:val="single" w:color="auto" w:sz="12" w:space="0"/>
+              <w:top w:val="single" w:sz="4" w:space="0" w:color="auto"/>
+              <w:left w:val="single" w:sz="12" w:space="0" w:color="auto"/>
               <w:bottom w:val="nil"/>
               <w:right w:val="nil"/>
             </w:tcBorders>
@@ -5654,12 +5557,12 @@
           </w:tcPr>
           <w:p>
             <w:pPr>
-              <w:pStyle w:val="31"/>
+              <w:pStyle w:val="a1"/>
               <w:keepNext/>
               <w:bidi w:val="0"/>
               <w:snapToGrid w:val="0"/>
               <w:spacing w:line="240" w:lineRule="auto"/>
-              <w:ind w:left="0" w:leftChars="0" w:right="0" w:rightChars="0" w:firstLine="0" w:firstLineChars="0"/>
+              <w:ind w:left="0" w:right="0" w:firstLine="0" w:leftChars="0" w:rightChars="0" w:firstLineChars="0"/>
               <w:jc w:val="center"/>
             </w:pPr>
             <w:r>
@@ -5671,8 +5574,8 @@
           <w:tcPr>
             <w:tcW w:w="2645" w:type="dxa"/>
             <w:tcBorders>
-              <w:top w:val="single" w:color="auto" w:sz="4" w:space="0"/>
-              <w:left w:val="single" w:color="auto" w:sz="4" w:space="0"/>
+              <w:top w:val="single" w:sz="4" w:space="0" w:color="auto"/>
+              <w:left w:val="single" w:sz="4" w:space="0" w:color="auto"/>
               <w:bottom w:val="nil"/>
               <w:right w:val="nil"/>
             </w:tcBorders>
@@ -5686,12 +5589,12 @@
           </w:tcPr>
           <w:p>
             <w:pPr>
-              <w:pStyle w:val="31"/>
+              <w:pStyle w:val="a1"/>
               <w:keepNext/>
               <w:bidi w:val="0"/>
               <w:snapToGrid w:val="0"/>
               <w:spacing w:line="240" w:lineRule="auto"/>
-              <w:ind w:left="0" w:leftChars="0" w:right="0" w:rightChars="0" w:firstLine="0" w:firstLineChars="0"/>
+              <w:ind w:left="0" w:right="0" w:firstLine="0" w:leftChars="0" w:rightChars="0" w:firstLineChars="0"/>
               <w:jc w:val="center"/>
             </w:pPr>
             <w:r>
@@ -5703,8 +5606,8 @@
           <w:tcPr>
             <w:tcW w:w="4114" w:type="dxa"/>
             <w:tcBorders>
-              <w:top w:val="single" w:color="auto" w:sz="4" w:space="0"/>
-              <w:left w:val="single" w:color="auto" w:sz="4" w:space="0"/>
+              <w:top w:val="single" w:sz="4" w:space="0" w:color="auto"/>
+              <w:left w:val="single" w:sz="4" w:space="0" w:color="auto"/>
               <w:bottom w:val="nil"/>
               <w:right w:val="nil"/>
             </w:tcBorders>
@@ -5718,12 +5621,12 @@
           </w:tcPr>
           <w:p>
             <w:pPr>
-              <w:pStyle w:val="31"/>
+              <w:pStyle w:val="a1"/>
               <w:keepNext/>
               <w:bidi w:val="0"/>
               <w:snapToGrid w:val="0"/>
               <w:spacing w:line="240" w:lineRule="auto"/>
-              <w:ind w:left="0" w:leftChars="0" w:right="0" w:rightChars="0" w:firstLine="0" w:firstLineChars="0"/>
+              <w:ind w:left="0" w:right="0" w:firstLine="0" w:leftChars="0" w:rightChars="0" w:firstLineChars="0"/>
               <w:jc w:val="left"/>
             </w:pPr>
             <w:r>
@@ -5735,10 +5638,10 @@
           <w:tcPr>
             <w:tcW w:w="882" w:type="dxa"/>
             <w:tcBorders>
-              <w:top w:val="single" w:color="auto" w:sz="4" w:space="0"/>
-              <w:left w:val="single" w:color="auto" w:sz="4" w:space="0"/>
-              <w:bottom w:val="nil"/>
-              <w:right w:val="single" w:color="auto" w:sz="12" w:space="0"/>
+              <w:top w:val="single" w:sz="4" w:space="0" w:color="auto"/>
+              <w:left w:val="single" w:sz="4" w:space="0" w:color="auto"/>
+              <w:bottom w:val="nil"/>
+              <w:right w:val="single" w:sz="12" w:space="0" w:color="auto"/>
             </w:tcBorders>
             <w:tcMar>
               <w:top w:w="60" w:type="dxa"/>
@@ -5750,12 +5653,12 @@
           </w:tcPr>
           <w:p>
             <w:pPr>
-              <w:pStyle w:val="31"/>
+              <w:pStyle w:val="a1"/>
               <w:keepNext/>
               <w:bidi w:val="0"/>
               <w:snapToGrid w:val="0"/>
               <w:spacing w:line="240" w:lineRule="auto"/>
-              <w:ind w:left="0" w:leftChars="0" w:right="0" w:rightChars="0" w:firstLine="0" w:firstLineChars="0"/>
+              <w:ind w:left="0" w:right="0" w:firstLine="0" w:leftChars="0" w:rightChars="0" w:firstLineChars="0"/>
               <w:jc w:val="left"/>
             </w:pPr>
             <w:r>
@@ -5766,14 +5669,8 @@
       </w:tr>
       <w:tr>
         <w:tblPrEx>
-          <w:tblBorders>
-            <w:top w:val="none" w:color="auto" w:sz="0" w:space="0"/>
-            <w:left w:val="none" w:color="auto" w:sz="0" w:space="0"/>
-            <w:bottom w:val="none" w:color="auto" w:sz="0" w:space="0"/>
-            <w:right w:val="none" w:color="auto" w:sz="0" w:space="0"/>
-            <w:insideH w:val="none" w:color="auto" w:sz="0" w:space="0"/>
-            <w:insideV w:val="none" w:color="auto" w:sz="0" w:space="0"/>
-          </w:tblBorders>
+          <w:tblW w:w="8522" w:type="dxa"/>
+          <w:jc w:val="center"/>
           <w:tblCellMar>
             <w:top w:w="0" w:type="dxa"/>
             <w:left w:w="10" w:type="dxa"/>
@@ -5782,15 +5679,15 @@
           </w:tblCellMar>
         </w:tblPrEx>
         <w:trPr>
-          <w:trHeight w:val="0" w:hRule="atLeast"/>
+          <w:trHeight w:val="0"/>
           <w:jc w:val="center"/>
         </w:trPr>
         <w:tc>
           <w:tcPr>
             <w:tcW w:w="882" w:type="dxa"/>
             <w:tcBorders>
-              <w:top w:val="single" w:color="auto" w:sz="4" w:space="0"/>
-              <w:left w:val="single" w:color="auto" w:sz="12" w:space="0"/>
+              <w:top w:val="single" w:sz="4" w:space="0" w:color="auto"/>
+              <w:left w:val="single" w:sz="12" w:space="0" w:color="auto"/>
               <w:bottom w:val="nil"/>
               <w:right w:val="nil"/>
             </w:tcBorders>
@@ -5804,12 +5701,12 @@
           </w:tcPr>
           <w:p>
             <w:pPr>
-              <w:pStyle w:val="31"/>
+              <w:pStyle w:val="a1"/>
               <w:keepNext/>
               <w:bidi w:val="0"/>
               <w:snapToGrid w:val="0"/>
               <w:spacing w:line="240" w:lineRule="auto"/>
-              <w:ind w:left="0" w:leftChars="0" w:right="0" w:rightChars="0" w:firstLine="0" w:firstLineChars="0"/>
+              <w:ind w:left="0" w:right="0" w:firstLine="0" w:leftChars="0" w:rightChars="0" w:firstLineChars="0"/>
               <w:jc w:val="center"/>
             </w:pPr>
             <w:r>
@@ -5821,8 +5718,8 @@
           <w:tcPr>
             <w:tcW w:w="2645" w:type="dxa"/>
             <w:tcBorders>
-              <w:top w:val="single" w:color="auto" w:sz="4" w:space="0"/>
-              <w:left w:val="single" w:color="auto" w:sz="4" w:space="0"/>
+              <w:top w:val="single" w:sz="4" w:space="0" w:color="auto"/>
+              <w:left w:val="single" w:sz="4" w:space="0" w:color="auto"/>
               <w:bottom w:val="nil"/>
               <w:right w:val="nil"/>
             </w:tcBorders>
@@ -5836,12 +5733,12 @@
           </w:tcPr>
           <w:p>
             <w:pPr>
-              <w:pStyle w:val="31"/>
+              <w:pStyle w:val="a1"/>
               <w:keepNext/>
               <w:bidi w:val="0"/>
               <w:snapToGrid w:val="0"/>
               <w:spacing w:line="240" w:lineRule="auto"/>
-              <w:ind w:left="0" w:leftChars="0" w:right="0" w:rightChars="0" w:firstLine="0" w:firstLineChars="0"/>
+              <w:ind w:left="0" w:right="0" w:firstLine="0" w:leftChars="0" w:rightChars="0" w:firstLineChars="0"/>
               <w:jc w:val="center"/>
             </w:pPr>
             <w:r>
@@ -5853,8 +5750,8 @@
           <w:tcPr>
             <w:tcW w:w="4114" w:type="dxa"/>
             <w:tcBorders>
-              <w:top w:val="single" w:color="auto" w:sz="4" w:space="0"/>
-              <w:left w:val="single" w:color="auto" w:sz="4" w:space="0"/>
+              <w:top w:val="single" w:sz="4" w:space="0" w:color="auto"/>
+              <w:left w:val="single" w:sz="4" w:space="0" w:color="auto"/>
               <w:bottom w:val="nil"/>
               <w:right w:val="nil"/>
             </w:tcBorders>
@@ -5868,12 +5765,12 @@
           </w:tcPr>
           <w:p>
             <w:pPr>
-              <w:pStyle w:val="31"/>
+              <w:pStyle w:val="a1"/>
               <w:keepNext/>
               <w:bidi w:val="0"/>
               <w:snapToGrid w:val="0"/>
               <w:spacing w:line="240" w:lineRule="auto"/>
-              <w:ind w:left="0" w:leftChars="0" w:right="0" w:rightChars="0" w:firstLine="0" w:firstLineChars="0"/>
+              <w:ind w:left="0" w:right="0" w:firstLine="0" w:leftChars="0" w:rightChars="0" w:firstLineChars="0"/>
               <w:jc w:val="left"/>
             </w:pPr>
             <w:r>
@@ -5885,10 +5782,10 @@
           <w:tcPr>
             <w:tcW w:w="882" w:type="dxa"/>
             <w:tcBorders>
-              <w:top w:val="single" w:color="auto" w:sz="4" w:space="0"/>
-              <w:left w:val="single" w:color="auto" w:sz="4" w:space="0"/>
-              <w:bottom w:val="nil"/>
-              <w:right w:val="single" w:color="auto" w:sz="12" w:space="0"/>
+              <w:top w:val="single" w:sz="4" w:space="0" w:color="auto"/>
+              <w:left w:val="single" w:sz="4" w:space="0" w:color="auto"/>
+              <w:bottom w:val="nil"/>
+              <w:right w:val="single" w:sz="12" w:space="0" w:color="auto"/>
             </w:tcBorders>
             <w:tcMar>
               <w:top w:w="60" w:type="dxa"/>
@@ -5900,12 +5797,12 @@
           </w:tcPr>
           <w:p>
             <w:pPr>
-              <w:pStyle w:val="31"/>
+              <w:pStyle w:val="a1"/>
               <w:keepNext/>
               <w:bidi w:val="0"/>
               <w:snapToGrid w:val="0"/>
               <w:spacing w:line="240" w:lineRule="auto"/>
-              <w:ind w:left="0" w:leftChars="0" w:right="0" w:rightChars="0" w:firstLine="0" w:firstLineChars="0"/>
+              <w:ind w:left="0" w:right="0" w:firstLine="0" w:leftChars="0" w:rightChars="0" w:firstLineChars="0"/>
               <w:jc w:val="left"/>
             </w:pPr>
             <w:r>
@@ -5916,14 +5813,8 @@
       </w:tr>
       <w:tr>
         <w:tblPrEx>
-          <w:tblBorders>
-            <w:top w:val="none" w:color="auto" w:sz="0" w:space="0"/>
-            <w:left w:val="none" w:color="auto" w:sz="0" w:space="0"/>
-            <w:bottom w:val="none" w:color="auto" w:sz="0" w:space="0"/>
-            <w:right w:val="none" w:color="auto" w:sz="0" w:space="0"/>
-            <w:insideH w:val="none" w:color="auto" w:sz="0" w:space="0"/>
-            <w:insideV w:val="none" w:color="auto" w:sz="0" w:space="0"/>
-          </w:tblBorders>
+          <w:tblW w:w="8522" w:type="dxa"/>
+          <w:jc w:val="center"/>
           <w:tblCellMar>
             <w:top w:w="0" w:type="dxa"/>
             <w:left w:w="10" w:type="dxa"/>
@@ -5932,15 +5823,15 @@
           </w:tblCellMar>
         </w:tblPrEx>
         <w:trPr>
-          <w:trHeight w:val="0" w:hRule="atLeast"/>
+          <w:trHeight w:val="0"/>
           <w:jc w:val="center"/>
         </w:trPr>
         <w:tc>
           <w:tcPr>
             <w:tcW w:w="882" w:type="dxa"/>
             <w:tcBorders>
-              <w:top w:val="single" w:color="auto" w:sz="4" w:space="0"/>
-              <w:left w:val="single" w:color="auto" w:sz="12" w:space="0"/>
+              <w:top w:val="single" w:sz="4" w:space="0" w:color="auto"/>
+              <w:left w:val="single" w:sz="12" w:space="0" w:color="auto"/>
               <w:bottom w:val="nil"/>
               <w:right w:val="nil"/>
             </w:tcBorders>
@@ -5954,12 +5845,12 @@
           </w:tcPr>
           <w:p>
             <w:pPr>
-              <w:pStyle w:val="31"/>
+              <w:pStyle w:val="a1"/>
               <w:keepNext/>
               <w:bidi w:val="0"/>
               <w:snapToGrid w:val="0"/>
               <w:spacing w:line="240" w:lineRule="auto"/>
-              <w:ind w:left="0" w:leftChars="0" w:right="0" w:rightChars="0" w:firstLine="0" w:firstLineChars="0"/>
+              <w:ind w:left="0" w:right="0" w:firstLine="0" w:leftChars="0" w:rightChars="0" w:firstLineChars="0"/>
               <w:jc w:val="center"/>
             </w:pPr>
             <w:r>
@@ -5971,8 +5862,8 @@
           <w:tcPr>
             <w:tcW w:w="2645" w:type="dxa"/>
             <w:tcBorders>
-              <w:top w:val="single" w:color="auto" w:sz="4" w:space="0"/>
-              <w:left w:val="single" w:color="auto" w:sz="4" w:space="0"/>
+              <w:top w:val="single" w:sz="4" w:space="0" w:color="auto"/>
+              <w:left w:val="single" w:sz="4" w:space="0" w:color="auto"/>
               <w:bottom w:val="nil"/>
               <w:right w:val="nil"/>
             </w:tcBorders>
@@ -5986,12 +5877,12 @@
           </w:tcPr>
           <w:p>
             <w:pPr>
-              <w:pStyle w:val="31"/>
+              <w:pStyle w:val="a1"/>
               <w:keepNext/>
               <w:bidi w:val="0"/>
               <w:snapToGrid w:val="0"/>
               <w:spacing w:line="240" w:lineRule="auto"/>
-              <w:ind w:left="0" w:leftChars="0" w:right="0" w:rightChars="0" w:firstLine="0" w:firstLineChars="0"/>
+              <w:ind w:left="0" w:right="0" w:firstLine="0" w:leftChars="0" w:rightChars="0" w:firstLineChars="0"/>
               <w:jc w:val="center"/>
             </w:pPr>
             <w:r>
@@ -6003,8 +5894,8 @@
           <w:tcPr>
             <w:tcW w:w="4114" w:type="dxa"/>
             <w:tcBorders>
-              <w:top w:val="single" w:color="auto" w:sz="4" w:space="0"/>
-              <w:left w:val="single" w:color="auto" w:sz="4" w:space="0"/>
+              <w:top w:val="single" w:sz="4" w:space="0" w:color="auto"/>
+              <w:left w:val="single" w:sz="4" w:space="0" w:color="auto"/>
               <w:bottom w:val="nil"/>
               <w:right w:val="nil"/>
             </w:tcBorders>
@@ -6018,12 +5909,12 @@
           </w:tcPr>
           <w:p>
             <w:pPr>
-              <w:pStyle w:val="31"/>
+              <w:pStyle w:val="a1"/>
               <w:keepNext/>
               <w:bidi w:val="0"/>
               <w:snapToGrid w:val="0"/>
               <w:spacing w:line="240" w:lineRule="auto"/>
-              <w:ind w:left="0" w:leftChars="0" w:right="0" w:rightChars="0" w:firstLine="0" w:firstLineChars="0"/>
+              <w:ind w:left="0" w:right="0" w:firstLine="0" w:leftChars="0" w:rightChars="0" w:firstLineChars="0"/>
               <w:jc w:val="left"/>
             </w:pPr>
             <w:r>
@@ -6035,10 +5926,10 @@
           <w:tcPr>
             <w:tcW w:w="882" w:type="dxa"/>
             <w:tcBorders>
-              <w:top w:val="single" w:color="auto" w:sz="4" w:space="0"/>
-              <w:left w:val="single" w:color="auto" w:sz="4" w:space="0"/>
-              <w:bottom w:val="nil"/>
-              <w:right w:val="single" w:color="auto" w:sz="12" w:space="0"/>
+              <w:top w:val="single" w:sz="4" w:space="0" w:color="auto"/>
+              <w:left w:val="single" w:sz="4" w:space="0" w:color="auto"/>
+              <w:bottom w:val="nil"/>
+              <w:right w:val="single" w:sz="12" w:space="0" w:color="auto"/>
             </w:tcBorders>
             <w:tcMar>
               <w:top w:w="60" w:type="dxa"/>
@@ -6050,12 +5941,12 @@
           </w:tcPr>
           <w:p>
             <w:pPr>
-              <w:pStyle w:val="31"/>
+              <w:pStyle w:val="a1"/>
               <w:keepNext/>
               <w:bidi w:val="0"/>
               <w:snapToGrid w:val="0"/>
               <w:spacing w:line="240" w:lineRule="auto"/>
-              <w:ind w:left="0" w:leftChars="0" w:right="0" w:rightChars="0" w:firstLine="0" w:firstLineChars="0"/>
+              <w:ind w:left="0" w:right="0" w:firstLine="0" w:leftChars="0" w:rightChars="0" w:firstLineChars="0"/>
               <w:jc w:val="left"/>
             </w:pPr>
             <w:r>
@@ -6066,14 +5957,8 @@
       </w:tr>
       <w:tr>
         <w:tblPrEx>
-          <w:tblBorders>
-            <w:top w:val="none" w:color="auto" w:sz="0" w:space="0"/>
-            <w:left w:val="none" w:color="auto" w:sz="0" w:space="0"/>
-            <w:bottom w:val="none" w:color="auto" w:sz="0" w:space="0"/>
-            <w:right w:val="none" w:color="auto" w:sz="0" w:space="0"/>
-            <w:insideH w:val="none" w:color="auto" w:sz="0" w:space="0"/>
-            <w:insideV w:val="none" w:color="auto" w:sz="0" w:space="0"/>
-          </w:tblBorders>
+          <w:tblW w:w="8522" w:type="dxa"/>
+          <w:jc w:val="center"/>
           <w:tblCellMar>
             <w:top w:w="0" w:type="dxa"/>
             <w:left w:w="10" w:type="dxa"/>
@@ -6082,15 +5967,15 @@
           </w:tblCellMar>
         </w:tblPrEx>
         <w:trPr>
-          <w:trHeight w:val="0" w:hRule="atLeast"/>
+          <w:trHeight w:val="0"/>
           <w:jc w:val="center"/>
         </w:trPr>
         <w:tc>
           <w:tcPr>
             <w:tcW w:w="882" w:type="dxa"/>
             <w:tcBorders>
-              <w:top w:val="single" w:color="auto" w:sz="4" w:space="0"/>
-              <w:left w:val="single" w:color="auto" w:sz="12" w:space="0"/>
+              <w:top w:val="single" w:sz="4" w:space="0" w:color="auto"/>
+              <w:left w:val="single" w:sz="12" w:space="0" w:color="auto"/>
               <w:bottom w:val="nil"/>
               <w:right w:val="nil"/>
             </w:tcBorders>
@@ -6104,12 +5989,12 @@
           </w:tcPr>
           <w:p>
             <w:pPr>
-              <w:pStyle w:val="31"/>
+              <w:pStyle w:val="a1"/>
               <w:keepNext/>
               <w:bidi w:val="0"/>
               <w:snapToGrid w:val="0"/>
               <w:spacing w:line="240" w:lineRule="auto"/>
-              <w:ind w:left="0" w:leftChars="0" w:right="0" w:rightChars="0" w:firstLine="0" w:firstLineChars="0"/>
+              <w:ind w:left="0" w:right="0" w:firstLine="0" w:leftChars="0" w:rightChars="0" w:firstLineChars="0"/>
               <w:jc w:val="center"/>
             </w:pPr>
             <w:r>
@@ -6121,8 +6006,8 @@
           <w:tcPr>
             <w:tcW w:w="2645" w:type="dxa"/>
             <w:tcBorders>
-              <w:top w:val="single" w:color="auto" w:sz="4" w:space="0"/>
-              <w:left w:val="single" w:color="auto" w:sz="4" w:space="0"/>
+              <w:top w:val="single" w:sz="4" w:space="0" w:color="auto"/>
+              <w:left w:val="single" w:sz="4" w:space="0" w:color="auto"/>
               <w:bottom w:val="nil"/>
               <w:right w:val="nil"/>
             </w:tcBorders>
@@ -6136,12 +6021,12 @@
           </w:tcPr>
           <w:p>
             <w:pPr>
-              <w:pStyle w:val="31"/>
+              <w:pStyle w:val="a1"/>
               <w:keepNext/>
               <w:bidi w:val="0"/>
               <w:snapToGrid w:val="0"/>
               <w:spacing w:line="240" w:lineRule="auto"/>
-              <w:ind w:left="0" w:leftChars="0" w:right="0" w:rightChars="0" w:firstLine="0" w:firstLineChars="0"/>
+              <w:ind w:left="0" w:right="0" w:firstLine="0" w:leftChars="0" w:rightChars="0" w:firstLineChars="0"/>
               <w:jc w:val="center"/>
             </w:pPr>
             <w:r>
@@ -6153,8 +6038,8 @@
           <w:tcPr>
             <w:tcW w:w="4114" w:type="dxa"/>
             <w:tcBorders>
-              <w:top w:val="single" w:color="auto" w:sz="4" w:space="0"/>
-              <w:left w:val="single" w:color="auto" w:sz="4" w:space="0"/>
+              <w:top w:val="single" w:sz="4" w:space="0" w:color="auto"/>
+              <w:left w:val="single" w:sz="4" w:space="0" w:color="auto"/>
               <w:bottom w:val="nil"/>
               <w:right w:val="nil"/>
             </w:tcBorders>
@@ -6168,12 +6053,12 @@
           </w:tcPr>
           <w:p>
             <w:pPr>
-              <w:pStyle w:val="31"/>
+              <w:pStyle w:val="a1"/>
               <w:keepNext/>
               <w:bidi w:val="0"/>
               <w:snapToGrid w:val="0"/>
               <w:spacing w:line="240" w:lineRule="auto"/>
-              <w:ind w:left="0" w:leftChars="0" w:right="0" w:rightChars="0" w:firstLine="0" w:firstLineChars="0"/>
+              <w:ind w:left="0" w:right="0" w:firstLine="0" w:leftChars="0" w:rightChars="0" w:firstLineChars="0"/>
               <w:jc w:val="left"/>
             </w:pPr>
             <w:r>
@@ -6185,10 +6070,10 @@
           <w:tcPr>
             <w:tcW w:w="882" w:type="dxa"/>
             <w:tcBorders>
-              <w:top w:val="single" w:color="auto" w:sz="4" w:space="0"/>
-              <w:left w:val="single" w:color="auto" w:sz="4" w:space="0"/>
-              <w:bottom w:val="nil"/>
-              <w:right w:val="single" w:color="auto" w:sz="12" w:space="0"/>
+              <w:top w:val="single" w:sz="4" w:space="0" w:color="auto"/>
+              <w:left w:val="single" w:sz="4" w:space="0" w:color="auto"/>
+              <w:bottom w:val="nil"/>
+              <w:right w:val="single" w:sz="12" w:space="0" w:color="auto"/>
             </w:tcBorders>
             <w:tcMar>
               <w:top w:w="60" w:type="dxa"/>
@@ -6200,12 +6085,12 @@
           </w:tcPr>
           <w:p>
             <w:pPr>
-              <w:pStyle w:val="31"/>
+              <w:pStyle w:val="a1"/>
               <w:keepNext/>
               <w:bidi w:val="0"/>
               <w:snapToGrid w:val="0"/>
               <w:spacing w:line="240" w:lineRule="auto"/>
-              <w:ind w:left="0" w:leftChars="0" w:right="0" w:rightChars="0" w:firstLine="0" w:firstLineChars="0"/>
+              <w:ind w:left="0" w:right="0" w:firstLine="0" w:leftChars="0" w:rightChars="0" w:firstLineChars="0"/>
               <w:jc w:val="left"/>
             </w:pPr>
             <w:r>
@@ -6216,14 +6101,8 @@
       </w:tr>
       <w:tr>
         <w:tblPrEx>
-          <w:tblBorders>
-            <w:top w:val="none" w:color="auto" w:sz="0" w:space="0"/>
-            <w:left w:val="none" w:color="auto" w:sz="0" w:space="0"/>
-            <w:bottom w:val="none" w:color="auto" w:sz="0" w:space="0"/>
-            <w:right w:val="none" w:color="auto" w:sz="0" w:space="0"/>
-            <w:insideH w:val="none" w:color="auto" w:sz="0" w:space="0"/>
-            <w:insideV w:val="none" w:color="auto" w:sz="0" w:space="0"/>
-          </w:tblBorders>
+          <w:tblW w:w="8522" w:type="dxa"/>
+          <w:jc w:val="center"/>
           <w:tblCellMar>
             <w:top w:w="0" w:type="dxa"/>
             <w:left w:w="10" w:type="dxa"/>
@@ -6232,15 +6111,15 @@
           </w:tblCellMar>
         </w:tblPrEx>
         <w:trPr>
-          <w:trHeight w:val="0" w:hRule="atLeast"/>
+          <w:trHeight w:val="0"/>
           <w:jc w:val="center"/>
         </w:trPr>
         <w:tc>
           <w:tcPr>
             <w:tcW w:w="882" w:type="dxa"/>
             <w:tcBorders>
-              <w:top w:val="single" w:color="auto" w:sz="4" w:space="0"/>
-              <w:left w:val="single" w:color="auto" w:sz="12" w:space="0"/>
+              <w:top w:val="single" w:sz="4" w:space="0" w:color="auto"/>
+              <w:left w:val="single" w:sz="12" w:space="0" w:color="auto"/>
               <w:bottom w:val="nil"/>
               <w:right w:val="nil"/>
             </w:tcBorders>
@@ -6254,12 +6133,12 @@
           </w:tcPr>
           <w:p>
             <w:pPr>
-              <w:pStyle w:val="31"/>
+              <w:pStyle w:val="a1"/>
               <w:keepNext/>
               <w:bidi w:val="0"/>
               <w:snapToGrid w:val="0"/>
               <w:spacing w:line="240" w:lineRule="auto"/>
-              <w:ind w:left="0" w:leftChars="0" w:right="0" w:rightChars="0" w:firstLine="0" w:firstLineChars="0"/>
+              <w:ind w:left="0" w:right="0" w:firstLine="0" w:leftChars="0" w:rightChars="0" w:firstLineChars="0"/>
               <w:jc w:val="center"/>
             </w:pPr>
             <w:r>
@@ -6271,8 +6150,8 @@
           <w:tcPr>
             <w:tcW w:w="2645" w:type="dxa"/>
             <w:tcBorders>
-              <w:top w:val="single" w:color="auto" w:sz="4" w:space="0"/>
-              <w:left w:val="single" w:color="auto" w:sz="4" w:space="0"/>
+              <w:top w:val="single" w:sz="4" w:space="0" w:color="auto"/>
+              <w:left w:val="single" w:sz="4" w:space="0" w:color="auto"/>
               <w:bottom w:val="nil"/>
               <w:right w:val="nil"/>
             </w:tcBorders>
@@ -6286,12 +6165,12 @@
           </w:tcPr>
           <w:p>
             <w:pPr>
-              <w:pStyle w:val="31"/>
+              <w:pStyle w:val="a1"/>
               <w:keepNext/>
               <w:bidi w:val="0"/>
               <w:snapToGrid w:val="0"/>
               <w:spacing w:line="240" w:lineRule="auto"/>
-              <w:ind w:left="0" w:leftChars="0" w:right="0" w:rightChars="0" w:firstLine="0" w:firstLineChars="0"/>
+              <w:ind w:left="0" w:right="0" w:firstLine="0" w:leftChars="0" w:rightChars="0" w:firstLineChars="0"/>
               <w:jc w:val="center"/>
             </w:pPr>
             <w:r>
@@ -6303,8 +6182,8 @@
           <w:tcPr>
             <w:tcW w:w="4114" w:type="dxa"/>
             <w:tcBorders>
-              <w:top w:val="single" w:color="auto" w:sz="4" w:space="0"/>
-              <w:left w:val="single" w:color="auto" w:sz="4" w:space="0"/>
+              <w:top w:val="single" w:sz="4" w:space="0" w:color="auto"/>
+              <w:left w:val="single" w:sz="4" w:space="0" w:color="auto"/>
               <w:bottom w:val="nil"/>
               <w:right w:val="nil"/>
             </w:tcBorders>
@@ -6318,12 +6197,12 @@
           </w:tcPr>
           <w:p>
             <w:pPr>
-              <w:pStyle w:val="31"/>
+              <w:pStyle w:val="a1"/>
               <w:keepNext/>
               <w:bidi w:val="0"/>
               <w:snapToGrid w:val="0"/>
               <w:spacing w:line="240" w:lineRule="auto"/>
-              <w:ind w:left="0" w:leftChars="0" w:right="0" w:rightChars="0" w:firstLine="0" w:firstLineChars="0"/>
+              <w:ind w:left="0" w:right="0" w:firstLine="0" w:leftChars="0" w:rightChars="0" w:firstLineChars="0"/>
               <w:jc w:val="left"/>
             </w:pPr>
             <w:r>
@@ -6335,10 +6214,10 @@
           <w:tcPr>
             <w:tcW w:w="882" w:type="dxa"/>
             <w:tcBorders>
-              <w:top w:val="single" w:color="auto" w:sz="4" w:space="0"/>
-              <w:left w:val="single" w:color="auto" w:sz="4" w:space="0"/>
-              <w:bottom w:val="nil"/>
-              <w:right w:val="single" w:color="auto" w:sz="12" w:space="0"/>
+              <w:top w:val="single" w:sz="4" w:space="0" w:color="auto"/>
+              <w:left w:val="single" w:sz="4" w:space="0" w:color="auto"/>
+              <w:bottom w:val="nil"/>
+              <w:right w:val="single" w:sz="12" w:space="0" w:color="auto"/>
             </w:tcBorders>
             <w:tcMar>
               <w:top w:w="60" w:type="dxa"/>
@@ -6350,12 +6229,12 @@
           </w:tcPr>
           <w:p>
             <w:pPr>
-              <w:pStyle w:val="31"/>
+              <w:pStyle w:val="a1"/>
               <w:keepNext/>
               <w:bidi w:val="0"/>
               <w:snapToGrid w:val="0"/>
               <w:spacing w:line="240" w:lineRule="auto"/>
-              <w:ind w:left="0" w:leftChars="0" w:right="0" w:rightChars="0" w:firstLine="0" w:firstLineChars="0"/>
+              <w:ind w:left="0" w:right="0" w:firstLine="0" w:leftChars="0" w:rightChars="0" w:firstLineChars="0"/>
               <w:jc w:val="left"/>
             </w:pPr>
             <w:r>
@@ -6366,14 +6245,8 @@
       </w:tr>
       <w:tr>
         <w:tblPrEx>
-          <w:tblBorders>
-            <w:top w:val="none" w:color="auto" w:sz="0" w:space="0"/>
-            <w:left w:val="none" w:color="auto" w:sz="0" w:space="0"/>
-            <w:bottom w:val="none" w:color="auto" w:sz="0" w:space="0"/>
-            <w:right w:val="none" w:color="auto" w:sz="0" w:space="0"/>
-            <w:insideH w:val="none" w:color="auto" w:sz="0" w:space="0"/>
-            <w:insideV w:val="none" w:color="auto" w:sz="0" w:space="0"/>
-          </w:tblBorders>
+          <w:tblW w:w="8522" w:type="dxa"/>
+          <w:jc w:val="center"/>
           <w:tblCellMar>
             <w:top w:w="0" w:type="dxa"/>
             <w:left w:w="10" w:type="dxa"/>
@@ -6382,16 +6255,16 @@
           </w:tblCellMar>
         </w:tblPrEx>
         <w:trPr>
-          <w:trHeight w:val="0" w:hRule="atLeast"/>
+          <w:trHeight w:val="0"/>
           <w:jc w:val="center"/>
         </w:trPr>
         <w:tc>
           <w:tcPr>
             <w:tcW w:w="882" w:type="dxa"/>
             <w:tcBorders>
-              <w:top w:val="single" w:color="auto" w:sz="4" w:space="0"/>
-              <w:left w:val="single" w:color="auto" w:sz="12" w:space="0"/>
-              <w:bottom w:val="single" w:color="auto" w:sz="12" w:space="0"/>
+              <w:top w:val="single" w:sz="4" w:space="0" w:color="auto"/>
+              <w:left w:val="single" w:sz="12" w:space="0" w:color="auto"/>
+              <w:bottom w:val="single" w:sz="12" w:space="0" w:color="auto"/>
               <w:right w:val="nil"/>
             </w:tcBorders>
             <w:tcMar>
@@ -6404,12 +6277,12 @@
           </w:tcPr>
           <w:p>
             <w:pPr>
-              <w:pStyle w:val="31"/>
+              <w:pStyle w:val="a1"/>
               <w:keepNext/>
               <w:bidi w:val="0"/>
               <w:snapToGrid w:val="0"/>
               <w:spacing w:line="240" w:lineRule="auto"/>
-              <w:ind w:left="0" w:leftChars="0" w:right="0" w:rightChars="0" w:firstLine="0" w:firstLineChars="0"/>
+              <w:ind w:left="0" w:right="0" w:firstLine="0" w:leftChars="0" w:rightChars="0" w:firstLineChars="0"/>
               <w:jc w:val="center"/>
             </w:pPr>
             <w:r>
@@ -6421,9 +6294,9 @@
           <w:tcPr>
             <w:tcW w:w="2645" w:type="dxa"/>
             <w:tcBorders>
-              <w:top w:val="single" w:color="auto" w:sz="4" w:space="0"/>
-              <w:left w:val="single" w:color="auto" w:sz="4" w:space="0"/>
-              <w:bottom w:val="single" w:color="auto" w:sz="12" w:space="0"/>
+              <w:top w:val="single" w:sz="4" w:space="0" w:color="auto"/>
+              <w:left w:val="single" w:sz="4" w:space="0" w:color="auto"/>
+              <w:bottom w:val="single" w:sz="12" w:space="0" w:color="auto"/>
               <w:right w:val="nil"/>
             </w:tcBorders>
             <w:tcMar>
@@ -6436,12 +6309,12 @@
           </w:tcPr>
           <w:p>
             <w:pPr>
-              <w:pStyle w:val="31"/>
+              <w:pStyle w:val="a1"/>
               <w:keepNext/>
               <w:bidi w:val="0"/>
               <w:snapToGrid w:val="0"/>
               <w:spacing w:line="240" w:lineRule="auto"/>
-              <w:ind w:left="0" w:leftChars="0" w:right="0" w:rightChars="0" w:firstLine="0" w:firstLineChars="0"/>
+              <w:ind w:left="0" w:right="0" w:firstLine="0" w:leftChars="0" w:rightChars="0" w:firstLineChars="0"/>
               <w:jc w:val="center"/>
             </w:pPr>
             <w:r>
@@ -6453,9 +6326,9 @@
           <w:tcPr>
             <w:tcW w:w="4114" w:type="dxa"/>
             <w:tcBorders>
-              <w:top w:val="single" w:color="auto" w:sz="4" w:space="0"/>
-              <w:left w:val="single" w:color="auto" w:sz="4" w:space="0"/>
-              <w:bottom w:val="single" w:color="auto" w:sz="12" w:space="0"/>
+              <w:top w:val="single" w:sz="4" w:space="0" w:color="auto"/>
+              <w:left w:val="single" w:sz="4" w:space="0" w:color="auto"/>
+              <w:bottom w:val="single" w:sz="12" w:space="0" w:color="auto"/>
               <w:right w:val="nil"/>
             </w:tcBorders>
             <w:tcMar>
@@ -6468,12 +6341,12 @@
           </w:tcPr>
           <w:p>
             <w:pPr>
-              <w:pStyle w:val="31"/>
+              <w:pStyle w:val="a1"/>
               <w:keepNext/>
               <w:bidi w:val="0"/>
               <w:snapToGrid w:val="0"/>
               <w:spacing w:line="240" w:lineRule="auto"/>
-              <w:ind w:left="0" w:leftChars="0" w:right="0" w:rightChars="0" w:firstLine="0" w:firstLineChars="0"/>
+              <w:ind w:left="0" w:right="0" w:firstLine="0" w:leftChars="0" w:rightChars="0" w:firstLineChars="0"/>
               <w:jc w:val="left"/>
             </w:pPr>
             <w:r>
@@ -6485,10 +6358,10 @@
           <w:tcPr>
             <w:tcW w:w="882" w:type="dxa"/>
             <w:tcBorders>
-              <w:top w:val="single" w:color="auto" w:sz="4" w:space="0"/>
-              <w:left w:val="single" w:color="auto" w:sz="4" w:space="0"/>
-              <w:bottom w:val="single" w:color="auto" w:sz="12" w:space="0"/>
-              <w:right w:val="single" w:color="auto" w:sz="12" w:space="0"/>
+              <w:top w:val="single" w:sz="4" w:space="0" w:color="auto"/>
+              <w:left w:val="single" w:sz="4" w:space="0" w:color="auto"/>
+              <w:bottom w:val="single" w:sz="12" w:space="0" w:color="auto"/>
+              <w:right w:val="single" w:sz="12" w:space="0" w:color="auto"/>
             </w:tcBorders>
             <w:tcMar>
               <w:top w:w="60" w:type="dxa"/>
@@ -6500,12 +6373,12 @@
           </w:tcPr>
           <w:p>
             <w:pPr>
-              <w:pStyle w:val="31"/>
+              <w:pStyle w:val="a1"/>
               <w:keepNext/>
               <w:bidi w:val="0"/>
               <w:snapToGrid w:val="0"/>
               <w:spacing w:line="240" w:lineRule="auto"/>
-              <w:ind w:left="0" w:leftChars="0" w:right="0" w:rightChars="0" w:firstLine="0" w:firstLineChars="0"/>
+              <w:ind w:left="0" w:right="0" w:firstLine="0" w:leftChars="0" w:rightChars="0" w:firstLineChars="0"/>
               <w:jc w:val="left"/>
             </w:pPr>
             <w:r>
@@ -6517,20 +6390,20 @@
     </w:tbl>
     <w:p>
       <w:pPr>
-        <w:pStyle w:val="30"/>
+        <w:pStyle w:val="1"/>
         <w:bidi w:val="0"/>
       </w:pPr>
-      <w:bookmarkStart w:id="14" w:name="heading_7"/>
-      <w:bookmarkStart w:id="15" w:name="_Toc20107"/>
+      <w:bookmarkStart w:id="15" w:name="heading_7"/>
+      <w:bookmarkStart w:id="16" w:name="_Toc20107"/>
       <w:r>
         <w:t>满意度计算方法</w:t>
       </w:r>
-      <w:bookmarkEnd w:id="14"/>
       <w:bookmarkEnd w:id="15"/>
+      <w:bookmarkEnd w:id="16"/>
     </w:p>
     <w:p>
       <w:pPr>
-        <w:pStyle w:val="41"/>
+        <w:pStyle w:val="a3"/>
         <w:bidi w:val="0"/>
         <w:jc w:val="center"/>
         <w:rPr>
@@ -6567,7 +6440,7 @@
           <w:rFonts w:hint="eastAsia"/>
           <w:lang w:val="en-US" w:eastAsia="zh-CN"/>
         </w:rPr>
-        <w:instrText xml:space="preserve">"柴_标题1"\n</w:instrText>
+        <w:instrText>"柴_标题1"\n</w:instrText>
       </w:r>
       <w:r>
         <w:instrText xml:space="preserve"> \s</w:instrText>
@@ -6584,7 +6457,7 @@
           <w:rFonts w:hint="eastAsia"/>
           <w:lang w:val="en-US" w:eastAsia="zh-CN"/>
         </w:rPr>
-        <w:instrText xml:space="preserve">* Charformat</w:instrText>
+        <w:instrText>* Charformat</w:instrText>
       </w:r>
       <w:r>
         <w:rPr>
@@ -6649,7 +6522,7 @@
         </w:rPr>
         <w:fldChar w:fldCharType="end"/>
       </w:r>
-      <w:bookmarkStart w:id="16" w:name="_Toc27977"/>
+      <w:bookmarkStart w:id="17" w:name="_Toc27977"/>
       <w:r>
         <w:rPr>
           <w:rFonts w:hint="eastAsia"/>
@@ -6667,22 +6540,21 @@
         </w:rPr>
         <w:t>表</w:t>
       </w:r>
-      <w:bookmarkEnd w:id="16"/>
+      <w:bookmarkEnd w:id="17"/>
     </w:p>
     <w:tbl>
       <w:tblPr>
-        <w:tblStyle w:val="22"/>
+        <w:tblStyle w:val="TableNormal"/>
         <w:tblW w:w="8522" w:type="dxa"/>
         <w:jc w:val="center"/>
         <w:tblBorders>
-          <w:top w:val="none" w:color="auto" w:sz="0" w:space="0"/>
-          <w:left w:val="none" w:color="auto" w:sz="0" w:space="0"/>
-          <w:bottom w:val="none" w:color="auto" w:sz="0" w:space="0"/>
-          <w:right w:val="none" w:color="auto" w:sz="0" w:space="0"/>
-          <w:insideH w:val="none" w:color="auto" w:sz="0" w:space="0"/>
-          <w:insideV w:val="none" w:color="auto" w:sz="0" w:space="0"/>
+          <w:top w:val="nil"/>
+          <w:left w:val="nil"/>
+          <w:bottom w:val="nil"/>
+          <w:right w:val="nil"/>
+          <w:insideH w:val="nil"/>
+          <w:insideV w:val="nil"/>
         </w:tblBorders>
-        <w:tblLayout w:type="autofit"/>
         <w:tblCellMar>
           <w:top w:w="0" w:type="dxa"/>
           <w:left w:w="10" w:type="dxa"/>
@@ -6696,13 +6568,15 @@
       </w:tblGrid>
       <w:tr>
         <w:tblPrEx>
+          <w:tblW w:w="8522" w:type="dxa"/>
+          <w:jc w:val="center"/>
           <w:tblBorders>
-            <w:top w:val="none" w:color="auto" w:sz="0" w:space="0"/>
-            <w:left w:val="none" w:color="auto" w:sz="0" w:space="0"/>
-            <w:bottom w:val="none" w:color="auto" w:sz="0" w:space="0"/>
-            <w:right w:val="none" w:color="auto" w:sz="0" w:space="0"/>
-            <w:insideH w:val="none" w:color="auto" w:sz="0" w:space="0"/>
-            <w:insideV w:val="none" w:color="auto" w:sz="0" w:space="0"/>
+            <w:top w:val="nil"/>
+            <w:left w:val="nil"/>
+            <w:bottom w:val="nil"/>
+            <w:right w:val="nil"/>
+            <w:insideH w:val="nil"/>
+            <w:insideV w:val="nil"/>
           </w:tblBorders>
           <w:tblCellMar>
             <w:top w:w="0" w:type="dxa"/>
@@ -6712,7 +6586,7 @@
           </w:tblCellMar>
         </w:tblPrEx>
         <w:trPr>
-          <w:trHeight w:val="0" w:hRule="atLeast"/>
+          <w:trHeight w:val="0"/>
           <w:tblHeader/>
           <w:jc w:val="center"/>
         </w:trPr>
@@ -6720,8 +6594,8 @@
           <w:tcPr>
             <w:tcW w:w="3922" w:type="dxa"/>
             <w:tcBorders>
-              <w:top w:val="single" w:color="auto" w:sz="12" w:space="0"/>
-              <w:left w:val="single" w:color="auto" w:sz="12" w:space="0"/>
+              <w:top w:val="single" w:sz="12" w:space="0" w:color="auto"/>
+              <w:left w:val="single" w:sz="12" w:space="0" w:color="auto"/>
               <w:bottom w:val="nil"/>
               <w:right w:val="nil"/>
             </w:tcBorders>
@@ -6735,11 +6609,11 @@
           </w:tcPr>
           <w:p>
             <w:pPr>
-              <w:pStyle w:val="31"/>
-              <w:bidi w:val="0"/>
-              <w:snapToGrid w:val="0"/>
-              <w:spacing w:line="240" w:lineRule="auto"/>
-              <w:ind w:left="0" w:leftChars="0" w:right="0" w:rightChars="0" w:firstLine="0" w:firstLineChars="0"/>
+              <w:pStyle w:val="a1"/>
+              <w:bidi w:val="0"/>
+              <w:snapToGrid w:val="0"/>
+              <w:spacing w:line="240" w:lineRule="auto"/>
+              <w:ind w:left="0" w:right="0" w:firstLine="0" w:leftChars="0" w:rightChars="0" w:firstLineChars="0"/>
               <w:jc w:val="center"/>
               <w:rPr>
                 <w:b/>
@@ -6757,10 +6631,10 @@
           <w:tcPr>
             <w:tcW w:w="4600" w:type="dxa"/>
             <w:tcBorders>
-              <w:top w:val="single" w:color="auto" w:sz="12" w:space="0"/>
-              <w:left w:val="single" w:color="auto" w:sz="4" w:space="0"/>
-              <w:bottom w:val="nil"/>
-              <w:right w:val="single" w:color="auto" w:sz="12" w:space="0"/>
+              <w:top w:val="single" w:sz="12" w:space="0" w:color="auto"/>
+              <w:left w:val="single" w:sz="4" w:space="0" w:color="auto"/>
+              <w:bottom w:val="nil"/>
+              <w:right w:val="single" w:sz="12" w:space="0" w:color="auto"/>
             </w:tcBorders>
             <w:tcMar>
               <w:top w:w="60" w:type="dxa"/>
@@ -6772,11 +6646,11 @@
           </w:tcPr>
           <w:p>
             <w:pPr>
-              <w:pStyle w:val="31"/>
-              <w:bidi w:val="0"/>
-              <w:snapToGrid w:val="0"/>
-              <w:spacing w:line="240" w:lineRule="auto"/>
-              <w:ind w:left="0" w:leftChars="0" w:right="0" w:rightChars="0" w:firstLine="0" w:firstLineChars="0"/>
+              <w:pStyle w:val="a1"/>
+              <w:bidi w:val="0"/>
+              <w:snapToGrid w:val="0"/>
+              <w:spacing w:line="240" w:lineRule="auto"/>
+              <w:ind w:left="0" w:right="0" w:firstLine="0" w:leftChars="0" w:rightChars="0" w:firstLineChars="0"/>
               <w:jc w:val="center"/>
               <w:rPr>
                 <w:b/>
@@ -6793,14 +6667,8 @@
       </w:tr>
       <w:tr>
         <w:tblPrEx>
-          <w:tblBorders>
-            <w:top w:val="none" w:color="auto" w:sz="0" w:space="0"/>
-            <w:left w:val="none" w:color="auto" w:sz="0" w:space="0"/>
-            <w:bottom w:val="none" w:color="auto" w:sz="0" w:space="0"/>
-            <w:right w:val="none" w:color="auto" w:sz="0" w:space="0"/>
-            <w:insideH w:val="none" w:color="auto" w:sz="0" w:space="0"/>
-            <w:insideV w:val="none" w:color="auto" w:sz="0" w:space="0"/>
-          </w:tblBorders>
+          <w:tblW w:w="8522" w:type="dxa"/>
+          <w:jc w:val="center"/>
           <w:tblCellMar>
             <w:top w:w="0" w:type="dxa"/>
             <w:left w:w="10" w:type="dxa"/>
@@ -6809,15 +6677,15 @@
           </w:tblCellMar>
         </w:tblPrEx>
         <w:trPr>
-          <w:trHeight w:val="0" w:hRule="atLeast"/>
+          <w:trHeight w:val="0"/>
           <w:jc w:val="center"/>
         </w:trPr>
         <w:tc>
           <w:tcPr>
             <w:tcW w:w="3922" w:type="dxa"/>
             <w:tcBorders>
-              <w:top w:val="single" w:color="auto" w:sz="4" w:space="0"/>
-              <w:left w:val="single" w:color="auto" w:sz="12" w:space="0"/>
+              <w:top w:val="single" w:sz="4" w:space="0" w:color="auto"/>
+              <w:left w:val="single" w:sz="12" w:space="0" w:color="auto"/>
               <w:bottom w:val="nil"/>
               <w:right w:val="nil"/>
             </w:tcBorders>
@@ -6831,11 +6699,11 @@
           </w:tcPr>
           <w:p>
             <w:pPr>
-              <w:pStyle w:val="31"/>
-              <w:bidi w:val="0"/>
-              <w:snapToGrid w:val="0"/>
-              <w:spacing w:line="240" w:lineRule="auto"/>
-              <w:ind w:left="0" w:leftChars="0" w:right="0" w:rightChars="0" w:firstLine="0" w:firstLineChars="0"/>
+              <w:pStyle w:val="a1"/>
+              <w:bidi w:val="0"/>
+              <w:snapToGrid w:val="0"/>
+              <w:spacing w:line="240" w:lineRule="auto"/>
+              <w:ind w:left="0" w:right="0" w:firstLine="0" w:leftChars="0" w:rightChars="0" w:firstLineChars="0"/>
               <w:jc w:val="center"/>
             </w:pPr>
             <w:r>
@@ -6847,10 +6715,10 @@
           <w:tcPr>
             <w:tcW w:w="4600" w:type="dxa"/>
             <w:tcBorders>
-              <w:top w:val="single" w:color="auto" w:sz="4" w:space="0"/>
-              <w:left w:val="single" w:color="auto" w:sz="4" w:space="0"/>
-              <w:bottom w:val="nil"/>
-              <w:right w:val="single" w:color="auto" w:sz="12" w:space="0"/>
+              <w:top w:val="single" w:sz="4" w:space="0" w:color="auto"/>
+              <w:left w:val="single" w:sz="4" w:space="0" w:color="auto"/>
+              <w:bottom w:val="nil"/>
+              <w:right w:val="single" w:sz="12" w:space="0" w:color="auto"/>
             </w:tcBorders>
             <w:tcMar>
               <w:top w:w="60" w:type="dxa"/>
@@ -6862,11 +6730,11 @@
           </w:tcPr>
           <w:p>
             <w:pPr>
-              <w:pStyle w:val="31"/>
-              <w:bidi w:val="0"/>
-              <w:snapToGrid w:val="0"/>
-              <w:spacing w:line="240" w:lineRule="auto"/>
-              <w:ind w:left="0" w:leftChars="0" w:right="0" w:rightChars="0" w:firstLine="0" w:firstLineChars="0"/>
+              <w:pStyle w:val="a1"/>
+              <w:bidi w:val="0"/>
+              <w:snapToGrid w:val="0"/>
+              <w:spacing w:line="240" w:lineRule="auto"/>
+              <w:ind w:left="0" w:right="0" w:firstLine="0" w:leftChars="0" w:rightChars="0" w:firstLineChars="0"/>
               <w:jc w:val="center"/>
             </w:pPr>
             <w:r>
@@ -6877,14 +6745,8 @@
       </w:tr>
       <w:tr>
         <w:tblPrEx>
-          <w:tblBorders>
-            <w:top w:val="none" w:color="auto" w:sz="0" w:space="0"/>
-            <w:left w:val="none" w:color="auto" w:sz="0" w:space="0"/>
-            <w:bottom w:val="none" w:color="auto" w:sz="0" w:space="0"/>
-            <w:right w:val="none" w:color="auto" w:sz="0" w:space="0"/>
-            <w:insideH w:val="none" w:color="auto" w:sz="0" w:space="0"/>
-            <w:insideV w:val="none" w:color="auto" w:sz="0" w:space="0"/>
-          </w:tblBorders>
+          <w:tblW w:w="8522" w:type="dxa"/>
+          <w:jc w:val="center"/>
           <w:tblCellMar>
             <w:top w:w="0" w:type="dxa"/>
             <w:left w:w="10" w:type="dxa"/>
@@ -6893,15 +6755,15 @@
           </w:tblCellMar>
         </w:tblPrEx>
         <w:trPr>
-          <w:trHeight w:val="0" w:hRule="atLeast"/>
+          <w:trHeight w:val="0"/>
           <w:jc w:val="center"/>
         </w:trPr>
         <w:tc>
           <w:tcPr>
             <w:tcW w:w="3922" w:type="dxa"/>
             <w:tcBorders>
-              <w:top w:val="single" w:color="auto" w:sz="4" w:space="0"/>
-              <w:left w:val="single" w:color="auto" w:sz="12" w:space="0"/>
+              <w:top w:val="single" w:sz="4" w:space="0" w:color="auto"/>
+              <w:left w:val="single" w:sz="12" w:space="0" w:color="auto"/>
               <w:bottom w:val="nil"/>
               <w:right w:val="nil"/>
             </w:tcBorders>
@@ -6915,11 +6777,11 @@
           </w:tcPr>
           <w:p>
             <w:pPr>
-              <w:pStyle w:val="31"/>
-              <w:bidi w:val="0"/>
-              <w:snapToGrid w:val="0"/>
-              <w:spacing w:line="240" w:lineRule="auto"/>
-              <w:ind w:left="0" w:leftChars="0" w:right="0" w:rightChars="0" w:firstLine="0" w:firstLineChars="0"/>
+              <w:pStyle w:val="a1"/>
+              <w:bidi w:val="0"/>
+              <w:snapToGrid w:val="0"/>
+              <w:spacing w:line="240" w:lineRule="auto"/>
+              <w:ind w:left="0" w:right="0" w:firstLine="0" w:leftChars="0" w:rightChars="0" w:firstLineChars="0"/>
               <w:jc w:val="center"/>
             </w:pPr>
             <w:r>
@@ -6931,10 +6793,10 @@
           <w:tcPr>
             <w:tcW w:w="4600" w:type="dxa"/>
             <w:tcBorders>
-              <w:top w:val="single" w:color="auto" w:sz="4" w:space="0"/>
-              <w:left w:val="single" w:color="auto" w:sz="4" w:space="0"/>
-              <w:bottom w:val="nil"/>
-              <w:right w:val="single" w:color="auto" w:sz="12" w:space="0"/>
+              <w:top w:val="single" w:sz="4" w:space="0" w:color="auto"/>
+              <w:left w:val="single" w:sz="4" w:space="0" w:color="auto"/>
+              <w:bottom w:val="nil"/>
+              <w:right w:val="single" w:sz="12" w:space="0" w:color="auto"/>
             </w:tcBorders>
             <w:tcMar>
               <w:top w:w="60" w:type="dxa"/>
@@ -6946,11 +6808,11 @@
           </w:tcPr>
           <w:p>
             <w:pPr>
-              <w:pStyle w:val="31"/>
-              <w:bidi w:val="0"/>
-              <w:snapToGrid w:val="0"/>
-              <w:spacing w:line="240" w:lineRule="auto"/>
-              <w:ind w:left="0" w:leftChars="0" w:right="0" w:rightChars="0" w:firstLine="0" w:firstLineChars="0"/>
+              <w:pStyle w:val="a1"/>
+              <w:bidi w:val="0"/>
+              <w:snapToGrid w:val="0"/>
+              <w:spacing w:line="240" w:lineRule="auto"/>
+              <w:ind w:left="0" w:right="0" w:firstLine="0" w:leftChars="0" w:rightChars="0" w:firstLineChars="0"/>
               <w:jc w:val="center"/>
             </w:pPr>
             <w:r>
@@ -6961,14 +6823,8 @@
       </w:tr>
       <w:tr>
         <w:tblPrEx>
-          <w:tblBorders>
-            <w:top w:val="none" w:color="auto" w:sz="0" w:space="0"/>
-            <w:left w:val="none" w:color="auto" w:sz="0" w:space="0"/>
-            <w:bottom w:val="none" w:color="auto" w:sz="0" w:space="0"/>
-            <w:right w:val="none" w:color="auto" w:sz="0" w:space="0"/>
-            <w:insideH w:val="none" w:color="auto" w:sz="0" w:space="0"/>
-            <w:insideV w:val="none" w:color="auto" w:sz="0" w:space="0"/>
-          </w:tblBorders>
+          <w:tblW w:w="8522" w:type="dxa"/>
+          <w:jc w:val="center"/>
           <w:tblCellMar>
             <w:top w:w="0" w:type="dxa"/>
             <w:left w:w="10" w:type="dxa"/>
@@ -6977,15 +6833,15 @@
           </w:tblCellMar>
         </w:tblPrEx>
         <w:trPr>
-          <w:trHeight w:val="0" w:hRule="atLeast"/>
+          <w:trHeight w:val="0"/>
           <w:jc w:val="center"/>
         </w:trPr>
         <w:tc>
           <w:tcPr>
             <w:tcW w:w="3922" w:type="dxa"/>
             <w:tcBorders>
-              <w:top w:val="single" w:color="auto" w:sz="4" w:space="0"/>
-              <w:left w:val="single" w:color="auto" w:sz="12" w:space="0"/>
+              <w:top w:val="single" w:sz="4" w:space="0" w:color="auto"/>
+              <w:left w:val="single" w:sz="12" w:space="0" w:color="auto"/>
               <w:bottom w:val="nil"/>
               <w:right w:val="nil"/>
             </w:tcBorders>
@@ -6999,11 +6855,11 @@
           </w:tcPr>
           <w:p>
             <w:pPr>
-              <w:pStyle w:val="31"/>
-              <w:bidi w:val="0"/>
-              <w:snapToGrid w:val="0"/>
-              <w:spacing w:line="240" w:lineRule="auto"/>
-              <w:ind w:left="0" w:leftChars="0" w:right="0" w:rightChars="0" w:firstLine="0" w:firstLineChars="0"/>
+              <w:pStyle w:val="a1"/>
+              <w:bidi w:val="0"/>
+              <w:snapToGrid w:val="0"/>
+              <w:spacing w:line="240" w:lineRule="auto"/>
+              <w:ind w:left="0" w:right="0" w:firstLine="0" w:leftChars="0" w:rightChars="0" w:firstLineChars="0"/>
               <w:jc w:val="center"/>
             </w:pPr>
             <w:r>
@@ -7015,10 +6871,10 @@
           <w:tcPr>
             <w:tcW w:w="4600" w:type="dxa"/>
             <w:tcBorders>
-              <w:top w:val="single" w:color="auto" w:sz="4" w:space="0"/>
-              <w:left w:val="single" w:color="auto" w:sz="4" w:space="0"/>
-              <w:bottom w:val="nil"/>
-              <w:right w:val="single" w:color="auto" w:sz="12" w:space="0"/>
+              <w:top w:val="single" w:sz="4" w:space="0" w:color="auto"/>
+              <w:left w:val="single" w:sz="4" w:space="0" w:color="auto"/>
+              <w:bottom w:val="nil"/>
+              <w:right w:val="single" w:sz="12" w:space="0" w:color="auto"/>
             </w:tcBorders>
             <w:tcMar>
               <w:top w:w="60" w:type="dxa"/>
@@ -7030,11 +6886,11 @@
           </w:tcPr>
           <w:p>
             <w:pPr>
-              <w:pStyle w:val="31"/>
-              <w:bidi w:val="0"/>
-              <w:snapToGrid w:val="0"/>
-              <w:spacing w:line="240" w:lineRule="auto"/>
-              <w:ind w:left="0" w:leftChars="0" w:right="0" w:rightChars="0" w:firstLine="0" w:firstLineChars="0"/>
+              <w:pStyle w:val="a1"/>
+              <w:bidi w:val="0"/>
+              <w:snapToGrid w:val="0"/>
+              <w:spacing w:line="240" w:lineRule="auto"/>
+              <w:ind w:left="0" w:right="0" w:firstLine="0" w:leftChars="0" w:rightChars="0" w:firstLineChars="0"/>
               <w:jc w:val="center"/>
             </w:pPr>
             <w:r>
@@ -7045,14 +6901,8 @@
       </w:tr>
       <w:tr>
         <w:tblPrEx>
-          <w:tblBorders>
-            <w:top w:val="none" w:color="auto" w:sz="0" w:space="0"/>
-            <w:left w:val="none" w:color="auto" w:sz="0" w:space="0"/>
-            <w:bottom w:val="none" w:color="auto" w:sz="0" w:space="0"/>
-            <w:right w:val="none" w:color="auto" w:sz="0" w:space="0"/>
-            <w:insideH w:val="none" w:color="auto" w:sz="0" w:space="0"/>
-            <w:insideV w:val="none" w:color="auto" w:sz="0" w:space="0"/>
-          </w:tblBorders>
+          <w:tblW w:w="8522" w:type="dxa"/>
+          <w:jc w:val="center"/>
           <w:tblCellMar>
             <w:top w:w="0" w:type="dxa"/>
             <w:left w:w="10" w:type="dxa"/>
@@ -7061,15 +6911,15 @@
           </w:tblCellMar>
         </w:tblPrEx>
         <w:trPr>
-          <w:trHeight w:val="0" w:hRule="atLeast"/>
+          <w:trHeight w:val="0"/>
           <w:jc w:val="center"/>
         </w:trPr>
         <w:tc>
           <w:tcPr>
             <w:tcW w:w="3922" w:type="dxa"/>
             <w:tcBorders>
-              <w:top w:val="single" w:color="auto" w:sz="4" w:space="0"/>
-              <w:left w:val="single" w:color="auto" w:sz="12" w:space="0"/>
+              <w:top w:val="single" w:sz="4" w:space="0" w:color="auto"/>
+              <w:left w:val="single" w:sz="12" w:space="0" w:color="auto"/>
               <w:bottom w:val="nil"/>
               <w:right w:val="nil"/>
             </w:tcBorders>
@@ -7083,11 +6933,11 @@
           </w:tcPr>
           <w:p>
             <w:pPr>
-              <w:pStyle w:val="31"/>
-              <w:bidi w:val="0"/>
-              <w:snapToGrid w:val="0"/>
-              <w:spacing w:line="240" w:lineRule="auto"/>
-              <w:ind w:left="0" w:leftChars="0" w:right="0" w:rightChars="0" w:firstLine="0" w:firstLineChars="0"/>
+              <w:pStyle w:val="a1"/>
+              <w:bidi w:val="0"/>
+              <w:snapToGrid w:val="0"/>
+              <w:spacing w:line="240" w:lineRule="auto"/>
+              <w:ind w:left="0" w:right="0" w:firstLine="0" w:leftChars="0" w:rightChars="0" w:firstLineChars="0"/>
               <w:jc w:val="center"/>
             </w:pPr>
             <w:r>
@@ -7099,10 +6949,10 @@
           <w:tcPr>
             <w:tcW w:w="4600" w:type="dxa"/>
             <w:tcBorders>
-              <w:top w:val="single" w:color="auto" w:sz="4" w:space="0"/>
-              <w:left w:val="single" w:color="auto" w:sz="4" w:space="0"/>
-              <w:bottom w:val="nil"/>
-              <w:right w:val="single" w:color="auto" w:sz="12" w:space="0"/>
+              <w:top w:val="single" w:sz="4" w:space="0" w:color="auto"/>
+              <w:left w:val="single" w:sz="4" w:space="0" w:color="auto"/>
+              <w:bottom w:val="nil"/>
+              <w:right w:val="single" w:sz="12" w:space="0" w:color="auto"/>
             </w:tcBorders>
             <w:tcMar>
               <w:top w:w="60" w:type="dxa"/>
@@ -7114,11 +6964,11 @@
           </w:tcPr>
           <w:p>
             <w:pPr>
-              <w:pStyle w:val="31"/>
-              <w:bidi w:val="0"/>
-              <w:snapToGrid w:val="0"/>
-              <w:spacing w:line="240" w:lineRule="auto"/>
-              <w:ind w:left="0" w:leftChars="0" w:right="0" w:rightChars="0" w:firstLine="0" w:firstLineChars="0"/>
+              <w:pStyle w:val="a1"/>
+              <w:bidi w:val="0"/>
+              <w:snapToGrid w:val="0"/>
+              <w:spacing w:line="240" w:lineRule="auto"/>
+              <w:ind w:left="0" w:right="0" w:firstLine="0" w:leftChars="0" w:rightChars="0" w:firstLineChars="0"/>
               <w:jc w:val="center"/>
             </w:pPr>
             <w:r>
@@ -7129,14 +6979,8 @@
       </w:tr>
       <w:tr>
         <w:tblPrEx>
-          <w:tblBorders>
-            <w:top w:val="none" w:color="auto" w:sz="0" w:space="0"/>
-            <w:left w:val="none" w:color="auto" w:sz="0" w:space="0"/>
-            <w:bottom w:val="none" w:color="auto" w:sz="0" w:space="0"/>
-            <w:right w:val="none" w:color="auto" w:sz="0" w:space="0"/>
-            <w:insideH w:val="none" w:color="auto" w:sz="0" w:space="0"/>
-            <w:insideV w:val="none" w:color="auto" w:sz="0" w:space="0"/>
-          </w:tblBorders>
+          <w:tblW w:w="8522" w:type="dxa"/>
+          <w:jc w:val="center"/>
           <w:tblCellMar>
             <w:top w:w="0" w:type="dxa"/>
             <w:left w:w="10" w:type="dxa"/>
@@ -7145,16 +6989,16 @@
           </w:tblCellMar>
         </w:tblPrEx>
         <w:trPr>
-          <w:trHeight w:val="0" w:hRule="atLeast"/>
+          <w:trHeight w:val="0"/>
           <w:jc w:val="center"/>
         </w:trPr>
         <w:tc>
           <w:tcPr>
             <w:tcW w:w="3922" w:type="dxa"/>
             <w:tcBorders>
-              <w:top w:val="single" w:color="auto" w:sz="4" w:space="0"/>
-              <w:left w:val="single" w:color="auto" w:sz="12" w:space="0"/>
-              <w:bottom w:val="single" w:color="auto" w:sz="12" w:space="0"/>
+              <w:top w:val="single" w:sz="4" w:space="0" w:color="auto"/>
+              <w:left w:val="single" w:sz="12" w:space="0" w:color="auto"/>
+              <w:bottom w:val="single" w:sz="12" w:space="0" w:color="auto"/>
               <w:right w:val="nil"/>
             </w:tcBorders>
             <w:tcMar>
@@ -7167,11 +7011,11 @@
           </w:tcPr>
           <w:p>
             <w:pPr>
-              <w:pStyle w:val="31"/>
-              <w:bidi w:val="0"/>
-              <w:snapToGrid w:val="0"/>
-              <w:spacing w:line="240" w:lineRule="auto"/>
-              <w:ind w:left="0" w:leftChars="0" w:right="0" w:rightChars="0" w:firstLine="0" w:firstLineChars="0"/>
+              <w:pStyle w:val="a1"/>
+              <w:bidi w:val="0"/>
+              <w:snapToGrid w:val="0"/>
+              <w:spacing w:line="240" w:lineRule="auto"/>
+              <w:ind w:left="0" w:right="0" w:firstLine="0" w:leftChars="0" w:rightChars="0" w:firstLineChars="0"/>
               <w:jc w:val="center"/>
             </w:pPr>
             <w:r>
@@ -7183,10 +7027,10 @@
           <w:tcPr>
             <w:tcW w:w="4600" w:type="dxa"/>
             <w:tcBorders>
-              <w:top w:val="single" w:color="auto" w:sz="4" w:space="0"/>
-              <w:left w:val="single" w:color="auto" w:sz="4" w:space="0"/>
-              <w:bottom w:val="single" w:color="auto" w:sz="12" w:space="0"/>
-              <w:right w:val="single" w:color="auto" w:sz="12" w:space="0"/>
+              <w:top w:val="single" w:sz="4" w:space="0" w:color="auto"/>
+              <w:left w:val="single" w:sz="4" w:space="0" w:color="auto"/>
+              <w:bottom w:val="single" w:sz="12" w:space="0" w:color="auto"/>
+              <w:right w:val="single" w:sz="12" w:space="0" w:color="auto"/>
             </w:tcBorders>
             <w:tcMar>
               <w:top w:w="60" w:type="dxa"/>
@@ -7198,11 +7042,11 @@
           </w:tcPr>
           <w:p>
             <w:pPr>
-              <w:pStyle w:val="31"/>
-              <w:bidi w:val="0"/>
-              <w:snapToGrid w:val="0"/>
-              <w:spacing w:line="240" w:lineRule="auto"/>
-              <w:ind w:left="0" w:leftChars="0" w:right="0" w:rightChars="0" w:firstLine="0" w:firstLineChars="0"/>
+              <w:pStyle w:val="a1"/>
+              <w:bidi w:val="0"/>
+              <w:snapToGrid w:val="0"/>
+              <w:spacing w:line="240" w:lineRule="auto"/>
+              <w:ind w:left="0" w:right="0" w:firstLine="0" w:leftChars="0" w:rightChars="0" w:firstLineChars="0"/>
               <w:jc w:val="center"/>
             </w:pPr>
             <w:r>
@@ -7214,7 +7058,7 @@
     </w:tbl>
     <w:p>
       <w:pPr>
-        <w:pStyle w:val="31"/>
+        <w:pStyle w:val="a1"/>
         <w:bidi w:val="0"/>
       </w:pPr>
       <w:r>
@@ -7223,7 +7067,7 @@
     </w:p>
     <w:p>
       <w:pPr>
-        <w:pStyle w:val="31"/>
+        <w:pStyle w:val="a1"/>
         <w:bidi w:val="0"/>
       </w:pPr>
       <w:r>
@@ -7240,31 +7084,30 @@
     </w:p>
     <w:p>
       <w:pPr>
-        <w:pStyle w:val="30"/>
+        <w:pStyle w:val="1"/>
         <w:bidi w:val="0"/>
       </w:pPr>
-      <w:bookmarkStart w:id="17" w:name="_Toc19289"/>
-      <w:bookmarkStart w:id="18" w:name="heading_8"/>
+      <w:bookmarkStart w:id="18" w:name="_Toc19289"/>
+      <w:bookmarkStart w:id="19" w:name="heading_8"/>
       <w:r>
         <w:t>调查实施安排</w:t>
       </w:r>
-      <w:bookmarkEnd w:id="17"/>
       <w:bookmarkEnd w:id="18"/>
+      <w:bookmarkEnd w:id="19"/>
     </w:p>
     <w:tbl>
       <w:tblPr>
-        <w:tblStyle w:val="22"/>
+        <w:tblStyle w:val="TableNormal"/>
         <w:tblW w:w="8522" w:type="dxa"/>
         <w:jc w:val="center"/>
         <w:tblBorders>
-          <w:top w:val="none" w:color="auto" w:sz="0" w:space="0"/>
-          <w:left w:val="none" w:color="auto" w:sz="0" w:space="0"/>
-          <w:bottom w:val="none" w:color="auto" w:sz="0" w:space="0"/>
-          <w:right w:val="none" w:color="auto" w:sz="0" w:space="0"/>
-          <w:insideH w:val="none" w:color="auto" w:sz="0" w:space="0"/>
-          <w:insideV w:val="none" w:color="auto" w:sz="0" w:space="0"/>
+          <w:top w:val="nil"/>
+          <w:left w:val="nil"/>
+          <w:bottom w:val="nil"/>
+          <w:right w:val="nil"/>
+          <w:insideH w:val="nil"/>
+          <w:insideV w:val="nil"/>
         </w:tblBorders>
-        <w:tblLayout w:type="autofit"/>
         <w:tblCellMar>
           <w:top w:w="0" w:type="dxa"/>
           <w:left w:w="10" w:type="dxa"/>
@@ -7280,13 +7123,15 @@
       </w:tblGrid>
       <w:tr>
         <w:tblPrEx>
+          <w:tblW w:w="8522" w:type="dxa"/>
+          <w:jc w:val="center"/>
           <w:tblBorders>
-            <w:top w:val="none" w:color="auto" w:sz="0" w:space="0"/>
-            <w:left w:val="none" w:color="auto" w:sz="0" w:space="0"/>
-            <w:bottom w:val="none" w:color="auto" w:sz="0" w:space="0"/>
-            <w:right w:val="none" w:color="auto" w:sz="0" w:space="0"/>
-            <w:insideH w:val="none" w:color="auto" w:sz="0" w:space="0"/>
-            <w:insideV w:val="none" w:color="auto" w:sz="0" w:space="0"/>
+            <w:top w:val="nil"/>
+            <w:left w:val="nil"/>
+            <w:bottom w:val="nil"/>
+            <w:right w:val="nil"/>
+            <w:insideH w:val="nil"/>
+            <w:insideV w:val="nil"/>
           </w:tblBorders>
           <w:tblCellMar>
             <w:top w:w="0" w:type="dxa"/>
@@ -7296,7 +7141,7 @@
           </w:tblCellMar>
         </w:tblPrEx>
         <w:trPr>
-          <w:trHeight w:val="0" w:hRule="atLeast"/>
+          <w:trHeight w:val="0"/>
           <w:tblHeader/>
           <w:jc w:val="center"/>
         </w:trPr>
@@ -7304,8 +7149,8 @@
           <w:tcPr>
             <w:tcW w:w="1206" w:type="dxa"/>
             <w:tcBorders>
-              <w:top w:val="single" w:color="auto" w:sz="12" w:space="0"/>
-              <w:left w:val="single" w:color="auto" w:sz="12" w:space="0"/>
+              <w:top w:val="single" w:sz="12" w:space="0" w:color="auto"/>
+              <w:left w:val="single" w:sz="12" w:space="0" w:color="auto"/>
               <w:bottom w:val="nil"/>
               <w:right w:val="nil"/>
             </w:tcBorders>
@@ -7319,11 +7164,11 @@
           </w:tcPr>
           <w:p>
             <w:pPr>
-              <w:pStyle w:val="31"/>
-              <w:bidi w:val="0"/>
-              <w:snapToGrid w:val="0"/>
-              <w:spacing w:line="240" w:lineRule="auto"/>
-              <w:ind w:left="0" w:leftChars="0" w:right="0" w:rightChars="0" w:firstLine="0" w:firstLineChars="0"/>
+              <w:pStyle w:val="a1"/>
+              <w:bidi w:val="0"/>
+              <w:snapToGrid w:val="0"/>
+              <w:spacing w:line="240" w:lineRule="auto"/>
+              <w:ind w:left="0" w:right="0" w:firstLine="0" w:leftChars="0" w:rightChars="0" w:firstLineChars="0"/>
               <w:jc w:val="center"/>
               <w:rPr>
                 <w:b/>
@@ -7341,8 +7186,8 @@
           <w:tcPr>
             <w:tcW w:w="2006" w:type="dxa"/>
             <w:tcBorders>
-              <w:top w:val="single" w:color="auto" w:sz="12" w:space="0"/>
-              <w:left w:val="single" w:color="auto" w:sz="4" w:space="0"/>
+              <w:top w:val="single" w:sz="12" w:space="0" w:color="auto"/>
+              <w:left w:val="single" w:sz="4" w:space="0" w:color="auto"/>
               <w:bottom w:val="nil"/>
               <w:right w:val="nil"/>
             </w:tcBorders>
@@ -7356,11 +7201,11 @@
           </w:tcPr>
           <w:p>
             <w:pPr>
-              <w:pStyle w:val="31"/>
-              <w:bidi w:val="0"/>
-              <w:snapToGrid w:val="0"/>
-              <w:spacing w:line="240" w:lineRule="auto"/>
-              <w:ind w:left="0" w:leftChars="0" w:right="0" w:rightChars="0" w:firstLine="0" w:firstLineChars="0"/>
+              <w:pStyle w:val="a1"/>
+              <w:bidi w:val="0"/>
+              <w:snapToGrid w:val="0"/>
+              <w:spacing w:line="240" w:lineRule="auto"/>
+              <w:ind w:left="0" w:right="0" w:firstLine="0" w:leftChars="0" w:rightChars="0" w:firstLineChars="0"/>
               <w:jc w:val="center"/>
               <w:rPr>
                 <w:b/>
@@ -7378,8 +7223,8 @@
           <w:tcPr>
             <w:tcW w:w="3863" w:type="dxa"/>
             <w:tcBorders>
-              <w:top w:val="single" w:color="auto" w:sz="12" w:space="0"/>
-              <w:left w:val="single" w:color="auto" w:sz="4" w:space="0"/>
+              <w:top w:val="single" w:sz="12" w:space="0" w:color="auto"/>
+              <w:left w:val="single" w:sz="4" w:space="0" w:color="auto"/>
               <w:bottom w:val="nil"/>
               <w:right w:val="nil"/>
             </w:tcBorders>
@@ -7393,11 +7238,11 @@
           </w:tcPr>
           <w:p>
             <w:pPr>
-              <w:pStyle w:val="31"/>
-              <w:bidi w:val="0"/>
-              <w:snapToGrid w:val="0"/>
-              <w:spacing w:line="240" w:lineRule="auto"/>
-              <w:ind w:left="0" w:leftChars="0" w:right="0" w:rightChars="0" w:firstLine="0" w:firstLineChars="0"/>
+              <w:pStyle w:val="a1"/>
+              <w:bidi w:val="0"/>
+              <w:snapToGrid w:val="0"/>
+              <w:spacing w:line="240" w:lineRule="auto"/>
+              <w:ind w:left="0" w:right="0" w:firstLine="0" w:leftChars="0" w:rightChars="0" w:firstLineChars="0"/>
               <w:jc w:val="center"/>
               <w:rPr>
                 <w:b/>
@@ -7415,10 +7260,10 @@
           <w:tcPr>
             <w:tcW w:w="1447" w:type="dxa"/>
             <w:tcBorders>
-              <w:top w:val="single" w:color="auto" w:sz="12" w:space="0"/>
-              <w:left w:val="single" w:color="auto" w:sz="4" w:space="0"/>
-              <w:bottom w:val="nil"/>
-              <w:right w:val="single" w:color="auto" w:sz="12" w:space="0"/>
+              <w:top w:val="single" w:sz="12" w:space="0" w:color="auto"/>
+              <w:left w:val="single" w:sz="4" w:space="0" w:color="auto"/>
+              <w:bottom w:val="nil"/>
+              <w:right w:val="single" w:sz="12" w:space="0" w:color="auto"/>
             </w:tcBorders>
             <w:tcMar>
               <w:top w:w="60" w:type="dxa"/>
@@ -7430,11 +7275,11 @@
           </w:tcPr>
           <w:p>
             <w:pPr>
-              <w:pStyle w:val="31"/>
-              <w:bidi w:val="0"/>
-              <w:snapToGrid w:val="0"/>
-              <w:spacing w:line="240" w:lineRule="auto"/>
-              <w:ind w:left="0" w:leftChars="0" w:right="0" w:rightChars="0" w:firstLine="0" w:firstLineChars="0"/>
+              <w:pStyle w:val="a1"/>
+              <w:bidi w:val="0"/>
+              <w:snapToGrid w:val="0"/>
+              <w:spacing w:line="240" w:lineRule="auto"/>
+              <w:ind w:left="0" w:right="0" w:firstLine="0" w:leftChars="0" w:rightChars="0" w:firstLineChars="0"/>
               <w:jc w:val="center"/>
               <w:rPr>
                 <w:b/>
@@ -7451,14 +7296,8 @@
       </w:tr>
       <w:tr>
         <w:tblPrEx>
-          <w:tblBorders>
-            <w:top w:val="none" w:color="auto" w:sz="0" w:space="0"/>
-            <w:left w:val="none" w:color="auto" w:sz="0" w:space="0"/>
-            <w:bottom w:val="none" w:color="auto" w:sz="0" w:space="0"/>
-            <w:right w:val="none" w:color="auto" w:sz="0" w:space="0"/>
-            <w:insideH w:val="none" w:color="auto" w:sz="0" w:space="0"/>
-            <w:insideV w:val="none" w:color="auto" w:sz="0" w:space="0"/>
-          </w:tblBorders>
+          <w:tblW w:w="8522" w:type="dxa"/>
+          <w:jc w:val="center"/>
           <w:tblCellMar>
             <w:top w:w="0" w:type="dxa"/>
             <w:left w:w="10" w:type="dxa"/>
@@ -7467,15 +7306,15 @@
           </w:tblCellMar>
         </w:tblPrEx>
         <w:trPr>
-          <w:trHeight w:val="0" w:hRule="atLeast"/>
+          <w:trHeight w:val="0"/>
           <w:jc w:val="center"/>
         </w:trPr>
         <w:tc>
           <w:tcPr>
             <w:tcW w:w="1206" w:type="dxa"/>
             <w:tcBorders>
-              <w:top w:val="single" w:color="auto" w:sz="4" w:space="0"/>
-              <w:left w:val="single" w:color="auto" w:sz="12" w:space="0"/>
+              <w:top w:val="single" w:sz="4" w:space="0" w:color="auto"/>
+              <w:left w:val="single" w:sz="12" w:space="0" w:color="auto"/>
               <w:bottom w:val="nil"/>
               <w:right w:val="nil"/>
             </w:tcBorders>
@@ -7489,11 +7328,11 @@
           </w:tcPr>
           <w:p>
             <w:pPr>
-              <w:pStyle w:val="31"/>
-              <w:bidi w:val="0"/>
-              <w:snapToGrid w:val="0"/>
-              <w:spacing w:line="240" w:lineRule="auto"/>
-              <w:ind w:left="0" w:leftChars="0" w:right="0" w:rightChars="0" w:firstLine="0" w:firstLineChars="0"/>
+              <w:pStyle w:val="a1"/>
+              <w:bidi w:val="0"/>
+              <w:snapToGrid w:val="0"/>
+              <w:spacing w:line="240" w:lineRule="auto"/>
+              <w:ind w:left="0" w:right="0" w:firstLine="0" w:leftChars="0" w:rightChars="0" w:firstLineChars="0"/>
               <w:jc w:val="center"/>
             </w:pPr>
             <w:r>
@@ -7505,8 +7344,8 @@
           <w:tcPr>
             <w:tcW w:w="2006" w:type="dxa"/>
             <w:tcBorders>
-              <w:top w:val="single" w:color="auto" w:sz="4" w:space="0"/>
-              <w:left w:val="single" w:color="auto" w:sz="4" w:space="0"/>
+              <w:top w:val="single" w:sz="4" w:space="0" w:color="auto"/>
+              <w:left w:val="single" w:sz="4" w:space="0" w:color="auto"/>
               <w:bottom w:val="nil"/>
               <w:right w:val="nil"/>
             </w:tcBorders>
@@ -7520,11 +7359,11 @@
           </w:tcPr>
           <w:p>
             <w:pPr>
-              <w:pStyle w:val="31"/>
-              <w:bidi w:val="0"/>
-              <w:snapToGrid w:val="0"/>
-              <w:spacing w:line="240" w:lineRule="auto"/>
-              <w:ind w:left="0" w:leftChars="0" w:right="0" w:rightChars="0" w:firstLine="0" w:firstLineChars="0"/>
+              <w:pStyle w:val="a1"/>
+              <w:bidi w:val="0"/>
+              <w:snapToGrid w:val="0"/>
+              <w:spacing w:line="240" w:lineRule="auto"/>
+              <w:ind w:left="0" w:right="0" w:firstLine="0" w:leftChars="0" w:rightChars="0" w:firstLineChars="0"/>
               <w:jc w:val="center"/>
             </w:pPr>
             <w:r>
@@ -7553,8 +7392,8 @@
           <w:tcPr>
             <w:tcW w:w="3863" w:type="dxa"/>
             <w:tcBorders>
-              <w:top w:val="single" w:color="auto" w:sz="4" w:space="0"/>
-              <w:left w:val="single" w:color="auto" w:sz="4" w:space="0"/>
+              <w:top w:val="single" w:sz="4" w:space="0" w:color="auto"/>
+              <w:left w:val="single" w:sz="4" w:space="0" w:color="auto"/>
               <w:bottom w:val="nil"/>
               <w:right w:val="nil"/>
             </w:tcBorders>
@@ -7568,11 +7407,11 @@
           </w:tcPr>
           <w:p>
             <w:pPr>
-              <w:pStyle w:val="31"/>
-              <w:bidi w:val="0"/>
-              <w:snapToGrid w:val="0"/>
-              <w:spacing w:line="240" w:lineRule="auto"/>
-              <w:ind w:left="0" w:leftChars="0" w:right="0" w:rightChars="0" w:firstLine="0" w:firstLineChars="0"/>
+              <w:pStyle w:val="a1"/>
+              <w:bidi w:val="0"/>
+              <w:snapToGrid w:val="0"/>
+              <w:spacing w:line="240" w:lineRule="auto"/>
+              <w:ind w:left="0" w:right="0" w:firstLine="0" w:leftChars="0" w:rightChars="0" w:firstLineChars="0"/>
               <w:jc w:val="center"/>
             </w:pPr>
             <w:r>
@@ -7584,10 +7423,10 @@
           <w:tcPr>
             <w:tcW w:w="1447" w:type="dxa"/>
             <w:tcBorders>
-              <w:top w:val="single" w:color="auto" w:sz="4" w:space="0"/>
-              <w:left w:val="single" w:color="auto" w:sz="4" w:space="0"/>
-              <w:bottom w:val="nil"/>
-              <w:right w:val="single" w:color="auto" w:sz="12" w:space="0"/>
+              <w:top w:val="single" w:sz="4" w:space="0" w:color="auto"/>
+              <w:left w:val="single" w:sz="4" w:space="0" w:color="auto"/>
+              <w:bottom w:val="nil"/>
+              <w:right w:val="single" w:sz="12" w:space="0" w:color="auto"/>
             </w:tcBorders>
             <w:tcMar>
               <w:top w:w="60" w:type="dxa"/>
@@ -7599,11 +7438,11 @@
           </w:tcPr>
           <w:p>
             <w:pPr>
-              <w:pStyle w:val="31"/>
-              <w:bidi w:val="0"/>
-              <w:snapToGrid w:val="0"/>
-              <w:spacing w:line="240" w:lineRule="auto"/>
-              <w:ind w:left="0" w:leftChars="0" w:right="0" w:rightChars="0" w:firstLine="0" w:firstLineChars="0"/>
+              <w:pStyle w:val="a1"/>
+              <w:bidi w:val="0"/>
+              <w:snapToGrid w:val="0"/>
+              <w:spacing w:line="240" w:lineRule="auto"/>
+              <w:ind w:left="0" w:right="0" w:firstLine="0" w:leftChars="0" w:rightChars="0" w:firstLineChars="0"/>
               <w:jc w:val="left"/>
             </w:pPr>
             <w:r>
@@ -7614,14 +7453,8 @@
       </w:tr>
       <w:tr>
         <w:tblPrEx>
-          <w:tblBorders>
-            <w:top w:val="none" w:color="auto" w:sz="0" w:space="0"/>
-            <w:left w:val="none" w:color="auto" w:sz="0" w:space="0"/>
-            <w:bottom w:val="none" w:color="auto" w:sz="0" w:space="0"/>
-            <w:right w:val="none" w:color="auto" w:sz="0" w:space="0"/>
-            <w:insideH w:val="none" w:color="auto" w:sz="0" w:space="0"/>
-            <w:insideV w:val="none" w:color="auto" w:sz="0" w:space="0"/>
-          </w:tblBorders>
+          <w:tblW w:w="8522" w:type="dxa"/>
+          <w:jc w:val="center"/>
           <w:tblCellMar>
             <w:top w:w="0" w:type="dxa"/>
             <w:left w:w="10" w:type="dxa"/>
@@ -7630,15 +7463,15 @@
           </w:tblCellMar>
         </w:tblPrEx>
         <w:trPr>
-          <w:trHeight w:val="0" w:hRule="atLeast"/>
+          <w:trHeight w:val="0"/>
           <w:jc w:val="center"/>
         </w:trPr>
         <w:tc>
           <w:tcPr>
             <w:tcW w:w="1206" w:type="dxa"/>
             <w:tcBorders>
-              <w:top w:val="single" w:color="auto" w:sz="4" w:space="0"/>
-              <w:left w:val="single" w:color="auto" w:sz="12" w:space="0"/>
+              <w:top w:val="single" w:sz="4" w:space="0" w:color="auto"/>
+              <w:left w:val="single" w:sz="12" w:space="0" w:color="auto"/>
               <w:bottom w:val="nil"/>
               <w:right w:val="nil"/>
             </w:tcBorders>
@@ -7652,11 +7485,11 @@
           </w:tcPr>
           <w:p>
             <w:pPr>
-              <w:pStyle w:val="31"/>
-              <w:bidi w:val="0"/>
-              <w:snapToGrid w:val="0"/>
-              <w:spacing w:line="240" w:lineRule="auto"/>
-              <w:ind w:left="0" w:leftChars="0" w:right="0" w:rightChars="0" w:firstLine="0" w:firstLineChars="0"/>
+              <w:pStyle w:val="a1"/>
+              <w:bidi w:val="0"/>
+              <w:snapToGrid w:val="0"/>
+              <w:spacing w:line="240" w:lineRule="auto"/>
+              <w:ind w:left="0" w:right="0" w:firstLine="0" w:leftChars="0" w:rightChars="0" w:firstLineChars="0"/>
               <w:jc w:val="center"/>
             </w:pPr>
             <w:r>
@@ -7668,8 +7501,8 @@
           <w:tcPr>
             <w:tcW w:w="2006" w:type="dxa"/>
             <w:tcBorders>
-              <w:top w:val="single" w:color="auto" w:sz="4" w:space="0"/>
-              <w:left w:val="single" w:color="auto" w:sz="4" w:space="0"/>
+              <w:top w:val="single" w:sz="4" w:space="0" w:color="auto"/>
+              <w:left w:val="single" w:sz="4" w:space="0" w:color="auto"/>
               <w:bottom w:val="nil"/>
               <w:right w:val="nil"/>
             </w:tcBorders>
@@ -7683,11 +7516,11 @@
           </w:tcPr>
           <w:p>
             <w:pPr>
-              <w:pStyle w:val="31"/>
-              <w:bidi w:val="0"/>
-              <w:snapToGrid w:val="0"/>
-              <w:spacing w:line="240" w:lineRule="auto"/>
-              <w:ind w:left="0" w:leftChars="0" w:right="0" w:rightChars="0" w:firstLine="0" w:firstLineChars="0"/>
+              <w:pStyle w:val="a1"/>
+              <w:bidi w:val="0"/>
+              <w:snapToGrid w:val="0"/>
+              <w:spacing w:line="240" w:lineRule="auto"/>
+              <w:ind w:left="0" w:right="0" w:firstLine="0" w:leftChars="0" w:rightChars="0" w:firstLineChars="0"/>
               <w:jc w:val="center"/>
             </w:pPr>
             <w:r>
@@ -7716,8 +7549,8 @@
           <w:tcPr>
             <w:tcW w:w="3863" w:type="dxa"/>
             <w:tcBorders>
-              <w:top w:val="single" w:color="auto" w:sz="4" w:space="0"/>
-              <w:left w:val="single" w:color="auto" w:sz="4" w:space="0"/>
+              <w:top w:val="single" w:sz="4" w:space="0" w:color="auto"/>
+              <w:left w:val="single" w:sz="4" w:space="0" w:color="auto"/>
               <w:bottom w:val="nil"/>
               <w:right w:val="nil"/>
             </w:tcBorders>
@@ -7731,11 +7564,11 @@
           </w:tcPr>
           <w:p>
             <w:pPr>
-              <w:pStyle w:val="31"/>
-              <w:bidi w:val="0"/>
-              <w:snapToGrid w:val="0"/>
-              <w:spacing w:line="240" w:lineRule="auto"/>
-              <w:ind w:left="0" w:leftChars="0" w:right="0" w:rightChars="0" w:firstLine="0" w:firstLineChars="0"/>
+              <w:pStyle w:val="a1"/>
+              <w:bidi w:val="0"/>
+              <w:snapToGrid w:val="0"/>
+              <w:spacing w:line="240" w:lineRule="auto"/>
+              <w:ind w:left="0" w:right="0" w:firstLine="0" w:leftChars="0" w:rightChars="0" w:firstLineChars="0"/>
               <w:jc w:val="center"/>
             </w:pPr>
             <w:r>
@@ -7747,10 +7580,10 @@
           <w:tcPr>
             <w:tcW w:w="1447" w:type="dxa"/>
             <w:tcBorders>
-              <w:top w:val="single" w:color="auto" w:sz="4" w:space="0"/>
-              <w:left w:val="single" w:color="auto" w:sz="4" w:space="0"/>
-              <w:bottom w:val="nil"/>
-              <w:right w:val="single" w:color="auto" w:sz="12" w:space="0"/>
+              <w:top w:val="single" w:sz="4" w:space="0" w:color="auto"/>
+              <w:left w:val="single" w:sz="4" w:space="0" w:color="auto"/>
+              <w:bottom w:val="nil"/>
+              <w:right w:val="single" w:sz="12" w:space="0" w:color="auto"/>
             </w:tcBorders>
             <w:tcMar>
               <w:top w:w="60" w:type="dxa"/>
@@ -7762,11 +7595,11 @@
           </w:tcPr>
           <w:p>
             <w:pPr>
-              <w:pStyle w:val="31"/>
-              <w:bidi w:val="0"/>
-              <w:snapToGrid w:val="0"/>
-              <w:spacing w:line="240" w:lineRule="auto"/>
-              <w:ind w:left="0" w:leftChars="0" w:right="0" w:rightChars="0" w:firstLine="0" w:firstLineChars="0"/>
+              <w:pStyle w:val="a1"/>
+              <w:bidi w:val="0"/>
+              <w:snapToGrid w:val="0"/>
+              <w:spacing w:line="240" w:lineRule="auto"/>
+              <w:ind w:left="0" w:right="0" w:firstLine="0" w:leftChars="0" w:rightChars="0" w:firstLineChars="0"/>
               <w:jc w:val="left"/>
             </w:pPr>
             <w:r>
@@ -7777,14 +7610,8 @@
       </w:tr>
       <w:tr>
         <w:tblPrEx>
-          <w:tblBorders>
-            <w:top w:val="none" w:color="auto" w:sz="0" w:space="0"/>
-            <w:left w:val="none" w:color="auto" w:sz="0" w:space="0"/>
-            <w:bottom w:val="none" w:color="auto" w:sz="0" w:space="0"/>
-            <w:right w:val="none" w:color="auto" w:sz="0" w:space="0"/>
-            <w:insideH w:val="none" w:color="auto" w:sz="0" w:space="0"/>
-            <w:insideV w:val="none" w:color="auto" w:sz="0" w:space="0"/>
-          </w:tblBorders>
+          <w:tblW w:w="8522" w:type="dxa"/>
+          <w:jc w:val="center"/>
           <w:tblCellMar>
             <w:top w:w="0" w:type="dxa"/>
             <w:left w:w="10" w:type="dxa"/>
@@ -7793,15 +7620,15 @@
           </w:tblCellMar>
         </w:tblPrEx>
         <w:trPr>
-          <w:trHeight w:val="0" w:hRule="atLeast"/>
+          <w:trHeight w:val="0"/>
           <w:jc w:val="center"/>
         </w:trPr>
         <w:tc>
           <w:tcPr>
             <w:tcW w:w="1206" w:type="dxa"/>
             <w:tcBorders>
-              <w:top w:val="single" w:color="auto" w:sz="4" w:space="0"/>
-              <w:left w:val="single" w:color="auto" w:sz="12" w:space="0"/>
+              <w:top w:val="single" w:sz="4" w:space="0" w:color="auto"/>
+              <w:left w:val="single" w:sz="12" w:space="0" w:color="auto"/>
               <w:bottom w:val="nil"/>
               <w:right w:val="nil"/>
             </w:tcBorders>
@@ -7815,11 +7642,11 @@
           </w:tcPr>
           <w:p>
             <w:pPr>
-              <w:pStyle w:val="31"/>
-              <w:bidi w:val="0"/>
-              <w:snapToGrid w:val="0"/>
-              <w:spacing w:line="240" w:lineRule="auto"/>
-              <w:ind w:left="0" w:leftChars="0" w:right="0" w:rightChars="0" w:firstLine="0" w:firstLineChars="0"/>
+              <w:pStyle w:val="a1"/>
+              <w:bidi w:val="0"/>
+              <w:snapToGrid w:val="0"/>
+              <w:spacing w:line="240" w:lineRule="auto"/>
+              <w:ind w:left="0" w:right="0" w:firstLine="0" w:leftChars="0" w:rightChars="0" w:firstLineChars="0"/>
               <w:jc w:val="center"/>
             </w:pPr>
             <w:r>
@@ -7831,8 +7658,8 @@
           <w:tcPr>
             <w:tcW w:w="2006" w:type="dxa"/>
             <w:tcBorders>
-              <w:top w:val="single" w:color="auto" w:sz="4" w:space="0"/>
-              <w:left w:val="single" w:color="auto" w:sz="4" w:space="0"/>
+              <w:top w:val="single" w:sz="4" w:space="0" w:color="auto"/>
+              <w:left w:val="single" w:sz="4" w:space="0" w:color="auto"/>
               <w:bottom w:val="nil"/>
               <w:right w:val="nil"/>
             </w:tcBorders>
@@ -7846,11 +7673,11 @@
           </w:tcPr>
           <w:p>
             <w:pPr>
-              <w:pStyle w:val="31"/>
-              <w:bidi w:val="0"/>
-              <w:snapToGrid w:val="0"/>
-              <w:spacing w:line="240" w:lineRule="auto"/>
-              <w:ind w:left="0" w:leftChars="0" w:right="0" w:rightChars="0" w:firstLine="0" w:firstLineChars="0"/>
+              <w:pStyle w:val="a1"/>
+              <w:bidi w:val="0"/>
+              <w:snapToGrid w:val="0"/>
+              <w:spacing w:line="240" w:lineRule="auto"/>
+              <w:ind w:left="0" w:right="0" w:firstLine="0" w:leftChars="0" w:rightChars="0" w:firstLineChars="0"/>
               <w:jc w:val="center"/>
             </w:pPr>
             <w:r>
@@ -7899,8 +7726,8 @@
           <w:tcPr>
             <w:tcW w:w="3863" w:type="dxa"/>
             <w:tcBorders>
-              <w:top w:val="single" w:color="auto" w:sz="4" w:space="0"/>
-              <w:left w:val="single" w:color="auto" w:sz="4" w:space="0"/>
+              <w:top w:val="single" w:sz="4" w:space="0" w:color="auto"/>
+              <w:left w:val="single" w:sz="4" w:space="0" w:color="auto"/>
               <w:bottom w:val="nil"/>
               <w:right w:val="nil"/>
             </w:tcBorders>
@@ -7914,11 +7741,11 @@
           </w:tcPr>
           <w:p>
             <w:pPr>
-              <w:pStyle w:val="31"/>
-              <w:bidi w:val="0"/>
-              <w:snapToGrid w:val="0"/>
-              <w:spacing w:line="240" w:lineRule="auto"/>
-              <w:ind w:left="0" w:leftChars="0" w:right="0" w:rightChars="0" w:firstLine="0" w:firstLineChars="0"/>
+              <w:pStyle w:val="a1"/>
+              <w:bidi w:val="0"/>
+              <w:snapToGrid w:val="0"/>
+              <w:spacing w:line="240" w:lineRule="auto"/>
+              <w:ind w:left="0" w:right="0" w:firstLine="0" w:leftChars="0" w:rightChars="0" w:firstLineChars="0"/>
               <w:jc w:val="center"/>
             </w:pPr>
             <w:r>
@@ -7930,10 +7757,10 @@
           <w:tcPr>
             <w:tcW w:w="1447" w:type="dxa"/>
             <w:tcBorders>
-              <w:top w:val="single" w:color="auto" w:sz="4" w:space="0"/>
-              <w:left w:val="single" w:color="auto" w:sz="4" w:space="0"/>
-              <w:bottom w:val="nil"/>
-              <w:right w:val="single" w:color="auto" w:sz="12" w:space="0"/>
+              <w:top w:val="single" w:sz="4" w:space="0" w:color="auto"/>
+              <w:left w:val="single" w:sz="4" w:space="0" w:color="auto"/>
+              <w:bottom w:val="nil"/>
+              <w:right w:val="single" w:sz="12" w:space="0" w:color="auto"/>
             </w:tcBorders>
             <w:tcMar>
               <w:top w:w="60" w:type="dxa"/>
@@ -7945,11 +7772,11 @@
           </w:tcPr>
           <w:p>
             <w:pPr>
-              <w:pStyle w:val="31"/>
-              <w:bidi w:val="0"/>
-              <w:snapToGrid w:val="0"/>
-              <w:spacing w:line="240" w:lineRule="auto"/>
-              <w:ind w:left="0" w:leftChars="0" w:right="0" w:rightChars="0" w:firstLine="0" w:firstLineChars="0"/>
+              <w:pStyle w:val="a1"/>
+              <w:bidi w:val="0"/>
+              <w:snapToGrid w:val="0"/>
+              <w:spacing w:line="240" w:lineRule="auto"/>
+              <w:ind w:left="0" w:right="0" w:firstLine="0" w:leftChars="0" w:rightChars="0" w:firstLineChars="0"/>
               <w:jc w:val="left"/>
             </w:pPr>
             <w:r>
@@ -7960,14 +7787,8 @@
       </w:tr>
       <w:tr>
         <w:tblPrEx>
-          <w:tblBorders>
-            <w:top w:val="none" w:color="auto" w:sz="0" w:space="0"/>
-            <w:left w:val="none" w:color="auto" w:sz="0" w:space="0"/>
-            <w:bottom w:val="none" w:color="auto" w:sz="0" w:space="0"/>
-            <w:right w:val="none" w:color="auto" w:sz="0" w:space="0"/>
-            <w:insideH w:val="none" w:color="auto" w:sz="0" w:space="0"/>
-            <w:insideV w:val="none" w:color="auto" w:sz="0" w:space="0"/>
-          </w:tblBorders>
+          <w:tblW w:w="8522" w:type="dxa"/>
+          <w:jc w:val="center"/>
           <w:tblCellMar>
             <w:top w:w="0" w:type="dxa"/>
             <w:left w:w="10" w:type="dxa"/>
@@ -7976,15 +7797,15 @@
           </w:tblCellMar>
         </w:tblPrEx>
         <w:trPr>
-          <w:trHeight w:val="0" w:hRule="atLeast"/>
+          <w:trHeight w:val="0"/>
           <w:jc w:val="center"/>
         </w:trPr>
         <w:tc>
           <w:tcPr>
             <w:tcW w:w="1206" w:type="dxa"/>
             <w:tcBorders>
-              <w:top w:val="single" w:color="auto" w:sz="4" w:space="0"/>
-              <w:left w:val="single" w:color="auto" w:sz="12" w:space="0"/>
+              <w:top w:val="single" w:sz="4" w:space="0" w:color="auto"/>
+              <w:left w:val="single" w:sz="12" w:space="0" w:color="auto"/>
               <w:bottom w:val="nil"/>
               <w:right w:val="nil"/>
             </w:tcBorders>
@@ -7998,11 +7819,11 @@
           </w:tcPr>
           <w:p>
             <w:pPr>
-              <w:pStyle w:val="31"/>
-              <w:bidi w:val="0"/>
-              <w:snapToGrid w:val="0"/>
-              <w:spacing w:line="240" w:lineRule="auto"/>
-              <w:ind w:left="0" w:leftChars="0" w:right="0" w:rightChars="0" w:firstLine="0" w:firstLineChars="0"/>
+              <w:pStyle w:val="a1"/>
+              <w:bidi w:val="0"/>
+              <w:snapToGrid w:val="0"/>
+              <w:spacing w:line="240" w:lineRule="auto"/>
+              <w:ind w:left="0" w:right="0" w:firstLine="0" w:leftChars="0" w:rightChars="0" w:firstLineChars="0"/>
               <w:jc w:val="center"/>
             </w:pPr>
             <w:r>
@@ -8014,8 +7835,8 @@
           <w:tcPr>
             <w:tcW w:w="2006" w:type="dxa"/>
             <w:tcBorders>
-              <w:top w:val="single" w:color="auto" w:sz="4" w:space="0"/>
-              <w:left w:val="single" w:color="auto" w:sz="4" w:space="0"/>
+              <w:top w:val="single" w:sz="4" w:space="0" w:color="auto"/>
+              <w:left w:val="single" w:sz="4" w:space="0" w:color="auto"/>
               <w:bottom w:val="nil"/>
               <w:right w:val="nil"/>
             </w:tcBorders>
@@ -8029,11 +7850,11 @@
           </w:tcPr>
           <w:p>
             <w:pPr>
-              <w:pStyle w:val="31"/>
-              <w:bidi w:val="0"/>
-              <w:snapToGrid w:val="0"/>
-              <w:spacing w:line="240" w:lineRule="auto"/>
-              <w:ind w:left="0" w:leftChars="0" w:right="0" w:rightChars="0" w:firstLine="0" w:firstLineChars="0"/>
+              <w:pStyle w:val="a1"/>
+              <w:bidi w:val="0"/>
+              <w:snapToGrid w:val="0"/>
+              <w:spacing w:line="240" w:lineRule="auto"/>
+              <w:ind w:left="0" w:right="0" w:firstLine="0" w:leftChars="0" w:rightChars="0" w:firstLineChars="0"/>
               <w:jc w:val="center"/>
             </w:pPr>
             <w:r>
@@ -8062,8 +7883,8 @@
           <w:tcPr>
             <w:tcW w:w="3863" w:type="dxa"/>
             <w:tcBorders>
-              <w:top w:val="single" w:color="auto" w:sz="4" w:space="0"/>
-              <w:left w:val="single" w:color="auto" w:sz="4" w:space="0"/>
+              <w:top w:val="single" w:sz="4" w:space="0" w:color="auto"/>
+              <w:left w:val="single" w:sz="4" w:space="0" w:color="auto"/>
               <w:bottom w:val="nil"/>
               <w:right w:val="nil"/>
             </w:tcBorders>
@@ -8077,11 +7898,11 @@
           </w:tcPr>
           <w:p>
             <w:pPr>
-              <w:pStyle w:val="31"/>
-              <w:bidi w:val="0"/>
-              <w:snapToGrid w:val="0"/>
-              <w:spacing w:line="240" w:lineRule="auto"/>
-              <w:ind w:left="0" w:leftChars="0" w:right="0" w:rightChars="0" w:firstLine="0" w:firstLineChars="0"/>
+              <w:pStyle w:val="a1"/>
+              <w:bidi w:val="0"/>
+              <w:snapToGrid w:val="0"/>
+              <w:spacing w:line="240" w:lineRule="auto"/>
+              <w:ind w:left="0" w:right="0" w:firstLine="0" w:leftChars="0" w:rightChars="0" w:firstLineChars="0"/>
               <w:jc w:val="center"/>
             </w:pPr>
             <w:r>
@@ -8093,10 +7914,10 @@
           <w:tcPr>
             <w:tcW w:w="1447" w:type="dxa"/>
             <w:tcBorders>
-              <w:top w:val="single" w:color="auto" w:sz="4" w:space="0"/>
-              <w:left w:val="single" w:color="auto" w:sz="4" w:space="0"/>
-              <w:bottom w:val="nil"/>
-              <w:right w:val="single" w:color="auto" w:sz="12" w:space="0"/>
+              <w:top w:val="single" w:sz="4" w:space="0" w:color="auto"/>
+              <w:left w:val="single" w:sz="4" w:space="0" w:color="auto"/>
+              <w:bottom w:val="nil"/>
+              <w:right w:val="single" w:sz="12" w:space="0" w:color="auto"/>
             </w:tcBorders>
             <w:tcMar>
               <w:top w:w="60" w:type="dxa"/>
@@ -8108,11 +7929,11 @@
           </w:tcPr>
           <w:p>
             <w:pPr>
-              <w:pStyle w:val="31"/>
-              <w:bidi w:val="0"/>
-              <w:snapToGrid w:val="0"/>
-              <w:spacing w:line="240" w:lineRule="auto"/>
-              <w:ind w:left="0" w:leftChars="0" w:right="0" w:rightChars="0" w:firstLine="0" w:firstLineChars="0"/>
+              <w:pStyle w:val="a1"/>
+              <w:bidi w:val="0"/>
+              <w:snapToGrid w:val="0"/>
+              <w:spacing w:line="240" w:lineRule="auto"/>
+              <w:ind w:left="0" w:right="0" w:firstLine="0" w:leftChars="0" w:rightChars="0" w:firstLineChars="0"/>
               <w:jc w:val="left"/>
             </w:pPr>
             <w:r>
@@ -8123,14 +7944,8 @@
       </w:tr>
       <w:tr>
         <w:tblPrEx>
-          <w:tblBorders>
-            <w:top w:val="none" w:color="auto" w:sz="0" w:space="0"/>
-            <w:left w:val="none" w:color="auto" w:sz="0" w:space="0"/>
-            <w:bottom w:val="none" w:color="auto" w:sz="0" w:space="0"/>
-            <w:right w:val="none" w:color="auto" w:sz="0" w:space="0"/>
-            <w:insideH w:val="none" w:color="auto" w:sz="0" w:space="0"/>
-            <w:insideV w:val="none" w:color="auto" w:sz="0" w:space="0"/>
-          </w:tblBorders>
+          <w:tblW w:w="8522" w:type="dxa"/>
+          <w:jc w:val="center"/>
           <w:tblCellMar>
             <w:top w:w="0" w:type="dxa"/>
             <w:left w:w="10" w:type="dxa"/>
@@ -8139,15 +7954,15 @@
           </w:tblCellMar>
         </w:tblPrEx>
         <w:trPr>
-          <w:trHeight w:val="0" w:hRule="atLeast"/>
+          <w:trHeight w:val="0"/>
           <w:jc w:val="center"/>
         </w:trPr>
         <w:tc>
           <w:tcPr>
             <w:tcW w:w="1206" w:type="dxa"/>
             <w:tcBorders>
-              <w:top w:val="single" w:color="auto" w:sz="4" w:space="0"/>
-              <w:left w:val="single" w:color="auto" w:sz="12" w:space="0"/>
+              <w:top w:val="single" w:sz="4" w:space="0" w:color="auto"/>
+              <w:left w:val="single" w:sz="12" w:space="0" w:color="auto"/>
               <w:bottom w:val="nil"/>
               <w:right w:val="nil"/>
             </w:tcBorders>
@@ -8161,11 +7976,11 @@
           </w:tcPr>
           <w:p>
             <w:pPr>
-              <w:pStyle w:val="31"/>
-              <w:bidi w:val="0"/>
-              <w:snapToGrid w:val="0"/>
-              <w:spacing w:line="240" w:lineRule="auto"/>
-              <w:ind w:left="0" w:leftChars="0" w:right="0" w:rightChars="0" w:firstLine="0" w:firstLineChars="0"/>
+              <w:pStyle w:val="a1"/>
+              <w:bidi w:val="0"/>
+              <w:snapToGrid w:val="0"/>
+              <w:spacing w:line="240" w:lineRule="auto"/>
+              <w:ind w:left="0" w:right="0" w:firstLine="0" w:leftChars="0" w:rightChars="0" w:firstLineChars="0"/>
               <w:jc w:val="center"/>
             </w:pPr>
             <w:r>
@@ -8177,8 +7992,8 @@
           <w:tcPr>
             <w:tcW w:w="2006" w:type="dxa"/>
             <w:tcBorders>
-              <w:top w:val="single" w:color="auto" w:sz="4" w:space="0"/>
-              <w:left w:val="single" w:color="auto" w:sz="4" w:space="0"/>
+              <w:top w:val="single" w:sz="4" w:space="0" w:color="auto"/>
+              <w:left w:val="single" w:sz="4" w:space="0" w:color="auto"/>
               <w:bottom w:val="nil"/>
               <w:right w:val="nil"/>
             </w:tcBorders>
@@ -8195,7 +8010,7 @@
               <w:bidi w:val="0"/>
               <w:snapToGrid w:val="0"/>
               <w:spacing w:line="240" w:lineRule="auto"/>
-              <w:ind w:left="0" w:leftChars="0" w:right="0" w:rightChars="0" w:firstLine="0" w:firstLineChars="0"/>
+              <w:ind w:left="0" w:right="0" w:firstLine="0" w:leftChars="0" w:rightChars="0" w:firstLineChars="0"/>
               <w:jc w:val="center"/>
             </w:pPr>
             <w:r>
@@ -8224,8 +8039,8 @@
           <w:tcPr>
             <w:tcW w:w="3863" w:type="dxa"/>
             <w:tcBorders>
-              <w:top w:val="single" w:color="auto" w:sz="4" w:space="0"/>
-              <w:left w:val="single" w:color="auto" w:sz="4" w:space="0"/>
+              <w:top w:val="single" w:sz="4" w:space="0" w:color="auto"/>
+              <w:left w:val="single" w:sz="4" w:space="0" w:color="auto"/>
               <w:bottom w:val="nil"/>
               <w:right w:val="nil"/>
             </w:tcBorders>
@@ -8239,11 +8054,11 @@
           </w:tcPr>
           <w:p>
             <w:pPr>
-              <w:pStyle w:val="31"/>
-              <w:bidi w:val="0"/>
-              <w:snapToGrid w:val="0"/>
-              <w:spacing w:line="240" w:lineRule="auto"/>
-              <w:ind w:left="0" w:leftChars="0" w:right="0" w:rightChars="0" w:firstLine="0" w:firstLineChars="0"/>
+              <w:pStyle w:val="a1"/>
+              <w:bidi w:val="0"/>
+              <w:snapToGrid w:val="0"/>
+              <w:spacing w:line="240" w:lineRule="auto"/>
+              <w:ind w:left="0" w:right="0" w:firstLine="0" w:leftChars="0" w:rightChars="0" w:firstLineChars="0"/>
               <w:jc w:val="center"/>
             </w:pPr>
             <w:r>
@@ -8255,10 +8070,10 @@
           <w:tcPr>
             <w:tcW w:w="1447" w:type="dxa"/>
             <w:tcBorders>
-              <w:top w:val="single" w:color="auto" w:sz="4" w:space="0"/>
-              <w:left w:val="single" w:color="auto" w:sz="4" w:space="0"/>
-              <w:bottom w:val="nil"/>
-              <w:right w:val="single" w:color="auto" w:sz="12" w:space="0"/>
+              <w:top w:val="single" w:sz="4" w:space="0" w:color="auto"/>
+              <w:left w:val="single" w:sz="4" w:space="0" w:color="auto"/>
+              <w:bottom w:val="nil"/>
+              <w:right w:val="single" w:sz="12" w:space="0" w:color="auto"/>
             </w:tcBorders>
             <w:tcMar>
               <w:top w:w="60" w:type="dxa"/>
@@ -8270,11 +8085,11 @@
           </w:tcPr>
           <w:p>
             <w:pPr>
-              <w:pStyle w:val="31"/>
-              <w:bidi w:val="0"/>
-              <w:snapToGrid w:val="0"/>
-              <w:spacing w:line="240" w:lineRule="auto"/>
-              <w:ind w:left="0" w:leftChars="0" w:right="0" w:rightChars="0" w:firstLine="0" w:firstLineChars="0"/>
+              <w:pStyle w:val="a1"/>
+              <w:bidi w:val="0"/>
+              <w:snapToGrid w:val="0"/>
+              <w:spacing w:line="240" w:lineRule="auto"/>
+              <w:ind w:left="0" w:right="0" w:firstLine="0" w:leftChars="0" w:rightChars="0" w:firstLineChars="0"/>
               <w:jc w:val="left"/>
             </w:pPr>
             <w:r>
@@ -8285,14 +8100,8 @@
       </w:tr>
       <w:tr>
         <w:tblPrEx>
-          <w:tblBorders>
-            <w:top w:val="none" w:color="auto" w:sz="0" w:space="0"/>
-            <w:left w:val="none" w:color="auto" w:sz="0" w:space="0"/>
-            <w:bottom w:val="none" w:color="auto" w:sz="0" w:space="0"/>
-            <w:right w:val="none" w:color="auto" w:sz="0" w:space="0"/>
-            <w:insideH w:val="none" w:color="auto" w:sz="0" w:space="0"/>
-            <w:insideV w:val="none" w:color="auto" w:sz="0" w:space="0"/>
-          </w:tblBorders>
+          <w:tblW w:w="8522" w:type="dxa"/>
+          <w:jc w:val="center"/>
           <w:tblCellMar>
             <w:top w:w="0" w:type="dxa"/>
             <w:left w:w="10" w:type="dxa"/>
@@ -8301,16 +8110,16 @@
           </w:tblCellMar>
         </w:tblPrEx>
         <w:trPr>
-          <w:trHeight w:val="0" w:hRule="atLeast"/>
+          <w:trHeight w:val="0"/>
           <w:jc w:val="center"/>
         </w:trPr>
         <w:tc>
           <w:tcPr>
             <w:tcW w:w="1206" w:type="dxa"/>
             <w:tcBorders>
-              <w:top w:val="single" w:color="auto" w:sz="4" w:space="0"/>
-              <w:left w:val="single" w:color="auto" w:sz="12" w:space="0"/>
-              <w:bottom w:val="single" w:color="auto" w:sz="12" w:space="0"/>
+              <w:top w:val="single" w:sz="4" w:space="0" w:color="auto"/>
+              <w:left w:val="single" w:sz="12" w:space="0" w:color="auto"/>
+              <w:bottom w:val="single" w:sz="12" w:space="0" w:color="auto"/>
               <w:right w:val="nil"/>
             </w:tcBorders>
             <w:tcMar>
@@ -8323,11 +8132,11 @@
           </w:tcPr>
           <w:p>
             <w:pPr>
-              <w:pStyle w:val="31"/>
-              <w:bidi w:val="0"/>
-              <w:snapToGrid w:val="0"/>
-              <w:spacing w:line="240" w:lineRule="auto"/>
-              <w:ind w:left="0" w:leftChars="0" w:right="0" w:rightChars="0" w:firstLine="0" w:firstLineChars="0"/>
+              <w:pStyle w:val="a1"/>
+              <w:bidi w:val="0"/>
+              <w:snapToGrid w:val="0"/>
+              <w:spacing w:line="240" w:lineRule="auto"/>
+              <w:ind w:left="0" w:right="0" w:firstLine="0" w:leftChars="0" w:rightChars="0" w:firstLineChars="0"/>
               <w:jc w:val="center"/>
             </w:pPr>
             <w:r>
@@ -8339,9 +8148,9 @@
           <w:tcPr>
             <w:tcW w:w="2006" w:type="dxa"/>
             <w:tcBorders>
-              <w:top w:val="single" w:color="auto" w:sz="4" w:space="0"/>
-              <w:left w:val="single" w:color="auto" w:sz="4" w:space="0"/>
-              <w:bottom w:val="single" w:color="auto" w:sz="12" w:space="0"/>
+              <w:top w:val="single" w:sz="4" w:space="0" w:color="auto"/>
+              <w:left w:val="single" w:sz="4" w:space="0" w:color="auto"/>
+              <w:bottom w:val="single" w:sz="12" w:space="0" w:color="auto"/>
               <w:right w:val="nil"/>
             </w:tcBorders>
             <w:tcMar>
@@ -8357,7 +8166,7 @@
               <w:bidi w:val="0"/>
               <w:snapToGrid w:val="0"/>
               <w:spacing w:line="240" w:lineRule="auto"/>
-              <w:ind w:left="0" w:leftChars="0" w:right="0" w:rightChars="0" w:firstLine="0" w:firstLineChars="0"/>
+              <w:ind w:left="0" w:right="0" w:firstLine="0" w:leftChars="0" w:rightChars="0" w:firstLineChars="0"/>
               <w:jc w:val="center"/>
             </w:pPr>
             <w:r>
@@ -8386,9 +8195,9 @@
           <w:tcPr>
             <w:tcW w:w="3863" w:type="dxa"/>
             <w:tcBorders>
-              <w:top w:val="single" w:color="auto" w:sz="4" w:space="0"/>
-              <w:left w:val="single" w:color="auto" w:sz="4" w:space="0"/>
-              <w:bottom w:val="single" w:color="auto" w:sz="12" w:space="0"/>
+              <w:top w:val="single" w:sz="4" w:space="0" w:color="auto"/>
+              <w:left w:val="single" w:sz="4" w:space="0" w:color="auto"/>
+              <w:bottom w:val="single" w:sz="12" w:space="0" w:color="auto"/>
               <w:right w:val="nil"/>
             </w:tcBorders>
             <w:tcMar>
@@ -8401,11 +8210,11 @@
           </w:tcPr>
           <w:p>
             <w:pPr>
-              <w:pStyle w:val="31"/>
-              <w:bidi w:val="0"/>
-              <w:snapToGrid w:val="0"/>
-              <w:spacing w:line="240" w:lineRule="auto"/>
-              <w:ind w:left="0" w:leftChars="0" w:right="0" w:rightChars="0" w:firstLine="0" w:firstLineChars="0"/>
+              <w:pStyle w:val="a1"/>
+              <w:bidi w:val="0"/>
+              <w:snapToGrid w:val="0"/>
+              <w:spacing w:line="240" w:lineRule="auto"/>
+              <w:ind w:left="0" w:right="0" w:firstLine="0" w:leftChars="0" w:rightChars="0" w:firstLineChars="0"/>
               <w:jc w:val="center"/>
             </w:pPr>
             <w:r>
@@ -8417,10 +8226,10 @@
           <w:tcPr>
             <w:tcW w:w="1447" w:type="dxa"/>
             <w:tcBorders>
-              <w:top w:val="single" w:color="auto" w:sz="4" w:space="0"/>
-              <w:left w:val="single" w:color="auto" w:sz="4" w:space="0"/>
-              <w:bottom w:val="single" w:color="auto" w:sz="12" w:space="0"/>
-              <w:right w:val="single" w:color="auto" w:sz="12" w:space="0"/>
+              <w:top w:val="single" w:sz="4" w:space="0" w:color="auto"/>
+              <w:left w:val="single" w:sz="4" w:space="0" w:color="auto"/>
+              <w:bottom w:val="single" w:sz="12" w:space="0" w:color="auto"/>
+              <w:right w:val="single" w:sz="12" w:space="0" w:color="auto"/>
             </w:tcBorders>
             <w:tcMar>
               <w:top w:w="60" w:type="dxa"/>
@@ -8432,11 +8241,11 @@
           </w:tcPr>
           <w:p>
             <w:pPr>
-              <w:pStyle w:val="31"/>
-              <w:bidi w:val="0"/>
-              <w:snapToGrid w:val="0"/>
-              <w:spacing w:line="240" w:lineRule="auto"/>
-              <w:ind w:left="0" w:leftChars="0" w:right="0" w:rightChars="0" w:firstLine="0" w:firstLineChars="0"/>
+              <w:pStyle w:val="a1"/>
+              <w:bidi w:val="0"/>
+              <w:snapToGrid w:val="0"/>
+              <w:spacing w:line="240" w:lineRule="auto"/>
+              <w:ind w:left="0" w:right="0" w:firstLine="0" w:leftChars="0" w:rightChars="0" w:firstLineChars="0"/>
               <w:jc w:val="left"/>
             </w:pPr>
             <w:r>
@@ -8448,20 +8257,20 @@
     </w:tbl>
     <w:p>
       <w:pPr>
-        <w:pStyle w:val="30"/>
+        <w:pStyle w:val="1"/>
         <w:bidi w:val="0"/>
       </w:pPr>
-      <w:bookmarkStart w:id="19" w:name="_Toc27314"/>
-      <w:bookmarkStart w:id="20" w:name="heading_9"/>
+      <w:bookmarkStart w:id="20" w:name="_Toc27314"/>
+      <w:bookmarkStart w:id="21" w:name="heading_9"/>
       <w:r>
         <w:t>调查结果应用</w:t>
       </w:r>
-      <w:bookmarkEnd w:id="19"/>
       <w:bookmarkEnd w:id="20"/>
+      <w:bookmarkEnd w:id="21"/>
     </w:p>
     <w:p>
       <w:pPr>
-        <w:pStyle w:val="31"/>
+        <w:pStyle w:val="a1"/>
         <w:bidi w:val="0"/>
       </w:pPr>
       <w:r>
@@ -8470,13 +8279,13 @@
     </w:p>
     <w:p>
       <w:pPr>
-        <w:pStyle w:val="41"/>
+        <w:pStyle w:val="a3"/>
         <w:numPr>
           <w:ilvl w:val="0"/>
           <w:numId w:val="3"/>
         </w:numPr>
         <w:bidi w:val="0"/>
-        <w:ind w:left="425" w:leftChars="0" w:hanging="425" w:firstLineChars="0"/>
+        <w:ind w:left="425" w:hanging="425" w:leftChars="0" w:firstLineChars="0"/>
       </w:pPr>
       <w:r>
         <w:t>服务质量改进：针对调查中发现的薄弱环节，制定专项改进措施</w:t>
@@ -8484,13 +8293,13 @@
     </w:p>
     <w:p>
       <w:pPr>
-        <w:pStyle w:val="41"/>
+        <w:pStyle w:val="a3"/>
         <w:numPr>
           <w:ilvl w:val="0"/>
           <w:numId w:val="3"/>
         </w:numPr>
         <w:bidi w:val="0"/>
-        <w:ind w:left="425" w:leftChars="0" w:hanging="425" w:firstLineChars="0"/>
+        <w:ind w:left="425" w:hanging="425" w:leftChars="0" w:firstLineChars="0"/>
       </w:pPr>
       <w:r>
         <w:t>人员培训计划：针对技术水平、沟通能力等短板，安排针对性培训</w:t>
@@ -8498,13 +8307,13 @@
     </w:p>
     <w:p>
       <w:pPr>
-        <w:pStyle w:val="41"/>
+        <w:pStyle w:val="a3"/>
         <w:numPr>
           <w:ilvl w:val="0"/>
           <w:numId w:val="3"/>
         </w:numPr>
         <w:bidi w:val="0"/>
-        <w:ind w:left="425" w:leftChars="0" w:hanging="425" w:firstLineChars="0"/>
+        <w:ind w:left="425" w:hanging="425" w:leftChars="0" w:firstLineChars="0"/>
       </w:pPr>
       <w:r>
         <w:t>绩效考核参考：将客户满意度纳入相关部门和人员的绩效考核</w:t>
@@ -8512,13 +8321,13 @@
     </w:p>
     <w:p>
       <w:pPr>
-        <w:pStyle w:val="41"/>
+        <w:pStyle w:val="a3"/>
         <w:numPr>
           <w:ilvl w:val="0"/>
           <w:numId w:val="3"/>
         </w:numPr>
         <w:bidi w:val="0"/>
-        <w:ind w:left="425" w:leftChars="0" w:hanging="425" w:firstLineChars="0"/>
+        <w:ind w:left="425" w:hanging="425" w:leftChars="0" w:firstLineChars="0"/>
       </w:pPr>
       <w:r>
         <w:t>管理评审输入：作为年度管理评审的重要输入资料</w:t>
@@ -8526,10 +8335,10 @@
     </w:p>
     <w:p>
       <w:pPr>
-        <w:pStyle w:val="31"/>
+        <w:pStyle w:val="a1"/>
         <w:bidi w:val="0"/>
         <w:rPr>
-          <w:rFonts w:hint="eastAsia" w:eastAsia="宋体"/>
+          <w:rFonts w:eastAsia="宋体" w:hint="eastAsia"/>
           <w:lang w:val="en-US" w:eastAsia="zh-CN"/>
         </w:rPr>
       </w:pPr>
@@ -8547,73 +8356,23 @@
     <w:sectPr>
       <w:pgSz w:w="11906" w:h="16838"/>
       <w:pgMar w:top="1440" w:right="1800" w:bottom="1440" w:left="1800" w:header="851" w:footer="992" w:gutter="0"/>
-      <w:cols w:space="425" w:num="1"/>
+      <w:cols w:num="1" w:space="425"/>
       <w:docGrid w:type="lines" w:linePitch="312" w:charSpace="0"/>
     </w:sectPr>
   </w:body>
 </w:document>
 </file>
 
-<file path=word/endnotes.xml><?xml version="1.0" encoding="utf-8"?>
-<w:endnotes xmlns:wpc="http://schemas.microsoft.com/office/word/2010/wordprocessingCanvas" xmlns:mc="http://schemas.openxmlformats.org/markup-compatibility/2006" xmlns:o="urn:schemas-microsoft-com:office:office" xmlns:r="http://schemas.openxmlformats.org/officeDocument/2006/relationships" xmlns:m="http://schemas.openxmlformats.org/officeDocument/2006/math" xmlns:v="urn:schemas-microsoft-com:vml" xmlns:wp14="http://schemas.microsoft.com/office/word/2010/wordprocessingDrawing" xmlns:wp="http://schemas.openxmlformats.org/drawingml/2006/wordprocessingDrawing" xmlns:w="http://schemas.openxmlformats.org/wordprocessingml/2006/main" xmlns:w14="http://schemas.microsoft.com/office/word/2010/wordml" xmlns:w15="http://schemas.microsoft.com/office/word/2012/wordml" xmlns:w10="urn:schemas-microsoft-com:office:word" xmlns:wpg="http://schemas.microsoft.com/office/word/2010/wordprocessingGroup" xmlns:wpi="http://schemas.microsoft.com/office/word/2010/wordprocessingInk" xmlns:wne="http://schemas.microsoft.com/office/word/2006/wordml" xmlns:wps="http://schemas.microsoft.com/office/word/2010/wordprocessingShape" xmlns:wpsCustomData="http://www.wps.cn/officeDocument/2013/wpsCustomData" mc:Ignorable="w14 w15 wp14">
-  <w:endnote w:type="separator" w:id="0">
-    <w:p>
-      <w:pPr>
-        <w:spacing w:line="240" w:lineRule="auto"/>
-      </w:pPr>
-      <w:r>
-        <w:separator/>
-      </w:r>
-    </w:p>
-  </w:endnote>
-  <w:endnote w:type="continuationSeparator" w:id="1">
-    <w:p>
-      <w:pPr>
-        <w:spacing w:line="240" w:lineRule="auto"/>
-      </w:pPr>
-      <w:r>
-        <w:continuationSeparator/>
-      </w:r>
-    </w:p>
-  </w:endnote>
-</w:endnotes>
-</file>
-
-<file path=word/footnotes.xml><?xml version="1.0" encoding="utf-8"?>
-<w:footnotes xmlns:wpc="http://schemas.microsoft.com/office/word/2010/wordprocessingCanvas" xmlns:mc="http://schemas.openxmlformats.org/markup-compatibility/2006" xmlns:o="urn:schemas-microsoft-com:office:office" xmlns:r="http://schemas.openxmlformats.org/officeDocument/2006/relationships" xmlns:m="http://schemas.openxmlformats.org/officeDocument/2006/math" xmlns:v="urn:schemas-microsoft-com:vml" xmlns:wp14="http://schemas.microsoft.com/office/word/2010/wordprocessingDrawing" xmlns:wp="http://schemas.openxmlformats.org/drawingml/2006/wordprocessingDrawing" xmlns:w="http://schemas.openxmlformats.org/wordprocessingml/2006/main" xmlns:w14="http://schemas.microsoft.com/office/word/2010/wordml" xmlns:w15="http://schemas.microsoft.com/office/word/2012/wordml" xmlns:w10="urn:schemas-microsoft-com:office:word" xmlns:wpg="http://schemas.microsoft.com/office/word/2010/wordprocessingGroup" xmlns:wpi="http://schemas.microsoft.com/office/word/2010/wordprocessingInk" xmlns:wne="http://schemas.microsoft.com/office/word/2006/wordml" xmlns:wps="http://schemas.microsoft.com/office/word/2010/wordprocessingShape" xmlns:wpsCustomData="http://www.wps.cn/officeDocument/2013/wpsCustomData" mc:Ignorable="w14 w15 wp14">
-  <w:footnote w:type="separator" w:id="0">
-    <w:p>
-      <w:pPr>
-        <w:spacing w:line="360" w:lineRule="auto"/>
-      </w:pPr>
-      <w:r>
-        <w:separator/>
-      </w:r>
-    </w:p>
-  </w:footnote>
-  <w:footnote w:type="continuationSeparator" w:id="1">
-    <w:p>
-      <w:pPr>
-        <w:spacing w:line="360" w:lineRule="auto"/>
-      </w:pPr>
-      <w:r>
-        <w:continuationSeparator/>
-      </w:r>
-    </w:p>
-  </w:footnote>
-</w:footnotes>
-</file>
-
 <file path=word/numbering.xml><?xml version="1.0" encoding="utf-8"?>
-<w:numbering xmlns:wpc="http://schemas.microsoft.com/office/word/2010/wordprocessingCanvas" xmlns:mc="http://schemas.openxmlformats.org/markup-compatibility/2006" xmlns:o="urn:schemas-microsoft-com:office:office" xmlns:r="http://schemas.openxmlformats.org/officeDocument/2006/relationships" xmlns:m="http://schemas.openxmlformats.org/officeDocument/2006/math" xmlns:v="urn:schemas-microsoft-com:vml" xmlns:wp14="http://schemas.microsoft.com/office/word/2010/wordprocessingDrawing" xmlns:wp="http://schemas.openxmlformats.org/drawingml/2006/wordprocessingDrawing" xmlns:w10="urn:schemas-microsoft-com:office:word" xmlns:w="http://schemas.openxmlformats.org/wordprocessingml/2006/main" xmlns:w14="http://schemas.microsoft.com/office/word/2010/wordml" xmlns:wpg="http://schemas.microsoft.com/office/word/2010/wordprocessingGroup" xmlns:wpi="http://schemas.microsoft.com/office/word/2010/wordprocessingInk" xmlns:wne="http://schemas.microsoft.com/office/word/2006/wordml" xmlns:wps="http://schemas.microsoft.com/office/word/2010/wordprocessingShape" xmlns:wpsCustomData="http://www.wps.cn/officeDocument/2013/wpsCustomData" mc:Ignorable="w14 wp14">
+<w:numbering xmlns:wpc="http://schemas.microsoft.com/office/word/2010/wordprocessingCanvas" xmlns:mc="http://schemas.openxmlformats.org/markup-compatibility/2006" xmlns:o="urn:schemas-microsoft-com:office:office" xmlns:r="http://schemas.openxmlformats.org/officeDocument/2006/relationships" xmlns:m="http://schemas.openxmlformats.org/officeDocument/2006/math" xmlns:v="urn:schemas-microsoft-com:vml" xmlns:wp14="http://schemas.microsoft.com/office/word/2010/wordprocessingDrawing" xmlns:wp="http://schemas.openxmlformats.org/drawingml/2006/wordprocessingDrawing" xmlns:w10="urn:schemas-microsoft-com:office:word" xmlns:w="http://schemas.openxmlformats.org/wordprocessingml/2006/main" xmlns:w14="http://schemas.microsoft.com/office/word/2010/wordml" xmlns:w15="http://schemas.microsoft.com/office/word/2012/wordml" xmlns:wne="http://schemas.microsoft.com/office/word/2006/wordml" xmlns:wpg="http://schemas.microsoft.com/office/word/2010/wordprocessingGroup" xmlns:wpi="http://schemas.microsoft.com/office/word/2010/wordprocessingInk" xmlns:wps="http://schemas.microsoft.com/office/word/2010/wordprocessingShape" mc:Ignorable="w14 w15 wp14">
   <w:abstractNum w:abstractNumId="0">
     <w:nsid w:val="8E964DCE"/>
     <w:multiLevelType w:val="multilevel"/>
     <w:tmpl w:val="8E964DCE"/>
-    <w:lvl w:ilvl="0" w:tentative="0">
+    <w:lvl w:ilvl="0">
       <w:start w:val="1"/>
       <w:numFmt w:val="decimal"/>
-      <w:pStyle w:val="2"/>
+      <w:pStyle w:val="Heading1"/>
       <w:lvlText w:val="%1."/>
       <w:lvlJc w:val="left"/>
       <w:pPr>
@@ -8623,10 +8382,10 @@
         <w:rFonts w:hint="default"/>
       </w:rPr>
     </w:lvl>
-    <w:lvl w:ilvl="1" w:tentative="0">
+    <w:lvl w:ilvl="1">
       <w:start w:val="1"/>
       <w:numFmt w:val="decimal"/>
-      <w:pStyle w:val="3"/>
+      <w:pStyle w:val="Heading2"/>
       <w:lvlText w:val="%1.%2."/>
       <w:lvlJc w:val="left"/>
       <w:pPr>
@@ -8636,10 +8395,10 @@
         <w:rFonts w:hint="default"/>
       </w:rPr>
     </w:lvl>
-    <w:lvl w:ilvl="2" w:tentative="0">
+    <w:lvl w:ilvl="2">
       <w:start w:val="1"/>
       <w:numFmt w:val="decimal"/>
-      <w:pStyle w:val="4"/>
+      <w:pStyle w:val="Heading3"/>
       <w:lvlText w:val="%1.%2.%3."/>
       <w:lvlJc w:val="left"/>
       <w:pPr>
@@ -8649,10 +8408,10 @@
         <w:rFonts w:hint="default"/>
       </w:rPr>
     </w:lvl>
-    <w:lvl w:ilvl="3" w:tentative="0">
+    <w:lvl w:ilvl="3">
       <w:start w:val="1"/>
       <w:numFmt w:val="decimal"/>
-      <w:pStyle w:val="5"/>
+      <w:pStyle w:val="Heading4"/>
       <w:lvlText w:val="%1.%2.%3.%4."/>
       <w:lvlJc w:val="left"/>
       <w:pPr>
@@ -8662,10 +8421,10 @@
         <w:rFonts w:hint="default"/>
       </w:rPr>
     </w:lvl>
-    <w:lvl w:ilvl="4" w:tentative="0">
+    <w:lvl w:ilvl="4">
       <w:start w:val="1"/>
       <w:numFmt w:val="decimal"/>
-      <w:pStyle w:val="6"/>
+      <w:pStyle w:val="Heading5"/>
       <w:lvlText w:val="%1.%2.%3.%4.%5."/>
       <w:lvlJc w:val="left"/>
       <w:pPr>
@@ -8675,10 +8434,10 @@
         <w:rFonts w:hint="default"/>
       </w:rPr>
     </w:lvl>
-    <w:lvl w:ilvl="5" w:tentative="0">
+    <w:lvl w:ilvl="5">
       <w:start w:val="1"/>
       <w:numFmt w:val="decimal"/>
-      <w:pStyle w:val="7"/>
+      <w:pStyle w:val="Heading6"/>
       <w:lvlText w:val="%1.%2.%3.%4.%5.%6."/>
       <w:lvlJc w:val="left"/>
       <w:pPr>
@@ -8688,10 +8447,10 @@
         <w:rFonts w:hint="default"/>
       </w:rPr>
     </w:lvl>
-    <w:lvl w:ilvl="6" w:tentative="0">
+    <w:lvl w:ilvl="6">
       <w:start w:val="1"/>
       <w:numFmt w:val="decimal"/>
-      <w:pStyle w:val="8"/>
+      <w:pStyle w:val="Heading7"/>
       <w:lvlText w:val="%1.%2.%3.%4.%5.%6.%7."/>
       <w:lvlJc w:val="left"/>
       <w:pPr>
@@ -8701,10 +8460,10 @@
         <w:rFonts w:hint="default"/>
       </w:rPr>
     </w:lvl>
-    <w:lvl w:ilvl="7" w:tentative="0">
+    <w:lvl w:ilvl="7">
       <w:start w:val="1"/>
       <w:numFmt w:val="decimal"/>
-      <w:pStyle w:val="9"/>
+      <w:pStyle w:val="Heading8"/>
       <w:lvlText w:val="%1.%2.%3.%4.%5.%6.%7.%8."/>
       <w:lvlJc w:val="left"/>
       <w:pPr>
@@ -8714,10 +8473,10 @@
         <w:rFonts w:hint="default"/>
       </w:rPr>
     </w:lvl>
-    <w:lvl w:ilvl="8" w:tentative="0">
+    <w:lvl w:ilvl="8">
       <w:start w:val="1"/>
       <w:numFmt w:val="decimal"/>
-      <w:pStyle w:val="10"/>
+      <w:pStyle w:val="Heading9"/>
       <w:lvlText w:val="%1.%2.%3.%4.%5.%6.%7.%8.%9."/>
       <w:lvlJc w:val="left"/>
       <w:pPr>
@@ -8732,7 +8491,7 @@
     <w:nsid w:val="E9530E0C"/>
     <w:multiLevelType w:val="singleLevel"/>
     <w:tmpl w:val="E9530E0C"/>
-    <w:lvl w:ilvl="0" w:tentative="0">
+    <w:lvl w:ilvl="0">
       <w:start w:val="1"/>
       <w:numFmt w:val="decimal"/>
       <w:lvlText w:val="%1."/>
@@ -8749,7 +8508,7 @@
     <w:nsid w:val="2C8A55F3"/>
     <w:multiLevelType w:val="singleLevel"/>
     <w:tmpl w:val="2C8A55F3"/>
-    <w:lvl w:ilvl="0" w:tentative="0">
+    <w:lvl w:ilvl="0">
       <w:start w:val="1"/>
       <w:numFmt w:val="decimal"/>
       <w:lvlText w:val="%1."/>
@@ -8775,269 +8534,267 @@
 </file>
 
 <file path=word/styles.xml><?xml version="1.0" encoding="utf-8"?>
-<w:styles xmlns:mc="http://schemas.openxmlformats.org/markup-compatibility/2006" xmlns:o="urn:schemas-microsoft-com:office:office" xmlns:r="http://schemas.openxmlformats.org/officeDocument/2006/relationships" xmlns:m="http://schemas.openxmlformats.org/officeDocument/2006/math" xmlns:v="urn:schemas-microsoft-com:vml" xmlns:w="http://schemas.openxmlformats.org/wordprocessingml/2006/main" xmlns:w14="http://schemas.microsoft.com/office/word/2010/wordml" xmlns:w10="urn:schemas-microsoft-com:office:word" xmlns:sl="http://schemas.openxmlformats.org/schemaLibrary/2006/main" xmlns:wpsCustomData="http://www.wps.cn/officeDocument/2013/wpsCustomData" mc:Ignorable="w14">
+<w:styles xmlns:mc="http://schemas.openxmlformats.org/markup-compatibility/2006" xmlns:r="http://schemas.openxmlformats.org/officeDocument/2006/relationships" xmlns:w="http://schemas.openxmlformats.org/wordprocessingml/2006/main" xmlns:w14="http://schemas.microsoft.com/office/word/2010/wordml" xmlns:w15="http://schemas.microsoft.com/office/word/2012/wordml" mc:Ignorable="w14 w15">
   <w:docDefaults>
     <w:rPrDefault>
       <w:rPr>
-        <w:rFonts w:ascii="Times New Roman" w:hAnsi="Times New Roman" w:eastAsia="宋体" w:cs="Times New Roman"/>
+        <w:rFonts w:ascii="Times New Roman" w:eastAsia="宋体" w:hAnsi="Times New Roman" w:cs="Times New Roman"/>
       </w:rPr>
     </w:rPrDefault>
     <w:pPrDefault/>
   </w:docDefaults>
-  <w:latentStyles w:count="260" w:defQFormat="0" w:defUnhideWhenUsed="1" w:defSemiHidden="1" w:defUIPriority="99" w:defLockedState="0">
-    <w:lsdException w:qFormat="1" w:unhideWhenUsed="0" w:uiPriority="0" w:semiHidden="0" w:name="Normal"/>
-    <w:lsdException w:qFormat="1" w:unhideWhenUsed="0" w:uiPriority="0" w:semiHidden="0" w:name="heading 1"/>
-    <w:lsdException w:qFormat="1" w:uiPriority="0" w:semiHidden="0" w:name="heading 2"/>
-    <w:lsdException w:qFormat="1" w:uiPriority="0" w:name="heading 3"/>
-    <w:lsdException w:qFormat="1" w:uiPriority="0" w:semiHidden="0" w:name="heading 4"/>
-    <w:lsdException w:qFormat="1" w:uiPriority="0" w:name="heading 5"/>
-    <w:lsdException w:qFormat="1" w:uiPriority="0" w:name="heading 6"/>
-    <w:lsdException w:qFormat="1" w:uiPriority="0" w:name="heading 7"/>
-    <w:lsdException w:qFormat="1" w:uiPriority="0" w:name="heading 8"/>
-    <w:lsdException w:qFormat="1" w:uiPriority="0" w:name="heading 9"/>
-    <w:lsdException w:unhideWhenUsed="0" w:uiPriority="0" w:semiHidden="0" w:name="index 1"/>
-    <w:lsdException w:unhideWhenUsed="0" w:uiPriority="0" w:semiHidden="0" w:name="index 2"/>
-    <w:lsdException w:unhideWhenUsed="0" w:uiPriority="0" w:semiHidden="0" w:name="index 3"/>
-    <w:lsdException w:unhideWhenUsed="0" w:uiPriority="0" w:semiHidden="0" w:name="index 4"/>
-    <w:lsdException w:unhideWhenUsed="0" w:uiPriority="0" w:semiHidden="0" w:name="index 5"/>
-    <w:lsdException w:unhideWhenUsed="0" w:uiPriority="0" w:semiHidden="0" w:name="index 6"/>
-    <w:lsdException w:unhideWhenUsed="0" w:uiPriority="0" w:semiHidden="0" w:name="index 7"/>
-    <w:lsdException w:unhideWhenUsed="0" w:uiPriority="0" w:semiHidden="0" w:name="index 8"/>
-    <w:lsdException w:unhideWhenUsed="0" w:uiPriority="0" w:semiHidden="0" w:name="index 9"/>
-    <w:lsdException w:qFormat="1" w:unhideWhenUsed="0" w:uiPriority="0" w:semiHidden="0" w:name="toc 1"/>
-    <w:lsdException w:qFormat="1" w:unhideWhenUsed="0" w:uiPriority="0" w:semiHidden="0" w:name="toc 2"/>
-    <w:lsdException w:qFormat="1" w:unhideWhenUsed="0" w:uiPriority="0" w:semiHidden="0" w:name="toc 3"/>
-    <w:lsdException w:unhideWhenUsed="0" w:uiPriority="0" w:semiHidden="0" w:name="toc 4"/>
-    <w:lsdException w:unhideWhenUsed="0" w:uiPriority="0" w:semiHidden="0" w:name="toc 5"/>
-    <w:lsdException w:unhideWhenUsed="0" w:uiPriority="0" w:semiHidden="0" w:name="toc 6"/>
-    <w:lsdException w:unhideWhenUsed="0" w:uiPriority="0" w:semiHidden="0" w:name="toc 7"/>
-    <w:lsdException w:unhideWhenUsed="0" w:uiPriority="0" w:semiHidden="0" w:name="toc 8"/>
-    <w:lsdException w:unhideWhenUsed="0" w:uiPriority="0" w:semiHidden="0" w:name="toc 9"/>
-    <w:lsdException w:unhideWhenUsed="0" w:uiPriority="0" w:semiHidden="0" w:name="Normal Indent"/>
-    <w:lsdException w:unhideWhenUsed="0" w:uiPriority="0" w:semiHidden="0" w:name="footnote text"/>
-    <w:lsdException w:qFormat="1" w:unhideWhenUsed="0" w:uiPriority="0" w:semiHidden="0" w:name="annotation text"/>
-    <w:lsdException w:qFormat="1" w:unhideWhenUsed="0" w:uiPriority="0" w:semiHidden="0" w:name="header"/>
-    <w:lsdException w:qFormat="1" w:unhideWhenUsed="0" w:uiPriority="0" w:semiHidden="0" w:name="footer"/>
-    <w:lsdException w:unhideWhenUsed="0" w:uiPriority="0" w:semiHidden="0" w:name="index heading"/>
-    <w:lsdException w:qFormat="1" w:uiPriority="0" w:name="caption"/>
-    <w:lsdException w:qFormat="1" w:unhideWhenUsed="0" w:uiPriority="0" w:semiHidden="0" w:name="table of figures"/>
-    <w:lsdException w:unhideWhenUsed="0" w:uiPriority="0" w:semiHidden="0" w:name="envelope address"/>
-    <w:lsdException w:unhideWhenUsed="0" w:uiPriority="0" w:semiHidden="0" w:name="envelope return"/>
-    <w:lsdException w:unhideWhenUsed="0" w:uiPriority="0" w:semiHidden="0" w:name="footnote reference"/>
-    <w:lsdException w:unhideWhenUsed="0" w:uiPriority="0" w:semiHidden="0" w:name="annotation reference"/>
-    <w:lsdException w:unhideWhenUsed="0" w:uiPriority="0" w:semiHidden="0" w:name="line number"/>
-    <w:lsdException w:unhideWhenUsed="0" w:uiPriority="0" w:semiHidden="0" w:name="page number"/>
-    <w:lsdException w:unhideWhenUsed="0" w:uiPriority="0" w:semiHidden="0" w:name="endnote reference"/>
-    <w:lsdException w:unhideWhenUsed="0" w:uiPriority="0" w:semiHidden="0" w:name="endnote text"/>
-    <w:lsdException w:unhideWhenUsed="0" w:uiPriority="0" w:semiHidden="0" w:name="table of authorities"/>
-    <w:lsdException w:unhideWhenUsed="0" w:uiPriority="0" w:semiHidden="0" w:name="macro"/>
-    <w:lsdException w:unhideWhenUsed="0" w:uiPriority="0" w:semiHidden="0" w:name="toa heading"/>
-    <w:lsdException w:unhideWhenUsed="0" w:uiPriority="0" w:semiHidden="0" w:name="List"/>
-    <w:lsdException w:unhideWhenUsed="0" w:uiPriority="0" w:semiHidden="0" w:name="List Bullet"/>
-    <w:lsdException w:unhideWhenUsed="0" w:uiPriority="0" w:semiHidden="0" w:name="List Number"/>
-    <w:lsdException w:unhideWhenUsed="0" w:uiPriority="0" w:semiHidden="0" w:name="List 2"/>
-    <w:lsdException w:unhideWhenUsed="0" w:uiPriority="0" w:semiHidden="0" w:name="List 3"/>
-    <w:lsdException w:unhideWhenUsed="0" w:uiPriority="0" w:semiHidden="0" w:name="List 4"/>
-    <w:lsdException w:unhideWhenUsed="0" w:uiPriority="0" w:semiHidden="0" w:name="List 5"/>
-    <w:lsdException w:unhideWhenUsed="0" w:uiPriority="0" w:semiHidden="0" w:name="List Bullet 2"/>
-    <w:lsdException w:unhideWhenUsed="0" w:uiPriority="0" w:semiHidden="0" w:name="List Bullet 3"/>
-    <w:lsdException w:unhideWhenUsed="0" w:uiPriority="0" w:semiHidden="0" w:name="List Bullet 4"/>
-    <w:lsdException w:unhideWhenUsed="0" w:uiPriority="0" w:semiHidden="0" w:name="List Bullet 5"/>
-    <w:lsdException w:unhideWhenUsed="0" w:uiPriority="0" w:semiHidden="0" w:name="List Number 2"/>
-    <w:lsdException w:unhideWhenUsed="0" w:uiPriority="0" w:semiHidden="0" w:name="List Number 3"/>
-    <w:lsdException w:unhideWhenUsed="0" w:uiPriority="0" w:semiHidden="0" w:name="List Number 4"/>
-    <w:lsdException w:unhideWhenUsed="0" w:uiPriority="0" w:semiHidden="0" w:name="List Number 5"/>
-    <w:lsdException w:qFormat="1" w:unhideWhenUsed="0" w:uiPriority="0" w:semiHidden="0" w:name="Title"/>
-    <w:lsdException w:unhideWhenUsed="0" w:uiPriority="0" w:semiHidden="0" w:name="Closing"/>
-    <w:lsdException w:unhideWhenUsed="0" w:uiPriority="0" w:semiHidden="0" w:name="Signature"/>
-    <w:lsdException w:qFormat="1" w:unhideWhenUsed="0" w:uiPriority="0" w:name="Default Paragraph Font"/>
-    <w:lsdException w:qFormat="1" w:unhideWhenUsed="0" w:uiPriority="0" w:name="Body Text"/>
-    <w:lsdException w:unhideWhenUsed="0" w:uiPriority="0" w:semiHidden="0" w:name="Body Text Indent"/>
-    <w:lsdException w:unhideWhenUsed="0" w:uiPriority="0" w:semiHidden="0" w:name="List Continue"/>
-    <w:lsdException w:unhideWhenUsed="0" w:uiPriority="0" w:semiHidden="0" w:name="List Continue 2"/>
-    <w:lsdException w:unhideWhenUsed="0" w:uiPriority="0" w:semiHidden="0" w:name="List Continue 3"/>
-    <w:lsdException w:unhideWhenUsed="0" w:uiPriority="0" w:semiHidden="0" w:name="List Continue 4"/>
-    <w:lsdException w:unhideWhenUsed="0" w:uiPriority="0" w:semiHidden="0" w:name="List Continue 5"/>
-    <w:lsdException w:unhideWhenUsed="0" w:uiPriority="0" w:semiHidden="0" w:name="Message Header"/>
-    <w:lsdException w:qFormat="1" w:unhideWhenUsed="0" w:uiPriority="0" w:semiHidden="0" w:name="Subtitle"/>
-    <w:lsdException w:unhideWhenUsed="0" w:uiPriority="0" w:semiHidden="0" w:name="Salutation"/>
-    <w:lsdException w:unhideWhenUsed="0" w:uiPriority="0" w:semiHidden="0" w:name="Date"/>
-    <w:lsdException w:unhideWhenUsed="0" w:uiPriority="0" w:semiHidden="0" w:name="Body Text First Indent"/>
-    <w:lsdException w:unhideWhenUsed="0" w:uiPriority="0" w:semiHidden="0" w:name="Body Text First Indent 2"/>
-    <w:lsdException w:uiPriority="99" w:name="Note Heading"/>
-    <w:lsdException w:unhideWhenUsed="0" w:uiPriority="0" w:semiHidden="0" w:name="Body Text 2"/>
-    <w:lsdException w:unhideWhenUsed="0" w:uiPriority="0" w:semiHidden="0" w:name="Body Text 3"/>
-    <w:lsdException w:unhideWhenUsed="0" w:uiPriority="0" w:semiHidden="0" w:name="Body Text Indent 2"/>
-    <w:lsdException w:unhideWhenUsed="0" w:uiPriority="0" w:semiHidden="0" w:name="Body Text Indent 3"/>
-    <w:lsdException w:unhideWhenUsed="0" w:uiPriority="0" w:semiHidden="0" w:name="Block Text"/>
-    <w:lsdException w:unhideWhenUsed="0" w:uiPriority="0" w:semiHidden="0" w:name="Hyperlink"/>
-    <w:lsdException w:unhideWhenUsed="0" w:uiPriority="0" w:semiHidden="0" w:name="FollowedHyperlink"/>
-    <w:lsdException w:qFormat="1" w:unhideWhenUsed="0" w:uiPriority="0" w:semiHidden="0" w:name="Strong"/>
-    <w:lsdException w:qFormat="1" w:unhideWhenUsed="0" w:uiPriority="0" w:semiHidden="0" w:name="Emphasis"/>
-    <w:lsdException w:unhideWhenUsed="0" w:uiPriority="0" w:semiHidden="0" w:name="Document Map"/>
-    <w:lsdException w:unhideWhenUsed="0" w:uiPriority="0" w:semiHidden="0" w:name="Plain Text"/>
-    <w:lsdException w:unhideWhenUsed="0" w:uiPriority="0" w:semiHidden="0" w:name="E-mail Signature"/>
-    <w:lsdException w:qFormat="1" w:unhideWhenUsed="0" w:uiPriority="0" w:semiHidden="0" w:name="Normal (Web)"/>
-    <w:lsdException w:unhideWhenUsed="0" w:uiPriority="0" w:semiHidden="0" w:name="HTML Acronym"/>
-    <w:lsdException w:unhideWhenUsed="0" w:uiPriority="0" w:semiHidden="0" w:name="HTML Address"/>
-    <w:lsdException w:unhideWhenUsed="0" w:uiPriority="0" w:semiHidden="0" w:name="HTML Cite"/>
-    <w:lsdException w:unhideWhenUsed="0" w:uiPriority="0" w:semiHidden="0" w:name="HTML Code"/>
-    <w:lsdException w:unhideWhenUsed="0" w:uiPriority="0" w:semiHidden="0" w:name="HTML Definition"/>
-    <w:lsdException w:unhideWhenUsed="0" w:uiPriority="0" w:semiHidden="0" w:name="HTML Keyboard"/>
-    <w:lsdException w:qFormat="1" w:unhideWhenUsed="0" w:uiPriority="0" w:semiHidden="0" w:name="HTML Preformatted"/>
-    <w:lsdException w:unhideWhenUsed="0" w:uiPriority="0" w:semiHidden="0" w:name="HTML Sample"/>
-    <w:lsdException w:unhideWhenUsed="0" w:uiPriority="0" w:semiHidden="0" w:name="HTML Typewriter"/>
-    <w:lsdException w:unhideWhenUsed="0" w:uiPriority="0" w:semiHidden="0" w:name="HTML Variable"/>
-    <w:lsdException w:qFormat="1" w:unhideWhenUsed="0" w:uiPriority="0" w:name="Normal Table"/>
-    <w:lsdException w:unhideWhenUsed="0" w:uiPriority="0" w:semiHidden="0" w:name="annotation subject"/>
-    <w:lsdException w:unhideWhenUsed="0" w:uiPriority="0" w:semiHidden="0" w:name="Table Simple 1"/>
-    <w:lsdException w:unhideWhenUsed="0" w:uiPriority="0" w:semiHidden="0" w:name="Table Simple 2"/>
-    <w:lsdException w:unhideWhenUsed="0" w:uiPriority="0" w:semiHidden="0" w:name="Table Simple 3"/>
-    <w:lsdException w:unhideWhenUsed="0" w:uiPriority="0" w:semiHidden="0" w:name="Table Classic 1"/>
-    <w:lsdException w:unhideWhenUsed="0" w:uiPriority="0" w:semiHidden="0" w:name="Table Classic 2"/>
-    <w:lsdException w:unhideWhenUsed="0" w:uiPriority="0" w:semiHidden="0" w:name="Table Classic 3"/>
-    <w:lsdException w:unhideWhenUsed="0" w:uiPriority="0" w:semiHidden="0" w:name="Table Classic 4"/>
-    <w:lsdException w:unhideWhenUsed="0" w:uiPriority="0" w:semiHidden="0" w:name="Table Colorful 1"/>
-    <w:lsdException w:unhideWhenUsed="0" w:uiPriority="0" w:semiHidden="0" w:name="Table Colorful 2"/>
-    <w:lsdException w:unhideWhenUsed="0" w:uiPriority="0" w:semiHidden="0" w:name="Table Colorful 3"/>
-    <w:lsdException w:unhideWhenUsed="0" w:uiPriority="0" w:semiHidden="0" w:name="Table Columns 1"/>
-    <w:lsdException w:unhideWhenUsed="0" w:uiPriority="0" w:semiHidden="0" w:name="Table Columns 2"/>
-    <w:lsdException w:unhideWhenUsed="0" w:uiPriority="0" w:semiHidden="0" w:name="Table Columns 3"/>
-    <w:lsdException w:unhideWhenUsed="0" w:uiPriority="0" w:semiHidden="0" w:name="Table Columns 4"/>
-    <w:lsdException w:unhideWhenUsed="0" w:uiPriority="0" w:semiHidden="0" w:name="Table Columns 5"/>
-    <w:lsdException w:unhideWhenUsed="0" w:uiPriority="0" w:semiHidden="0" w:name="Table Grid 1"/>
-    <w:lsdException w:unhideWhenUsed="0" w:uiPriority="0" w:semiHidden="0" w:name="Table Grid 2"/>
-    <w:lsdException w:unhideWhenUsed="0" w:uiPriority="0" w:semiHidden="0" w:name="Table Grid 3"/>
-    <w:lsdException w:unhideWhenUsed="0" w:uiPriority="0" w:semiHidden="0" w:name="Table Grid 4"/>
-    <w:lsdException w:unhideWhenUsed="0" w:uiPriority="0" w:semiHidden="0" w:name="Table Grid 5"/>
-    <w:lsdException w:unhideWhenUsed="0" w:uiPriority="0" w:semiHidden="0" w:name="Table Grid 6"/>
-    <w:lsdException w:unhideWhenUsed="0" w:uiPriority="0" w:semiHidden="0" w:name="Table Grid 7"/>
-    <w:lsdException w:unhideWhenUsed="0" w:uiPriority="0" w:semiHidden="0" w:name="Table Grid 8"/>
-    <w:lsdException w:unhideWhenUsed="0" w:uiPriority="0" w:semiHidden="0" w:name="Table List 1"/>
-    <w:lsdException w:unhideWhenUsed="0" w:uiPriority="0" w:semiHidden="0" w:name="Table List 2"/>
-    <w:lsdException w:unhideWhenUsed="0" w:uiPriority="0" w:semiHidden="0" w:name="Table List 3"/>
-    <w:lsdException w:unhideWhenUsed="0" w:uiPriority="0" w:semiHidden="0" w:name="Table List 4"/>
-    <w:lsdException w:unhideWhenUsed="0" w:uiPriority="0" w:semiHidden="0" w:name="Table List 5"/>
-    <w:lsdException w:unhideWhenUsed="0" w:uiPriority="0" w:semiHidden="0" w:name="Table List 6"/>
-    <w:lsdException w:unhideWhenUsed="0" w:uiPriority="0" w:semiHidden="0" w:name="Table List 7"/>
-    <w:lsdException w:unhideWhenUsed="0" w:uiPriority="0" w:semiHidden="0" w:name="Table List 8"/>
-    <w:lsdException w:unhideWhenUsed="0" w:uiPriority="0" w:semiHidden="0" w:name="Table 3D effects 1"/>
-    <w:lsdException w:unhideWhenUsed="0" w:uiPriority="0" w:semiHidden="0" w:name="Table 3D effects 2"/>
-    <w:lsdException w:unhideWhenUsed="0" w:uiPriority="0" w:semiHidden="0" w:name="Table 3D effects 3"/>
-    <w:lsdException w:unhideWhenUsed="0" w:uiPriority="0" w:semiHidden="0" w:name="Table Contemporary"/>
-    <w:lsdException w:unhideWhenUsed="0" w:uiPriority="0" w:semiHidden="0" w:name="Table Elegant"/>
-    <w:lsdException w:unhideWhenUsed="0" w:uiPriority="0" w:semiHidden="0" w:name="Table Professional"/>
-    <w:lsdException w:unhideWhenUsed="0" w:uiPriority="0" w:semiHidden="0" w:name="Table Subtle 1"/>
-    <w:lsdException w:unhideWhenUsed="0" w:uiPriority="0" w:semiHidden="0" w:name="Table Subtle 2"/>
-    <w:lsdException w:unhideWhenUsed="0" w:uiPriority="0" w:semiHidden="0" w:name="Table Web 1"/>
-    <w:lsdException w:unhideWhenUsed="0" w:uiPriority="0" w:semiHidden="0" w:name="Table Web 2"/>
-    <w:lsdException w:unhideWhenUsed="0" w:uiPriority="0" w:semiHidden="0" w:name="Table Web 3"/>
-    <w:lsdException w:unhideWhenUsed="0" w:uiPriority="0" w:semiHidden="0" w:name="Balloon Text"/>
-    <w:lsdException w:qFormat="1" w:unhideWhenUsed="0" w:uiPriority="0" w:semiHidden="0" w:name="Table Grid"/>
-    <w:lsdException w:unhideWhenUsed="0" w:uiPriority="0" w:semiHidden="0" w:name="Table Theme"/>
-    <w:lsdException w:unhideWhenUsed="0" w:uiPriority="60" w:semiHidden="0" w:name="Light Shading"/>
-    <w:lsdException w:unhideWhenUsed="0" w:uiPriority="61" w:semiHidden="0" w:name="Light List"/>
-    <w:lsdException w:unhideWhenUsed="0" w:uiPriority="62" w:semiHidden="0" w:name="Light Grid"/>
-    <w:lsdException w:unhideWhenUsed="0" w:uiPriority="63" w:semiHidden="0" w:name="Medium Shading 1"/>
-    <w:lsdException w:unhideWhenUsed="0" w:uiPriority="64" w:semiHidden="0" w:name="Medium Shading 2"/>
-    <w:lsdException w:unhideWhenUsed="0" w:uiPriority="65" w:semiHidden="0" w:name="Medium List 1"/>
-    <w:lsdException w:unhideWhenUsed="0" w:uiPriority="66" w:semiHidden="0" w:name="Medium List 2"/>
-    <w:lsdException w:unhideWhenUsed="0" w:uiPriority="67" w:semiHidden="0" w:name="Medium Grid 1"/>
-    <w:lsdException w:unhideWhenUsed="0" w:uiPriority="68" w:semiHidden="0" w:name="Medium Grid 2"/>
-    <w:lsdException w:unhideWhenUsed="0" w:uiPriority="69" w:semiHidden="0" w:name="Medium Grid 3"/>
-    <w:lsdException w:unhideWhenUsed="0" w:uiPriority="70" w:semiHidden="0" w:name="Dark List"/>
-    <w:lsdException w:unhideWhenUsed="0" w:uiPriority="71" w:semiHidden="0" w:name="Colorful Shading"/>
-    <w:lsdException w:unhideWhenUsed="0" w:uiPriority="72" w:semiHidden="0" w:name="Colorful List"/>
-    <w:lsdException w:unhideWhenUsed="0" w:uiPriority="73" w:semiHidden="0" w:name="Colorful Grid"/>
-    <w:lsdException w:unhideWhenUsed="0" w:uiPriority="60" w:semiHidden="0" w:name="Light Shading Accent 1"/>
-    <w:lsdException w:unhideWhenUsed="0" w:uiPriority="61" w:semiHidden="0" w:name="Light List Accent 1"/>
-    <w:lsdException w:unhideWhenUsed="0" w:uiPriority="62" w:semiHidden="0" w:name="Light Grid Accent 1"/>
-    <w:lsdException w:unhideWhenUsed="0" w:uiPriority="63" w:semiHidden="0" w:name="Medium Shading 1 Accent 1"/>
-    <w:lsdException w:unhideWhenUsed="0" w:uiPriority="64" w:semiHidden="0" w:name="Medium Shading 2 Accent 1"/>
-    <w:lsdException w:unhideWhenUsed="0" w:uiPriority="65" w:semiHidden="0" w:name="Medium List 1 Accent 1"/>
-    <w:lsdException w:unhideWhenUsed="0" w:uiPriority="66" w:semiHidden="0" w:name="Medium List 2 Accent 1"/>
-    <w:lsdException w:unhideWhenUsed="0" w:uiPriority="67" w:semiHidden="0" w:name="Medium Grid 1 Accent 1"/>
-    <w:lsdException w:unhideWhenUsed="0" w:uiPriority="68" w:semiHidden="0" w:name="Medium Grid 2 Accent 1"/>
-    <w:lsdException w:unhideWhenUsed="0" w:uiPriority="69" w:semiHidden="0" w:name="Medium Grid 3 Accent 1"/>
-    <w:lsdException w:unhideWhenUsed="0" w:uiPriority="70" w:semiHidden="0" w:name="Dark List Accent 1"/>
-    <w:lsdException w:unhideWhenUsed="0" w:uiPriority="71" w:semiHidden="0" w:name="Colorful Shading Accent 1"/>
-    <w:lsdException w:unhideWhenUsed="0" w:uiPriority="72" w:semiHidden="0" w:name="Colorful List Accent 1"/>
-    <w:lsdException w:unhideWhenUsed="0" w:uiPriority="73" w:semiHidden="0" w:name="Colorful Grid Accent 1"/>
-    <w:lsdException w:unhideWhenUsed="0" w:uiPriority="60" w:semiHidden="0" w:name="Light Shading Accent 2"/>
-    <w:lsdException w:unhideWhenUsed="0" w:uiPriority="61" w:semiHidden="0" w:name="Light List Accent 2"/>
-    <w:lsdException w:unhideWhenUsed="0" w:uiPriority="62" w:semiHidden="0" w:name="Light Grid Accent 2"/>
-    <w:lsdException w:unhideWhenUsed="0" w:uiPriority="63" w:semiHidden="0" w:name="Medium Shading 1 Accent 2"/>
-    <w:lsdException w:unhideWhenUsed="0" w:uiPriority="64" w:semiHidden="0" w:name="Medium Shading 2 Accent 2"/>
-    <w:lsdException w:unhideWhenUsed="0" w:uiPriority="65" w:semiHidden="0" w:name="Medium List 1 Accent 2"/>
-    <w:lsdException w:unhideWhenUsed="0" w:uiPriority="66" w:semiHidden="0" w:name="Medium List 2 Accent 2"/>
-    <w:lsdException w:unhideWhenUsed="0" w:uiPriority="67" w:semiHidden="0" w:name="Medium Grid 1 Accent 2"/>
-    <w:lsdException w:unhideWhenUsed="0" w:uiPriority="68" w:semiHidden="0" w:name="Medium Grid 2 Accent 2"/>
-    <w:lsdException w:unhideWhenUsed="0" w:uiPriority="69" w:semiHidden="0" w:name="Medium Grid 3 Accent 2"/>
-    <w:lsdException w:unhideWhenUsed="0" w:uiPriority="70" w:semiHidden="0" w:name="Dark List Accent 2"/>
-    <w:lsdException w:unhideWhenUsed="0" w:uiPriority="71" w:semiHidden="0" w:name="Colorful Shading Accent 2"/>
-    <w:lsdException w:unhideWhenUsed="0" w:uiPriority="72" w:semiHidden="0" w:name="Colorful List Accent 2"/>
-    <w:lsdException w:unhideWhenUsed="0" w:uiPriority="73" w:semiHidden="0" w:name="Colorful Grid Accent 2"/>
-    <w:lsdException w:unhideWhenUsed="0" w:uiPriority="60" w:semiHidden="0" w:name="Light Shading Accent 3"/>
-    <w:lsdException w:unhideWhenUsed="0" w:uiPriority="61" w:semiHidden="0" w:name="Light List Accent 3"/>
-    <w:lsdException w:unhideWhenUsed="0" w:uiPriority="62" w:semiHidden="0" w:name="Light Grid Accent 3"/>
-    <w:lsdException w:unhideWhenUsed="0" w:uiPriority="63" w:semiHidden="0" w:name="Medium Shading 1 Accent 3"/>
-    <w:lsdException w:unhideWhenUsed="0" w:uiPriority="64" w:semiHidden="0" w:name="Medium Shading 2 Accent 3"/>
-    <w:lsdException w:unhideWhenUsed="0" w:uiPriority="65" w:semiHidden="0" w:name="Medium List 1 Accent 3"/>
-    <w:lsdException w:unhideWhenUsed="0" w:uiPriority="66" w:semiHidden="0" w:name="Medium List 2 Accent 3"/>
-    <w:lsdException w:unhideWhenUsed="0" w:uiPriority="67" w:semiHidden="0" w:name="Medium Grid 1 Accent 3"/>
-    <w:lsdException w:unhideWhenUsed="0" w:uiPriority="68" w:semiHidden="0" w:name="Medium Grid 2 Accent 3"/>
-    <w:lsdException w:unhideWhenUsed="0" w:uiPriority="69" w:semiHidden="0" w:name="Medium Grid 3 Accent 3"/>
-    <w:lsdException w:unhideWhenUsed="0" w:uiPriority="70" w:semiHidden="0" w:name="Dark List Accent 3"/>
-    <w:lsdException w:unhideWhenUsed="0" w:uiPriority="71" w:semiHidden="0" w:name="Colorful Shading Accent 3"/>
-    <w:lsdException w:unhideWhenUsed="0" w:uiPriority="72" w:semiHidden="0" w:name="Colorful List Accent 3"/>
-    <w:lsdException w:unhideWhenUsed="0" w:uiPriority="73" w:semiHidden="0" w:name="Colorful Grid Accent 3"/>
-    <w:lsdException w:unhideWhenUsed="0" w:uiPriority="60" w:semiHidden="0" w:name="Light Shading Accent 4"/>
-    <w:lsdException w:unhideWhenUsed="0" w:uiPriority="61" w:semiHidden="0" w:name="Light List Accent 4"/>
-    <w:lsdException w:unhideWhenUsed="0" w:uiPriority="62" w:semiHidden="0" w:name="Light Grid Accent 4"/>
-    <w:lsdException w:unhideWhenUsed="0" w:uiPriority="63" w:semiHidden="0" w:name="Medium Shading 1 Accent 4"/>
-    <w:lsdException w:unhideWhenUsed="0" w:uiPriority="64" w:semiHidden="0" w:name="Medium Shading 2 Accent 4"/>
-    <w:lsdException w:unhideWhenUsed="0" w:uiPriority="65" w:semiHidden="0" w:name="Medium List 1 Accent 4"/>
-    <w:lsdException w:unhideWhenUsed="0" w:uiPriority="66" w:semiHidden="0" w:name="Medium List 2 Accent 4"/>
-    <w:lsdException w:unhideWhenUsed="0" w:uiPriority="67" w:semiHidden="0" w:name="Medium Grid 1 Accent 4"/>
-    <w:lsdException w:unhideWhenUsed="0" w:uiPriority="68" w:semiHidden="0" w:name="Medium Grid 2 Accent 4"/>
-    <w:lsdException w:unhideWhenUsed="0" w:uiPriority="69" w:semiHidden="0" w:name="Medium Grid 3 Accent 4"/>
-    <w:lsdException w:unhideWhenUsed="0" w:uiPriority="70" w:semiHidden="0" w:name="Dark List Accent 4"/>
-    <w:lsdException w:unhideWhenUsed="0" w:uiPriority="71" w:semiHidden="0" w:name="Colorful Shading Accent 4"/>
-    <w:lsdException w:unhideWhenUsed="0" w:uiPriority="72" w:semiHidden="0" w:name="Colorful List Accent 4"/>
-    <w:lsdException w:unhideWhenUsed="0" w:uiPriority="73" w:semiHidden="0" w:name="Colorful Grid Accent 4"/>
-    <w:lsdException w:unhideWhenUsed="0" w:uiPriority="60" w:semiHidden="0" w:name="Light Shading Accent 5"/>
-    <w:lsdException w:unhideWhenUsed="0" w:uiPriority="61" w:semiHidden="0" w:name="Light List Accent 5"/>
-    <w:lsdException w:unhideWhenUsed="0" w:uiPriority="62" w:semiHidden="0" w:name="Light Grid Accent 5"/>
-    <w:lsdException w:unhideWhenUsed="0" w:uiPriority="63" w:semiHidden="0" w:name="Medium Shading 1 Accent 5"/>
-    <w:lsdException w:unhideWhenUsed="0" w:uiPriority="64" w:semiHidden="0" w:name="Medium Shading 2 Accent 5"/>
-    <w:lsdException w:unhideWhenUsed="0" w:uiPriority="65" w:semiHidden="0" w:name="Medium List 1 Accent 5"/>
-    <w:lsdException w:unhideWhenUsed="0" w:uiPriority="66" w:semiHidden="0" w:name="Medium List 2 Accent 5"/>
-    <w:lsdException w:unhideWhenUsed="0" w:uiPriority="67" w:semiHidden="0" w:name="Medium Grid 1 Accent 5"/>
-    <w:lsdException w:unhideWhenUsed="0" w:uiPriority="68" w:semiHidden="0" w:name="Medium Grid 2 Accent 5"/>
-    <w:lsdException w:unhideWhenUsed="0" w:uiPriority="69" w:semiHidden="0" w:name="Medium Grid 3 Accent 5"/>
-    <w:lsdException w:unhideWhenUsed="0" w:uiPriority="70" w:semiHidden="0" w:name="Dark List Accent 5"/>
-    <w:lsdException w:unhideWhenUsed="0" w:uiPriority="71" w:semiHidden="0" w:name="Colorful Shading Accent 5"/>
-    <w:lsdException w:unhideWhenUsed="0" w:uiPriority="72" w:semiHidden="0" w:name="Colorful List Accent 5"/>
-    <w:lsdException w:unhideWhenUsed="0" w:uiPriority="73" w:semiHidden="0" w:name="Colorful Grid Accent 5"/>
-    <w:lsdException w:unhideWhenUsed="0" w:uiPriority="60" w:semiHidden="0" w:name="Light Shading Accent 6"/>
-    <w:lsdException w:unhideWhenUsed="0" w:uiPriority="61" w:semiHidden="0" w:name="Light List Accent 6"/>
-    <w:lsdException w:unhideWhenUsed="0" w:uiPriority="62" w:semiHidden="0" w:name="Light Grid Accent 6"/>
-    <w:lsdException w:unhideWhenUsed="0" w:uiPriority="63" w:semiHidden="0" w:name="Medium Shading 1 Accent 6"/>
-    <w:lsdException w:unhideWhenUsed="0" w:uiPriority="64" w:semiHidden="0" w:name="Medium Shading 2 Accent 6"/>
-    <w:lsdException w:unhideWhenUsed="0" w:uiPriority="65" w:semiHidden="0" w:name="Medium List 1 Accent 6"/>
-    <w:lsdException w:unhideWhenUsed="0" w:uiPriority="66" w:semiHidden="0" w:name="Medium List 2 Accent 6"/>
-    <w:lsdException w:unhideWhenUsed="0" w:uiPriority="67" w:semiHidden="0" w:name="Medium Grid 1 Accent 6"/>
-    <w:lsdException w:unhideWhenUsed="0" w:uiPriority="68" w:semiHidden="0" w:name="Medium Grid 2 Accent 6"/>
-    <w:lsdException w:unhideWhenUsed="0" w:uiPriority="69" w:semiHidden="0" w:name="Medium Grid 3 Accent 6"/>
-    <w:lsdException w:unhideWhenUsed="0" w:uiPriority="70" w:semiHidden="0" w:name="Dark List Accent 6"/>
-    <w:lsdException w:unhideWhenUsed="0" w:uiPriority="71" w:semiHidden="0" w:name="Colorful Shading Accent 6"/>
-    <w:lsdException w:unhideWhenUsed="0" w:uiPriority="72" w:semiHidden="0" w:name="Colorful List Accent 6"/>
-    <w:lsdException w:unhideWhenUsed="0" w:uiPriority="73" w:semiHidden="0" w:name="Colorful Grid Accent 6"/>
+  <w:latentStyles w:defLockedState="0" w:defUIPriority="99" w:defSemiHidden="1" w:defUnhideWhenUsed="1" w:defQFormat="0" w:count="260">
+    <w:lsdException w:name="Normal" w:semiHidden="0" w:uiPriority="0" w:unhideWhenUsed="0" w:qFormat="1"/>
+    <w:lsdException w:name="heading 1" w:semiHidden="0" w:uiPriority="0" w:unhideWhenUsed="0" w:qFormat="1"/>
+    <w:lsdException w:name="heading 2" w:semiHidden="0" w:uiPriority="0" w:qFormat="1"/>
+    <w:lsdException w:name="heading 3" w:uiPriority="0" w:qFormat="1"/>
+    <w:lsdException w:name="heading 4" w:semiHidden="0" w:uiPriority="0" w:qFormat="1"/>
+    <w:lsdException w:name="heading 5" w:uiPriority="0" w:qFormat="1"/>
+    <w:lsdException w:name="heading 6" w:uiPriority="0" w:qFormat="1"/>
+    <w:lsdException w:name="heading 7" w:uiPriority="0" w:qFormat="1"/>
+    <w:lsdException w:name="heading 8" w:uiPriority="0" w:qFormat="1"/>
+    <w:lsdException w:name="heading 9" w:uiPriority="0" w:qFormat="1"/>
+    <w:lsdException w:name="index 1" w:semiHidden="0" w:uiPriority="0" w:unhideWhenUsed="0"/>
+    <w:lsdException w:name="index 2" w:semiHidden="0" w:uiPriority="0" w:unhideWhenUsed="0"/>
+    <w:lsdException w:name="index 3" w:semiHidden="0" w:uiPriority="0" w:unhideWhenUsed="0"/>
+    <w:lsdException w:name="index 4" w:semiHidden="0" w:uiPriority="0" w:unhideWhenUsed="0"/>
+    <w:lsdException w:name="index 5" w:semiHidden="0" w:uiPriority="0" w:unhideWhenUsed="0"/>
+    <w:lsdException w:name="index 6" w:semiHidden="0" w:uiPriority="0" w:unhideWhenUsed="0"/>
+    <w:lsdException w:name="index 7" w:semiHidden="0" w:uiPriority="0" w:unhideWhenUsed="0"/>
+    <w:lsdException w:name="index 8" w:semiHidden="0" w:uiPriority="0" w:unhideWhenUsed="0"/>
+    <w:lsdException w:name="index 9" w:semiHidden="0" w:uiPriority="0" w:unhideWhenUsed="0"/>
+    <w:lsdException w:name="toc 1" w:semiHidden="0" w:uiPriority="0" w:unhideWhenUsed="0" w:qFormat="1"/>
+    <w:lsdException w:name="toc 2" w:semiHidden="0" w:uiPriority="0" w:unhideWhenUsed="0" w:qFormat="1"/>
+    <w:lsdException w:name="toc 3" w:semiHidden="0" w:uiPriority="0" w:unhideWhenUsed="0" w:qFormat="1"/>
+    <w:lsdException w:name="toc 4" w:semiHidden="0" w:uiPriority="0" w:unhideWhenUsed="0"/>
+    <w:lsdException w:name="toc 5" w:semiHidden="0" w:uiPriority="0" w:unhideWhenUsed="0"/>
+    <w:lsdException w:name="toc 6" w:semiHidden="0" w:uiPriority="0" w:unhideWhenUsed="0"/>
+    <w:lsdException w:name="toc 7" w:semiHidden="0" w:uiPriority="0" w:unhideWhenUsed="0"/>
+    <w:lsdException w:name="toc 8" w:semiHidden="0" w:uiPriority="0" w:unhideWhenUsed="0"/>
+    <w:lsdException w:name="toc 9" w:semiHidden="0" w:uiPriority="0" w:unhideWhenUsed="0"/>
+    <w:lsdException w:name="Normal Indent" w:semiHidden="0" w:uiPriority="0" w:unhideWhenUsed="0"/>
+    <w:lsdException w:name="footnote text" w:semiHidden="0" w:uiPriority="0" w:unhideWhenUsed="0"/>
+    <w:lsdException w:name="annotation text" w:semiHidden="0" w:uiPriority="0" w:unhideWhenUsed="0" w:qFormat="1"/>
+    <w:lsdException w:name="header" w:semiHidden="0" w:uiPriority="0" w:unhideWhenUsed="0" w:qFormat="1"/>
+    <w:lsdException w:name="footer" w:semiHidden="0" w:uiPriority="0" w:unhideWhenUsed="0" w:qFormat="1"/>
+    <w:lsdException w:name="index heading" w:semiHidden="0" w:uiPriority="0" w:unhideWhenUsed="0"/>
+    <w:lsdException w:name="caption" w:uiPriority="0" w:qFormat="1"/>
+    <w:lsdException w:name="table of figures" w:semiHidden="0" w:uiPriority="0" w:unhideWhenUsed="0" w:qFormat="1"/>
+    <w:lsdException w:name="envelope address" w:semiHidden="0" w:uiPriority="0" w:unhideWhenUsed="0"/>
+    <w:lsdException w:name="envelope return" w:semiHidden="0" w:uiPriority="0" w:unhideWhenUsed="0"/>
+    <w:lsdException w:name="footnote reference" w:semiHidden="0" w:uiPriority="0" w:unhideWhenUsed="0"/>
+    <w:lsdException w:name="annotation reference" w:semiHidden="0" w:uiPriority="0" w:unhideWhenUsed="0"/>
+    <w:lsdException w:name="line number" w:semiHidden="0" w:uiPriority="0" w:unhideWhenUsed="0"/>
+    <w:lsdException w:name="page number" w:semiHidden="0" w:uiPriority="0" w:unhideWhenUsed="0"/>
+    <w:lsdException w:name="endnote reference" w:semiHidden="0" w:uiPriority="0" w:unhideWhenUsed="0"/>
+    <w:lsdException w:name="endnote text" w:semiHidden="0" w:uiPriority="0" w:unhideWhenUsed="0"/>
+    <w:lsdException w:name="table of authorities" w:semiHidden="0" w:uiPriority="0" w:unhideWhenUsed="0"/>
+    <w:lsdException w:name="macro" w:semiHidden="0" w:uiPriority="0" w:unhideWhenUsed="0"/>
+    <w:lsdException w:name="toa heading" w:semiHidden="0" w:uiPriority="0" w:unhideWhenUsed="0"/>
+    <w:lsdException w:name="List" w:semiHidden="0" w:uiPriority="0" w:unhideWhenUsed="0"/>
+    <w:lsdException w:name="List Bullet" w:semiHidden="0" w:uiPriority="0" w:unhideWhenUsed="0"/>
+    <w:lsdException w:name="List Number" w:semiHidden="0" w:uiPriority="0" w:unhideWhenUsed="0"/>
+    <w:lsdException w:name="List 2" w:semiHidden="0" w:uiPriority="0" w:unhideWhenUsed="0"/>
+    <w:lsdException w:name="List 3" w:semiHidden="0" w:uiPriority="0" w:unhideWhenUsed="0"/>
+    <w:lsdException w:name="List 4" w:semiHidden="0" w:uiPriority="0" w:unhideWhenUsed="0"/>
+    <w:lsdException w:name="List 5" w:semiHidden="0" w:uiPriority="0" w:unhideWhenUsed="0"/>
+    <w:lsdException w:name="List Bullet 2" w:semiHidden="0" w:uiPriority="0" w:unhideWhenUsed="0"/>
+    <w:lsdException w:name="List Bullet 3" w:semiHidden="0" w:uiPriority="0" w:unhideWhenUsed="0"/>
+    <w:lsdException w:name="List Bullet 4" w:semiHidden="0" w:uiPriority="0" w:unhideWhenUsed="0"/>
+    <w:lsdException w:name="List Bullet 5" w:semiHidden="0" w:uiPriority="0" w:unhideWhenUsed="0"/>
+    <w:lsdException w:name="List Number 2" w:semiHidden="0" w:uiPriority="0" w:unhideWhenUsed="0"/>
+    <w:lsdException w:name="List Number 3" w:semiHidden="0" w:uiPriority="0" w:unhideWhenUsed="0"/>
+    <w:lsdException w:name="List Number 4" w:semiHidden="0" w:uiPriority="0" w:unhideWhenUsed="0"/>
+    <w:lsdException w:name="List Number 5" w:semiHidden="0" w:uiPriority="0" w:unhideWhenUsed="0"/>
+    <w:lsdException w:name="Title" w:semiHidden="0" w:uiPriority="0" w:unhideWhenUsed="0" w:qFormat="1"/>
+    <w:lsdException w:name="Closing" w:semiHidden="0" w:uiPriority="0" w:unhideWhenUsed="0"/>
+    <w:lsdException w:name="Signature" w:semiHidden="0" w:uiPriority="0" w:unhideWhenUsed="0"/>
+    <w:lsdException w:name="Default Paragraph Font" w:uiPriority="0" w:unhideWhenUsed="0" w:qFormat="1"/>
+    <w:lsdException w:name="Body Text" w:uiPriority="0" w:unhideWhenUsed="0" w:qFormat="1"/>
+    <w:lsdException w:name="Body Text Indent" w:semiHidden="0" w:uiPriority="0" w:unhideWhenUsed="0"/>
+    <w:lsdException w:name="List Continue" w:semiHidden="0" w:uiPriority="0" w:unhideWhenUsed="0"/>
+    <w:lsdException w:name="List Continue 2" w:semiHidden="0" w:uiPriority="0" w:unhideWhenUsed="0"/>
+    <w:lsdException w:name="List Continue 3" w:semiHidden="0" w:uiPriority="0" w:unhideWhenUsed="0"/>
+    <w:lsdException w:name="List Continue 4" w:semiHidden="0" w:uiPriority="0" w:unhideWhenUsed="0"/>
+    <w:lsdException w:name="List Continue 5" w:semiHidden="0" w:uiPriority="0" w:unhideWhenUsed="0"/>
+    <w:lsdException w:name="Message Header" w:semiHidden="0" w:uiPriority="0" w:unhideWhenUsed="0"/>
+    <w:lsdException w:name="Subtitle" w:semiHidden="0" w:uiPriority="0" w:unhideWhenUsed="0" w:qFormat="1"/>
+    <w:lsdException w:name="Salutation" w:semiHidden="0" w:uiPriority="0" w:unhideWhenUsed="0"/>
+    <w:lsdException w:name="Date" w:semiHidden="0" w:uiPriority="0" w:unhideWhenUsed="0"/>
+    <w:lsdException w:name="Body Text First Indent" w:semiHidden="0" w:uiPriority="0" w:unhideWhenUsed="0"/>
+    <w:lsdException w:name="Body Text First Indent 2" w:semiHidden="0" w:uiPriority="0" w:unhideWhenUsed="0"/>
+    <w:lsdException w:name="Body Text 2" w:semiHidden="0" w:uiPriority="0" w:unhideWhenUsed="0"/>
+    <w:lsdException w:name="Body Text 3" w:semiHidden="0" w:uiPriority="0" w:unhideWhenUsed="0"/>
+    <w:lsdException w:name="Body Text Indent 2" w:semiHidden="0" w:uiPriority="0" w:unhideWhenUsed="0"/>
+    <w:lsdException w:name="Body Text Indent 3" w:semiHidden="0" w:uiPriority="0" w:unhideWhenUsed="0"/>
+    <w:lsdException w:name="Block Text" w:semiHidden="0" w:uiPriority="0" w:unhideWhenUsed="0"/>
+    <w:lsdException w:name="Hyperlink" w:semiHidden="0" w:uiPriority="0" w:unhideWhenUsed="0"/>
+    <w:lsdException w:name="FollowedHyperlink" w:semiHidden="0" w:uiPriority="0" w:unhideWhenUsed="0"/>
+    <w:lsdException w:name="Strong" w:semiHidden="0" w:uiPriority="0" w:unhideWhenUsed="0" w:qFormat="1"/>
+    <w:lsdException w:name="Emphasis" w:semiHidden="0" w:uiPriority="0" w:unhideWhenUsed="0" w:qFormat="1"/>
+    <w:lsdException w:name="Document Map" w:semiHidden="0" w:uiPriority="0" w:unhideWhenUsed="0"/>
+    <w:lsdException w:name="Plain Text" w:semiHidden="0" w:uiPriority="0" w:unhideWhenUsed="0"/>
+    <w:lsdException w:name="E-mail Signature" w:semiHidden="0" w:uiPriority="0" w:unhideWhenUsed="0"/>
+    <w:lsdException w:name="Normal (Web)" w:semiHidden="0" w:uiPriority="0" w:unhideWhenUsed="0" w:qFormat="1"/>
+    <w:lsdException w:name="HTML Acronym" w:semiHidden="0" w:uiPriority="0" w:unhideWhenUsed="0"/>
+    <w:lsdException w:name="HTML Address" w:semiHidden="0" w:uiPriority="0" w:unhideWhenUsed="0"/>
+    <w:lsdException w:name="HTML Cite" w:semiHidden="0" w:uiPriority="0" w:unhideWhenUsed="0"/>
+    <w:lsdException w:name="HTML Code" w:semiHidden="0" w:uiPriority="0" w:unhideWhenUsed="0"/>
+    <w:lsdException w:name="HTML Definition" w:semiHidden="0" w:uiPriority="0" w:unhideWhenUsed="0"/>
+    <w:lsdException w:name="HTML Keyboard" w:semiHidden="0" w:uiPriority="0" w:unhideWhenUsed="0"/>
+    <w:lsdException w:name="HTML Preformatted" w:semiHidden="0" w:uiPriority="0" w:unhideWhenUsed="0" w:qFormat="1"/>
+    <w:lsdException w:name="HTML Sample" w:semiHidden="0" w:uiPriority="0" w:unhideWhenUsed="0"/>
+    <w:lsdException w:name="HTML Typewriter" w:semiHidden="0" w:uiPriority="0" w:unhideWhenUsed="0"/>
+    <w:lsdException w:name="HTML Variable" w:semiHidden="0" w:uiPriority="0" w:unhideWhenUsed="0"/>
+    <w:lsdException w:name="Normal Table" w:uiPriority="0" w:unhideWhenUsed="0" w:qFormat="1"/>
+    <w:lsdException w:name="annotation subject" w:semiHidden="0" w:uiPriority="0" w:unhideWhenUsed="0"/>
+    <w:lsdException w:name="Table Simple 1" w:semiHidden="0" w:uiPriority="0" w:unhideWhenUsed="0"/>
+    <w:lsdException w:name="Table Simple 2" w:semiHidden="0" w:uiPriority="0" w:unhideWhenUsed="0"/>
+    <w:lsdException w:name="Table Simple 3" w:semiHidden="0" w:uiPriority="0" w:unhideWhenUsed="0"/>
+    <w:lsdException w:name="Table Classic 1" w:semiHidden="0" w:uiPriority="0" w:unhideWhenUsed="0"/>
+    <w:lsdException w:name="Table Classic 2" w:semiHidden="0" w:uiPriority="0" w:unhideWhenUsed="0"/>
+    <w:lsdException w:name="Table Classic 3" w:semiHidden="0" w:uiPriority="0" w:unhideWhenUsed="0"/>
+    <w:lsdException w:name="Table Classic 4" w:semiHidden="0" w:uiPriority="0" w:unhideWhenUsed="0"/>
+    <w:lsdException w:name="Table Colorful 1" w:semiHidden="0" w:uiPriority="0" w:unhideWhenUsed="0"/>
+    <w:lsdException w:name="Table Colorful 2" w:semiHidden="0" w:uiPriority="0" w:unhideWhenUsed="0"/>
+    <w:lsdException w:name="Table Colorful 3" w:semiHidden="0" w:uiPriority="0" w:unhideWhenUsed="0"/>
+    <w:lsdException w:name="Table Columns 1" w:semiHidden="0" w:uiPriority="0" w:unhideWhenUsed="0"/>
+    <w:lsdException w:name="Table Columns 2" w:semiHidden="0" w:uiPriority="0" w:unhideWhenUsed="0"/>
+    <w:lsdException w:name="Table Columns 3" w:semiHidden="0" w:uiPriority="0" w:unhideWhenUsed="0"/>
+    <w:lsdException w:name="Table Columns 4" w:semiHidden="0" w:uiPriority="0" w:unhideWhenUsed="0"/>
+    <w:lsdException w:name="Table Columns 5" w:semiHidden="0" w:uiPriority="0" w:unhideWhenUsed="0"/>
+    <w:lsdException w:name="Table Grid 1" w:semiHidden="0" w:uiPriority="0" w:unhideWhenUsed="0"/>
+    <w:lsdException w:name="Table Grid 2" w:semiHidden="0" w:uiPriority="0" w:unhideWhenUsed="0"/>
+    <w:lsdException w:name="Table Grid 3" w:semiHidden="0" w:uiPriority="0" w:unhideWhenUsed="0"/>
+    <w:lsdException w:name="Table Grid 4" w:semiHidden="0" w:uiPriority="0" w:unhideWhenUsed="0"/>
+    <w:lsdException w:name="Table Grid 5" w:semiHidden="0" w:uiPriority="0" w:unhideWhenUsed="0"/>
+    <w:lsdException w:name="Table Grid 6" w:semiHidden="0" w:uiPriority="0" w:unhideWhenUsed="0"/>
+    <w:lsdException w:name="Table Grid 7" w:semiHidden="0" w:uiPriority="0" w:unhideWhenUsed="0"/>
+    <w:lsdException w:name="Table Grid 8" w:semiHidden="0" w:uiPriority="0" w:unhideWhenUsed="0"/>
+    <w:lsdException w:name="Table List 1" w:semiHidden="0" w:uiPriority="0" w:unhideWhenUsed="0"/>
+    <w:lsdException w:name="Table List 2" w:semiHidden="0" w:uiPriority="0" w:unhideWhenUsed="0"/>
+    <w:lsdException w:name="Table List 3" w:semiHidden="0" w:uiPriority="0" w:unhideWhenUsed="0"/>
+    <w:lsdException w:name="Table List 4" w:semiHidden="0" w:uiPriority="0" w:unhideWhenUsed="0"/>
+    <w:lsdException w:name="Table List 5" w:semiHidden="0" w:uiPriority="0" w:unhideWhenUsed="0"/>
+    <w:lsdException w:name="Table List 6" w:semiHidden="0" w:uiPriority="0" w:unhideWhenUsed="0"/>
+    <w:lsdException w:name="Table List 7" w:semiHidden="0" w:uiPriority="0" w:unhideWhenUsed="0"/>
+    <w:lsdException w:name="Table List 8" w:semiHidden="0" w:uiPriority="0" w:unhideWhenUsed="0"/>
+    <w:lsdException w:name="Table 3D effects 1" w:semiHidden="0" w:uiPriority="0" w:unhideWhenUsed="0"/>
+    <w:lsdException w:name="Table 3D effects 2" w:semiHidden="0" w:uiPriority="0" w:unhideWhenUsed="0"/>
+    <w:lsdException w:name="Table 3D effects 3" w:semiHidden="0" w:uiPriority="0" w:unhideWhenUsed="0"/>
+    <w:lsdException w:name="Table Contemporary" w:semiHidden="0" w:uiPriority="0" w:unhideWhenUsed="0"/>
+    <w:lsdException w:name="Table Elegant" w:semiHidden="0" w:uiPriority="0" w:unhideWhenUsed="0"/>
+    <w:lsdException w:name="Table Professional" w:semiHidden="0" w:uiPriority="0" w:unhideWhenUsed="0"/>
+    <w:lsdException w:name="Table Subtle 1" w:semiHidden="0" w:uiPriority="0" w:unhideWhenUsed="0"/>
+    <w:lsdException w:name="Table Subtle 2" w:semiHidden="0" w:uiPriority="0" w:unhideWhenUsed="0"/>
+    <w:lsdException w:name="Table Web 1" w:semiHidden="0" w:uiPriority="0" w:unhideWhenUsed="0"/>
+    <w:lsdException w:name="Table Web 2" w:semiHidden="0" w:uiPriority="0" w:unhideWhenUsed="0"/>
+    <w:lsdException w:name="Table Web 3" w:semiHidden="0" w:uiPriority="0" w:unhideWhenUsed="0"/>
+    <w:lsdException w:name="Balloon Text" w:semiHidden="0" w:uiPriority="0" w:unhideWhenUsed="0"/>
+    <w:lsdException w:name="Table Grid" w:semiHidden="0" w:uiPriority="0" w:unhideWhenUsed="0" w:qFormat="1"/>
+    <w:lsdException w:name="Table Theme" w:semiHidden="0" w:uiPriority="0" w:unhideWhenUsed="0"/>
+    <w:lsdException w:name="Light Shading" w:semiHidden="0" w:uiPriority="60" w:unhideWhenUsed="0"/>
+    <w:lsdException w:name="Light List" w:semiHidden="0" w:uiPriority="61" w:unhideWhenUsed="0"/>
+    <w:lsdException w:name="Light Grid" w:semiHidden="0" w:uiPriority="62" w:unhideWhenUsed="0"/>
+    <w:lsdException w:name="Medium Shading 1" w:semiHidden="0" w:uiPriority="63" w:unhideWhenUsed="0"/>
+    <w:lsdException w:name="Medium Shading 2" w:semiHidden="0" w:uiPriority="64" w:unhideWhenUsed="0"/>
+    <w:lsdException w:name="Medium List 1" w:semiHidden="0" w:uiPriority="65" w:unhideWhenUsed="0"/>
+    <w:lsdException w:name="Medium List 2" w:semiHidden="0" w:uiPriority="66" w:unhideWhenUsed="0"/>
+    <w:lsdException w:name="Medium Grid 1" w:semiHidden="0" w:uiPriority="67" w:unhideWhenUsed="0"/>
+    <w:lsdException w:name="Medium Grid 2" w:semiHidden="0" w:uiPriority="68" w:unhideWhenUsed="0"/>
+    <w:lsdException w:name="Medium Grid 3" w:semiHidden="0" w:uiPriority="69" w:unhideWhenUsed="0"/>
+    <w:lsdException w:name="Dark List" w:semiHidden="0" w:uiPriority="70" w:unhideWhenUsed="0"/>
+    <w:lsdException w:name="Colorful Shading" w:semiHidden="0" w:uiPriority="71" w:unhideWhenUsed="0"/>
+    <w:lsdException w:name="Colorful List" w:semiHidden="0" w:uiPriority="72" w:unhideWhenUsed="0"/>
+    <w:lsdException w:name="Colorful Grid" w:semiHidden="0" w:uiPriority="73" w:unhideWhenUsed="0"/>
+    <w:lsdException w:name="Light Shading Accent 1" w:semiHidden="0" w:uiPriority="60" w:unhideWhenUsed="0"/>
+    <w:lsdException w:name="Light List Accent 1" w:semiHidden="0" w:uiPriority="61" w:unhideWhenUsed="0"/>
+    <w:lsdException w:name="Light Grid Accent 1" w:semiHidden="0" w:uiPriority="62" w:unhideWhenUsed="0"/>
+    <w:lsdException w:name="Medium Shading 1 Accent 1" w:semiHidden="0" w:uiPriority="63" w:unhideWhenUsed="0"/>
+    <w:lsdException w:name="Medium Shading 2 Accent 1" w:semiHidden="0" w:uiPriority="64" w:unhideWhenUsed="0"/>
+    <w:lsdException w:name="Medium List 1 Accent 1" w:semiHidden="0" w:uiPriority="65" w:unhideWhenUsed="0"/>
+    <w:lsdException w:name="Medium List 2 Accent 1" w:semiHidden="0" w:uiPriority="66" w:unhideWhenUsed="0"/>
+    <w:lsdException w:name="Medium Grid 1 Accent 1" w:semiHidden="0" w:uiPriority="67" w:unhideWhenUsed="0"/>
+    <w:lsdException w:name="Medium Grid 2 Accent 1" w:semiHidden="0" w:uiPriority="68" w:unhideWhenUsed="0"/>
+    <w:lsdException w:name="Medium Grid 3 Accent 1" w:semiHidden="0" w:uiPriority="69" w:unhideWhenUsed="0"/>
+    <w:lsdException w:name="Dark List Accent 1" w:semiHidden="0" w:uiPriority="70" w:unhideWhenUsed="0"/>
+    <w:lsdException w:name="Colorful Shading Accent 1" w:semiHidden="0" w:uiPriority="71" w:unhideWhenUsed="0"/>
+    <w:lsdException w:name="Colorful List Accent 1" w:semiHidden="0" w:uiPriority="72" w:unhideWhenUsed="0"/>
+    <w:lsdException w:name="Colorful Grid Accent 1" w:semiHidden="0" w:uiPriority="73" w:unhideWhenUsed="0"/>
+    <w:lsdException w:name="Light Shading Accent 2" w:semiHidden="0" w:uiPriority="60" w:unhideWhenUsed="0"/>
+    <w:lsdException w:name="Light List Accent 2" w:semiHidden="0" w:uiPriority="61" w:unhideWhenUsed="0"/>
+    <w:lsdException w:name="Light Grid Accent 2" w:semiHidden="0" w:uiPriority="62" w:unhideWhenUsed="0"/>
+    <w:lsdException w:name="Medium Shading 1 Accent 2" w:semiHidden="0" w:uiPriority="63" w:unhideWhenUsed="0"/>
+    <w:lsdException w:name="Medium Shading 2 Accent 2" w:semiHidden="0" w:uiPriority="64" w:unhideWhenUsed="0"/>
+    <w:lsdException w:name="Medium List 1 Accent 2" w:semiHidden="0" w:uiPriority="65" w:unhideWhenUsed="0"/>
+    <w:lsdException w:name="Medium List 2 Accent 2" w:semiHidden="0" w:uiPriority="66" w:unhideWhenUsed="0"/>
+    <w:lsdException w:name="Medium Grid 1 Accent 2" w:semiHidden="0" w:uiPriority="67" w:unhideWhenUsed="0"/>
+    <w:lsdException w:name="Medium Grid 2 Accent 2" w:semiHidden="0" w:uiPriority="68" w:unhideWhenUsed="0"/>
+    <w:lsdException w:name="Medium Grid 3 Accent 2" w:semiHidden="0" w:uiPriority="69" w:unhideWhenUsed="0"/>
+    <w:lsdException w:name="Dark List Accent 2" w:semiHidden="0" w:uiPriority="70" w:unhideWhenUsed="0"/>
+    <w:lsdException w:name="Colorful Shading Accent 2" w:semiHidden="0" w:uiPriority="71" w:unhideWhenUsed="0"/>
+    <w:lsdException w:name="Colorful List Accent 2" w:semiHidden="0" w:uiPriority="72" w:unhideWhenUsed="0"/>
+    <w:lsdException w:name="Colorful Grid Accent 2" w:semiHidden="0" w:uiPriority="73" w:unhideWhenUsed="0"/>
+    <w:lsdException w:name="Light Shading Accent 3" w:semiHidden="0" w:uiPriority="60" w:unhideWhenUsed="0"/>
+    <w:lsdException w:name="Light List Accent 3" w:semiHidden="0" w:uiPriority="61" w:unhideWhenUsed="0"/>
+    <w:lsdException w:name="Light Grid Accent 3" w:semiHidden="0" w:uiPriority="62" w:unhideWhenUsed="0"/>
+    <w:lsdException w:name="Medium Shading 1 Accent 3" w:semiHidden="0" w:uiPriority="63" w:unhideWhenUsed="0"/>
+    <w:lsdException w:name="Medium Shading 2 Accent 3" w:semiHidden="0" w:uiPriority="64" w:unhideWhenUsed="0"/>
+    <w:lsdException w:name="Medium List 1 Accent 3" w:semiHidden="0" w:uiPriority="65" w:unhideWhenUsed="0"/>
+    <w:lsdException w:name="Medium List 2 Accent 3" w:semiHidden="0" w:uiPriority="66" w:unhideWhenUsed="0"/>
+    <w:lsdException w:name="Medium Grid 1 Accent 3" w:semiHidden="0" w:uiPriority="67" w:unhideWhenUsed="0"/>
+    <w:lsdException w:name="Medium Grid 2 Accent 3" w:semiHidden="0" w:uiPriority="68" w:unhideWhenUsed="0"/>
+    <w:lsdException w:name="Medium Grid 3 Accent 3" w:semiHidden="0" w:uiPriority="69" w:unhideWhenUsed="0"/>
+    <w:lsdException w:name="Dark List Accent 3" w:semiHidden="0" w:uiPriority="70" w:unhideWhenUsed="0"/>
+    <w:lsdException w:name="Colorful Shading Accent 3" w:semiHidden="0" w:uiPriority="71" w:unhideWhenUsed="0"/>
+    <w:lsdException w:name="Colorful List Accent 3" w:semiHidden="0" w:uiPriority="72" w:unhideWhenUsed="0"/>
+    <w:lsdException w:name="Colorful Grid Accent 3" w:semiHidden="0" w:uiPriority="73" w:unhideWhenUsed="0"/>
+    <w:lsdException w:name="Light Shading Accent 4" w:semiHidden="0" w:uiPriority="60" w:unhideWhenUsed="0"/>
+    <w:lsdException w:name="Light List Accent 4" w:semiHidden="0" w:uiPriority="61" w:unhideWhenUsed="0"/>
+    <w:lsdException w:name="Light Grid Accent 4" w:semiHidden="0" w:uiPriority="62" w:unhideWhenUsed="0"/>
+    <w:lsdException w:name="Medium Shading 1 Accent 4" w:semiHidden="0" w:uiPriority="63" w:unhideWhenUsed="0"/>
+    <w:lsdException w:name="Medium Shading 2 Accent 4" w:semiHidden="0" w:uiPriority="64" w:unhideWhenUsed="0"/>
+    <w:lsdException w:name="Medium List 1 Accent 4" w:semiHidden="0" w:uiPriority="65" w:unhideWhenUsed="0"/>
+    <w:lsdException w:name="Medium List 2 Accent 4" w:semiHidden="0" w:uiPriority="66" w:unhideWhenUsed="0"/>
+    <w:lsdException w:name="Medium Grid 1 Accent 4" w:semiHidden="0" w:uiPriority="67" w:unhideWhenUsed="0"/>
+    <w:lsdException w:name="Medium Grid 2 Accent 4" w:semiHidden="0" w:uiPriority="68" w:unhideWhenUsed="0"/>
+    <w:lsdException w:name="Medium Grid 3 Accent 4" w:semiHidden="0" w:uiPriority="69" w:unhideWhenUsed="0"/>
+    <w:lsdException w:name="Dark List Accent 4" w:semiHidden="0" w:uiPriority="70" w:unhideWhenUsed="0"/>
+    <w:lsdException w:name="Colorful Shading Accent 4" w:semiHidden="0" w:uiPriority="71" w:unhideWhenUsed="0"/>
+    <w:lsdException w:name="Colorful List Accent 4" w:semiHidden="0" w:uiPriority="72" w:unhideWhenUsed="0"/>
+    <w:lsdException w:name="Colorful Grid Accent 4" w:semiHidden="0" w:uiPriority="73" w:unhideWhenUsed="0"/>
+    <w:lsdException w:name="Light Shading Accent 5" w:semiHidden="0" w:uiPriority="60" w:unhideWhenUsed="0"/>
+    <w:lsdException w:name="Light List Accent 5" w:semiHidden="0" w:uiPriority="61" w:unhideWhenUsed="0"/>
+    <w:lsdException w:name="Light Grid Accent 5" w:semiHidden="0" w:uiPriority="62" w:unhideWhenUsed="0"/>
+    <w:lsdException w:name="Medium Shading 1 Accent 5" w:semiHidden="0" w:uiPriority="63" w:unhideWhenUsed="0"/>
+    <w:lsdException w:name="Medium Shading 2 Accent 5" w:semiHidden="0" w:uiPriority="64" w:unhideWhenUsed="0"/>
+    <w:lsdException w:name="Medium List 1 Accent 5" w:semiHidden="0" w:uiPriority="65" w:unhideWhenUsed="0"/>
+    <w:lsdException w:name="Medium List 2 Accent 5" w:semiHidden="0" w:uiPriority="66" w:unhideWhenUsed="0"/>
+    <w:lsdException w:name="Medium Grid 1 Accent 5" w:semiHidden="0" w:uiPriority="67" w:unhideWhenUsed="0"/>
+    <w:lsdException w:name="Medium Grid 2 Accent 5" w:semiHidden="0" w:uiPriority="68" w:unhideWhenUsed="0"/>
+    <w:lsdException w:name="Medium Grid 3 Accent 5" w:semiHidden="0" w:uiPriority="69" w:unhideWhenUsed="0"/>
+    <w:lsdException w:name="Dark List Accent 5" w:semiHidden="0" w:uiPriority="70" w:unhideWhenUsed="0"/>
+    <w:lsdException w:name="Colorful Shading Accent 5" w:semiHidden="0" w:uiPriority="71" w:unhideWhenUsed="0"/>
+    <w:lsdException w:name="Colorful List Accent 5" w:semiHidden="0" w:uiPriority="72" w:unhideWhenUsed="0"/>
+    <w:lsdException w:name="Colorful Grid Accent 5" w:semiHidden="0" w:uiPriority="73" w:unhideWhenUsed="0"/>
+    <w:lsdException w:name="Light Shading Accent 6" w:semiHidden="0" w:uiPriority="60" w:unhideWhenUsed="0"/>
+    <w:lsdException w:name="Light List Accent 6" w:semiHidden="0" w:uiPriority="61" w:unhideWhenUsed="0"/>
+    <w:lsdException w:name="Light Grid Accent 6" w:semiHidden="0" w:uiPriority="62" w:unhideWhenUsed="0"/>
+    <w:lsdException w:name="Medium Shading 1 Accent 6" w:semiHidden="0" w:uiPriority="63" w:unhideWhenUsed="0"/>
+    <w:lsdException w:name="Medium Shading 2 Accent 6" w:semiHidden="0" w:uiPriority="64" w:unhideWhenUsed="0"/>
+    <w:lsdException w:name="Medium List 1 Accent 6" w:semiHidden="0" w:uiPriority="65" w:unhideWhenUsed="0"/>
+    <w:lsdException w:name="Medium List 2 Accent 6" w:semiHidden="0" w:uiPriority="66" w:unhideWhenUsed="0"/>
+    <w:lsdException w:name="Medium Grid 1 Accent 6" w:semiHidden="0" w:uiPriority="67" w:unhideWhenUsed="0"/>
+    <w:lsdException w:name="Medium Grid 2 Accent 6" w:semiHidden="0" w:uiPriority="68" w:unhideWhenUsed="0"/>
+    <w:lsdException w:name="Medium Grid 3 Accent 6" w:semiHidden="0" w:uiPriority="69" w:unhideWhenUsed="0"/>
+    <w:lsdException w:name="Dark List Accent 6" w:semiHidden="0" w:uiPriority="70" w:unhideWhenUsed="0"/>
+    <w:lsdException w:name="Colorful Shading Accent 6" w:semiHidden="0" w:uiPriority="71" w:unhideWhenUsed="0"/>
+    <w:lsdException w:name="Colorful List Accent 6" w:semiHidden="0" w:uiPriority="72" w:unhideWhenUsed="0"/>
+    <w:lsdException w:name="Colorful Grid Accent 6" w:semiHidden="0" w:uiPriority="73" w:unhideWhenUsed="0"/>
   </w:latentStyles>
-  <w:style w:type="paragraph" w:default="1" w:styleId="1">
+  <w:style w:type="paragraph" w:default="1" w:styleId="Normal">
     <w:name w:val="Normal"/>
     <w:qFormat/>
-    <w:uiPriority w:val="0"/>
     <w:pPr>
       <w:kinsoku w:val="0"/>
       <w:autoSpaceDE w:val="0"/>
@@ -9049,7 +8806,7 @@
       <w:textAlignment w:val="baseline"/>
     </w:pPr>
     <w:rPr>
-      <w:rFonts w:ascii="Arial" w:hAnsi="Arial" w:eastAsia="宋体" w:cs="Arial"/>
+      <w:rFonts w:ascii="Arial" w:eastAsia="宋体" w:hAnsi="Arial" w:cs="Arial"/>
       <w:snapToGrid w:val="0"/>
       <w:color w:val="000000"/>
       <w:kern w:val="0"/>
@@ -9058,12 +8815,11 @@
       <w:lang w:val="en-US" w:eastAsia="en-US" w:bidi="ar-SA"/>
     </w:rPr>
   </w:style>
-  <w:style w:type="paragraph" w:styleId="2">
+  <w:style w:type="paragraph" w:styleId="Heading1">
     <w:name w:val="heading 1"/>
-    <w:basedOn w:val="1"/>
-    <w:next w:val="1"/>
+    <w:basedOn w:val="Normal"/>
+    <w:next w:val="Normal"/>
     <w:qFormat/>
-    <w:uiPriority w:val="0"/>
     <w:pPr>
       <w:keepNext/>
       <w:keepLines/>
@@ -9081,13 +8837,12 @@
       <w:sz w:val="44"/>
     </w:rPr>
   </w:style>
-  <w:style w:type="paragraph" w:styleId="3">
+  <w:style w:type="paragraph" w:styleId="Heading2">
     <w:name w:val="heading 2"/>
-    <w:basedOn w:val="1"/>
-    <w:next w:val="1"/>
+    <w:basedOn w:val="Normal"/>
+    <w:next w:val="Normal"/>
     <w:unhideWhenUsed/>
     <w:qFormat/>
-    <w:uiPriority w:val="0"/>
     <w:pPr>
       <w:keepNext/>
       <w:keepLines/>
@@ -9100,19 +8855,18 @@
       <w:outlineLvl w:val="1"/>
     </w:pPr>
     <w:rPr>
-      <w:rFonts w:ascii="Arial" w:hAnsi="Arial" w:eastAsia="黑体"/>
+      <w:rFonts w:ascii="Arial" w:eastAsia="黑体" w:hAnsi="Arial"/>
       <w:b/>
       <w:sz w:val="32"/>
     </w:rPr>
   </w:style>
-  <w:style w:type="paragraph" w:styleId="4">
+  <w:style w:type="paragraph" w:styleId="Heading3">
     <w:name w:val="heading 3"/>
-    <w:basedOn w:val="1"/>
-    <w:next w:val="1"/>
+    <w:basedOn w:val="Normal"/>
+    <w:next w:val="Normal"/>
     <w:semiHidden/>
     <w:unhideWhenUsed/>
     <w:qFormat/>
-    <w:uiPriority w:val="0"/>
     <w:pPr>
       <w:keepNext/>
       <w:keepLines/>
@@ -9129,13 +8883,12 @@
       <w:sz w:val="32"/>
     </w:rPr>
   </w:style>
-  <w:style w:type="paragraph" w:styleId="5">
+  <w:style w:type="paragraph" w:styleId="Heading4">
     <w:name w:val="heading 4"/>
-    <w:basedOn w:val="1"/>
-    <w:next w:val="1"/>
+    <w:basedOn w:val="Normal"/>
+    <w:next w:val="Normal"/>
     <w:unhideWhenUsed/>
     <w:qFormat/>
-    <w:uiPriority w:val="0"/>
     <w:pPr>
       <w:keepNext/>
       <w:keepLines/>
@@ -9148,19 +8901,18 @@
       <w:outlineLvl w:val="3"/>
     </w:pPr>
     <w:rPr>
-      <w:rFonts w:ascii="Arial" w:hAnsi="Arial" w:eastAsia="黑体"/>
+      <w:rFonts w:ascii="Arial" w:eastAsia="黑体" w:hAnsi="Arial"/>
       <w:b/>
       <w:sz w:val="28"/>
     </w:rPr>
   </w:style>
-  <w:style w:type="paragraph" w:styleId="6">
+  <w:style w:type="paragraph" w:styleId="Heading5">
     <w:name w:val="heading 5"/>
-    <w:basedOn w:val="1"/>
-    <w:next w:val="1"/>
+    <w:basedOn w:val="Normal"/>
+    <w:next w:val="Normal"/>
     <w:semiHidden/>
     <w:unhideWhenUsed/>
     <w:qFormat/>
-    <w:uiPriority w:val="0"/>
     <w:pPr>
       <w:keepNext/>
       <w:keepLines/>
@@ -9177,14 +8929,13 @@
       <w:sz w:val="28"/>
     </w:rPr>
   </w:style>
-  <w:style w:type="paragraph" w:styleId="7">
+  <w:style w:type="paragraph" w:styleId="Heading6">
     <w:name w:val="heading 6"/>
-    <w:basedOn w:val="1"/>
-    <w:next w:val="1"/>
+    <w:basedOn w:val="Normal"/>
+    <w:next w:val="Normal"/>
     <w:semiHidden/>
     <w:unhideWhenUsed/>
     <w:qFormat/>
-    <w:uiPriority w:val="0"/>
     <w:pPr>
       <w:keepNext/>
       <w:keepLines/>
@@ -9197,19 +8948,18 @@
       <w:outlineLvl w:val="5"/>
     </w:pPr>
     <w:rPr>
-      <w:rFonts w:ascii="Arial" w:hAnsi="Arial" w:eastAsia="黑体"/>
+      <w:rFonts w:ascii="Arial" w:eastAsia="黑体" w:hAnsi="Arial"/>
       <w:b/>
       <w:sz w:val="24"/>
     </w:rPr>
   </w:style>
-  <w:style w:type="paragraph" w:styleId="8">
+  <w:style w:type="paragraph" w:styleId="Heading7">
     <w:name w:val="heading 7"/>
-    <w:basedOn w:val="1"/>
-    <w:next w:val="1"/>
+    <w:basedOn w:val="Normal"/>
+    <w:next w:val="Normal"/>
     <w:semiHidden/>
     <w:unhideWhenUsed/>
     <w:qFormat/>
-    <w:uiPriority w:val="0"/>
     <w:pPr>
       <w:keepNext/>
       <w:keepLines/>
@@ -9226,14 +8976,13 @@
       <w:sz w:val="24"/>
     </w:rPr>
   </w:style>
-  <w:style w:type="paragraph" w:styleId="9">
+  <w:style w:type="paragraph" w:styleId="Heading8">
     <w:name w:val="heading 8"/>
-    <w:basedOn w:val="1"/>
-    <w:next w:val="1"/>
+    <w:basedOn w:val="Normal"/>
+    <w:next w:val="Normal"/>
     <w:semiHidden/>
     <w:unhideWhenUsed/>
     <w:qFormat/>
-    <w:uiPriority w:val="0"/>
     <w:pPr>
       <w:keepNext/>
       <w:keepLines/>
@@ -9246,18 +8995,17 @@
       <w:outlineLvl w:val="7"/>
     </w:pPr>
     <w:rPr>
-      <w:rFonts w:ascii="Arial" w:hAnsi="Arial" w:eastAsia="黑体"/>
+      <w:rFonts w:ascii="Arial" w:eastAsia="黑体" w:hAnsi="Arial"/>
       <w:sz w:val="24"/>
     </w:rPr>
   </w:style>
-  <w:style w:type="paragraph" w:styleId="10">
+  <w:style w:type="paragraph" w:styleId="Heading9">
     <w:name w:val="heading 9"/>
-    <w:basedOn w:val="1"/>
-    <w:next w:val="1"/>
+    <w:basedOn w:val="Normal"/>
+    <w:next w:val="Normal"/>
     <w:semiHidden/>
     <w:unhideWhenUsed/>
     <w:qFormat/>
-    <w:uiPriority w:val="0"/>
     <w:pPr>
       <w:keepNext/>
       <w:keepLines/>
@@ -9270,21 +9018,19 @@
       <w:outlineLvl w:val="8"/>
     </w:pPr>
     <w:rPr>
-      <w:rFonts w:ascii="Arial" w:hAnsi="Arial" w:eastAsia="黑体"/>
+      <w:rFonts w:ascii="Arial" w:eastAsia="黑体" w:hAnsi="Arial"/>
       <w:sz w:val="21"/>
     </w:rPr>
   </w:style>
-  <w:style w:type="character" w:default="1" w:styleId="24">
+  <w:style w:type="character" w:default="1" w:styleId="DefaultParagraphFont">
     <w:name w:val="Default Paragraph Font"/>
     <w:semiHidden/>
     <w:qFormat/>
-    <w:uiPriority w:val="0"/>
   </w:style>
-  <w:style w:type="table" w:default="1" w:styleId="22">
+  <w:style w:type="table" w:default="1" w:styleId="TableNormal">
     <w:name w:val="Normal Table"/>
     <w:semiHidden/>
     <w:qFormat/>
-    <w:uiPriority w:val="0"/>
     <w:tblPr>
       <w:tblCellMar>
         <w:top w:w="0" w:type="dxa"/>
@@ -9294,43 +9040,39 @@
       </w:tblCellMar>
     </w:tblPr>
   </w:style>
-  <w:style w:type="paragraph" w:styleId="11">
+  <w:style w:type="paragraph" w:styleId="CommentText">
     <w:name w:val="annotation text"/>
-    <w:basedOn w:val="1"/>
+    <w:basedOn w:val="Normal"/>
     <w:qFormat/>
-    <w:uiPriority w:val="0"/>
     <w:pPr>
       <w:jc w:val="left"/>
     </w:pPr>
   </w:style>
-  <w:style w:type="paragraph" w:styleId="12">
+  <w:style w:type="paragraph" w:styleId="BodyText">
     <w:name w:val="Body Text"/>
-    <w:basedOn w:val="1"/>
+    <w:basedOn w:val="Normal"/>
     <w:semiHidden/>
     <w:qFormat/>
-    <w:uiPriority w:val="0"/>
     <w:rPr>
-      <w:rFonts w:ascii="Arial" w:hAnsi="Arial" w:eastAsia="Arial" w:cs="Arial"/>
+      <w:rFonts w:ascii="Arial" w:eastAsia="Arial" w:hAnsi="Arial" w:cs="Arial"/>
       <w:sz w:val="21"/>
       <w:szCs w:val="21"/>
       <w:lang w:val="en-US" w:eastAsia="en-US" w:bidi="ar-SA"/>
     </w:rPr>
   </w:style>
-  <w:style w:type="paragraph" w:styleId="13">
+  <w:style w:type="paragraph" w:styleId="TOC3">
     <w:name w:val="toc 3"/>
-    <w:basedOn w:val="1"/>
-    <w:next w:val="1"/>
+    <w:basedOn w:val="Normal"/>
+    <w:next w:val="Normal"/>
     <w:qFormat/>
-    <w:uiPriority w:val="0"/>
     <w:pPr>
       <w:ind w:left="840" w:leftChars="400"/>
     </w:pPr>
   </w:style>
-  <w:style w:type="paragraph" w:styleId="14">
+  <w:style w:type="paragraph" w:styleId="Footer">
     <w:name w:val="footer"/>
-    <w:basedOn w:val="1"/>
+    <w:basedOn w:val="Normal"/>
     <w:qFormat/>
-    <w:uiPriority w:val="0"/>
     <w:pPr>
       <w:tabs>
         <w:tab w:val="center" w:pos="4153"/>
@@ -9343,17 +9085,16 @@
       <w:sz w:val="18"/>
     </w:rPr>
   </w:style>
-  <w:style w:type="paragraph" w:styleId="15">
+  <w:style w:type="paragraph" w:styleId="Header">
     <w:name w:val="header"/>
-    <w:basedOn w:val="1"/>
+    <w:basedOn w:val="Normal"/>
     <w:qFormat/>
-    <w:uiPriority w:val="0"/>
     <w:pPr>
       <w:pBdr>
-        <w:top w:val="none" w:color="auto" w:sz="0" w:space="0"/>
-        <w:left w:val="none" w:color="auto" w:sz="0" w:space="0"/>
-        <w:bottom w:val="none" w:color="auto" w:sz="0" w:space="0"/>
-        <w:right w:val="none" w:color="auto" w:sz="0" w:space="0"/>
+        <w:top w:val="nil"/>
+        <w:left w:val="nil"/>
+        <w:bottom w:val="nil"/>
+        <w:right w:val="nil"/>
       </w:pBdr>
       <w:tabs>
         <w:tab w:val="center" w:pos="4153"/>
@@ -9368,41 +9109,37 @@
       <w:sz w:val="18"/>
     </w:rPr>
   </w:style>
-  <w:style w:type="paragraph" w:styleId="16">
+  <w:style w:type="paragraph" w:styleId="TOC1">
     <w:name w:val="toc 1"/>
-    <w:basedOn w:val="1"/>
-    <w:next w:val="1"/>
+    <w:basedOn w:val="Normal"/>
+    <w:next w:val="Normal"/>
     <w:qFormat/>
-    <w:uiPriority w:val="0"/>
     <w:rPr>
-      <w:rFonts w:ascii="Arial" w:hAnsi="Arial" w:eastAsia="Microsoft JhengHei"/>
+      <w:rFonts w:ascii="Arial" w:eastAsia="Microsoft JhengHei" w:hAnsi="Arial"/>
       <w:sz w:val="24"/>
     </w:rPr>
   </w:style>
-  <w:style w:type="paragraph" w:styleId="17">
+  <w:style w:type="paragraph" w:styleId="TableofFigures">
     <w:name w:val="table of figures"/>
-    <w:basedOn w:val="1"/>
-    <w:next w:val="1"/>
+    <w:basedOn w:val="Normal"/>
+    <w:next w:val="Normal"/>
     <w:qFormat/>
-    <w:uiPriority w:val="0"/>
     <w:pPr>
-      <w:ind w:leftChars="200" w:hanging="200" w:hangingChars="200"/>
+      <w:ind w:hanging="200" w:leftChars="200" w:hangingChars="200"/>
     </w:pPr>
   </w:style>
-  <w:style w:type="paragraph" w:styleId="18">
+  <w:style w:type="paragraph" w:styleId="TOC2">
     <w:name w:val="toc 2"/>
-    <w:basedOn w:val="1"/>
-    <w:next w:val="1"/>
+    <w:basedOn w:val="Normal"/>
+    <w:next w:val="Normal"/>
     <w:qFormat/>
-    <w:uiPriority w:val="0"/>
     <w:pPr>
       <w:ind w:left="420" w:leftChars="200"/>
     </w:pPr>
   </w:style>
-  <w:style w:type="paragraph" w:styleId="19">
+  <w:style w:type="paragraph" w:styleId="HTMLPreformatted">
     <w:name w:val="HTML Preformatted"/>
     <w:qFormat/>
-    <w:uiPriority w:val="0"/>
     <w:pPr>
       <w:tabs>
         <w:tab w:val="left" w:pos="916"/>
@@ -9425,27 +9162,25 @@
       <w:jc w:val="left"/>
     </w:pPr>
     <w:rPr>
-      <w:rFonts w:hint="eastAsia" w:ascii="宋体" w:hAnsi="宋体" w:eastAsia="宋体" w:cs="宋体"/>
+      <w:rFonts w:ascii="宋体" w:eastAsia="宋体" w:hAnsi="宋体" w:cs="宋体" w:hint="eastAsia"/>
       <w:kern w:val="0"/>
       <w:sz w:val="24"/>
       <w:szCs w:val="24"/>
       <w:lang w:val="en-US" w:eastAsia="zh-CN"/>
     </w:rPr>
   </w:style>
-  <w:style w:type="paragraph" w:styleId="20">
+  <w:style w:type="paragraph" w:styleId="NormalWeb">
     <w:name w:val="Normal (Web)"/>
-    <w:basedOn w:val="1"/>
+    <w:basedOn w:val="Normal"/>
     <w:qFormat/>
-    <w:uiPriority w:val="0"/>
     <w:rPr>
       <w:sz w:val="24"/>
     </w:rPr>
   </w:style>
-  <w:style w:type="paragraph" w:styleId="21">
+  <w:style w:type="paragraph" w:styleId="Title">
     <w:name w:val="Title"/>
-    <w:basedOn w:val="1"/>
+    <w:basedOn w:val="Normal"/>
     <w:qFormat/>
-    <w:uiPriority w:val="0"/>
     <w:pPr>
       <w:spacing w:before="240" w:beforeLines="0" w:beforeAutospacing="0" w:after="60" w:afterLines="0" w:afterAutospacing="0"/>
       <w:jc w:val="center"/>
@@ -9457,73 +9192,68 @@
       <w:sz w:val="32"/>
     </w:rPr>
   </w:style>
-  <w:style w:type="table" w:styleId="23">
+  <w:style w:type="table" w:styleId="TableGrid">
     <w:name w:val="Table Grid"/>
-    <w:basedOn w:val="22"/>
+    <w:basedOn w:val="TableNormal"/>
     <w:qFormat/>
-    <w:uiPriority w:val="0"/>
     <w:pPr>
       <w:widowControl w:val="0"/>
       <w:jc w:val="both"/>
     </w:pPr>
     <w:tblPr>
       <w:tblBorders>
-        <w:top w:val="single" w:color="auto" w:sz="4" w:space="0"/>
-        <w:left w:val="single" w:color="auto" w:sz="4" w:space="0"/>
-        <w:bottom w:val="single" w:color="auto" w:sz="4" w:space="0"/>
-        <w:right w:val="single" w:color="auto" w:sz="4" w:space="0"/>
-        <w:insideH w:val="single" w:color="auto" w:sz="4" w:space="0"/>
-        <w:insideV w:val="single" w:color="auto" w:sz="4" w:space="0"/>
+        <w:top w:val="single" w:sz="4" w:space="0" w:color="auto"/>
+        <w:left w:val="single" w:sz="4" w:space="0" w:color="auto"/>
+        <w:bottom w:val="single" w:sz="4" w:space="0" w:color="auto"/>
+        <w:right w:val="single" w:sz="4" w:space="0" w:color="auto"/>
+        <w:insideH w:val="single" w:sz="4" w:space="0" w:color="auto"/>
+        <w:insideV w:val="single" w:sz="4" w:space="0" w:color="auto"/>
       </w:tblBorders>
     </w:tblPr>
   </w:style>
-  <w:style w:type="character" w:styleId="25">
+  <w:style w:type="character" w:styleId="Strong">
     <w:name w:val="Strong"/>
-    <w:basedOn w:val="24"/>
+    <w:basedOn w:val="DefaultParagraphFont"/>
     <w:qFormat/>
-    <w:uiPriority w:val="0"/>
     <w:rPr>
       <w:b/>
     </w:rPr>
   </w:style>
-  <w:style w:type="paragraph" w:customStyle="1" w:styleId="26">
+  <w:style w:type="paragraph" w:customStyle="1" w:styleId="a">
     <w:name w:val="柴_公司名"/>
-    <w:basedOn w:val="21"/>
+    <w:basedOn w:val="Title"/>
     <w:qFormat/>
-    <w:uiPriority w:val="0"/>
     <w:pPr>
       <w:spacing w:after="600" w:afterLines="600"/>
     </w:pPr>
     <w:rPr>
-      <w:rFonts w:hint="eastAsia" w:ascii="宋体" w:hAnsi="宋体" w:eastAsia="宋体" w:cs="宋体"/>
+      <w:rFonts w:ascii="宋体" w:eastAsia="宋体" w:hAnsi="宋体" w:cs="宋体" w:hint="eastAsia"/>
       <w:bCs/>
       <w:spacing w:val="-6"/>
       <w:sz w:val="52"/>
       <w:szCs w:val="52"/>
     </w:rPr>
   </w:style>
-  <w:style w:type="paragraph" w:customStyle="1" w:styleId="27">
+  <w:style w:type="paragraph" w:customStyle="1" w:styleId="a0">
     <w:name w:val="柴_文档名"/>
-    <w:basedOn w:val="21"/>
+    <w:basedOn w:val="Title"/>
     <w:qFormat/>
-    <w:uiPriority w:val="0"/>
     <w:pPr>
       <w:spacing w:after="900" w:afterLines="900"/>
     </w:pPr>
     <w:rPr>
-      <w:rFonts w:ascii="黑体" w:hAnsi="黑体" w:eastAsia="黑体" w:cs="黑体"/>
+      <w:rFonts w:ascii="黑体" w:eastAsia="黑体" w:hAnsi="黑体" w:cs="黑体"/>
       <w:bCs/>
       <w:spacing w:val="-7"/>
       <w:sz w:val="52"/>
       <w:szCs w:val="52"/>
     </w:rPr>
   </w:style>
-  <w:style w:type="table" w:customStyle="1" w:styleId="28">
+  <w:style w:type="table" w:customStyle="1" w:styleId="TableNormal0">
     <w:name w:val="Table Normal_0"/>
     <w:semiHidden/>
     <w:unhideWhenUsed/>
     <w:qFormat/>
-    <w:uiPriority w:val="0"/>
     <w:tblPr>
       <w:tblCellMar>
         <w:top w:w="0" w:type="dxa"/>
@@ -9533,88 +9263,82 @@
       </w:tblCellMar>
     </w:tblPr>
   </w:style>
-  <w:style w:type="paragraph" w:customStyle="1" w:styleId="29">
+  <w:style w:type="paragraph" w:customStyle="1" w:styleId="TableText">
     <w:name w:val="Table Text"/>
-    <w:basedOn w:val="1"/>
+    <w:basedOn w:val="Normal"/>
     <w:semiHidden/>
     <w:qFormat/>
-    <w:uiPriority w:val="0"/>
     <w:rPr>
-      <w:rFonts w:ascii="宋体" w:hAnsi="宋体" w:eastAsia="宋体" w:cs="宋体"/>
+      <w:rFonts w:ascii="宋体" w:eastAsia="宋体" w:hAnsi="宋体" w:cs="宋体"/>
       <w:sz w:val="21"/>
       <w:szCs w:val="21"/>
       <w:lang w:val="en-US" w:eastAsia="en-US" w:bidi="ar-SA"/>
     </w:rPr>
   </w:style>
-  <w:style w:type="paragraph" w:customStyle="1" w:styleId="30">
+  <w:style w:type="paragraph" w:customStyle="1" w:styleId="1">
     <w:name w:val="柴_标题1"/>
-    <w:basedOn w:val="2"/>
-    <w:next w:val="31"/>
-    <w:link w:val="40"/>
+    <w:basedOn w:val="Heading1"/>
+    <w:next w:val="a1"/>
+    <w:link w:val="1Char"/>
     <w:qFormat/>
-    <w:uiPriority w:val="0"/>
     <w:pPr>
       <w:spacing w:before="100" w:after="90" w:line="360" w:lineRule="auto"/>
     </w:pPr>
     <w:rPr>
-      <w:rFonts w:ascii="Arial" w:hAnsi="Arial" w:eastAsia="宋体"/>
+      <w:rFonts w:ascii="Arial" w:eastAsia="宋体" w:hAnsi="Arial"/>
       <w:sz w:val="32"/>
     </w:rPr>
   </w:style>
-  <w:style w:type="paragraph" w:customStyle="1" w:styleId="31">
+  <w:style w:type="paragraph" w:customStyle="1" w:styleId="a1">
     <w:name w:val="柴_正文"/>
-    <w:basedOn w:val="12"/>
-    <w:link w:val="43"/>
+    <w:basedOn w:val="BodyText"/>
+    <w:link w:val="Char"/>
     <w:qFormat/>
-    <w:uiPriority w:val="0"/>
     <w:pPr>
       <w:spacing w:line="360" w:lineRule="auto"/>
       <w:ind w:firstLine="470" w:firstLineChars="200"/>
     </w:pPr>
     <w:rPr>
-      <w:rFonts w:ascii="Arial" w:hAnsi="Arial" w:eastAsia="宋体"/>
+      <w:rFonts w:ascii="Arial" w:eastAsia="宋体" w:hAnsi="Arial"/>
       <w:sz w:val="24"/>
       <w:lang w:eastAsia="zh-CN"/>
     </w:rPr>
   </w:style>
-  <w:style w:type="paragraph" w:customStyle="1" w:styleId="32">
+  <w:style w:type="paragraph" w:customStyle="1" w:styleId="2">
     <w:name w:val="柴_标题2"/>
-    <w:basedOn w:val="3"/>
-    <w:next w:val="31"/>
-    <w:link w:val="46"/>
+    <w:basedOn w:val="Heading2"/>
+    <w:next w:val="a1"/>
+    <w:link w:val="2Char"/>
     <w:qFormat/>
-    <w:uiPriority w:val="0"/>
     <w:pPr>
       <w:spacing w:line="360" w:lineRule="auto"/>
     </w:pPr>
     <w:rPr>
-      <w:rFonts w:ascii="Arial" w:hAnsi="Arial" w:eastAsia="宋体"/>
+      <w:rFonts w:ascii="Arial" w:eastAsia="宋体" w:hAnsi="Arial"/>
       <w:sz w:val="28"/>
     </w:rPr>
   </w:style>
-  <w:style w:type="paragraph" w:customStyle="1" w:styleId="33">
+  <w:style w:type="paragraph" w:customStyle="1" w:styleId="3">
     <w:name w:val="柴_标题3"/>
-    <w:basedOn w:val="4"/>
-    <w:next w:val="31"/>
+    <w:basedOn w:val="Heading3"/>
+    <w:next w:val="a1"/>
     <w:qFormat/>
-    <w:uiPriority w:val="0"/>
     <w:pPr>
       <w:spacing w:line="360" w:lineRule="auto"/>
       <w:ind w:left="0" w:firstLine="472" w:firstLineChars="200"/>
     </w:pPr>
     <w:rPr>
-      <w:rFonts w:ascii="宋体" w:hAnsi="宋体" w:eastAsia="宋体" w:cs="宋体"/>
+      <w:rFonts w:ascii="宋体" w:eastAsia="宋体" w:hAnsi="宋体" w:cs="宋体"/>
       <w:spacing w:val="-2"/>
       <w:sz w:val="24"/>
       <w:szCs w:val="24"/>
     </w:rPr>
   </w:style>
-  <w:style w:type="paragraph" w:customStyle="1" w:styleId="34">
+  <w:style w:type="paragraph" w:customStyle="1" w:styleId="a2">
     <w:name w:val="柴_目录"/>
-    <w:basedOn w:val="1"/>
-    <w:next w:val="12"/>
+    <w:basedOn w:val="Normal"/>
+    <w:next w:val="BodyText"/>
     <w:qFormat/>
-    <w:uiPriority w:val="0"/>
     <w:pPr>
       <w:tabs>
         <w:tab w:val="right" w:leader="dot" w:pos="8442"/>
@@ -9622,64 +9346,59 @@
       <w:ind w:left="0" w:leftChars="0"/>
     </w:pPr>
     <w:rPr>
-      <w:rFonts w:ascii="Arial" w:hAnsi="Arial" w:eastAsia="Microsoft JhengHei"/>
+      <w:rFonts w:ascii="Arial" w:eastAsia="Microsoft JhengHei" w:hAnsi="Arial"/>
       <w:sz w:val="24"/>
     </w:rPr>
   </w:style>
-  <w:style w:type="paragraph" w:customStyle="1" w:styleId="35">
+  <w:style w:type="paragraph" w:customStyle="1" w:styleId="WPSOffice1">
     <w:name w:val="WPSOffice手动目录 1"/>
     <w:qFormat/>
-    <w:uiPriority w:val="0"/>
     <w:pPr>
       <w:ind w:leftChars="0"/>
     </w:pPr>
     <w:rPr>
-      <w:rFonts w:ascii="Times New Roman" w:hAnsi="Times New Roman" w:eastAsia="宋体" w:cs="Times New Roman"/>
+      <w:rFonts w:ascii="Times New Roman" w:eastAsia="宋体" w:hAnsi="Times New Roman" w:cs="Times New Roman"/>
       <w:sz w:val="20"/>
       <w:szCs w:val="20"/>
     </w:rPr>
   </w:style>
-  <w:style w:type="paragraph" w:customStyle="1" w:styleId="36">
+  <w:style w:type="paragraph" w:customStyle="1" w:styleId="WPSOffice2">
     <w:name w:val="WPSOffice手动目录 2"/>
     <w:qFormat/>
-    <w:uiPriority w:val="0"/>
     <w:pPr>
       <w:ind w:leftChars="200"/>
     </w:pPr>
     <w:rPr>
-      <w:rFonts w:ascii="Times New Roman" w:hAnsi="Times New Roman" w:eastAsia="宋体" w:cs="Times New Roman"/>
+      <w:rFonts w:ascii="Times New Roman" w:eastAsia="宋体" w:hAnsi="Times New Roman" w:cs="Times New Roman"/>
       <w:sz w:val="20"/>
       <w:szCs w:val="20"/>
     </w:rPr>
   </w:style>
-  <w:style w:type="paragraph" w:customStyle="1" w:styleId="37">
+  <w:style w:type="paragraph" w:customStyle="1" w:styleId="WPSOffice3">
     <w:name w:val="WPSOffice手动目录 3"/>
     <w:qFormat/>
-    <w:uiPriority w:val="0"/>
     <w:pPr>
       <w:ind w:leftChars="400"/>
     </w:pPr>
     <w:rPr>
-      <w:rFonts w:ascii="Times New Roman" w:hAnsi="Times New Roman" w:eastAsia="宋体" w:cs="Times New Roman"/>
+      <w:rFonts w:ascii="Times New Roman" w:eastAsia="宋体" w:hAnsi="Times New Roman" w:cs="Times New Roman"/>
       <w:sz w:val="20"/>
       <w:szCs w:val="20"/>
     </w:rPr>
   </w:style>
-  <w:style w:type="paragraph" w:customStyle="1" w:styleId="38">
+  <w:style w:type="paragraph" w:customStyle="1" w:styleId="Compact">
     <w:name w:val="Compact"/>
-    <w:basedOn w:val="12"/>
+    <w:basedOn w:val="BodyText"/>
     <w:qFormat/>
-    <w:uiPriority w:val="0"/>
     <w:pPr>
       <w:spacing w:before="36" w:after="36"/>
     </w:pPr>
   </w:style>
-  <w:style w:type="table" w:customStyle="1" w:styleId="39">
+  <w:style w:type="table" w:customStyle="1" w:styleId="Table">
     <w:name w:val="Table"/>
     <w:semiHidden/>
     <w:unhideWhenUsed/>
     <w:qFormat/>
-    <w:uiPriority w:val="0"/>
     <w:tblPr>
       <w:tblCellMar>
         <w:top w:w="0" w:type="dxa"/>
@@ -9691,28 +9410,26 @@
     <w:tblStylePr w:type="firstRow">
       <w:tcPr>
         <w:tcBorders>
-          <w:bottom w:val="single" w:color="auto" w:sz="0" w:space="0"/>
+          <w:bottom w:val="single" w:sz="0" w:space="0" w:color="auto"/>
         </w:tcBorders>
         <w:vAlign w:val="bottom"/>
       </w:tcPr>
     </w:tblStylePr>
   </w:style>
-  <w:style w:type="character" w:customStyle="1" w:styleId="40">
+  <w:style w:type="character" w:customStyle="1" w:styleId="1Char">
     <w:name w:val="柴_标题1 Char"/>
-    <w:link w:val="30"/>
+    <w:link w:val="1"/>
     <w:qFormat/>
-    <w:uiPriority w:val="0"/>
     <w:rPr>
-      <w:rFonts w:ascii="Arial" w:hAnsi="Arial" w:eastAsia="宋体"/>
+      <w:rFonts w:ascii="Arial" w:eastAsia="宋体" w:hAnsi="Arial"/>
       <w:sz w:val="32"/>
     </w:rPr>
   </w:style>
-  <w:style w:type="paragraph" w:customStyle="1" w:styleId="41">
+  <w:style w:type="paragraph" w:customStyle="1" w:styleId="a3">
     <w:name w:val="柴_正文_无缩进"/>
-    <w:basedOn w:val="1"/>
-    <w:link w:val="45"/>
+    <w:basedOn w:val="Normal"/>
+    <w:link w:val="Char0"/>
     <w:qFormat/>
-    <w:uiPriority w:val="0"/>
     <w:pPr>
       <w:ind w:firstLine="0" w:firstLineChars="0"/>
     </w:pPr>
@@ -9722,41 +9439,38 @@
       <w:lang w:eastAsia="zh-CN"/>
     </w:rPr>
   </w:style>
-  <w:style w:type="paragraph" w:customStyle="1" w:styleId="42">
+  <w:style w:type="paragraph" w:customStyle="1" w:styleId="4">
     <w:name w:val="柴_标题4"/>
-    <w:basedOn w:val="5"/>
-    <w:next w:val="1"/>
+    <w:basedOn w:val="Heading4"/>
+    <w:next w:val="Normal"/>
     <w:qFormat/>
-    <w:uiPriority w:val="0"/>
     <w:pPr>
       <w:widowControl w:val="0"/>
       <w:spacing w:before="160" w:line="360" w:lineRule="auto"/>
-      <w:ind w:left="981" w:leftChars="300" w:hanging="862"/>
+      <w:ind w:left="981" w:hanging="862" w:leftChars="300"/>
     </w:pPr>
     <w:rPr>
-      <w:rFonts w:hint="eastAsia" w:ascii="Calibri" w:hAnsi="Calibri" w:eastAsia="宋体" w:cs="宋体"/>
+      <w:rFonts w:ascii="Calibri" w:eastAsia="宋体" w:hAnsi="Calibri" w:cs="宋体" w:hint="eastAsia"/>
       <w:sz w:val="24"/>
       <w:szCs w:val="24"/>
       <w:lang w:eastAsia="zh-CN" w:bidi="zh-CN"/>
     </w:rPr>
   </w:style>
-  <w:style w:type="character" w:customStyle="1" w:styleId="43">
+  <w:style w:type="character" w:customStyle="1" w:styleId="Char">
     <w:name w:val="柴_正文 Char"/>
-    <w:link w:val="31"/>
+    <w:link w:val="a1"/>
     <w:qFormat/>
-    <w:uiPriority w:val="0"/>
     <w:rPr>
-      <w:rFonts w:ascii="Arial" w:hAnsi="Arial" w:eastAsia="宋体"/>
+      <w:rFonts w:ascii="Arial" w:eastAsia="宋体" w:hAnsi="Arial"/>
       <w:sz w:val="24"/>
       <w:lang w:eastAsia="zh-CN"/>
     </w:rPr>
   </w:style>
-  <w:style w:type="table" w:customStyle="1" w:styleId="44">
+  <w:style w:type="table" w:customStyle="1" w:styleId="TableNormal00">
     <w:name w:val="Table Normal_0_0"/>
     <w:semiHidden/>
     <w:unhideWhenUsed/>
     <w:qFormat/>
-    <w:uiPriority w:val="0"/>
     <w:tblPr>
       <w:tblCellMar>
         <w:top w:w="0" w:type="dxa"/>
@@ -9766,45 +9480,41 @@
       </w:tblCellMar>
     </w:tblPr>
   </w:style>
-  <w:style w:type="character" w:customStyle="1" w:styleId="45">
+  <w:style w:type="character" w:customStyle="1" w:styleId="Char0">
     <w:name w:val="柴_正文_无缩进 Char"/>
-    <w:link w:val="41"/>
+    <w:link w:val="a3"/>
     <w:qFormat/>
-    <w:uiPriority w:val="0"/>
     <w:rPr>
       <w:rFonts w:ascii="Arial" w:hAnsi="Arial"/>
       <w:sz w:val="24"/>
       <w:lang w:eastAsia="zh-CN"/>
     </w:rPr>
   </w:style>
-  <w:style w:type="character" w:customStyle="1" w:styleId="46">
+  <w:style w:type="character" w:customStyle="1" w:styleId="2Char">
     <w:name w:val="柴_标题2 Char"/>
-    <w:link w:val="32"/>
+    <w:link w:val="2"/>
     <w:qFormat/>
-    <w:uiPriority w:val="0"/>
     <w:rPr>
-      <w:rFonts w:ascii="Arial" w:hAnsi="Arial" w:eastAsia="宋体"/>
+      <w:rFonts w:ascii="Arial" w:eastAsia="宋体" w:hAnsi="Arial"/>
       <w:sz w:val="28"/>
     </w:rPr>
   </w:style>
-  <w:style w:type="character" w:customStyle="1" w:styleId="47">
+  <w:style w:type="character" w:customStyle="1" w:styleId="Char1">
     <w:name w:val="柴_题注 Char"/>
-    <w:link w:val="48"/>
+    <w:link w:val="a4"/>
     <w:qFormat/>
-    <w:uiPriority w:val="0"/>
   </w:style>
-  <w:style w:type="paragraph" w:customStyle="1" w:styleId="48">
+  <w:style w:type="paragraph" w:customStyle="1" w:styleId="a4">
     <w:name w:val="柴_题注"/>
-    <w:basedOn w:val="19"/>
-    <w:link w:val="47"/>
+    <w:basedOn w:val="HTMLPreformatted"/>
+    <w:link w:val="Char1"/>
     <w:qFormat/>
-    <w:uiPriority w:val="0"/>
     <w:pPr>
       <w:pBdr>
-        <w:top w:val="none" w:color="auto" w:sz="0" w:space="0"/>
-        <w:left w:val="none" w:color="auto" w:sz="0" w:space="0"/>
-        <w:bottom w:val="none" w:color="auto" w:sz="0" w:space="0"/>
-        <w:right w:val="none" w:color="auto" w:sz="0" w:space="0"/>
+        <w:top w:val="nil"/>
+        <w:left w:val="nil"/>
+        <w:bottom w:val="nil"/>
+        <w:right w:val="nil"/>
       </w:pBdr>
       <w:wordWrap w:val="0"/>
       <w:spacing w:line="264" w:lineRule="atLeast"/>
